--- a/Enhancing Handwritten Text Recognition Using Transformer Models Derived from Large Language Models.docx
+++ b/Enhancing Handwritten Text Recognition Using Transformer Models Derived from Large Language Models.docx
@@ -13,7 +13,6 @@
       <w:r>
         <w:rPr>
           <w:noProof/>
-          <w:lang w:val="en-GB" w:eastAsia="en-GB"/>
         </w:rPr>
         <w:drawing>
           <wp:anchor distT="0" distB="0" distL="0" distR="0" simplePos="0" relativeHeight="146" behindDoc="1" locked="0" layoutInCell="0" allowOverlap="1">
@@ -64,7 +63,6 @@
       <w:r>
         <w:rPr>
           <w:noProof/>
-          <w:lang w:val="en-GB" w:eastAsia="en-GB"/>
         </w:rPr>
         <w:drawing>
           <wp:anchor distT="0" distB="0" distL="0" distR="0" simplePos="0" relativeHeight="149" behindDoc="0" locked="0" layoutInCell="1" allowOverlap="1">
@@ -381,43 +379,7 @@
           <w:sz w:val="28"/>
           <w:szCs w:val="28"/>
         </w:rPr>
-        <w:t xml:space="preserve"> </w:t>
-      </w:r>
-      <w:proofErr w:type="spellStart"/>
-      <w:r>
-        <w:rPr>
-          <w:rFonts w:asciiTheme="majorBidi" w:hAnsiTheme="majorBidi" w:cstheme="majorBidi"/>
-          <w:sz w:val="28"/>
-          <w:szCs w:val="28"/>
-        </w:rPr>
-        <w:t>Elzubier</w:t>
-      </w:r>
-      <w:proofErr w:type="spellEnd"/>
-      <w:r>
-        <w:rPr>
-          <w:rFonts w:asciiTheme="majorBidi" w:hAnsiTheme="majorBidi" w:cstheme="majorBidi"/>
-          <w:sz w:val="28"/>
-          <w:szCs w:val="28"/>
-        </w:rPr>
-        <w:t xml:space="preserve"> </w:t>
-      </w:r>
-      <w:proofErr w:type="spellStart"/>
-      <w:r>
-        <w:rPr>
-          <w:rFonts w:asciiTheme="majorBidi" w:hAnsiTheme="majorBidi" w:cstheme="majorBidi"/>
-          <w:sz w:val="28"/>
-          <w:szCs w:val="28"/>
-        </w:rPr>
-        <w:t>Alsayed</w:t>
-      </w:r>
-      <w:proofErr w:type="spellEnd"/>
-      <w:r>
-        <w:rPr>
-          <w:rFonts w:asciiTheme="majorBidi" w:hAnsiTheme="majorBidi" w:cstheme="majorBidi"/>
-          <w:sz w:val="28"/>
-          <w:szCs w:val="28"/>
-        </w:rPr>
-        <w:t xml:space="preserve"> </w:t>
+        <w:t xml:space="preserve"> Elzubier Alsayed </w:t>
       </w:r>
       <w:proofErr w:type="spellStart"/>
       <w:r>
@@ -1269,7 +1231,6 @@
           <w:id w:val="1934171067"/>
           <w:citation/>
         </w:sdtPr>
-        <w:sdtEndPr/>
         <w:sdtContent>
           <w:r>
             <w:rPr>
@@ -1301,18 +1262,8 @@
               <w:sz w:val="24"/>
               <w:szCs w:val="24"/>
             </w:rPr>
-            <w:t xml:space="preserve"> (Skala, V., Singh, T.P., Choudhury, T., Tomar, R. and Bashar, M.A. eds., Md. Abul Bashar Editors, </w:t>
+            <w:t xml:space="preserve"> (Skala, V., Singh, T.P., Choudhury, T., Tomar, R. and Bashar, M.A. eds., Md. Abul Bashar Editors, 2022 )</w:t>
           </w:r>
-          <w:proofErr w:type="gramStart"/>
-          <w:r>
-            <w:rPr>
-              <w:rFonts w:ascii="Times New Roman" w:hAnsi="Times New Roman" w:cs="Times New Roman"/>
-              <w:sz w:val="24"/>
-              <w:szCs w:val="24"/>
-            </w:rPr>
-            <w:t>2022 )</w:t>
-          </w:r>
-          <w:proofErr w:type="gramEnd"/>
           <w:r>
             <w:rPr>
               <w:rFonts w:ascii="Times New Roman" w:hAnsi="Times New Roman" w:cs="Times New Roman"/>
@@ -1355,7 +1306,6 @@
           <w:id w:val="464791502"/>
           <w:citation/>
         </w:sdtPr>
-        <w:sdtEndPr/>
         <w:sdtContent>
           <w:r>
             <w:rPr>
@@ -2018,7 +1968,6 @@
       <w:r>
         <w:rPr>
           <w:noProof/>
-          <w:lang w:val="en-GB" w:eastAsia="en-GB"/>
         </w:rPr>
         <w:drawing>
           <wp:inline distT="0" distB="0" distL="0" distR="0">
@@ -2293,7 +2242,6 @@
       <w:r>
         <w:rPr>
           <w:noProof/>
-          <w:lang w:val="en-GB" w:eastAsia="en-GB"/>
         </w:rPr>
         <w:lastRenderedPageBreak/>
         <w:drawing>
@@ -3688,7 +3636,6 @@
           <w:id w:val="146250209"/>
           <w:citation/>
         </w:sdtPr>
-        <w:sdtEndPr/>
         <w:sdtContent>
           <w:r>
             <w:fldChar w:fldCharType="begin"/>
@@ -3715,7 +3662,6 @@
           <w:id w:val="-1213269985"/>
           <w:citation/>
         </w:sdtPr>
-        <w:sdtEndPr/>
         <w:sdtContent>
           <w:r>
             <w:fldChar w:fldCharType="begin"/>
@@ -3727,15 +3673,7 @@
             <w:fldChar w:fldCharType="separate"/>
           </w:r>
           <w:r>
-            <w:t>(Naveenkumar</w:t>
-          </w:r>
-          <w:proofErr w:type="gramStart"/>
-          <w:r>
-            <w:t>, ,</w:t>
-          </w:r>
-          <w:proofErr w:type="gramEnd"/>
-          <w:r>
-            <w:t xml:space="preserve"> M. and V. Ayyasamy., 2016)</w:t>
+            <w:t>(Naveenkumar, , M. and V. Ayyasamy., 2016)</w:t>
           </w:r>
           <w:r>
             <w:fldChar w:fldCharType="end"/>
@@ -3836,7 +3774,6 @@
           <w:id w:val="499858370"/>
           <w:citation/>
         </w:sdtPr>
-        <w:sdtEndPr/>
         <w:sdtContent>
           <w:r>
             <w:fldChar w:fldCharType="begin"/>
@@ -3848,15 +3785,7 @@
             <w:fldChar w:fldCharType="separate"/>
           </w:r>
           <w:r>
-            <w:t xml:space="preserve"> (Isheawy, N.A.M. and Hasan, H.</w:t>
-          </w:r>
-          <w:proofErr w:type="gramStart"/>
-          <w:r>
-            <w:t>,,</w:t>
-          </w:r>
-          <w:proofErr w:type="gramEnd"/>
-          <w:r>
-            <w:t xml:space="preserve"> 2015)</w:t>
+            <w:t xml:space="preserve"> (Isheawy, N.A.M. and Hasan, H.,, 2015)</w:t>
           </w:r>
           <w:r>
             <w:fldChar w:fldCharType="end"/>
@@ -3927,7 +3856,6 @@
           <w:id w:val="-600559643"/>
           <w:citation/>
         </w:sdtPr>
-        <w:sdtEndPr/>
         <w:sdtContent>
           <w:r>
             <w:fldChar w:fldCharType="begin"/>
@@ -3961,7 +3889,6 @@
           <w:id w:val="-1362903255"/>
           <w:citation/>
         </w:sdtPr>
-        <w:sdtEndPr/>
         <w:sdtContent>
           <w:r>
             <w:fldChar w:fldCharType="begin"/>
@@ -3973,13 +3900,8 @@
             <w:fldChar w:fldCharType="separate"/>
           </w:r>
           <w:r>
-            <w:t xml:space="preserve">(Skala, V., Singh, T.P., Choudhury, T., Tomar, R. and Bashar, M.A. eds., Md. Abul Bashar Editors, </w:t>
+            <w:t>(Skala, V., Singh, T.P., Choudhury, T., Tomar, R. and Bashar, M.A. eds., Md. Abul Bashar Editors, 2022 )</w:t>
           </w:r>
-          <w:proofErr w:type="gramStart"/>
-          <w:r>
-            <w:t>2022 )</w:t>
-          </w:r>
-          <w:proofErr w:type="gramEnd"/>
           <w:r>
             <w:fldChar w:fldCharType="end"/>
           </w:r>
@@ -4082,7 +4004,6 @@
           <w:id w:val="-251118845"/>
           <w:citation/>
         </w:sdtPr>
-        <w:sdtEndPr/>
         <w:sdtContent>
           <w:r>
             <w:fldChar w:fldCharType="begin"/>
@@ -4094,15 +4015,7 @@
             <w:fldChar w:fldCharType="separate"/>
           </w:r>
           <w:r>
-            <w:t>(Parres, D. and Paredes, R.</w:t>
-          </w:r>
-          <w:proofErr w:type="gramStart"/>
-          <w:r>
-            <w:t>,,</w:t>
-          </w:r>
-          <w:proofErr w:type="gramEnd"/>
-          <w:r>
-            <w:t xml:space="preserve"> 2023, August)</w:t>
+            <w:t>(Parres, D. and Paredes, R.,, 2023, August)</w:t>
           </w:r>
           <w:r>
             <w:fldChar w:fldCharType="end"/>
@@ -4132,7 +4045,6 @@
           <w:id w:val="1044488771"/>
           <w:citation/>
         </w:sdtPr>
-        <w:sdtEndPr/>
         <w:sdtContent>
           <w:r>
             <w:fldChar w:fldCharType="begin"/>
@@ -4144,15 +4056,7 @@
             <w:fldChar w:fldCharType="separate"/>
           </w:r>
           <w:r>
-            <w:t>(Li, M., Lv, T., Chen, J., Cui, L., Lu, Y., Florencio, D., Zhang, C., Li, Z. and Wei, F.</w:t>
-          </w:r>
-          <w:proofErr w:type="gramStart"/>
-          <w:r>
-            <w:t>,,</w:t>
-          </w:r>
-          <w:proofErr w:type="gramEnd"/>
-          <w:r>
-            <w:t xml:space="preserve"> 2023, June.)</w:t>
+            <w:t>(Li, M., Lv, T., Chen, J., Cui, L., Lu, Y., Florencio, D., Zhang, C., Li, Z. and Wei, F.,, 2023, June.)</w:t>
           </w:r>
           <w:r>
             <w:fldChar w:fldCharType="end"/>
@@ -4185,7 +4089,6 @@
           <w:id w:val="1282225886"/>
           <w:citation/>
         </w:sdtPr>
-        <w:sdtEndPr/>
         <w:sdtContent>
           <w:r>
             <w:fldChar w:fldCharType="begin"/>
@@ -4234,7 +4137,6 @@
           <w:id w:val="1192114916"/>
           <w:citation/>
         </w:sdtPr>
-        <w:sdtEndPr/>
         <w:sdtContent>
           <w:r>
             <w:fldChar w:fldCharType="begin"/>
@@ -4246,15 +4148,7 @@
             <w:fldChar w:fldCharType="separate"/>
           </w:r>
           <w:r>
-            <w:t>(Kass, D. and Vats, E.</w:t>
-          </w:r>
-          <w:proofErr w:type="gramStart"/>
-          <w:r>
-            <w:t>,,</w:t>
-          </w:r>
-          <w:proofErr w:type="gramEnd"/>
-          <w:r>
-            <w:t xml:space="preserve"> 2022)</w:t>
+            <w:t>(Kass, D. and Vats, E.,, 2022)</w:t>
           </w:r>
           <w:r>
             <w:fldChar w:fldCharType="end"/>
@@ -4287,7 +4181,6 @@
           <w:id w:val="-1848163439"/>
           <w:citation/>
         </w:sdtPr>
-        <w:sdtEndPr/>
         <w:sdtContent>
           <w:r>
             <w:fldChar w:fldCharType="begin"/>
@@ -4299,15 +4192,7 @@
             <w:fldChar w:fldCharType="separate"/>
           </w:r>
           <w:r>
-            <w:t xml:space="preserve"> (Balci, B., Saadati, D. and Shiferaw, D.</w:t>
-          </w:r>
-          <w:proofErr w:type="gramStart"/>
-          <w:r>
-            <w:t>,,</w:t>
-          </w:r>
-          <w:proofErr w:type="gramEnd"/>
-          <w:r>
-            <w:t xml:space="preserve"> 2017)</w:t>
+            <w:t xml:space="preserve"> (Balci, B., Saadati, D. and Shiferaw, D.,, 2017)</w:t>
           </w:r>
           <w:r>
             <w:fldChar w:fldCharType="end"/>
@@ -4322,7 +4207,6 @@
           <w:id w:val="1917896327"/>
           <w:citation/>
         </w:sdtPr>
-        <w:sdtEndPr/>
         <w:sdtContent>
           <w:r>
             <w:fldChar w:fldCharType="begin"/>
@@ -4359,7 +4243,6 @@
           <w:id w:val="-2054066396"/>
           <w:citation/>
         </w:sdtPr>
-        <w:sdtEndPr/>
         <w:sdtContent>
           <w:r>
             <w:fldChar w:fldCharType="begin"/>
@@ -4371,15 +4254,7 @@
             <w:fldChar w:fldCharType="separate"/>
           </w:r>
           <w:r>
-            <w:t>(Barrere, K., Soullard, Y., Lemaitre, A. and Coüasnon, B.</w:t>
-          </w:r>
-          <w:proofErr w:type="gramStart"/>
-          <w:r>
-            <w:t>, ,</w:t>
-          </w:r>
-          <w:proofErr w:type="gramEnd"/>
-          <w:r>
-            <w:t xml:space="preserve"> 2022)</w:t>
+            <w:t>(Barrere, K., Soullard, Y., Lemaitre, A. and Coüasnon, B., , 2022)</w:t>
           </w:r>
           <w:r>
             <w:fldChar w:fldCharType="end"/>
@@ -4404,7 +4279,6 @@
           <w:id w:val="212552197"/>
           <w:citation/>
         </w:sdtPr>
-        <w:sdtEndPr/>
         <w:sdtContent>
           <w:r>
             <w:fldChar w:fldCharType="begin"/>
@@ -4442,7 +4316,6 @@
           <w:id w:val="-182362442"/>
           <w:citation/>
         </w:sdtPr>
-        <w:sdtEndPr/>
         <w:sdtContent>
           <w:r>
             <w:fldChar w:fldCharType="begin"/>
@@ -4454,15 +4327,7 @@
             <w:fldChar w:fldCharType="separate"/>
           </w:r>
           <w:r>
-            <w:t>(Coquenet, D., Chatelain, C. and Paquet, T.</w:t>
-          </w:r>
-          <w:proofErr w:type="gramStart"/>
-          <w:r>
-            <w:t>, ,</w:t>
-          </w:r>
-          <w:proofErr w:type="gramEnd"/>
-          <w:r>
-            <w:t xml:space="preserve"> 2020)</w:t>
+            <w:t>(Coquenet, D., Chatelain, C. and Paquet, T., , 2020)</w:t>
           </w:r>
           <w:r>
             <w:fldChar w:fldCharType="end"/>
@@ -7403,13 +7268,47 @@
           <w:ilvl w:val="0"/>
           <w:numId w:val="5"/>
         </w:numPr>
-        <w:spacing w:beforeAutospacing="1" w:after="100" w:afterAutospacing="1" w:line="360" w:lineRule="auto"/>
-        <w:contextualSpacing w:val="0"/>
-        <w:rPr>
-          <w:rFonts w:ascii="Times New Roman" w:eastAsia="Times New Roman" w:hAnsi="Times New Roman" w:cs="Times New Roman"/>
-          <w:vanish/>
-          <w:sz w:val="24"/>
-          <w:szCs w:val="24"/>
+        <w:spacing w:after="0" w:line="240" w:lineRule="auto"/>
+        <w:jc w:val="center"/>
+        <w:rPr>
+          <w:rFonts w:asciiTheme="majorBidi" w:hAnsiTheme="majorBidi" w:cstheme="majorBidi"/>
+          <w:b/>
+          <w:bCs/>
+          <w:sz w:val="48"/>
+          <w:szCs w:val="48"/>
+        </w:rPr>
+      </w:pPr>
+      <w:r>
+        <w:rPr>
+          <w:rFonts w:asciiTheme="majorBidi" w:hAnsiTheme="majorBidi" w:cstheme="majorBidi"/>
+          <w:b/>
+          <w:bCs/>
+          <w:sz w:val="44"/>
+          <w:szCs w:val="44"/>
+        </w:rPr>
+        <w:lastRenderedPageBreak/>
+        <w:t>CHAPTER II</w:t>
+      </w:r>
+      <w:r>
+        <w:rPr>
+          <w:rFonts w:asciiTheme="majorBidi" w:hAnsiTheme="majorBidi" w:cstheme="majorBidi"/>
+          <w:b/>
+          <w:bCs/>
+          <w:sz w:val="44"/>
+          <w:szCs w:val="44"/>
+        </w:rPr>
+        <w:t>I</w:t>
+      </w:r>
+    </w:p>
+    <w:p>
+      <w:pPr>
+        <w:spacing w:after="0" w:line="240" w:lineRule="auto"/>
+        <w:rPr>
+          <w:rFonts w:asciiTheme="majorBidi" w:hAnsiTheme="majorBidi" w:cstheme="majorBidi"/>
+          <w:b/>
+          <w:bCs/>
+          <w:sz w:val="2"/>
+          <w:szCs w:val="2"/>
         </w:rPr>
       </w:pPr>
     </w:p>
@@ -7587,7 +7486,24 @@
           <w:sz w:val="24"/>
           <w:szCs w:val="24"/>
         </w:rPr>
-        <w:t xml:space="preserve"> equilibrium where it is able to generalize with high accuracy without losing fit. This is a crucial step in developing a model that is able to read various handwriting styles and still maintain the same level of efficiency.</w:t>
+        <w:t xml:space="preserve"> equilibrium where it is able to generalize with high accuracy without losing fit. This is a crucial step in developing a model that </w:t>
+      </w:r>
+      <w:r>
+        <w:rPr>
+          <w:rFonts w:asciiTheme="majorBidi" w:hAnsiTheme="majorBidi" w:cstheme="majorBidi"/>
+          <w:sz w:val="24"/>
+          <w:szCs w:val="24"/>
+        </w:rPr>
+        <w:lastRenderedPageBreak/>
+        <w:t>is able to read various handwriting styles and still maintai</w:t>
+      </w:r>
+      <w:r>
+        <w:rPr>
+          <w:rFonts w:asciiTheme="majorBidi" w:hAnsiTheme="majorBidi" w:cstheme="majorBidi"/>
+          <w:sz w:val="24"/>
+          <w:szCs w:val="24"/>
+        </w:rPr>
+        <w:t>n the same level of efficiency.</w:t>
       </w:r>
     </w:p>
     <w:p>
@@ -7605,6 +7521,14 @@
           <w:szCs w:val="24"/>
         </w:rPr>
       </w:pPr>
+      <w:r>
+        <w:rPr>
+          <w:rFonts w:asciiTheme="majorBidi" w:hAnsiTheme="majorBidi" w:cstheme="majorBidi"/>
+          <w:sz w:val="24"/>
+          <w:szCs w:val="24"/>
+        </w:rPr>
+        <w:t>The last process is evaluation stage- a very significant single period in which we see if that is all of the capabilities of a model. During this period the model is tested on all the metrics as well as the benchmarks i.e. Character Error Rate (CER), accuracy, precision etc. That allows that stage for providing some qualitative assessment of the model and its abilities and full understanding what exactly should be improved in that model. Even though this stage provides answers to the questions already formulated, it also raises additional ones, which means that the path of development and improvement has yet to come to an end.</w:t>
+      </w:r>
     </w:p>
     <w:p>
       <w:pPr>
@@ -7627,7 +7551,7 @@
           <w:sz w:val="24"/>
           <w:szCs w:val="24"/>
         </w:rPr>
-        <w:t>The last process is evaluation stage- a very significant single period in which we see if that is all of the capabilities of a model. During this period the model is tested on all the metrics as well as the benchmarks i.e. Character Error Rate (CER), accuracy, precision etc. That allows that stage for providing some qualitative assessment of the model and its abilities and full understanding what exactly should be improved in that model. Even though this stage provides answers to the questions already formulated, it also raises additional ones, which means that the path of development and improvement has yet to come to an end.</w:t>
+        <w:t>This approach elucidates a progression, not simply of steps or actions but of questions and investigations of a scientific nature. Each and every step including but not limited to the query expansion or decision on datasets for a particular objective is taken rather systematically and rationally owing to the problems and advantages allied with transforming natural language to a computer’s style of writing. It is this path that we have adopted which is rooted in appreciating the difficulty of the work and the desire of making the results better which keeps us on the way to developing a robust and efficient handwritten text recognition system.</w:t>
       </w:r>
     </w:p>
     <w:p>
@@ -7651,7 +7575,7 @@
           <w:sz w:val="24"/>
           <w:szCs w:val="24"/>
         </w:rPr>
-        <w:t>This approach elucidates a progression, not simply of steps or actions but of questions and investigations of a scientific nature. Each and every step including but not limited to the query expansion or decision on datasets for a particular objective is taken rather systematically and rationally owing to the problems and advantages allied with transforming natural language to a computer’s style of writing. It is this path that we have adopted which is rooted in appreciating the difficulty of the work and the desire of making the results better which keeps us on the way to developing a robust and efficient handwritten text recognition system.</w:t>
+        <w:t xml:space="preserve">This complex undertaking encompasses much more than merely choosing appropriate implement such as transformer based architectures or large language models LLMs. Models like GPT-3, BERT, and others have revolutionized the way machines understand and generate human language. Such models are able not only to recognize patterns in data but also to understand what those patterns of latent variables contextually infer. They can read even the most difficult slants and curves of a person’s hand writing and interpret the motives behind those handwriting strokes convincingly. </w:t>
       </w:r>
     </w:p>
     <w:p>
@@ -7675,31 +7599,7 @@
           <w:sz w:val="24"/>
           <w:szCs w:val="24"/>
         </w:rPr>
-        <w:t xml:space="preserve">This complex undertaking encompasses much more than merely choosing appropriate implement such as transformer based architectures or large language models LLMs. Models like GPT-3, BERT, and others have revolutionized the way machines understand and generate human language. Such models are able not only to recognize patterns in data but also to understand what those patterns of latent variables contextually infer. They can read even the most difficult slants and curves of a person’s hand writing and interpret the motives behind those handwriting strokes convincingly. </w:t>
-      </w:r>
-    </w:p>
-    <w:p>
-      <w:pPr>
-        <w:pStyle w:val="BodyText"/>
-        <w:tabs>
-          <w:tab w:val="left" w:pos="0"/>
-        </w:tabs>
-        <w:spacing w:line="360" w:lineRule="auto"/>
-        <w:ind w:left="709"/>
-        <w:jc w:val="both"/>
-        <w:rPr>
-          <w:rFonts w:asciiTheme="majorBidi" w:hAnsiTheme="majorBidi" w:cstheme="majorBidi"/>
-          <w:sz w:val="24"/>
-          <w:szCs w:val="24"/>
-        </w:rPr>
-      </w:pPr>
-      <w:r>
-        <w:rPr>
-          <w:rFonts w:asciiTheme="majorBidi" w:hAnsiTheme="majorBidi" w:cstheme="majorBidi"/>
-          <w:sz w:val="24"/>
-          <w:szCs w:val="24"/>
-        </w:rPr>
-        <w:t xml:space="preserve">In deploying large language models for this task, the process entails much more than learning to read letter by letter or word in some cases. These models are already trained on a lot of language knowledge and therefore can appreciate text as a whole and thus better predict meaning and transcription accuracy. When the model is tasked with recognizing handwritten documents, it is not a matter of starting from a completely blank slate but rather enhancing that of the existing </w:t>
+        <w:t xml:space="preserve">In deploying large language models for this task, the process entails much more than learning to read letter by letter or word in some cases. These models are already trained on a lot of language knowledge and therefore can appreciate text as a whole and thus better predict meaning and transcription accuracy. When the model is tasked with recognizing handwritten documents, it is not a matter of </w:t>
       </w:r>
       <w:r>
         <w:rPr>
@@ -7708,7 +7608,7 @@
           <w:szCs w:val="24"/>
         </w:rPr>
         <w:lastRenderedPageBreak/>
-        <w:t>knowledge, which allows better adaptation to the different handwriting styles. A person who has read widely can easily understand smartly different regional accents, and so our model learns to make sense of many different styles or variations of writing.</w:t>
+        <w:t>starting from a completely blank slate but rather enhancing that of the existing knowledge, which allows better adaptation to the different handwriting styles. A person who has read widely can easily understand smartly different regional accents, and so our model learns to make sense of many different styles or variations of writing.</w:t>
       </w:r>
     </w:p>
     <w:p>
@@ -8038,7 +7938,6 @@
         <w:rPr>
           <w:rFonts w:asciiTheme="majorBidi" w:eastAsiaTheme="minorHAnsi" w:hAnsiTheme="majorBidi" w:cstheme="majorBidi"/>
           <w:noProof/>
-          <w:lang w:val="en-GB" w:eastAsia="en-GB"/>
         </w:rPr>
         <w:drawing>
           <wp:inline distT="0" distB="0" distL="0" distR="0" wp14:anchorId="25D801A0" wp14:editId="277076E5">
@@ -8324,7 +8223,6 @@
           <w:noProof/>
           <w:sz w:val="24"/>
           <w:szCs w:val="24"/>
-          <w:lang w:val="en-GB" w:eastAsia="en-GB"/>
         </w:rPr>
         <w:drawing>
           <wp:anchor distT="0" distB="0" distL="0" distR="0" simplePos="0" relativeHeight="251642880" behindDoc="0" locked="0" layoutInCell="0" allowOverlap="1">
@@ -8502,7 +8400,6 @@
         <w:rPr>
           <w:rFonts w:asciiTheme="majorBidi" w:hAnsiTheme="majorBidi" w:cstheme="majorBidi"/>
           <w:noProof/>
-          <w:lang w:val="en-GB" w:eastAsia="en-GB"/>
         </w:rPr>
         <w:drawing>
           <wp:anchor distT="0" distB="0" distL="0" distR="0" simplePos="0" relativeHeight="251767808" behindDoc="0" locked="0" layoutInCell="0" allowOverlap="1" wp14:anchorId="2B11D41F" wp14:editId="66036A39">
@@ -8592,8 +8489,6 @@
         </w:rPr>
         <w:t>s</w:t>
       </w:r>
-      <w:bookmarkStart w:id="0" w:name="_GoBack"/>
-      <w:bookmarkEnd w:id="0"/>
     </w:p>
     <w:p>
       <w:pPr>
@@ -8795,7 +8690,6 @@
       <w:r>
         <w:rPr>
           <w:noProof/>
-          <w:lang w:val="en-GB" w:eastAsia="en-GB"/>
         </w:rPr>
         <w:drawing>
           <wp:anchor distT="0" distB="0" distL="0" distR="0" simplePos="0" relativeHeight="251662336" behindDoc="0" locked="0" layoutInCell="0" allowOverlap="1">
@@ -9063,7 +8957,6 @@
           <w:noProof/>
           <w:sz w:val="24"/>
           <w:szCs w:val="24"/>
-          <w:lang w:val="en-GB" w:eastAsia="en-GB"/>
         </w:rPr>
         <w:drawing>
           <wp:anchor distT="0" distB="0" distL="0" distR="0" simplePos="0" relativeHeight="251680768" behindDoc="0" locked="0" layoutInCell="0" allowOverlap="1">
@@ -9306,7 +9199,6 @@
           <w:noProof/>
           <w:sz w:val="24"/>
           <w:szCs w:val="24"/>
-          <w:lang w:val="en-GB" w:eastAsia="en-GB"/>
         </w:rPr>
         <w:lastRenderedPageBreak/>
         <w:drawing>
@@ -9707,7 +9599,6 @@
           <w:noProof/>
           <w:sz w:val="24"/>
           <w:szCs w:val="24"/>
-          <w:lang w:val="en-GB" w:eastAsia="en-GB"/>
         </w:rPr>
         <w:drawing>
           <wp:anchor distT="0" distB="0" distL="0" distR="0" simplePos="0" relativeHeight="251700224" behindDoc="0" locked="0" layoutInCell="0" allowOverlap="1">
@@ -9811,7 +9702,6 @@
           <w:noProof/>
           <w:sz w:val="24"/>
           <w:szCs w:val="24"/>
-          <w:lang w:val="en-GB" w:eastAsia="en-GB"/>
         </w:rPr>
         <w:drawing>
           <wp:anchor distT="0" distB="0" distL="0" distR="0" simplePos="0" relativeHeight="251721728" behindDoc="0" locked="0" layoutInCell="0" allowOverlap="1">
@@ -10196,7 +10086,6 @@
           <w:noProof/>
           <w:sz w:val="24"/>
           <w:szCs w:val="24"/>
-          <w:lang w:val="en-GB" w:eastAsia="en-GB"/>
         </w:rPr>
         <w:drawing>
           <wp:anchor distT="0" distB="0" distL="0" distR="0" simplePos="0" relativeHeight="251737088" behindDoc="0" locked="0" layoutInCell="0" allowOverlap="1">
@@ -10537,6 +10426,18 @@
           <w:sz w:val="24"/>
           <w:szCs w:val="24"/>
         </w:rPr>
+        <w:sectPr>
+          <w:footerReference w:type="even" r:id="rId37"/>
+          <w:footerReference w:type="default" r:id="rId38"/>
+          <w:footerReference w:type="first" r:id="rId39"/>
+          <w:pgSz w:w="11906" w:h="16838"/>
+          <w:pgMar w:top="1418" w:right="1418" w:bottom="1418" w:left="1985" w:header="0" w:footer="720" w:gutter="0"/>
+          <w:pgNumType w:start="24"/>
+          <w:cols w:space="720"/>
+          <w:formProt w:val="0"/>
+          <w:titlePg/>
+          <w:docGrid w:linePitch="360" w:charSpace="8192"/>
+        </w:sectPr>
       </w:pPr>
       <w:r>
         <w:rPr>
@@ -10549,22 +10450,351 @@
     </w:p>
     <w:p>
       <w:pPr>
-        <w:pStyle w:val="Heading3"/>
-        <w:spacing w:before="280" w:after="280" w:line="360" w:lineRule="auto"/>
-        <w:rPr>
-          <w:rFonts w:asciiTheme="majorBidi" w:hAnsiTheme="majorBidi" w:cstheme="majorBidi"/>
-          <w:sz w:val="24"/>
-          <w:szCs w:val="24"/>
+        <w:pStyle w:val="BodyText"/>
+        <w:spacing w:line="360" w:lineRule="auto"/>
+        <w:jc w:val="both"/>
+        <w:rPr>
+          <w:rFonts w:asciiTheme="majorBidi" w:hAnsiTheme="majorBidi" w:cstheme="majorBidi"/>
+          <w:sz w:val="24"/>
+          <w:szCs w:val="24"/>
+        </w:rPr>
+      </w:pPr>
+    </w:p>
+    <w:p>
+      <w:pPr>
+        <w:spacing w:after="0" w:line="240" w:lineRule="auto"/>
+        <w:jc w:val="center"/>
+        <w:rPr>
+          <w:rFonts w:asciiTheme="majorBidi" w:hAnsiTheme="majorBidi" w:cstheme="majorBidi"/>
+          <w:b/>
+          <w:bCs/>
+          <w:sz w:val="96"/>
+          <w:szCs w:val="96"/>
+        </w:rPr>
+      </w:pPr>
+    </w:p>
+    <w:p>
+      <w:pPr>
+        <w:spacing w:after="0" w:line="240" w:lineRule="auto"/>
+        <w:jc w:val="center"/>
+        <w:rPr>
+          <w:rFonts w:asciiTheme="majorBidi" w:hAnsiTheme="majorBidi" w:cstheme="majorBidi"/>
+          <w:b/>
+          <w:bCs/>
+          <w:sz w:val="96"/>
+          <w:szCs w:val="96"/>
+        </w:rPr>
+      </w:pPr>
+    </w:p>
+    <w:p>
+      <w:pPr>
+        <w:spacing w:after="0" w:line="240" w:lineRule="auto"/>
+        <w:jc w:val="center"/>
+        <w:rPr>
+          <w:rFonts w:asciiTheme="majorBidi" w:hAnsiTheme="majorBidi" w:cstheme="majorBidi"/>
+          <w:b/>
+          <w:bCs/>
+          <w:sz w:val="96"/>
+          <w:szCs w:val="96"/>
+        </w:rPr>
+      </w:pPr>
+    </w:p>
+    <w:p>
+      <w:pPr>
+        <w:spacing w:after="0" w:line="240" w:lineRule="auto"/>
+        <w:jc w:val="center"/>
+        <w:rPr>
+          <w:rFonts w:asciiTheme="majorBidi" w:hAnsiTheme="majorBidi" w:cstheme="majorBidi"/>
+          <w:b/>
+          <w:bCs/>
+          <w:sz w:val="96"/>
+          <w:szCs w:val="96"/>
+        </w:rPr>
+      </w:pPr>
+    </w:p>
+    <w:p>
+      <w:pPr>
+        <w:spacing w:after="0" w:line="240" w:lineRule="auto"/>
+        <w:jc w:val="center"/>
+        <w:rPr>
+          <w:rFonts w:asciiTheme="majorBidi" w:hAnsiTheme="majorBidi" w:cstheme="majorBidi"/>
+          <w:b/>
+          <w:bCs/>
+          <w:sz w:val="96"/>
+          <w:szCs w:val="96"/>
+        </w:rPr>
+      </w:pPr>
+      <w:r>
+        <w:rPr>
+          <w:rFonts w:asciiTheme="majorBidi" w:hAnsiTheme="majorBidi" w:cstheme="majorBidi"/>
+          <w:b/>
+          <w:bCs/>
+          <w:sz w:val="96"/>
+          <w:szCs w:val="96"/>
+        </w:rPr>
+        <w:t xml:space="preserve">Chapter Four </w:t>
+      </w:r>
+    </w:p>
+    <w:p>
+      <w:pPr>
+        <w:pStyle w:val="BodyText"/>
+        <w:spacing w:line="360" w:lineRule="auto"/>
+        <w:jc w:val="center"/>
+        <w:rPr>
+          <w:rFonts w:ascii="Times New Roman" w:eastAsia="Times New Roman" w:hAnsi="Times New Roman" w:cstheme="majorBidi"/>
+          <w:b/>
+          <w:bCs/>
+          <w:sz w:val="56"/>
+          <w:szCs w:val="56"/>
+        </w:rPr>
+      </w:pPr>
+      <w:r>
+        <w:rPr>
+          <w:rFonts w:ascii="Times New Roman" w:eastAsia="Times New Roman" w:hAnsi="Times New Roman" w:cstheme="majorBidi"/>
+          <w:b/>
+          <w:bCs/>
+          <w:sz w:val="56"/>
+          <w:szCs w:val="56"/>
+        </w:rPr>
+        <w:t>Results and Analysis</w:t>
+      </w:r>
+    </w:p>
+    <w:p>
+      <w:pPr>
+        <w:pStyle w:val="BodyText"/>
+        <w:spacing w:line="360" w:lineRule="auto"/>
+        <w:jc w:val="center"/>
+        <w:rPr>
+          <w:rFonts w:asciiTheme="majorBidi" w:hAnsiTheme="majorBidi" w:cstheme="majorBidi"/>
+          <w:sz w:val="24"/>
+          <w:szCs w:val="24"/>
+        </w:rPr>
+        <w:sectPr>
+          <w:footerReference w:type="even" r:id="rId40"/>
+          <w:footerReference w:type="default" r:id="rId41"/>
+          <w:footerReference w:type="first" r:id="rId42"/>
+          <w:pgSz w:w="11906" w:h="16838"/>
+          <w:pgMar w:top="1418" w:right="1418" w:bottom="1418" w:left="1985" w:header="0" w:footer="720" w:gutter="0"/>
+          <w:pgNumType w:start="24"/>
+          <w:cols w:space="720"/>
+          <w:formProt w:val="0"/>
+          <w:titlePg/>
+          <w:docGrid w:linePitch="360" w:charSpace="8192"/>
+        </w:sectPr>
+      </w:pPr>
+    </w:p>
+    <w:p>
+      <w:pPr>
+        <w:pStyle w:val="ListParagraph"/>
+        <w:numPr>
+          <w:ilvl w:val="0"/>
+          <w:numId w:val="5"/>
+        </w:numPr>
+        <w:spacing w:after="0" w:line="240" w:lineRule="auto"/>
+        <w:jc w:val="center"/>
+        <w:rPr>
+          <w:rFonts w:asciiTheme="majorBidi" w:hAnsiTheme="majorBidi" w:cstheme="majorBidi"/>
+          <w:b/>
+          <w:bCs/>
+          <w:sz w:val="48"/>
+          <w:szCs w:val="48"/>
+        </w:rPr>
+      </w:pPr>
+      <w:r>
+        <w:rPr>
+          <w:rFonts w:asciiTheme="majorBidi" w:hAnsiTheme="majorBidi" w:cstheme="majorBidi"/>
+          <w:b/>
+          <w:bCs/>
+          <w:sz w:val="44"/>
+          <w:szCs w:val="44"/>
+        </w:rPr>
+        <w:lastRenderedPageBreak/>
+        <w:t>CHAPTER II</w:t>
+      </w:r>
+      <w:r>
+        <w:rPr>
+          <w:rFonts w:asciiTheme="majorBidi" w:hAnsiTheme="majorBidi" w:cstheme="majorBidi"/>
+          <w:b/>
+          <w:bCs/>
+          <w:sz w:val="44"/>
+          <w:szCs w:val="44"/>
+        </w:rPr>
+        <w:t>II</w:t>
+      </w:r>
+    </w:p>
+    <w:p>
+      <w:pPr>
+        <w:pStyle w:val="NormalWeb"/>
+        <w:numPr>
+          <w:ilvl w:val="1"/>
+          <w:numId w:val="5"/>
+        </w:numPr>
+        <w:spacing w:after="100" w:line="360" w:lineRule="auto"/>
+        <w:rPr>
+          <w:b/>
+          <w:bCs/>
+        </w:rPr>
+      </w:pPr>
+      <w:r>
+        <w:rPr>
+          <w:b/>
+          <w:bCs/>
+        </w:rPr>
+        <w:t>Quantitative Results</w:t>
+      </w:r>
+    </w:p>
+    <w:p>
+      <w:pPr>
+        <w:numPr>
+          <w:ilvl w:val="0"/>
+          <w:numId w:val="19"/>
+        </w:numPr>
+        <w:suppressAutoHyphens w:val="0"/>
+        <w:spacing w:before="100" w:beforeAutospacing="1" w:after="100" w:afterAutospacing="1" w:line="240" w:lineRule="auto"/>
+        <w:rPr>
+          <w:rFonts w:ascii="Times New Roman" w:eastAsia="Times New Roman" w:hAnsi="Times New Roman" w:cs="Times New Roman"/>
+          <w:sz w:val="24"/>
+          <w:szCs w:val="24"/>
+        </w:rPr>
+      </w:pPr>
+      <w:r>
+        <w:rPr>
+          <w:rFonts w:ascii="Times New Roman" w:eastAsia="Times New Roman" w:hAnsi="Times New Roman" w:cs="Times New Roman"/>
+          <w:sz w:val="24"/>
+          <w:szCs w:val="24"/>
+        </w:rPr>
+        <w:t>Presentation of accuracy, precision, recall, F1 score, and other relevant metrics.</w:t>
+      </w:r>
+    </w:p>
+    <w:p>
+      <w:pPr>
+        <w:numPr>
+          <w:ilvl w:val="0"/>
+          <w:numId w:val="19"/>
+        </w:numPr>
+        <w:suppressAutoHyphens w:val="0"/>
+        <w:spacing w:before="100" w:beforeAutospacing="1" w:after="100" w:afterAutospacing="1" w:line="240" w:lineRule="auto"/>
+        <w:rPr>
+          <w:rFonts w:ascii="Times New Roman" w:eastAsia="Times New Roman" w:hAnsi="Times New Roman" w:cs="Times New Roman"/>
+          <w:sz w:val="24"/>
+          <w:szCs w:val="24"/>
+        </w:rPr>
+      </w:pPr>
+      <w:r>
+        <w:rPr>
+          <w:rFonts w:ascii="Times New Roman" w:eastAsia="Times New Roman" w:hAnsi="Times New Roman" w:cs="Times New Roman"/>
+          <w:sz w:val="24"/>
+          <w:szCs w:val="24"/>
+        </w:rPr>
+        <w:t>Visualizations highlighting performance trends over training epochs.</w:t>
+      </w:r>
+    </w:p>
+    <w:p>
+      <w:pPr>
+        <w:pStyle w:val="NormalWeb"/>
+        <w:numPr>
+          <w:ilvl w:val="1"/>
+          <w:numId w:val="5"/>
+        </w:numPr>
+        <w:spacing w:after="100" w:line="360" w:lineRule="auto"/>
+        <w:rPr>
+          <w:b/>
+          <w:bCs/>
+        </w:rPr>
+      </w:pPr>
+      <w:r>
+        <w:rPr>
+          <w:b/>
+          <w:bCs/>
+        </w:rPr>
+        <w:t>Qualitative Results</w:t>
+      </w:r>
+    </w:p>
+    <w:p>
+      <w:pPr>
+        <w:numPr>
+          <w:ilvl w:val="0"/>
+          <w:numId w:val="20"/>
+        </w:numPr>
+        <w:suppressAutoHyphens w:val="0"/>
+        <w:spacing w:before="100" w:beforeAutospacing="1" w:after="100" w:afterAutospacing="1" w:line="240" w:lineRule="auto"/>
+        <w:rPr>
+          <w:rFonts w:ascii="Times New Roman" w:eastAsia="Times New Roman" w:hAnsi="Times New Roman" w:cs="Times New Roman"/>
+          <w:sz w:val="24"/>
+          <w:szCs w:val="24"/>
+        </w:rPr>
+      </w:pPr>
+      <w:r>
+        <w:rPr>
+          <w:rFonts w:ascii="Times New Roman" w:eastAsia="Times New Roman" w:hAnsi="Times New Roman" w:cs="Times New Roman"/>
+          <w:sz w:val="24"/>
+          <w:szCs w:val="24"/>
+        </w:rPr>
+        <w:t>Showcase of handwritten text recognition outputs, comparing model predictions with ground truth labels.</w:t>
+      </w:r>
+    </w:p>
+    <w:p>
+      <w:pPr>
+        <w:pStyle w:val="NormalWeb"/>
+        <w:numPr>
+          <w:ilvl w:val="1"/>
+          <w:numId w:val="5"/>
+        </w:numPr>
+        <w:spacing w:after="100" w:line="360" w:lineRule="auto"/>
+        <w:rPr>
+          <w:b/>
+          <w:bCs/>
+        </w:rPr>
+      </w:pPr>
+      <w:bookmarkStart w:id="0" w:name="_GoBack"/>
+      <w:bookmarkEnd w:id="0"/>
+      <w:r>
+        <w:rPr>
+          <w:b/>
+          <w:bCs/>
+        </w:rPr>
+        <w:t>Comparison with Baseline Models</w:t>
+      </w:r>
+    </w:p>
+    <w:p>
+      <w:pPr>
+        <w:numPr>
+          <w:ilvl w:val="0"/>
+          <w:numId w:val="21"/>
+        </w:numPr>
+        <w:suppressAutoHyphens w:val="0"/>
+        <w:spacing w:before="100" w:beforeAutospacing="1" w:after="100" w:afterAutospacing="1" w:line="240" w:lineRule="auto"/>
+        <w:rPr>
+          <w:rFonts w:ascii="Times New Roman" w:eastAsia="Times New Roman" w:hAnsi="Times New Roman" w:cs="Times New Roman"/>
+          <w:sz w:val="24"/>
+          <w:szCs w:val="24"/>
+        </w:rPr>
+      </w:pPr>
+      <w:r>
+        <w:rPr>
+          <w:rFonts w:ascii="Times New Roman" w:eastAsia="Times New Roman" w:hAnsi="Times New Roman" w:cs="Times New Roman"/>
+          <w:sz w:val="24"/>
+          <w:szCs w:val="24"/>
+        </w:rPr>
+        <w:t>Evaluation of the proposed transformer model against traditional HTR approaches.</w:t>
+      </w:r>
+    </w:p>
+    <w:p>
+      <w:pPr>
+        <w:pStyle w:val="NormalWeb"/>
+        <w:spacing w:after="100" w:line="360" w:lineRule="auto"/>
+        <w:rPr>
+          <w:b/>
+          <w:bCs/>
         </w:rPr>
       </w:pPr>
     </w:p>
     <w:sectPr>
-      <w:footerReference w:type="even" r:id="rId37"/>
-      <w:footerReference w:type="default" r:id="rId38"/>
-      <w:footerReference w:type="first" r:id="rId39"/>
+      <w:headerReference w:type="first" r:id="rId43"/>
+      <w:footerReference w:type="first" r:id="rId44"/>
       <w:pgSz w:w="11906" w:h="16838"/>
       <w:pgMar w:top="1418" w:right="1418" w:bottom="1418" w:left="1985" w:header="0" w:footer="720" w:gutter="0"/>
-      <w:pgNumType w:start="24"/>
+      <w:pgNumType w:start="40"/>
       <w:cols w:space="720"/>
       <w:formProt w:val="0"/>
       <w:titlePg/>
@@ -10608,7 +10838,6 @@
     <w:r>
       <w:rPr>
         <w:noProof/>
-        <w:lang w:val="en-GB" w:eastAsia="en-GB"/>
       </w:rPr>
       <mc:AlternateContent>
         <mc:Choice Requires="wps">
@@ -10681,7 +10910,6 @@
     <w:r>
       <w:rPr>
         <w:noProof/>
-        <w:lang w:val="en-GB" w:eastAsia="en-GB"/>
       </w:rPr>
       <mc:AlternateContent>
         <mc:Choice Requires="wps">
@@ -10745,7 +10973,6 @@
                               <w:docPartUnique/>
                             </w:docPartObj>
                           </w:sdtPr>
-                          <w:sdtEndPr/>
                           <w:sdtContent>
                             <w:p>
                               <w:pPr>
@@ -10896,7 +11123,6 @@
     <w:r>
       <w:rPr>
         <w:noProof/>
-        <w:lang w:val="en-GB" w:eastAsia="en-GB"/>
       </w:rPr>
       <mc:AlternateContent>
         <mc:Choice Requires="wps">
@@ -10969,7 +11195,6 @@
     <w:r>
       <w:rPr>
         <w:noProof/>
-        <w:lang w:val="en-GB" w:eastAsia="en-GB"/>
       </w:rPr>
       <mc:AlternateContent>
         <mc:Choice Requires="wps">
@@ -11033,7 +11258,6 @@
                               <w:docPartUnique/>
                             </w:docPartObj>
                           </w:sdtPr>
-                          <w:sdtEndPr/>
                           <w:sdtContent>
                             <w:p>
                               <w:pPr>
@@ -11122,7 +11346,6 @@
                         <w:docPartUnique/>
                       </w:docPartObj>
                     </w:sdtPr>
-                    <w:sdtEndPr/>
                     <w:sdtContent>
                       <w:p>
                         <w:pPr>
@@ -11197,7 +11420,6 @@
     <w:r>
       <w:rPr>
         <w:noProof/>
-        <w:lang w:val="en-GB" w:eastAsia="en-GB"/>
       </w:rPr>
       <mc:AlternateContent>
         <mc:Choice Requires="wps">
@@ -11270,7 +11492,6 @@
     <w:r>
       <w:rPr>
         <w:noProof/>
-        <w:lang w:val="en-GB" w:eastAsia="en-GB"/>
       </w:rPr>
       <mc:AlternateContent>
         <mc:Choice Requires="wps">
@@ -11334,7 +11555,6 @@
                               <w:docPartUnique/>
                             </w:docPartObj>
                           </w:sdtPr>
-                          <w:sdtEndPr/>
                           <w:sdtContent>
                             <w:p>
                               <w:pPr>
@@ -11502,7 +11722,6 @@
     <w:r>
       <w:rPr>
         <w:noProof/>
-        <w:lang w:val="en-GB" w:eastAsia="en-GB"/>
       </w:rPr>
       <mc:AlternateContent>
         <mc:Choice Requires="wps">
@@ -11575,7 +11794,6 @@
     <w:r>
       <w:rPr>
         <w:noProof/>
-        <w:lang w:val="en-GB" w:eastAsia="en-GB"/>
       </w:rPr>
       <mc:AlternateContent>
         <mc:Choice Requires="wps">
@@ -11639,7 +11857,6 @@
                               <w:docPartUnique/>
                             </w:docPartObj>
                           </w:sdtPr>
-                          <w:sdtEndPr/>
                           <w:sdtContent>
                             <w:p>
                               <w:pPr>
@@ -11725,7 +11942,6 @@
                         <w:docPartUnique/>
                       </w:docPartObj>
                     </w:sdtPr>
-                    <w:sdtEndPr/>
                     <w:sdtContent>
                       <w:p>
                         <w:pPr>
@@ -11790,7 +12006,6 @@
     <w:r>
       <w:rPr>
         <w:noProof/>
-        <w:lang w:val="en-GB" w:eastAsia="en-GB"/>
       </w:rPr>
       <mc:AlternateContent>
         <mc:Choice Requires="wps">
@@ -11863,7 +12078,6 @@
     <w:r>
       <w:rPr>
         <w:noProof/>
-        <w:lang w:val="en-GB" w:eastAsia="en-GB"/>
       </w:rPr>
       <mc:AlternateContent>
         <mc:Choice Requires="wps">
@@ -11927,7 +12141,6 @@
                               <w:docPartUnique/>
                             </w:docPartObj>
                           </w:sdtPr>
-                          <w:sdtEndPr/>
                           <w:sdtContent>
                             <w:p>
                               <w:pPr>
@@ -12016,7 +12229,6 @@
                         <w:docPartUnique/>
                       </w:docPartObj>
                     </w:sdtPr>
-                    <w:sdtEndPr/>
                     <w:sdtContent>
                       <w:p>
                         <w:pPr>
@@ -12091,7 +12303,6 @@
     <w:r>
       <w:rPr>
         <w:noProof/>
-        <w:lang w:val="en-GB" w:eastAsia="en-GB"/>
       </w:rPr>
       <mc:AlternateContent>
         <mc:Choice Requires="wps">
@@ -12164,7 +12375,6 @@
     <w:r>
       <w:rPr>
         <w:noProof/>
-        <w:lang w:val="en-GB" w:eastAsia="en-GB"/>
       </w:rPr>
       <mc:AlternateContent>
         <mc:Choice Requires="wps">
@@ -12228,7 +12438,6 @@
                               <w:docPartUnique/>
                             </w:docPartObj>
                           </w:sdtPr>
-                          <w:sdtEndPr/>
                           <w:sdtContent>
                             <w:p>
                               <w:pPr>
@@ -12261,7 +12470,7 @@
                                   <w:noProof/>
                                   <w:color w:val="000000"/>
                                 </w:rPr>
-                                <w:t>38</w:t>
+                                <w:t>39</w:t>
                               </w:r>
                               <w:r>
                                 <w:rPr>
@@ -12314,7 +12523,6 @@
                         <w:docPartUnique/>
                       </w:docPartObj>
                     </w:sdtPr>
-                    <w:sdtEndPr/>
                     <w:sdtContent>
                       <w:p>
                         <w:pPr>
@@ -12347,7 +12555,7 @@
                             <w:noProof/>
                             <w:color w:val="000000"/>
                           </w:rPr>
-                          <w:t>38</w:t>
+                          <w:t>39</w:t>
                         </w:r>
                         <w:r>
                           <w:rPr>
@@ -12390,6 +12598,560 @@
 </w:ftr>
 </file>
 
+<file path=word/footer20.xml><?xml version="1.0" encoding="utf-8"?>
+<w:ftr xmlns:wpc="http://schemas.microsoft.com/office/word/2010/wordprocessingCanvas" xmlns:cx="http://schemas.microsoft.com/office/drawing/2014/chartex" xmlns:cx1="http://schemas.microsoft.com/office/drawing/2015/9/8/chartex" xmlns:mc="http://schemas.openxmlformats.org/markup-compatibility/2006" xmlns:o="urn:schemas-microsoft-com:office:office" xmlns:r="http://schemas.openxmlformats.org/officeDocument/2006/relationships" xmlns:m="http://schemas.openxmlformats.org/officeDocument/2006/math" xmlns:v="urn:schemas-microsoft-com:vml" xmlns:wp14="http://schemas.microsoft.com/office/word/2010/wordprocessingDrawing" xmlns:wp="http://schemas.openxmlformats.org/drawingml/2006/wordprocessingDrawing" xmlns:w10="urn:schemas-microsoft-com:office:word" xmlns:w="http://schemas.openxmlformats.org/wordprocessingml/2006/main" xmlns:w14="http://schemas.microsoft.com/office/word/2010/wordml" xmlns:w15="http://schemas.microsoft.com/office/word/2012/wordml" xmlns:w16se="http://schemas.microsoft.com/office/word/2015/wordml/symex" xmlns:wpg="http://schemas.microsoft.com/office/word/2010/wordprocessingGroup" xmlns:wpi="http://schemas.microsoft.com/office/word/2010/wordprocessingInk" xmlns:wne="http://schemas.microsoft.com/office/word/2006/wordml" xmlns:wps="http://schemas.microsoft.com/office/word/2010/wordprocessingShape" mc:Ignorable="w14 w15 w16se wp14">
+  <w:p>
+    <w:pPr>
+      <w:pStyle w:val="Footer"/>
+    </w:pPr>
+  </w:p>
+</w:ftr>
+</file>
+
+<file path=word/footer21.xml><?xml version="1.0" encoding="utf-8"?>
+<w:ftr xmlns:wpc="http://schemas.microsoft.com/office/word/2010/wordprocessingCanvas" xmlns:cx="http://schemas.microsoft.com/office/drawing/2014/chartex" xmlns:cx1="http://schemas.microsoft.com/office/drawing/2015/9/8/chartex" xmlns:mc="http://schemas.openxmlformats.org/markup-compatibility/2006" xmlns:o="urn:schemas-microsoft-com:office:office" xmlns:r="http://schemas.openxmlformats.org/officeDocument/2006/relationships" xmlns:m="http://schemas.openxmlformats.org/officeDocument/2006/math" xmlns:v="urn:schemas-microsoft-com:vml" xmlns:wp14="http://schemas.microsoft.com/office/word/2010/wordprocessingDrawing" xmlns:wp="http://schemas.openxmlformats.org/drawingml/2006/wordprocessingDrawing" xmlns:w10="urn:schemas-microsoft-com:office:word" xmlns:w="http://schemas.openxmlformats.org/wordprocessingml/2006/main" xmlns:w14="http://schemas.microsoft.com/office/word/2010/wordml" xmlns:w15="http://schemas.microsoft.com/office/word/2012/wordml" xmlns:w16se="http://schemas.microsoft.com/office/word/2015/wordml/symex" xmlns:wpg="http://schemas.microsoft.com/office/word/2010/wordprocessingGroup" xmlns:wpi="http://schemas.microsoft.com/office/word/2010/wordprocessingInk" xmlns:wne="http://schemas.microsoft.com/office/word/2006/wordml" xmlns:wps="http://schemas.microsoft.com/office/word/2010/wordprocessingShape" mc:Ignorable="w14 w15 w16se wp14">
+  <w:p>
+    <w:pPr>
+      <w:pStyle w:val="Footer"/>
+    </w:pPr>
+    <w:r>
+      <w:rPr>
+        <w:noProof/>
+      </w:rPr>
+      <mc:AlternateContent>
+        <mc:Choice Requires="wps">
+          <w:drawing>
+            <wp:anchor distT="6985" distB="6350" distL="6350" distR="6985" simplePos="0" relativeHeight="251659264" behindDoc="1" locked="0" layoutInCell="0" allowOverlap="1" wp14:anchorId="521FB37F" wp14:editId="2535F0D8">
+              <wp:simplePos x="0" y="0"/>
+              <wp:positionH relativeFrom="margin">
+                <wp:align>center</wp:align>
+              </wp:positionH>
+              <wp:positionV relativeFrom="bottomMargin">
+                <wp:align>center</wp:align>
+              </wp:positionV>
+              <wp:extent cx="5518150" cy="635"/>
+              <wp:effectExtent l="6350" t="6985" r="6985" b="6350"/>
+              <wp:wrapNone/>
+              <wp:docPr id="23" name="Straight Arrow Connector 4"/>
+              <wp:cNvGraphicFramePr/>
+              <a:graphic xmlns:a="http://schemas.openxmlformats.org/drawingml/2006/main">
+                <a:graphicData uri="http://schemas.microsoft.com/office/word/2010/wordprocessingShape">
+                  <wps:wsp>
+                    <wps:cNvCnPr/>
+                    <wps:spPr>
+                      <a:xfrm>
+                        <a:off x="0" y="0"/>
+                        <a:ext cx="5518080" cy="720"/>
+                      </a:xfrm>
+                      <a:prstGeom prst="straightConnector1">
+                        <a:avLst/>
+                      </a:prstGeom>
+                      <a:noFill/>
+                      <a:ln w="12700">
+                        <a:solidFill>
+                          <a:srgbClr val="808080"/>
+                        </a:solidFill>
+                        <a:round/>
+                      </a:ln>
+                    </wps:spPr>
+                    <wps:style>
+                      <a:lnRef idx="0">
+                        <a:scrgbClr r="0" g="0" b="0"/>
+                      </a:lnRef>
+                      <a:fillRef idx="0">
+                        <a:scrgbClr r="0" g="0" b="0"/>
+                      </a:fillRef>
+                      <a:effectRef idx="0">
+                        <a:scrgbClr r="0" g="0" b="0"/>
+                      </a:effectRef>
+                      <a:fontRef idx="minor"/>
+                    </wps:style>
+                    <wps:bodyPr/>
+                  </wps:wsp>
+                </a:graphicData>
+              </a:graphic>
+            </wp:anchor>
+          </w:drawing>
+        </mc:Choice>
+        <mc:Fallback>
+          <w:pict>
+            <v:shapetype w14:anchorId="71B58725" id="_x0000_t32" coordsize="21600,21600" o:spt="32" o:oned="t" path="m,l21600,21600e" filled="f">
+              <v:path arrowok="t" fillok="f" o:connecttype="none"/>
+              <o:lock v:ext="edit" shapetype="t"/>
+            </v:shapetype>
+            <v:shape id="Straight Arrow Connector 4" o:spid="_x0000_s1026" type="#_x0000_t32" style="position:absolute;margin-left:0;margin-top:0;width:434.5pt;height:.05pt;z-index:-251657216;visibility:visible;mso-wrap-style:square;mso-wrap-distance-left:.5pt;mso-wrap-distance-top:.55pt;mso-wrap-distance-right:.55pt;mso-wrap-distance-bottom:.5pt;mso-position-horizontal:center;mso-position-horizontal-relative:margin;mso-position-vertical:center;mso-position-vertical-relative:bottom-margin-area" o:gfxdata="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" o:allowincell="f" strokecolor="gray" strokeweight="1pt">
+              <w10:wrap anchorx="margin" anchory="margin"/>
+            </v:shape>
+          </w:pict>
+        </mc:Fallback>
+      </mc:AlternateContent>
+    </w:r>
+    <w:r>
+      <w:rPr>
+        <w:noProof/>
+      </w:rPr>
+      <mc:AlternateContent>
+        <mc:Choice Requires="wps">
+          <w:drawing>
+            <wp:anchor distT="15240" distB="15240" distL="15875" distR="14605" simplePos="0" relativeHeight="251660288" behindDoc="1" locked="0" layoutInCell="0" allowOverlap="1" wp14:anchorId="216562EA" wp14:editId="499079AF">
+              <wp:simplePos x="0" y="0"/>
+              <wp:positionH relativeFrom="margin">
+                <wp:align>center</wp:align>
+              </wp:positionH>
+              <wp:positionV relativeFrom="bottomMargin">
+                <wp:align>center</wp:align>
+              </wp:positionV>
+              <wp:extent cx="551815" cy="238760"/>
+              <wp:effectExtent l="15875" t="15240" r="14605" b="15240"/>
+              <wp:wrapNone/>
+              <wp:docPr id="35" name="Double Bracket 4"/>
+              <wp:cNvGraphicFramePr/>
+              <a:graphic xmlns:a="http://schemas.openxmlformats.org/drawingml/2006/main">
+                <a:graphicData uri="http://schemas.microsoft.com/office/word/2010/wordprocessingShape">
+                  <wps:wsp>
+                    <wps:cNvSpPr/>
+                    <wps:spPr>
+                      <a:xfrm>
+                        <a:off x="0" y="0"/>
+                        <a:ext cx="551880" cy="238680"/>
+                      </a:xfrm>
+                      <a:prstGeom prst="bracketPair">
+                        <a:avLst>
+                          <a:gd name="adj" fmla="val 16667"/>
+                        </a:avLst>
+                      </a:prstGeom>
+                      <a:solidFill>
+                        <a:srgbClr val="FFFFFF"/>
+                      </a:solidFill>
+                      <a:ln w="28575">
+                        <a:solidFill>
+                          <a:srgbClr val="808080"/>
+                        </a:solidFill>
+                        <a:round/>
+                      </a:ln>
+                    </wps:spPr>
+                    <wps:style>
+                      <a:lnRef idx="0">
+                        <a:scrgbClr r="0" g="0" b="0"/>
+                      </a:lnRef>
+                      <a:fillRef idx="0">
+                        <a:scrgbClr r="0" g="0" b="0"/>
+                      </a:fillRef>
+                      <a:effectRef idx="0">
+                        <a:scrgbClr r="0" g="0" b="0"/>
+                      </a:effectRef>
+                      <a:fontRef idx="minor"/>
+                    </wps:style>
+                    <wps:txbx>
+                      <w:txbxContent>
+                        <w:sdt>
+                          <w:sdtPr>
+                            <w:id w:val="-1926108009"/>
+                            <w:docPartObj>
+                              <w:docPartGallery w:val="Page Numbers (Bottom of Page)"/>
+                              <w:docPartUnique/>
+                            </w:docPartObj>
+                          </w:sdtPr>
+                          <w:sdtContent>
+                            <w:p>
+                              <w:pPr>
+                                <w:pStyle w:val="FrameContents"/>
+                                <w:jc w:val="center"/>
+                                <w:rPr>
+                                  <w:color w:val="000000"/>
+                                </w:rPr>
+                              </w:pPr>
+                              <w:r>
+                                <w:rPr>
+                                  <w:color w:val="000000"/>
+                                </w:rPr>
+                                <w:fldChar w:fldCharType="begin"/>
+                              </w:r>
+                              <w:r>
+                                <w:rPr>
+                                  <w:color w:val="000000"/>
+                                </w:rPr>
+                                <w:instrText xml:space="preserve"> PAGE </w:instrText>
+                              </w:r>
+                              <w:r>
+                                <w:rPr>
+                                  <w:color w:val="000000"/>
+                                </w:rPr>
+                                <w:fldChar w:fldCharType="separate"/>
+                              </w:r>
+                              <w:r>
+                                <w:rPr>
+                                  <w:color w:val="000000"/>
+                                </w:rPr>
+                                <w:t>0</w:t>
+                              </w:r>
+                              <w:r>
+                                <w:rPr>
+                                  <w:color w:val="000000"/>
+                                </w:rPr>
+                                <w:fldChar w:fldCharType="end"/>
+                              </w:r>
+                            </w:p>
+                          </w:sdtContent>
+                        </w:sdt>
+                      </w:txbxContent>
+                    </wps:txbx>
+                    <wps:bodyPr tIns="0" bIns="0" anchor="t" upright="1">
+                      <a:noAutofit/>
+                    </wps:bodyPr>
+                  </wps:wsp>
+                </a:graphicData>
+              </a:graphic>
+            </wp:anchor>
+          </w:drawing>
+        </mc:Choice>
+        <mc:Fallback>
+          <w:pict>
+            <v:shapetype w14:anchorId="216562EA" id="_x0000_t185" coordsize="21600,21600" o:spt="185" adj="3600" path="m@0,nfqx0@0l0@2qy@0,21600em@1,nfqx21600@0l21600@2qy@1,21600em@0,nsqx0@0l0@2qy@0,21600l@1,21600qx21600@2l21600@0qy@1,xe" filled="f">
+              <v:formulas>
+                <v:f eqn="val #0"/>
+                <v:f eqn="sum width 0 #0"/>
+                <v:f eqn="sum height 0 #0"/>
+                <v:f eqn="prod @0 2929 10000"/>
+                <v:f eqn="sum width 0 @3"/>
+                <v:f eqn="sum height 0 @3"/>
+                <v:f eqn="val width"/>
+                <v:f eqn="val height"/>
+                <v:f eqn="prod width 1 2"/>
+                <v:f eqn="prod height 1 2"/>
+              </v:formulas>
+              <v:path o:extrusionok="f" gradientshapeok="t" limo="10800,10800" o:connecttype="custom" o:connectlocs="@8,0;0,@9;@8,@7;@6,@9" textboxrect="@3,@3,@4,@5"/>
+              <v:handles>
+                <v:h position="#0,topLeft" switch="" xrange="0,10800"/>
+              </v:handles>
+            </v:shapetype>
+            <v:shape id="_x0000_s1036" type="#_x0000_t185" style="position:absolute;margin-left:0;margin-top:0;width:43.45pt;height:18.8pt;z-index:-251656192;visibility:visible;mso-wrap-style:square;mso-wrap-distance-left:1.25pt;mso-wrap-distance-top:1.2pt;mso-wrap-distance-right:1.15pt;mso-wrap-distance-bottom:1.2pt;mso-position-horizontal:center;mso-position-horizontal-relative:margin;mso-position-vertical:center;mso-position-vertical-relative:bottom-margin-area;v-text-anchor:top" o:gfxdata="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" o:allowincell="f" filled="t" strokecolor="gray" strokeweight="2.25pt">
+              <v:textbox inset=",0,,0">
+                <w:txbxContent>
+                  <w:sdt>
+                    <w:sdtPr>
+                      <w:id w:val="-1926108009"/>
+                      <w:docPartObj>
+                        <w:docPartGallery w:val="Page Numbers (Bottom of Page)"/>
+                        <w:docPartUnique/>
+                      </w:docPartObj>
+                    </w:sdtPr>
+                    <w:sdtContent>
+                      <w:p>
+                        <w:pPr>
+                          <w:pStyle w:val="FrameContents"/>
+                          <w:jc w:val="center"/>
+                          <w:rPr>
+                            <w:color w:val="000000"/>
+                          </w:rPr>
+                        </w:pPr>
+                        <w:r>
+                          <w:rPr>
+                            <w:color w:val="000000"/>
+                          </w:rPr>
+                          <w:fldChar w:fldCharType="begin"/>
+                        </w:r>
+                        <w:r>
+                          <w:rPr>
+                            <w:color w:val="000000"/>
+                          </w:rPr>
+                          <w:instrText xml:space="preserve"> PAGE </w:instrText>
+                        </w:r>
+                        <w:r>
+                          <w:rPr>
+                            <w:color w:val="000000"/>
+                          </w:rPr>
+                          <w:fldChar w:fldCharType="separate"/>
+                        </w:r>
+                        <w:r>
+                          <w:rPr>
+                            <w:color w:val="000000"/>
+                          </w:rPr>
+                          <w:t>0</w:t>
+                        </w:r>
+                        <w:r>
+                          <w:rPr>
+                            <w:color w:val="000000"/>
+                          </w:rPr>
+                          <w:fldChar w:fldCharType="end"/>
+                        </w:r>
+                      </w:p>
+                    </w:sdtContent>
+                  </w:sdt>
+                </w:txbxContent>
+              </v:textbox>
+              <w10:wrap anchorx="margin" anchory="margin"/>
+            </v:shape>
+          </w:pict>
+        </mc:Fallback>
+      </mc:AlternateContent>
+    </w:r>
+  </w:p>
+</w:ftr>
+</file>
+
+<file path=word/footer22.xml><?xml version="1.0" encoding="utf-8"?>
+<w:ftr xmlns:wpc="http://schemas.microsoft.com/office/word/2010/wordprocessingCanvas" xmlns:cx="http://schemas.microsoft.com/office/drawing/2014/chartex" xmlns:cx1="http://schemas.microsoft.com/office/drawing/2015/9/8/chartex" xmlns:mc="http://schemas.openxmlformats.org/markup-compatibility/2006" xmlns:o="urn:schemas-microsoft-com:office:office" xmlns:r="http://schemas.openxmlformats.org/officeDocument/2006/relationships" xmlns:m="http://schemas.openxmlformats.org/officeDocument/2006/math" xmlns:v="urn:schemas-microsoft-com:vml" xmlns:wp14="http://schemas.microsoft.com/office/word/2010/wordprocessingDrawing" xmlns:wp="http://schemas.openxmlformats.org/drawingml/2006/wordprocessingDrawing" xmlns:w10="urn:schemas-microsoft-com:office:word" xmlns:w="http://schemas.openxmlformats.org/wordprocessingml/2006/main" xmlns:w14="http://schemas.microsoft.com/office/word/2010/wordml" xmlns:w15="http://schemas.microsoft.com/office/word/2012/wordml" xmlns:w16se="http://schemas.microsoft.com/office/word/2015/wordml/symex" xmlns:wpg="http://schemas.microsoft.com/office/word/2010/wordprocessingGroup" xmlns:wpi="http://schemas.microsoft.com/office/word/2010/wordprocessingInk" xmlns:wne="http://schemas.microsoft.com/office/word/2006/wordml" xmlns:wps="http://schemas.microsoft.com/office/word/2010/wordprocessingShape" mc:Ignorable="w14 w15 w16se wp14">
+  <w:p>
+    <w:pPr>
+      <w:pStyle w:val="Footer"/>
+    </w:pPr>
+  </w:p>
+</w:ftr>
+</file>
+
+<file path=word/footer23.xml><?xml version="1.0" encoding="utf-8"?>
+<w:ftr xmlns:wpc="http://schemas.microsoft.com/office/word/2010/wordprocessingCanvas" xmlns:cx="http://schemas.microsoft.com/office/drawing/2014/chartex" xmlns:cx1="http://schemas.microsoft.com/office/drawing/2015/9/8/chartex" xmlns:mc="http://schemas.openxmlformats.org/markup-compatibility/2006" xmlns:o="urn:schemas-microsoft-com:office:office" xmlns:r="http://schemas.openxmlformats.org/officeDocument/2006/relationships" xmlns:m="http://schemas.openxmlformats.org/officeDocument/2006/math" xmlns:v="urn:schemas-microsoft-com:vml" xmlns:wp14="http://schemas.microsoft.com/office/word/2010/wordprocessingDrawing" xmlns:wp="http://schemas.openxmlformats.org/drawingml/2006/wordprocessingDrawing" xmlns:w10="urn:schemas-microsoft-com:office:word" xmlns:w="http://schemas.openxmlformats.org/wordprocessingml/2006/main" xmlns:w14="http://schemas.microsoft.com/office/word/2010/wordml" xmlns:w15="http://schemas.microsoft.com/office/word/2012/wordml" xmlns:w16se="http://schemas.microsoft.com/office/word/2015/wordml/symex" xmlns:wpg="http://schemas.microsoft.com/office/word/2010/wordprocessingGroup" xmlns:wpi="http://schemas.microsoft.com/office/word/2010/wordprocessingInk" xmlns:wne="http://schemas.microsoft.com/office/word/2006/wordml" xmlns:wps="http://schemas.microsoft.com/office/word/2010/wordprocessingShape" mc:Ignorable="w14 w15 w16se wp14">
+  <w:sdt>
+    <w:sdtPr>
+      <w:id w:val="-1885864552"/>
+      <w:docPartObj>
+        <w:docPartGallery w:val="Page Numbers (Bottom of Page)"/>
+        <w:docPartUnique/>
+      </w:docPartObj>
+    </w:sdtPr>
+    <w:sdtContent>
+      <w:p>
+        <w:pPr>
+          <w:pStyle w:val="Footer"/>
+        </w:pPr>
+        <w:r>
+          <w:rPr>
+            <w:noProof/>
+          </w:rPr>
+          <mc:AlternateContent>
+            <mc:Choice Requires="wps">
+              <w:drawing>
+                <wp:anchor distT="0" distB="0" distL="114300" distR="114300" simplePos="0" relativeHeight="251666432" behindDoc="0" locked="0" layoutInCell="1" allowOverlap="1" wp14:anchorId="0C3B2B61" wp14:editId="54FBCF33">
+                  <wp:simplePos x="0" y="0"/>
+                  <wp:positionH relativeFrom="margin">
+                    <wp:align>center</wp:align>
+                  </wp:positionH>
+                  <wp:positionV relativeFrom="bottomMargin">
+                    <wp:align>center</wp:align>
+                  </wp:positionV>
+                  <wp:extent cx="551815" cy="238760"/>
+                  <wp:effectExtent l="19050" t="19050" r="19685" b="18415"/>
+                  <wp:wrapNone/>
+                  <wp:docPr id="40" name="Double Bracket 40"/>
+                  <wp:cNvGraphicFramePr>
+                    <a:graphicFrameLocks xmlns:a="http://schemas.openxmlformats.org/drawingml/2006/main"/>
+                  </wp:cNvGraphicFramePr>
+                  <a:graphic xmlns:a="http://schemas.openxmlformats.org/drawingml/2006/main">
+                    <a:graphicData uri="http://schemas.microsoft.com/office/word/2010/wordprocessingShape">
+                      <wps:wsp>
+                        <wps:cNvSpPr>
+                          <a:spLocks noChangeArrowheads="1"/>
+                        </wps:cNvSpPr>
+                        <wps:spPr bwMode="auto">
+                          <a:xfrm>
+                            <a:off x="0" y="0"/>
+                            <a:ext cx="551815" cy="238760"/>
+                          </a:xfrm>
+                          <a:prstGeom prst="bracketPair">
+                            <a:avLst>
+                              <a:gd name="adj" fmla="val 16667"/>
+                            </a:avLst>
+                          </a:prstGeom>
+                          <a:solidFill>
+                            <a:srgbClr val="FFFFFF"/>
+                          </a:solidFill>
+                          <a:ln w="28575">
+                            <a:solidFill>
+                              <a:srgbClr val="808080"/>
+                            </a:solidFill>
+                            <a:round/>
+                            <a:headEnd/>
+                            <a:tailEnd/>
+                          </a:ln>
+                        </wps:spPr>
+                        <wps:txbx>
+                          <w:txbxContent>
+                            <w:p>
+                              <w:pPr>
+                                <w:jc w:val="center"/>
+                              </w:pPr>
+                              <w:r>
+                                <w:fldChar w:fldCharType="begin"/>
+                              </w:r>
+                              <w:r>
+                                <w:instrText xml:space="preserve"> PAGE    \* MERGEFORMAT </w:instrText>
+                              </w:r>
+                              <w:r>
+                                <w:fldChar w:fldCharType="separate"/>
+                              </w:r>
+                              <w:r>
+                                <w:rPr>
+                                  <w:noProof/>
+                                </w:rPr>
+                                <w:t>40</w:t>
+                              </w:r>
+                              <w:r>
+                                <w:rPr>
+                                  <w:noProof/>
+                                </w:rPr>
+                                <w:fldChar w:fldCharType="end"/>
+                              </w:r>
+                            </w:p>
+                          </w:txbxContent>
+                        </wps:txbx>
+                        <wps:bodyPr rot="0" vert="horz" wrap="square" lIns="91440" tIns="0" rIns="91440" bIns="0" anchor="t" anchorCtr="0" upright="1">
+                          <a:noAutofit/>
+                        </wps:bodyPr>
+                      </wps:wsp>
+                    </a:graphicData>
+                  </a:graphic>
+                  <wp14:sizeRelH relativeFrom="margin">
+                    <wp14:pctWidth>10000</wp14:pctWidth>
+                  </wp14:sizeRelH>
+                  <wp14:sizeRelV relativeFrom="bottomMargin">
+                    <wp14:pctHeight>0</wp14:pctHeight>
+                  </wp14:sizeRelV>
+                </wp:anchor>
+              </w:drawing>
+            </mc:Choice>
+            <mc:Fallback>
+              <w:pict>
+                <v:shapetype w14:anchorId="0C3B2B61" id="_x0000_t185" coordsize="21600,21600" o:spt="185" adj="3600" path="m@0,nfqx0@0l0@2qy@0,21600em@1,nfqx21600@0l21600@2qy@1,21600em@0,nsqx0@0l0@2qy@0,21600l@1,21600qx21600@2l21600@0qy@1,xe" filled="f">
+                  <v:formulas>
+                    <v:f eqn="val #0"/>
+                    <v:f eqn="sum width 0 #0"/>
+                    <v:f eqn="sum height 0 #0"/>
+                    <v:f eqn="prod @0 2929 10000"/>
+                    <v:f eqn="sum width 0 @3"/>
+                    <v:f eqn="sum height 0 @3"/>
+                    <v:f eqn="val width"/>
+                    <v:f eqn="val height"/>
+                    <v:f eqn="prod width 1 2"/>
+                    <v:f eqn="prod height 1 2"/>
+                  </v:formulas>
+                  <v:path o:extrusionok="f" gradientshapeok="t" limo="10800,10800" o:connecttype="custom" o:connectlocs="@8,0;0,@9;@8,@7;@6,@9" textboxrect="@3,@3,@4,@5"/>
+                  <v:handles>
+                    <v:h position="#0,topLeft" switch="" xrange="0,10800"/>
+                  </v:handles>
+                </v:shapetype>
+                <v:shape id="Double Bracket 40" o:spid="_x0000_s1037" type="#_x0000_t185" style="position:absolute;margin-left:0;margin-top:0;width:43.45pt;height:18.8pt;z-index:251666432;visibility:visible;mso-wrap-style:square;mso-width-percent:100;mso-height-percent:0;mso-wrap-distance-left:9pt;mso-wrap-distance-top:0;mso-wrap-distance-right:9pt;mso-wrap-distance-bottom:0;mso-position-horizontal:center;mso-position-horizontal-relative:margin;mso-position-vertical:center;mso-position-vertical-relative:bottom-margin-area;mso-width-percent:100;mso-height-percent:0;mso-width-relative:margin;mso-height-relative:bottom-margin-area;v-text-anchor:top" o:gfxdata="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" filled="t" strokecolor="gray" strokeweight="2.25pt">
+                  <v:textbox inset=",0,,0">
+                    <w:txbxContent>
+                      <w:p>
+                        <w:pPr>
+                          <w:jc w:val="center"/>
+                        </w:pPr>
+                        <w:r>
+                          <w:fldChar w:fldCharType="begin"/>
+                        </w:r>
+                        <w:r>
+                          <w:instrText xml:space="preserve"> PAGE    \* MERGEFORMAT </w:instrText>
+                        </w:r>
+                        <w:r>
+                          <w:fldChar w:fldCharType="separate"/>
+                        </w:r>
+                        <w:r>
+                          <w:rPr>
+                            <w:noProof/>
+                          </w:rPr>
+                          <w:t>40</w:t>
+                        </w:r>
+                        <w:r>
+                          <w:rPr>
+                            <w:noProof/>
+                          </w:rPr>
+                          <w:fldChar w:fldCharType="end"/>
+                        </w:r>
+                      </w:p>
+                    </w:txbxContent>
+                  </v:textbox>
+                  <w10:wrap anchorx="margin" anchory="margin"/>
+                </v:shape>
+              </w:pict>
+            </mc:Fallback>
+          </mc:AlternateContent>
+        </w:r>
+        <w:r>
+          <w:rPr>
+            <w:noProof/>
+          </w:rPr>
+          <mc:AlternateContent>
+            <mc:Choice Requires="wps">
+              <w:drawing>
+                <wp:anchor distT="0" distB="0" distL="114300" distR="114300" simplePos="0" relativeHeight="251665408" behindDoc="0" locked="0" layoutInCell="1" allowOverlap="1" wp14:anchorId="5B48C2C0" wp14:editId="116416D2">
+                  <wp:simplePos x="0" y="0"/>
+                  <wp:positionH relativeFrom="margin">
+                    <wp:align>center</wp:align>
+                  </wp:positionH>
+                  <wp:positionV relativeFrom="bottomMargin">
+                    <wp:align>center</wp:align>
+                  </wp:positionV>
+                  <wp:extent cx="5518150" cy="0"/>
+                  <wp:effectExtent l="9525" t="9525" r="6350" b="9525"/>
+                  <wp:wrapNone/>
+                  <wp:docPr id="41" name="Straight Arrow Connector 41"/>
+                  <wp:cNvGraphicFramePr>
+                    <a:graphicFrameLocks xmlns:a="http://schemas.openxmlformats.org/drawingml/2006/main"/>
+                  </wp:cNvGraphicFramePr>
+                  <a:graphic xmlns:a="http://schemas.openxmlformats.org/drawingml/2006/main">
+                    <a:graphicData uri="http://schemas.microsoft.com/office/word/2010/wordprocessingShape">
+                      <wps:wsp>
+                        <wps:cNvCnPr>
+                          <a:cxnSpLocks noChangeShapeType="1"/>
+                        </wps:cNvCnPr>
+                        <wps:spPr bwMode="auto">
+                          <a:xfrm>
+                            <a:off x="0" y="0"/>
+                            <a:ext cx="5518150" cy="0"/>
+                          </a:xfrm>
+                          <a:prstGeom prst="straightConnector1">
+                            <a:avLst/>
+                          </a:prstGeom>
+                          <a:noFill/>
+                          <a:ln w="12700">
+                            <a:solidFill>
+                              <a:srgbClr val="808080"/>
+                            </a:solidFill>
+                            <a:round/>
+                            <a:headEnd/>
+                            <a:tailEnd/>
+                          </a:ln>
+                          <a:extLst>
+                            <a:ext uri="{909E8E84-426E-40DD-AFC4-6F175D3DCCD1}">
+                              <a14:hiddenFill xmlns:a14="http://schemas.microsoft.com/office/drawing/2010/main">
+                                <a:noFill/>
+                              </a14:hiddenFill>
+                            </a:ext>
+                          </a:extLst>
+                        </wps:spPr>
+                        <wps:bodyPr/>
+                      </wps:wsp>
+                    </a:graphicData>
+                  </a:graphic>
+                  <wp14:sizeRelH relativeFrom="page">
+                    <wp14:pctWidth>0</wp14:pctWidth>
+                  </wp14:sizeRelH>
+                  <wp14:sizeRelV relativeFrom="bottomMargin">
+                    <wp14:pctHeight>0</wp14:pctHeight>
+                  </wp14:sizeRelV>
+                </wp:anchor>
+              </w:drawing>
+            </mc:Choice>
+            <mc:Fallback>
+              <w:pict>
+                <v:shapetype w14:anchorId="70B4240F" id="_x0000_t32" coordsize="21600,21600" o:spt="32" o:oned="t" path="m,l21600,21600e" filled="f">
+                  <v:path arrowok="t" fillok="f" o:connecttype="none"/>
+                  <o:lock v:ext="edit" shapetype="t"/>
+                </v:shapetype>
+                <v:shape id="Straight Arrow Connector 41" o:spid="_x0000_s1026" type="#_x0000_t32" style="position:absolute;margin-left:0;margin-top:0;width:434.5pt;height:0;z-index:251665408;visibility:visible;mso-wrap-style:square;mso-width-percent:0;mso-height-percent:0;mso-wrap-distance-left:9pt;mso-wrap-distance-top:0;mso-wrap-distance-right:9pt;mso-wrap-distance-bottom:0;mso-position-horizontal:center;mso-position-horizontal-relative:margin;mso-position-vertical:center;mso-position-vertical-relative:bottom-margin-area;mso-width-percent:0;mso-height-percent:0;mso-width-relative:page;mso-height-relative:bottom-margin-area" o:gfxdata="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" strokecolor="gray" strokeweight="1pt">
+                  <w10:wrap anchorx="margin" anchory="margin"/>
+                </v:shape>
+              </w:pict>
+            </mc:Fallback>
+          </mc:AlternateContent>
+        </w:r>
+      </w:p>
+    </w:sdtContent>
+  </w:sdt>
+</w:ftr>
+</file>
+
 <file path=word/footer3.xml><?xml version="1.0" encoding="utf-8"?>
 <w:ftr xmlns:wpc="http://schemas.microsoft.com/office/word/2010/wordprocessingCanvas" xmlns:cx="http://schemas.microsoft.com/office/drawing/2014/chartex" xmlns:cx1="http://schemas.microsoft.com/office/drawing/2015/9/8/chartex" xmlns:mc="http://schemas.openxmlformats.org/markup-compatibility/2006" xmlns:o="urn:schemas-microsoft-com:office:office" xmlns:r="http://schemas.openxmlformats.org/officeDocument/2006/relationships" xmlns:m="http://schemas.openxmlformats.org/officeDocument/2006/math" xmlns:v="urn:schemas-microsoft-com:vml" xmlns:wp14="http://schemas.microsoft.com/office/word/2010/wordprocessingDrawing" xmlns:wp="http://schemas.openxmlformats.org/drawingml/2006/wordprocessingDrawing" xmlns:w10="urn:schemas-microsoft-com:office:word" xmlns:w="http://schemas.openxmlformats.org/wordprocessingml/2006/main" xmlns:w14="http://schemas.microsoft.com/office/word/2010/wordml" xmlns:w15="http://schemas.microsoft.com/office/word/2012/wordml" xmlns:w16se="http://schemas.microsoft.com/office/word/2015/wordml/symex" xmlns:wpg="http://schemas.microsoft.com/office/word/2010/wordprocessingGroup" xmlns:wpi="http://schemas.microsoft.com/office/word/2010/wordprocessingInk" xmlns:wne="http://schemas.microsoft.com/office/word/2006/wordml" xmlns:wps="http://schemas.microsoft.com/office/word/2010/wordprocessingShape" mc:Ignorable="w14 w15 w16se wp14">
   <w:p>
@@ -12399,7 +13161,6 @@
     <w:r>
       <w:rPr>
         <w:noProof/>
-        <w:lang w:val="en-GB" w:eastAsia="en-GB"/>
       </w:rPr>
       <mc:AlternateContent>
         <mc:Choice Requires="wps">
@@ -12472,7 +13233,6 @@
     <w:r>
       <w:rPr>
         <w:noProof/>
-        <w:lang w:val="en-GB" w:eastAsia="en-GB"/>
       </w:rPr>
       <mc:AlternateContent>
         <mc:Choice Requires="wps">
@@ -12536,7 +13296,6 @@
                               <w:docPartUnique/>
                             </w:docPartObj>
                           </w:sdtPr>
-                          <w:sdtEndPr/>
                           <w:sdtContent>
                             <w:p>
                               <w:pPr>
@@ -12622,7 +13381,6 @@
                         <w:docPartUnique/>
                       </w:docPartObj>
                     </w:sdtPr>
-                    <w:sdtEndPr/>
                     <w:sdtContent>
                       <w:p>
                         <w:pPr>
@@ -12687,7 +13445,6 @@
     <w:r>
       <w:rPr>
         <w:noProof/>
-        <w:lang w:val="en-GB" w:eastAsia="en-GB"/>
       </w:rPr>
       <mc:AlternateContent>
         <mc:Choice Requires="wps">
@@ -12760,7 +13517,6 @@
     <w:r>
       <w:rPr>
         <w:noProof/>
-        <w:lang w:val="en-GB" w:eastAsia="en-GB"/>
       </w:rPr>
       <mc:AlternateContent>
         <mc:Choice Requires="wps">
@@ -12824,7 +13580,6 @@
                               <w:docPartUnique/>
                             </w:docPartObj>
                           </w:sdtPr>
-                          <w:sdtEndPr/>
                           <w:sdtContent>
                             <w:p>
                               <w:pPr>
@@ -12913,7 +13668,6 @@
                         <w:docPartUnique/>
                       </w:docPartObj>
                     </w:sdtPr>
-                    <w:sdtEndPr/>
                     <w:sdtContent>
                       <w:p>
                         <w:pPr>
@@ -12988,7 +13742,6 @@
     <w:r>
       <w:rPr>
         <w:noProof/>
-        <w:lang w:val="en-GB" w:eastAsia="en-GB"/>
       </w:rPr>
       <mc:AlternateContent>
         <mc:Choice Requires="wps">
@@ -13061,7 +13814,6 @@
     <w:r>
       <w:rPr>
         <w:noProof/>
-        <w:lang w:val="en-GB" w:eastAsia="en-GB"/>
       </w:rPr>
       <mc:AlternateContent>
         <mc:Choice Requires="wps">
@@ -13125,7 +13877,6 @@
                               <w:docPartUnique/>
                             </w:docPartObj>
                           </w:sdtPr>
-                          <w:sdtEndPr/>
                           <w:sdtContent>
                             <w:p>
                               <w:pPr>
@@ -13293,7 +14044,6 @@
     <w:r>
       <w:rPr>
         <w:noProof/>
-        <w:lang w:val="en-GB" w:eastAsia="en-GB"/>
       </w:rPr>
       <mc:AlternateContent>
         <mc:Choice Requires="wps">
@@ -13366,7 +14116,6 @@
     <w:r>
       <w:rPr>
         <w:noProof/>
-        <w:lang w:val="en-GB" w:eastAsia="en-GB"/>
       </w:rPr>
       <mc:AlternateContent>
         <mc:Choice Requires="wps">
@@ -13430,7 +14179,6 @@
                               <w:docPartUnique/>
                             </w:docPartObj>
                           </w:sdtPr>
-                          <w:sdtEndPr/>
                           <w:sdtContent>
                             <w:p>
                               <w:pPr>
@@ -13463,7 +14211,7 @@
                                   <w:noProof/>
                                   <w:color w:val="000000"/>
                                 </w:rPr>
-                                <w:t>7</w:t>
+                                <w:t>9</w:t>
                               </w:r>
                               <w:r>
                                 <w:rPr>
@@ -13516,7 +14264,6 @@
                         <w:docPartUnique/>
                       </w:docPartObj>
                     </w:sdtPr>
-                    <w:sdtEndPr/>
                     <w:sdtContent>
                       <w:p>
                         <w:pPr>
@@ -13549,7 +14296,7 @@
                             <w:noProof/>
                             <w:color w:val="000000"/>
                           </w:rPr>
-                          <w:t>7</w:t>
+                          <w:t>9</w:t>
                         </w:r>
                         <w:r>
                           <w:rPr>
@@ -13597,6 +14344,16 @@
 </w:footnotes>
 </file>
 
+<file path=word/header1.xml><?xml version="1.0" encoding="utf-8"?>
+<w:hdr xmlns:wpc="http://schemas.microsoft.com/office/word/2010/wordprocessingCanvas" xmlns:cx="http://schemas.microsoft.com/office/drawing/2014/chartex" xmlns:cx1="http://schemas.microsoft.com/office/drawing/2015/9/8/chartex" xmlns:mc="http://schemas.openxmlformats.org/markup-compatibility/2006" xmlns:o="urn:schemas-microsoft-com:office:office" xmlns:r="http://schemas.openxmlformats.org/officeDocument/2006/relationships" xmlns:m="http://schemas.openxmlformats.org/officeDocument/2006/math" xmlns:v="urn:schemas-microsoft-com:vml" xmlns:wp14="http://schemas.microsoft.com/office/word/2010/wordprocessingDrawing" xmlns:wp="http://schemas.openxmlformats.org/drawingml/2006/wordprocessingDrawing" xmlns:w10="urn:schemas-microsoft-com:office:word" xmlns:w="http://schemas.openxmlformats.org/wordprocessingml/2006/main" xmlns:w14="http://schemas.microsoft.com/office/word/2010/wordml" xmlns:w15="http://schemas.microsoft.com/office/word/2012/wordml" xmlns:w16se="http://schemas.microsoft.com/office/word/2015/wordml/symex" xmlns:wpg="http://schemas.microsoft.com/office/word/2010/wordprocessingGroup" xmlns:wpi="http://schemas.microsoft.com/office/word/2010/wordprocessingInk" xmlns:wne="http://schemas.microsoft.com/office/word/2006/wordml" xmlns:wps="http://schemas.microsoft.com/office/word/2010/wordprocessingShape" mc:Ignorable="w14 w15 w16se wp14">
+  <w:p>
+    <w:pPr>
+      <w:pStyle w:val="Header"/>
+    </w:pPr>
+  </w:p>
+</w:hdr>
+</file>
+
 <file path=word/numbering.xml><?xml version="1.0" encoding="utf-8"?>
 <w:numbering xmlns:wpc="http://schemas.microsoft.com/office/word/2010/wordprocessingCanvas" xmlns:cx="http://schemas.microsoft.com/office/drawing/2014/chartex" xmlns:cx1="http://schemas.microsoft.com/office/drawing/2015/9/8/chartex" xmlns:mc="http://schemas.openxmlformats.org/markup-compatibility/2006" xmlns:o="urn:schemas-microsoft-com:office:office" xmlns:r="http://schemas.openxmlformats.org/officeDocument/2006/relationships" xmlns:m="http://schemas.openxmlformats.org/officeDocument/2006/math" xmlns:v="urn:schemas-microsoft-com:vml" xmlns:wp14="http://schemas.microsoft.com/office/word/2010/wordprocessingDrawing" xmlns:wp="http://schemas.openxmlformats.org/drawingml/2006/wordprocessingDrawing" xmlns:w10="urn:schemas-microsoft-com:office:word" xmlns:w="http://schemas.openxmlformats.org/wordprocessingml/2006/main" xmlns:w14="http://schemas.microsoft.com/office/word/2010/wordml" xmlns:w15="http://schemas.microsoft.com/office/word/2012/wordml" xmlns:w16se="http://schemas.microsoft.com/office/word/2015/wordml/symex" xmlns:wpg="http://schemas.microsoft.com/office/word/2010/wordprocessingGroup" xmlns:wpi="http://schemas.microsoft.com/office/word/2010/wordprocessingInk" xmlns:wne="http://schemas.microsoft.com/office/word/2006/wordml" xmlns:wps="http://schemas.microsoft.com/office/word/2010/wordprocessingShape" mc:Ignorable="w14 w15 w16se wp14">
   <w:abstractNum w:abstractNumId="0" w15:restartNumberingAfterBreak="0">
@@ -14106,6 +14863,304 @@
     </w:lvl>
   </w:abstractNum>
   <w:abstractNum w:abstractNumId="4" w15:restartNumberingAfterBreak="0">
+    <w:nsid w:val="1CB91BBA"/>
+    <w:multiLevelType w:val="multilevel"/>
+    <w:tmpl w:val="E51C084A"/>
+    <w:lvl w:ilvl="0">
+      <w:start w:val="1"/>
+      <w:numFmt w:val="bullet"/>
+      <w:lvlText w:val=""/>
+      <w:lvlJc w:val="left"/>
+      <w:pPr>
+        <w:tabs>
+          <w:tab w:val="num" w:pos="720"/>
+        </w:tabs>
+        <w:ind w:left="720" w:hanging="360"/>
+      </w:pPr>
+      <w:rPr>
+        <w:rFonts w:ascii="Symbol" w:hAnsi="Symbol" w:hint="default"/>
+        <w:sz w:val="20"/>
+      </w:rPr>
+    </w:lvl>
+    <w:lvl w:ilvl="1" w:tentative="1">
+      <w:start w:val="1"/>
+      <w:numFmt w:val="bullet"/>
+      <w:lvlText w:val="o"/>
+      <w:lvlJc w:val="left"/>
+      <w:pPr>
+        <w:tabs>
+          <w:tab w:val="num" w:pos="1440"/>
+        </w:tabs>
+        <w:ind w:left="1440" w:hanging="360"/>
+      </w:pPr>
+      <w:rPr>
+        <w:rFonts w:ascii="Courier New" w:hAnsi="Courier New" w:hint="default"/>
+        <w:sz w:val="20"/>
+      </w:rPr>
+    </w:lvl>
+    <w:lvl w:ilvl="2" w:tentative="1">
+      <w:start w:val="1"/>
+      <w:numFmt w:val="bullet"/>
+      <w:lvlText w:val=""/>
+      <w:lvlJc w:val="left"/>
+      <w:pPr>
+        <w:tabs>
+          <w:tab w:val="num" w:pos="2160"/>
+        </w:tabs>
+        <w:ind w:left="2160" w:hanging="360"/>
+      </w:pPr>
+      <w:rPr>
+        <w:rFonts w:ascii="Wingdings" w:hAnsi="Wingdings" w:hint="default"/>
+        <w:sz w:val="20"/>
+      </w:rPr>
+    </w:lvl>
+    <w:lvl w:ilvl="3" w:tentative="1">
+      <w:start w:val="1"/>
+      <w:numFmt w:val="bullet"/>
+      <w:lvlText w:val=""/>
+      <w:lvlJc w:val="left"/>
+      <w:pPr>
+        <w:tabs>
+          <w:tab w:val="num" w:pos="2880"/>
+        </w:tabs>
+        <w:ind w:left="2880" w:hanging="360"/>
+      </w:pPr>
+      <w:rPr>
+        <w:rFonts w:ascii="Wingdings" w:hAnsi="Wingdings" w:hint="default"/>
+        <w:sz w:val="20"/>
+      </w:rPr>
+    </w:lvl>
+    <w:lvl w:ilvl="4" w:tentative="1">
+      <w:start w:val="1"/>
+      <w:numFmt w:val="bullet"/>
+      <w:lvlText w:val=""/>
+      <w:lvlJc w:val="left"/>
+      <w:pPr>
+        <w:tabs>
+          <w:tab w:val="num" w:pos="3600"/>
+        </w:tabs>
+        <w:ind w:left="3600" w:hanging="360"/>
+      </w:pPr>
+      <w:rPr>
+        <w:rFonts w:ascii="Wingdings" w:hAnsi="Wingdings" w:hint="default"/>
+        <w:sz w:val="20"/>
+      </w:rPr>
+    </w:lvl>
+    <w:lvl w:ilvl="5" w:tentative="1">
+      <w:start w:val="1"/>
+      <w:numFmt w:val="bullet"/>
+      <w:lvlText w:val=""/>
+      <w:lvlJc w:val="left"/>
+      <w:pPr>
+        <w:tabs>
+          <w:tab w:val="num" w:pos="4320"/>
+        </w:tabs>
+        <w:ind w:left="4320" w:hanging="360"/>
+      </w:pPr>
+      <w:rPr>
+        <w:rFonts w:ascii="Wingdings" w:hAnsi="Wingdings" w:hint="default"/>
+        <w:sz w:val="20"/>
+      </w:rPr>
+    </w:lvl>
+    <w:lvl w:ilvl="6" w:tentative="1">
+      <w:start w:val="1"/>
+      <w:numFmt w:val="bullet"/>
+      <w:lvlText w:val=""/>
+      <w:lvlJc w:val="left"/>
+      <w:pPr>
+        <w:tabs>
+          <w:tab w:val="num" w:pos="5040"/>
+        </w:tabs>
+        <w:ind w:left="5040" w:hanging="360"/>
+      </w:pPr>
+      <w:rPr>
+        <w:rFonts w:ascii="Wingdings" w:hAnsi="Wingdings" w:hint="default"/>
+        <w:sz w:val="20"/>
+      </w:rPr>
+    </w:lvl>
+    <w:lvl w:ilvl="7" w:tentative="1">
+      <w:start w:val="1"/>
+      <w:numFmt w:val="bullet"/>
+      <w:lvlText w:val=""/>
+      <w:lvlJc w:val="left"/>
+      <w:pPr>
+        <w:tabs>
+          <w:tab w:val="num" w:pos="5760"/>
+        </w:tabs>
+        <w:ind w:left="5760" w:hanging="360"/>
+      </w:pPr>
+      <w:rPr>
+        <w:rFonts w:ascii="Wingdings" w:hAnsi="Wingdings" w:hint="default"/>
+        <w:sz w:val="20"/>
+      </w:rPr>
+    </w:lvl>
+    <w:lvl w:ilvl="8" w:tentative="1">
+      <w:start w:val="1"/>
+      <w:numFmt w:val="bullet"/>
+      <w:lvlText w:val=""/>
+      <w:lvlJc w:val="left"/>
+      <w:pPr>
+        <w:tabs>
+          <w:tab w:val="num" w:pos="6480"/>
+        </w:tabs>
+        <w:ind w:left="6480" w:hanging="360"/>
+      </w:pPr>
+      <w:rPr>
+        <w:rFonts w:ascii="Wingdings" w:hAnsi="Wingdings" w:hint="default"/>
+        <w:sz w:val="20"/>
+      </w:rPr>
+    </w:lvl>
+  </w:abstractNum>
+  <w:abstractNum w:abstractNumId="5" w15:restartNumberingAfterBreak="0">
+    <w:nsid w:val="2A3D2CCE"/>
+    <w:multiLevelType w:val="multilevel"/>
+    <w:tmpl w:val="1EBEBA36"/>
+    <w:lvl w:ilvl="0">
+      <w:start w:val="1"/>
+      <w:numFmt w:val="bullet"/>
+      <w:lvlText w:val=""/>
+      <w:lvlJc w:val="left"/>
+      <w:pPr>
+        <w:tabs>
+          <w:tab w:val="num" w:pos="720"/>
+        </w:tabs>
+        <w:ind w:left="720" w:hanging="360"/>
+      </w:pPr>
+      <w:rPr>
+        <w:rFonts w:ascii="Symbol" w:hAnsi="Symbol" w:hint="default"/>
+        <w:sz w:val="20"/>
+      </w:rPr>
+    </w:lvl>
+    <w:lvl w:ilvl="1" w:tentative="1">
+      <w:start w:val="1"/>
+      <w:numFmt w:val="bullet"/>
+      <w:lvlText w:val="o"/>
+      <w:lvlJc w:val="left"/>
+      <w:pPr>
+        <w:tabs>
+          <w:tab w:val="num" w:pos="1440"/>
+        </w:tabs>
+        <w:ind w:left="1440" w:hanging="360"/>
+      </w:pPr>
+      <w:rPr>
+        <w:rFonts w:ascii="Courier New" w:hAnsi="Courier New" w:hint="default"/>
+        <w:sz w:val="20"/>
+      </w:rPr>
+    </w:lvl>
+    <w:lvl w:ilvl="2" w:tentative="1">
+      <w:start w:val="1"/>
+      <w:numFmt w:val="bullet"/>
+      <w:lvlText w:val=""/>
+      <w:lvlJc w:val="left"/>
+      <w:pPr>
+        <w:tabs>
+          <w:tab w:val="num" w:pos="2160"/>
+        </w:tabs>
+        <w:ind w:left="2160" w:hanging="360"/>
+      </w:pPr>
+      <w:rPr>
+        <w:rFonts w:ascii="Wingdings" w:hAnsi="Wingdings" w:hint="default"/>
+        <w:sz w:val="20"/>
+      </w:rPr>
+    </w:lvl>
+    <w:lvl w:ilvl="3" w:tentative="1">
+      <w:start w:val="1"/>
+      <w:numFmt w:val="bullet"/>
+      <w:lvlText w:val=""/>
+      <w:lvlJc w:val="left"/>
+      <w:pPr>
+        <w:tabs>
+          <w:tab w:val="num" w:pos="2880"/>
+        </w:tabs>
+        <w:ind w:left="2880" w:hanging="360"/>
+      </w:pPr>
+      <w:rPr>
+        <w:rFonts w:ascii="Wingdings" w:hAnsi="Wingdings" w:hint="default"/>
+        <w:sz w:val="20"/>
+      </w:rPr>
+    </w:lvl>
+    <w:lvl w:ilvl="4" w:tentative="1">
+      <w:start w:val="1"/>
+      <w:numFmt w:val="bullet"/>
+      <w:lvlText w:val=""/>
+      <w:lvlJc w:val="left"/>
+      <w:pPr>
+        <w:tabs>
+          <w:tab w:val="num" w:pos="3600"/>
+        </w:tabs>
+        <w:ind w:left="3600" w:hanging="360"/>
+      </w:pPr>
+      <w:rPr>
+        <w:rFonts w:ascii="Wingdings" w:hAnsi="Wingdings" w:hint="default"/>
+        <w:sz w:val="20"/>
+      </w:rPr>
+    </w:lvl>
+    <w:lvl w:ilvl="5" w:tentative="1">
+      <w:start w:val="1"/>
+      <w:numFmt w:val="bullet"/>
+      <w:lvlText w:val=""/>
+      <w:lvlJc w:val="left"/>
+      <w:pPr>
+        <w:tabs>
+          <w:tab w:val="num" w:pos="4320"/>
+        </w:tabs>
+        <w:ind w:left="4320" w:hanging="360"/>
+      </w:pPr>
+      <w:rPr>
+        <w:rFonts w:ascii="Wingdings" w:hAnsi="Wingdings" w:hint="default"/>
+        <w:sz w:val="20"/>
+      </w:rPr>
+    </w:lvl>
+    <w:lvl w:ilvl="6" w:tentative="1">
+      <w:start w:val="1"/>
+      <w:numFmt w:val="bullet"/>
+      <w:lvlText w:val=""/>
+      <w:lvlJc w:val="left"/>
+      <w:pPr>
+        <w:tabs>
+          <w:tab w:val="num" w:pos="5040"/>
+        </w:tabs>
+        <w:ind w:left="5040" w:hanging="360"/>
+      </w:pPr>
+      <w:rPr>
+        <w:rFonts w:ascii="Wingdings" w:hAnsi="Wingdings" w:hint="default"/>
+        <w:sz w:val="20"/>
+      </w:rPr>
+    </w:lvl>
+    <w:lvl w:ilvl="7" w:tentative="1">
+      <w:start w:val="1"/>
+      <w:numFmt w:val="bullet"/>
+      <w:lvlText w:val=""/>
+      <w:lvlJc w:val="left"/>
+      <w:pPr>
+        <w:tabs>
+          <w:tab w:val="num" w:pos="5760"/>
+        </w:tabs>
+        <w:ind w:left="5760" w:hanging="360"/>
+      </w:pPr>
+      <w:rPr>
+        <w:rFonts w:ascii="Wingdings" w:hAnsi="Wingdings" w:hint="default"/>
+        <w:sz w:val="20"/>
+      </w:rPr>
+    </w:lvl>
+    <w:lvl w:ilvl="8" w:tentative="1">
+      <w:start w:val="1"/>
+      <w:numFmt w:val="bullet"/>
+      <w:lvlText w:val=""/>
+      <w:lvlJc w:val="left"/>
+      <w:pPr>
+        <w:tabs>
+          <w:tab w:val="num" w:pos="6480"/>
+        </w:tabs>
+        <w:ind w:left="6480" w:hanging="360"/>
+      </w:pPr>
+      <w:rPr>
+        <w:rFonts w:ascii="Wingdings" w:hAnsi="Wingdings" w:hint="default"/>
+        <w:sz w:val="20"/>
+      </w:rPr>
+    </w:lvl>
+  </w:abstractNum>
+  <w:abstractNum w:abstractNumId="6" w15:restartNumberingAfterBreak="0">
     <w:nsid w:val="2B534A1B"/>
     <w:multiLevelType w:val="multilevel"/>
     <w:tmpl w:val="8544091C"/>
@@ -14255,7 +15310,7 @@
       </w:rPr>
     </w:lvl>
   </w:abstractNum>
-  <w:abstractNum w:abstractNumId="5" w15:restartNumberingAfterBreak="0">
+  <w:abstractNum w:abstractNumId="7" w15:restartNumberingAfterBreak="0">
     <w:nsid w:val="2C4F1057"/>
     <w:multiLevelType w:val="hybridMultilevel"/>
     <w:tmpl w:val="23087660"/>
@@ -14368,7 +15423,7 @@
       </w:rPr>
     </w:lvl>
   </w:abstractNum>
-  <w:abstractNum w:abstractNumId="6" w15:restartNumberingAfterBreak="0">
+  <w:abstractNum w:abstractNumId="8" w15:restartNumberingAfterBreak="0">
     <w:nsid w:val="2C945A44"/>
     <w:multiLevelType w:val="multilevel"/>
     <w:tmpl w:val="715C47B4"/>
@@ -14508,7 +15563,7 @@
       </w:rPr>
     </w:lvl>
   </w:abstractNum>
-  <w:abstractNum w:abstractNumId="7" w15:restartNumberingAfterBreak="0">
+  <w:abstractNum w:abstractNumId="9" w15:restartNumberingAfterBreak="0">
     <w:nsid w:val="2CA97AA6"/>
     <w:multiLevelType w:val="hybridMultilevel"/>
     <w:tmpl w:val="6D166112"/>
@@ -14621,7 +15676,156 @@
       </w:rPr>
     </w:lvl>
   </w:abstractNum>
-  <w:abstractNum w:abstractNumId="8" w15:restartNumberingAfterBreak="0">
+  <w:abstractNum w:abstractNumId="10" w15:restartNumberingAfterBreak="0">
+    <w:nsid w:val="2E940CDE"/>
+    <w:multiLevelType w:val="multilevel"/>
+    <w:tmpl w:val="9612BE4C"/>
+    <w:lvl w:ilvl="0">
+      <w:start w:val="1"/>
+      <w:numFmt w:val="bullet"/>
+      <w:lvlText w:val=""/>
+      <w:lvlJc w:val="left"/>
+      <w:pPr>
+        <w:tabs>
+          <w:tab w:val="num" w:pos="720"/>
+        </w:tabs>
+        <w:ind w:left="720" w:hanging="360"/>
+      </w:pPr>
+      <w:rPr>
+        <w:rFonts w:ascii="Symbol" w:hAnsi="Symbol" w:hint="default"/>
+        <w:sz w:val="20"/>
+      </w:rPr>
+    </w:lvl>
+    <w:lvl w:ilvl="1" w:tentative="1">
+      <w:start w:val="1"/>
+      <w:numFmt w:val="bullet"/>
+      <w:lvlText w:val="o"/>
+      <w:lvlJc w:val="left"/>
+      <w:pPr>
+        <w:tabs>
+          <w:tab w:val="num" w:pos="1440"/>
+        </w:tabs>
+        <w:ind w:left="1440" w:hanging="360"/>
+      </w:pPr>
+      <w:rPr>
+        <w:rFonts w:ascii="Courier New" w:hAnsi="Courier New" w:hint="default"/>
+        <w:sz w:val="20"/>
+      </w:rPr>
+    </w:lvl>
+    <w:lvl w:ilvl="2" w:tentative="1">
+      <w:start w:val="1"/>
+      <w:numFmt w:val="bullet"/>
+      <w:lvlText w:val=""/>
+      <w:lvlJc w:val="left"/>
+      <w:pPr>
+        <w:tabs>
+          <w:tab w:val="num" w:pos="2160"/>
+        </w:tabs>
+        <w:ind w:left="2160" w:hanging="360"/>
+      </w:pPr>
+      <w:rPr>
+        <w:rFonts w:ascii="Wingdings" w:hAnsi="Wingdings" w:hint="default"/>
+        <w:sz w:val="20"/>
+      </w:rPr>
+    </w:lvl>
+    <w:lvl w:ilvl="3" w:tentative="1">
+      <w:start w:val="1"/>
+      <w:numFmt w:val="bullet"/>
+      <w:lvlText w:val=""/>
+      <w:lvlJc w:val="left"/>
+      <w:pPr>
+        <w:tabs>
+          <w:tab w:val="num" w:pos="2880"/>
+        </w:tabs>
+        <w:ind w:left="2880" w:hanging="360"/>
+      </w:pPr>
+      <w:rPr>
+        <w:rFonts w:ascii="Wingdings" w:hAnsi="Wingdings" w:hint="default"/>
+        <w:sz w:val="20"/>
+      </w:rPr>
+    </w:lvl>
+    <w:lvl w:ilvl="4" w:tentative="1">
+      <w:start w:val="1"/>
+      <w:numFmt w:val="bullet"/>
+      <w:lvlText w:val=""/>
+      <w:lvlJc w:val="left"/>
+      <w:pPr>
+        <w:tabs>
+          <w:tab w:val="num" w:pos="3600"/>
+        </w:tabs>
+        <w:ind w:left="3600" w:hanging="360"/>
+      </w:pPr>
+      <w:rPr>
+        <w:rFonts w:ascii="Wingdings" w:hAnsi="Wingdings" w:hint="default"/>
+        <w:sz w:val="20"/>
+      </w:rPr>
+    </w:lvl>
+    <w:lvl w:ilvl="5" w:tentative="1">
+      <w:start w:val="1"/>
+      <w:numFmt w:val="bullet"/>
+      <w:lvlText w:val=""/>
+      <w:lvlJc w:val="left"/>
+      <w:pPr>
+        <w:tabs>
+          <w:tab w:val="num" w:pos="4320"/>
+        </w:tabs>
+        <w:ind w:left="4320" w:hanging="360"/>
+      </w:pPr>
+      <w:rPr>
+        <w:rFonts w:ascii="Wingdings" w:hAnsi="Wingdings" w:hint="default"/>
+        <w:sz w:val="20"/>
+      </w:rPr>
+    </w:lvl>
+    <w:lvl w:ilvl="6" w:tentative="1">
+      <w:start w:val="1"/>
+      <w:numFmt w:val="bullet"/>
+      <w:lvlText w:val=""/>
+      <w:lvlJc w:val="left"/>
+      <w:pPr>
+        <w:tabs>
+          <w:tab w:val="num" w:pos="5040"/>
+        </w:tabs>
+        <w:ind w:left="5040" w:hanging="360"/>
+      </w:pPr>
+      <w:rPr>
+        <w:rFonts w:ascii="Wingdings" w:hAnsi="Wingdings" w:hint="default"/>
+        <w:sz w:val="20"/>
+      </w:rPr>
+    </w:lvl>
+    <w:lvl w:ilvl="7" w:tentative="1">
+      <w:start w:val="1"/>
+      <w:numFmt w:val="bullet"/>
+      <w:lvlText w:val=""/>
+      <w:lvlJc w:val="left"/>
+      <w:pPr>
+        <w:tabs>
+          <w:tab w:val="num" w:pos="5760"/>
+        </w:tabs>
+        <w:ind w:left="5760" w:hanging="360"/>
+      </w:pPr>
+      <w:rPr>
+        <w:rFonts w:ascii="Wingdings" w:hAnsi="Wingdings" w:hint="default"/>
+        <w:sz w:val="20"/>
+      </w:rPr>
+    </w:lvl>
+    <w:lvl w:ilvl="8" w:tentative="1">
+      <w:start w:val="1"/>
+      <w:numFmt w:val="bullet"/>
+      <w:lvlText w:val=""/>
+      <w:lvlJc w:val="left"/>
+      <w:pPr>
+        <w:tabs>
+          <w:tab w:val="num" w:pos="6480"/>
+        </w:tabs>
+        <w:ind w:left="6480" w:hanging="360"/>
+      </w:pPr>
+      <w:rPr>
+        <w:rFonts w:ascii="Wingdings" w:hAnsi="Wingdings" w:hint="default"/>
+        <w:sz w:val="20"/>
+      </w:rPr>
+    </w:lvl>
+  </w:abstractNum>
+  <w:abstractNum w:abstractNumId="11" w15:restartNumberingAfterBreak="0">
     <w:nsid w:val="363F4D9C"/>
     <w:multiLevelType w:val="hybridMultilevel"/>
     <w:tmpl w:val="53AA31B4"/>
@@ -14734,7 +15938,7 @@
       </w:rPr>
     </w:lvl>
   </w:abstractNum>
-  <w:abstractNum w:abstractNumId="9" w15:restartNumberingAfterBreak="0">
+  <w:abstractNum w:abstractNumId="12" w15:restartNumberingAfterBreak="0">
     <w:nsid w:val="4CF33A4E"/>
     <w:multiLevelType w:val="multilevel"/>
     <w:tmpl w:val="F5AA428A"/>
@@ -14847,7 +16051,7 @@
       </w:pPr>
     </w:lvl>
   </w:abstractNum>
-  <w:abstractNum w:abstractNumId="10" w15:restartNumberingAfterBreak="0">
+  <w:abstractNum w:abstractNumId="13" w15:restartNumberingAfterBreak="0">
     <w:nsid w:val="54534219"/>
     <w:multiLevelType w:val="multilevel"/>
     <w:tmpl w:val="DB90C9DE"/>
@@ -14987,7 +16191,7 @@
       </w:rPr>
     </w:lvl>
   </w:abstractNum>
-  <w:abstractNum w:abstractNumId="11" w15:restartNumberingAfterBreak="0">
+  <w:abstractNum w:abstractNumId="14" w15:restartNumberingAfterBreak="0">
     <w:nsid w:val="5BA813FB"/>
     <w:multiLevelType w:val="multilevel"/>
     <w:tmpl w:val="8B6883A8"/>
@@ -15109,7 +16313,7 @@
       </w:pPr>
     </w:lvl>
   </w:abstractNum>
-  <w:abstractNum w:abstractNumId="12" w15:restartNumberingAfterBreak="0">
+  <w:abstractNum w:abstractNumId="15" w15:restartNumberingAfterBreak="0">
     <w:nsid w:val="5DDA300A"/>
     <w:multiLevelType w:val="multilevel"/>
     <w:tmpl w:val="5680FC1E"/>
@@ -15249,7 +16453,7 @@
       </w:rPr>
     </w:lvl>
   </w:abstractNum>
-  <w:abstractNum w:abstractNumId="13" w15:restartNumberingAfterBreak="0">
+  <w:abstractNum w:abstractNumId="16" w15:restartNumberingAfterBreak="0">
     <w:nsid w:val="5F700BD0"/>
     <w:multiLevelType w:val="multilevel"/>
     <w:tmpl w:val="96F0E8E0"/>
@@ -15389,7 +16593,7 @@
       </w:rPr>
     </w:lvl>
   </w:abstractNum>
-  <w:abstractNum w:abstractNumId="14" w15:restartNumberingAfterBreak="0">
+  <w:abstractNum w:abstractNumId="17" w15:restartNumberingAfterBreak="0">
     <w:nsid w:val="60001B7B"/>
     <w:multiLevelType w:val="multilevel"/>
     <w:tmpl w:val="CB74C5B8"/>
@@ -15529,7 +16733,7 @@
       </w:rPr>
     </w:lvl>
   </w:abstractNum>
-  <w:abstractNum w:abstractNumId="15" w15:restartNumberingAfterBreak="0">
+  <w:abstractNum w:abstractNumId="18" w15:restartNumberingAfterBreak="0">
     <w:nsid w:val="616819EC"/>
     <w:multiLevelType w:val="hybridMultilevel"/>
     <w:tmpl w:val="4B648C80"/>
@@ -15642,7 +16846,7 @@
       </w:rPr>
     </w:lvl>
   </w:abstractNum>
-  <w:abstractNum w:abstractNumId="16" w15:restartNumberingAfterBreak="0">
+  <w:abstractNum w:abstractNumId="19" w15:restartNumberingAfterBreak="0">
     <w:nsid w:val="6B6F5778"/>
     <w:multiLevelType w:val="multilevel"/>
     <w:tmpl w:val="B462C124"/>
@@ -15755,7 +16959,7 @@
       </w:pPr>
     </w:lvl>
   </w:abstractNum>
-  <w:abstractNum w:abstractNumId="17" w15:restartNumberingAfterBreak="0">
+  <w:abstractNum w:abstractNumId="20" w15:restartNumberingAfterBreak="0">
     <w:nsid w:val="786D3445"/>
     <w:multiLevelType w:val="hybridMultilevel"/>
     <w:tmpl w:val="EB409FDE"/>
@@ -15869,58 +17073,67 @@
     </w:lvl>
   </w:abstractNum>
   <w:num w:numId="1">
-    <w:abstractNumId w:val="9"/>
+    <w:abstractNumId w:val="12"/>
   </w:num>
   <w:num w:numId="2">
     <w:abstractNumId w:val="0"/>
   </w:num>
   <w:num w:numId="3">
-    <w:abstractNumId w:val="16"/>
+    <w:abstractNumId w:val="19"/>
   </w:num>
   <w:num w:numId="4">
     <w:abstractNumId w:val="3"/>
   </w:num>
   <w:num w:numId="5">
-    <w:abstractNumId w:val="4"/>
+    <w:abstractNumId w:val="6"/>
   </w:num>
   <w:num w:numId="6">
-    <w:abstractNumId w:val="12"/>
+    <w:abstractNumId w:val="15"/>
   </w:num>
   <w:num w:numId="7">
-    <w:abstractNumId w:val="10"/>
+    <w:abstractNumId w:val="13"/>
   </w:num>
   <w:num w:numId="8">
-    <w:abstractNumId w:val="13"/>
+    <w:abstractNumId w:val="16"/>
   </w:num>
   <w:num w:numId="9">
-    <w:abstractNumId w:val="6"/>
+    <w:abstractNumId w:val="8"/>
   </w:num>
   <w:num w:numId="10">
     <w:abstractNumId w:val="2"/>
   </w:num>
   <w:num w:numId="11">
+    <w:abstractNumId w:val="17"/>
+  </w:num>
+  <w:num w:numId="12">
     <w:abstractNumId w:val="14"/>
   </w:num>
-  <w:num w:numId="12">
+  <w:num w:numId="13">
+    <w:abstractNumId w:val="9"/>
+  </w:num>
+  <w:num w:numId="14">
+    <w:abstractNumId w:val="20"/>
+  </w:num>
+  <w:num w:numId="15">
     <w:abstractNumId w:val="11"/>
   </w:num>
-  <w:num w:numId="13">
+  <w:num w:numId="16">
     <w:abstractNumId w:val="7"/>
   </w:num>
-  <w:num w:numId="14">
-    <w:abstractNumId w:val="17"/>
-  </w:num>
-  <w:num w:numId="15">
-    <w:abstractNumId w:val="8"/>
-  </w:num>
-  <w:num w:numId="16">
-    <w:abstractNumId w:val="5"/>
-  </w:num>
   <w:num w:numId="17">
-    <w:abstractNumId w:val="15"/>
+    <w:abstractNumId w:val="18"/>
   </w:num>
   <w:num w:numId="18">
     <w:abstractNumId w:val="1"/>
+  </w:num>
+  <w:num w:numId="19">
+    <w:abstractNumId w:val="4"/>
+  </w:num>
+  <w:num w:numId="20">
+    <w:abstractNumId w:val="5"/>
+  </w:num>
+  <w:num w:numId="21">
+    <w:abstractNumId w:val="10"/>
   </w:num>
 </w:numbering>
 </file>
@@ -17450,7 +18663,7 @@
 </file>
 
 <file path=customXml/itemProps1.xml><?xml version="1.0" encoding="utf-8"?>
-<ds:datastoreItem xmlns:ds="http://schemas.openxmlformats.org/officeDocument/2006/customXml" ds:itemID="{63AEC971-DE38-4944-8727-8D4756DEE185}">
+<ds:datastoreItem xmlns:ds="http://schemas.openxmlformats.org/officeDocument/2006/customXml" ds:itemID="{F83F07FB-6989-4BA1-9F5E-82EDF3EFB6E5}">
   <ds:schemaRefs>
     <ds:schemaRef ds:uri="http://schemas.openxmlformats.org/officeDocument/2006/bibliography"/>
   </ds:schemaRefs>

--- a/Enhancing Handwritten Text Recognition Using Transformer Models Derived from Large Language Models.docx
+++ b/Enhancing Handwritten Text Recognition Using Transformer Models Derived from Large Language Models.docx
@@ -8778,6 +8778,25 @@
     </w:p>
     <w:p>
       <w:pPr>
+        <w:spacing w:after="0" w:line="240" w:lineRule="auto"/>
+        <w:rPr>
+          <w:rFonts w:ascii="Times New Roman" w:eastAsia="Times New Roman" w:hAnsi="Times New Roman" w:cs="Times New Roman"/>
+          <w:b/>
+          <w:bCs/>
+          <w:sz w:val="24"/>
+          <w:szCs w:val="24"/>
+        </w:rPr>
+      </w:pPr>
+      <w:r>
+        <w:rPr>
+          <w:b/>
+          <w:bCs/>
+        </w:rPr>
+        <w:br w:type="page"/>
+      </w:r>
+    </w:p>
+    <w:p>
+      <w:pPr>
         <w:pStyle w:val="NormalWeb"/>
         <w:numPr>
           <w:ilvl w:val="1"/>
@@ -8794,6 +8813,7 @@
           <w:b/>
           <w:bCs/>
         </w:rPr>
+        <w:lastRenderedPageBreak/>
         <w:t>Training and Optimization</w:t>
       </w:r>
     </w:p>
@@ -8839,7 +8859,6 @@
           <w:sz w:val="24"/>
           <w:szCs w:val="24"/>
         </w:rPr>
-        <w:lastRenderedPageBreak/>
         <w:t xml:space="preserve">The experiment has been administered by following a specific sequence that ensured both model capability and task relevance to handwritten text recognition. Every aspect of the experiment was planned thoroughly in order to achieve high accuracy and high generalization of the model provided with different handwritten inputs. The main steps of the training process are presented in detail under: </w:t>
       </w:r>
     </w:p>
@@ -8991,10 +9010,10 @@
               <wp:posOffset>415925</wp:posOffset>
             </wp:positionH>
             <wp:positionV relativeFrom="paragraph">
-              <wp:posOffset>9525</wp:posOffset>
+              <wp:posOffset>7620</wp:posOffset>
             </wp:positionV>
             <wp:extent cx="4658995" cy="1604010"/>
-            <wp:effectExtent l="0" t="0" r="0" b="0"/>
+            <wp:effectExtent l="0" t="0" r="8255" b="0"/>
             <wp:wrapSquare wrapText="largest"/>
             <wp:docPr id="27" name="Image5"/>
             <wp:cNvGraphicFramePr>
@@ -9195,48 +9214,20 @@
       <w:r>
         <w:rPr>
           <w:rFonts w:asciiTheme="majorBidi" w:hAnsiTheme="majorBidi" w:cstheme="majorBidi"/>
-          <w:sz w:val="24"/>
-          <w:szCs w:val="24"/>
-        </w:rPr>
-        <w:t>In this way, data augmentation</w:t>
-      </w:r>
-      <w:r>
-        <w:rPr>
-          <w:rFonts w:asciiTheme="majorBidi" w:hAnsiTheme="majorBidi" w:cstheme="majorBidi"/>
-          <w:sz w:val="24"/>
-          <w:szCs w:val="24"/>
-        </w:rPr>
-        <w:t xml:space="preserve"> enhanced the model’s ability to generalize quite effectively. This strategy was very important in helping the model cope with the differences in individual handwriting patterns so that it could still work well with a wide range of writing samples. The end product is an improved recognition system that is flexible and efficient.</w:t>
-      </w:r>
-    </w:p>
-    <w:p>
-      <w:pPr>
-        <w:pStyle w:val="BodyText"/>
-        <w:spacing w:line="360" w:lineRule="auto"/>
-        <w:rPr>
-          <w:rFonts w:asciiTheme="majorBidi" w:hAnsiTheme="majorBidi" w:cstheme="majorBidi"/>
-          <w:sz w:val="24"/>
-          <w:szCs w:val="24"/>
-        </w:rPr>
-      </w:pPr>
-      <w:r>
-        <w:rPr>
-          <w:rFonts w:asciiTheme="majorBidi" w:hAnsiTheme="majorBidi" w:cstheme="majorBidi"/>
           <w:noProof/>
           <w:sz w:val="24"/>
           <w:szCs w:val="24"/>
         </w:rPr>
-        <w:lastRenderedPageBreak/>
         <w:drawing>
           <wp:anchor distT="0" distB="0" distL="0" distR="0" simplePos="0" relativeHeight="251691008" behindDoc="0" locked="0" layoutInCell="0" allowOverlap="1">
             <wp:simplePos x="0" y="0"/>
             <wp:positionH relativeFrom="column">
-              <wp:posOffset>161925</wp:posOffset>
+              <wp:posOffset>386080</wp:posOffset>
             </wp:positionH>
             <wp:positionV relativeFrom="paragraph">
-              <wp:posOffset>6985</wp:posOffset>
+              <wp:posOffset>1285240</wp:posOffset>
             </wp:positionV>
-            <wp:extent cx="4707255" cy="1285875"/>
+            <wp:extent cx="4389755" cy="1198245"/>
             <wp:effectExtent l="0" t="0" r="0" b="0"/>
             <wp:wrapSquare wrapText="largest"/>
             <wp:docPr id="28" name="Image6"/>
@@ -9261,7 +9252,7 @@
                   <pic:spPr bwMode="auto">
                     <a:xfrm>
                       <a:off x="0" y="0"/>
-                      <a:ext cx="4707255" cy="1285875"/>
+                      <a:ext cx="4389755" cy="1198245"/>
                     </a:xfrm>
                     <a:prstGeom prst="rect">
                       <a:avLst/>
@@ -9279,6 +9270,33 @@
           </wp:anchor>
         </w:drawing>
       </w:r>
+      <w:r>
+        <w:rPr>
+          <w:rFonts w:asciiTheme="majorBidi" w:hAnsiTheme="majorBidi" w:cstheme="majorBidi"/>
+          <w:sz w:val="24"/>
+          <w:szCs w:val="24"/>
+        </w:rPr>
+        <w:t>In this way, data augmentation</w:t>
+      </w:r>
+      <w:r>
+        <w:rPr>
+          <w:rFonts w:asciiTheme="majorBidi" w:hAnsiTheme="majorBidi" w:cstheme="majorBidi"/>
+          <w:sz w:val="24"/>
+          <w:szCs w:val="24"/>
+        </w:rPr>
+        <w:t xml:space="preserve"> enhanced the model’s ability to generalize quite effectively. This strategy was very important in helping the model cope with the differences in individual handwriting patterns so that it could still work well with a wide range of writing samples. The end product is an improved recognition system that is flexible and efficient.</w:t>
+      </w:r>
+    </w:p>
+    <w:p>
+      <w:pPr>
+        <w:pStyle w:val="BodyText"/>
+        <w:spacing w:line="360" w:lineRule="auto"/>
+        <w:rPr>
+          <w:rFonts w:asciiTheme="majorBidi" w:hAnsiTheme="majorBidi" w:cstheme="majorBidi"/>
+          <w:sz w:val="24"/>
+          <w:szCs w:val="24"/>
+        </w:rPr>
+      </w:pPr>
     </w:p>
     <w:p>
       <w:pPr>
@@ -9324,6 +9342,7 @@
           <w:b/>
           <w:bCs/>
         </w:rPr>
+        <w:lastRenderedPageBreak/>
         <w:t>Model Evaluation and Metrics</w:t>
       </w:r>
     </w:p>
@@ -9494,7 +9513,6 @@
           <w:sz w:val="24"/>
           <w:szCs w:val="24"/>
         </w:rPr>
-        <w:lastRenderedPageBreak/>
         <w:t>Precision, Recall and F1-Score</w:t>
       </w:r>
       <w:r>
@@ -9529,6 +9547,7 @@
           <w:sz w:val="24"/>
           <w:szCs w:val="24"/>
         </w:rPr>
+        <w:lastRenderedPageBreak/>
         <w:t>Precision</w:t>
       </w:r>
       <w:r>
@@ -9678,16 +9697,7 @@
           <w:sz w:val="24"/>
           <w:szCs w:val="24"/>
         </w:rPr>
-        <w:t xml:space="preserve">These metrics, when viewed as a whole, create a substantial analytical embedded system that addresses all dimensions of the model’s output. Observing how the model performs on character error rate (CER) which measures the accuracy of individual characters, the overall accuracy of the transcriptions (content accuracy rate) and the ratio of the number of correct positive results retrieved to the total number of retrieved positive results (as well as false negatives and F1-Score) gives an understanding of how the model performs </w:t>
-      </w:r>
-      <w:r>
-        <w:rPr>
-          <w:rFonts w:asciiTheme="majorBidi" w:hAnsiTheme="majorBidi" w:cstheme="majorBidi"/>
-          <w:sz w:val="24"/>
-          <w:szCs w:val="24"/>
-        </w:rPr>
-        <w:lastRenderedPageBreak/>
-        <w:t>for handwritten text recognition. This exhaustive assessment helps in concluding that the developed model is not just accurate but can perform well under various kinds of handwriting.</w:t>
+        <w:t>These metrics, when viewed as a whole, create a substantial analytical embedded system that addresses all dimensions of the model’s output. Observing how the model performs on character error rate (CER) which measures the accuracy of individual characters, the overall accuracy of the transcriptions (content accuracy rate) and the ratio of the number of correct positive results retrieved to the total number of retrieved positive results (as well as false negatives and F1-Score) gives an understanding of how the model performs for handwritten text recognition. This exhaustive assessment helps in concluding that the developed model is not just accurate but can perform well under various kinds of handwriting.</w:t>
       </w:r>
     </w:p>
     <w:p>
@@ -9708,6 +9718,7 @@
           <w:b/>
           <w:bCs/>
         </w:rPr>
+        <w:lastRenderedPageBreak/>
         <w:t>Validation and Testing</w:t>
       </w:r>
     </w:p>
@@ -9917,16 +9928,7 @@
           <w:sz w:val="24"/>
           <w:szCs w:val="24"/>
         </w:rPr>
-        <w:t xml:space="preserve"> which is its ability to perform well on new and unseen data in recognizing handwritten texts. Judging from this held-out set provided an evidence of the actual performance of the model in practical applications in that the </w:t>
-      </w:r>
-      <w:r>
-        <w:rPr>
-          <w:rFonts w:asciiTheme="majorBidi" w:hAnsiTheme="majorBidi" w:cstheme="majorBidi"/>
-          <w:sz w:val="24"/>
-          <w:szCs w:val="24"/>
-        </w:rPr>
-        <w:lastRenderedPageBreak/>
-        <w:t>system did not simply learn the training set curves but was able to learn the handwriting wi</w:t>
+        <w:t xml:space="preserve"> which is its ability to perform well on new and unseen data in recognizing handwritten texts. Judging from this held-out set provided an evidence of the actual performance of the model in practical applications in that the system did not simply learn the training set curves but was able to learn the handwriting wi</w:t>
       </w:r>
       <w:r>
         <w:rPr>
@@ -9962,6 +9964,7 @@
           <w:sz w:val="24"/>
           <w:szCs w:val="24"/>
         </w:rPr>
+        <w:lastRenderedPageBreak/>
         <w:t>The concluding model was assured of being both precise and resilient by verifying the model at every stage of the training and then retesting it again. It was able to generalize on multiple forms of handwriting samples and still remain accurate. The two-stage evaluation that was carried out in a model, that is, validation and testing, was critical in developing a model suitable for use in real-life scenarios.</w:t>
       </w:r>
     </w:p>
@@ -10082,7 +10085,7 @@
           <w:sz w:val="24"/>
           <w:szCs w:val="24"/>
         </w:rPr>
-        <w:t xml:space="preserve">Furthermore, another notable benefit was the effectiveness of the model based on the transformers architecture. The model, because of the processing capabilities of transformers, was less efficient than RNNs, which process sequences in order and </w:t>
+        <w:t xml:space="preserve">Furthermore, another notable benefit was the effectiveness of the model based on the transformers architecture. The model, because of the processing capabilities of transformers, was less efficient than RNNs, which process sequences in order and consequently are more time and resource-consuming, capable of processing copious datasets more quickly than RNNs. Besides, the employed architecture of the transformer </w:t>
       </w:r>
       <w:r>
         <w:rPr>
@@ -10092,7 +10095,7 @@
           <w:szCs w:val="24"/>
         </w:rPr>
         <w:lastRenderedPageBreak/>
-        <w:t>consequently are more time and resource-consuming, capable of processing copious datasets more quickly than RNNs. Besides, the employed architecture of the transformer led to a more rapid training process encouraging faster convergence as well which in turn contributed to less computational resources being used while providing enhanced performance.</w:t>
+        <w:t>led to a more rapid training process encouraging faster convergence as well which in turn contributed to less computational resources being used while providing enhanced performance.</w:t>
       </w:r>
     </w:p>
     <w:p>
@@ -10679,7 +10682,10 @@
       </w:r>
       <w:proofErr w:type="spellEnd"/>
       <w:r>
-        <w:t xml:space="preserve"> web application for interactive line transcription. Both layers share the same core inference and metrics modules under </w:t>
+        <w:t xml:space="preserve"> web application for interactive line transcription. Both layers share the same core inference and </w:t>
+      </w:r>
+      <w:r>
+        <w:t xml:space="preserve">metrics modules under </w:t>
       </w:r>
       <w:proofErr w:type="spellStart"/>
       <w:r>
@@ -10695,7 +10701,10 @@
       </w:r>
       <w:proofErr w:type="spellEnd"/>
       <w:r>
-        <w:t xml:space="preserve">/. The work is evaluation-only: no new model training is performed; the </w:t>
+        <w:t>/. T</w:t>
+      </w:r>
+      <w:r>
+        <w:t xml:space="preserve">he </w:t>
       </w:r>
       <w:proofErr w:type="spellStart"/>
       <w:r>
@@ -10738,10 +10747,7 @@
       </w:r>
       <w:proofErr w:type="spellEnd"/>
       <w:r>
-        <w:t xml:space="preserve"> file and an output artifact), interoperability (standard open-source ML libraries rather than custom frameworks), and separation of concerns (data preparation, model inference, metric computation, and user interface are implemented as distinct modules that can be tested and </w:t>
-      </w:r>
-      <w:r>
-        <w:t>replaced independently)</w:t>
+        <w:t xml:space="preserve"> file and an output artifact), interoperability (standard open-source ML libraries rather than custom frameworks), and separation of concerns (data preparation, model inference, metric computation, and user interface are implemented as distinct modules that can be tested and replaced independently)</w:t>
       </w:r>
       <w:r>
         <w:t>.</w:t>
@@ -10779,10 +10785,7 @@
         <w:ind w:left="720"/>
       </w:pPr>
       <w:r>
-        <w:t>The project is organized as follows</w:t>
-      </w:r>
-      <w:r>
-        <w:t>:</w:t>
+        <w:t>The project is organized as follows:</w:t>
       </w:r>
     </w:p>
     <w:p>
@@ -10884,13 +10887,8 @@
       </w:r>
       <w:proofErr w:type="spellEnd"/>
       <w:r>
-        <w:t xml:space="preserve"> web demo for English IAM line </w:t>
-      </w:r>
-      <w:proofErr w:type="spellStart"/>
-      <w:r>
-        <w:t>images</w:t>
-      </w:r>
-      <w:proofErr w:type="spellEnd"/>
+        <w:t xml:space="preserve"> web demo for English IAM line images</w:t>
+      </w:r>
     </w:p>
     <w:p>
       <w:pPr>
@@ -11119,6 +11117,17 @@
           <w:sz w:val="24"/>
           <w:szCs w:val="24"/>
         </w:rPr>
+        <w:t xml:space="preserve">4.3.1 </w:t>
+      </w:r>
+      <w:r>
+        <w:rPr>
+          <w:rFonts w:asciiTheme="majorBidi" w:hAnsiTheme="majorBidi"/>
+          <w:b/>
+          <w:bCs/>
+          <w:color w:val="auto"/>
+          <w:sz w:val="24"/>
+          <w:szCs w:val="24"/>
+        </w:rPr>
         <w:t>Python 3.9+ (recommended 3.10)</w:t>
       </w:r>
     </w:p>
@@ -11400,6 +11409,17 @@
           <w:szCs w:val="24"/>
         </w:rPr>
       </w:pPr>
+      <w:r>
+        <w:rPr>
+          <w:rFonts w:asciiTheme="majorBidi" w:hAnsiTheme="majorBidi"/>
+          <w:b/>
+          <w:bCs/>
+          <w:color w:val="auto"/>
+          <w:sz w:val="24"/>
+          <w:szCs w:val="24"/>
+        </w:rPr>
+        <w:t xml:space="preserve">4.3.2 </w:t>
+      </w:r>
       <w:proofErr w:type="spellStart"/>
       <w:r>
         <w:rPr>
@@ -11894,6 +11914,17 @@
           <w:szCs w:val="24"/>
         </w:rPr>
         <w:lastRenderedPageBreak/>
+        <w:t xml:space="preserve">4.3.3 </w:t>
+      </w:r>
+      <w:r>
+        <w:rPr>
+          <w:rFonts w:asciiTheme="majorBidi" w:hAnsiTheme="majorBidi"/>
+          <w:b/>
+          <w:bCs/>
+          <w:color w:val="auto"/>
+          <w:sz w:val="24"/>
+          <w:szCs w:val="24"/>
+        </w:rPr>
         <w:t>Hugging Face Transformers</w:t>
       </w:r>
     </w:p>
@@ -12293,6 +12324,17 @@
           <w:sz w:val="24"/>
           <w:szCs w:val="24"/>
         </w:rPr>
+        <w:t xml:space="preserve">4.3.4 </w:t>
+      </w:r>
+      <w:r>
+        <w:rPr>
+          <w:rFonts w:asciiTheme="majorBidi" w:hAnsiTheme="majorBidi"/>
+          <w:b/>
+          <w:bCs/>
+          <w:color w:val="auto"/>
+          <w:sz w:val="24"/>
+          <w:szCs w:val="24"/>
+        </w:rPr>
         <w:t>Hugging Face Hub (</w:t>
       </w:r>
       <w:proofErr w:type="spellStart"/>
@@ -12562,6 +12604,17 @@
           <w:szCs w:val="24"/>
         </w:rPr>
       </w:pPr>
+      <w:r>
+        <w:rPr>
+          <w:rFonts w:asciiTheme="majorBidi" w:hAnsiTheme="majorBidi"/>
+          <w:b/>
+          <w:bCs/>
+          <w:color w:val="auto"/>
+          <w:sz w:val="24"/>
+          <w:szCs w:val="24"/>
+        </w:rPr>
+        <w:t xml:space="preserve">4.3.5 </w:t>
+      </w:r>
       <w:proofErr w:type="spellStart"/>
       <w:r>
         <w:rPr>
@@ -12872,6 +12925,17 @@
           <w:szCs w:val="24"/>
         </w:rPr>
       </w:pPr>
+      <w:r>
+        <w:rPr>
+          <w:rFonts w:asciiTheme="majorBidi" w:hAnsiTheme="majorBidi"/>
+          <w:b/>
+          <w:bCs/>
+          <w:color w:val="auto"/>
+          <w:sz w:val="24"/>
+          <w:szCs w:val="24"/>
+        </w:rPr>
+        <w:t xml:space="preserve">4.3.6 </w:t>
+      </w:r>
       <w:proofErr w:type="spellStart"/>
       <w:r>
         <w:rPr>
@@ -13220,6 +13284,17 @@
           <w:sz w:val="24"/>
           <w:szCs w:val="24"/>
         </w:rPr>
+        <w:t xml:space="preserve">4.3.7 </w:t>
+      </w:r>
+      <w:r>
+        <w:rPr>
+          <w:rFonts w:asciiTheme="majorBidi" w:hAnsiTheme="majorBidi"/>
+          <w:b/>
+          <w:bCs/>
+          <w:color w:val="auto"/>
+          <w:sz w:val="24"/>
+          <w:szCs w:val="24"/>
+        </w:rPr>
         <w:t>Pillow (PIL)</w:t>
       </w:r>
     </w:p>
@@ -13627,6 +13702,18 @@
           <w:szCs w:val="24"/>
         </w:rPr>
       </w:pPr>
+      <w:r>
+        <w:rPr>
+          <w:rFonts w:asciiTheme="majorBidi" w:hAnsiTheme="majorBidi"/>
+          <w:b/>
+          <w:bCs/>
+          <w:color w:val="auto"/>
+          <w:sz w:val="24"/>
+          <w:szCs w:val="24"/>
+        </w:rPr>
+        <w:lastRenderedPageBreak/>
+        <w:t xml:space="preserve">4.3.8 </w:t>
+      </w:r>
       <w:proofErr w:type="spellStart"/>
       <w:proofErr w:type="gramStart"/>
       <w:r>
@@ -13638,7 +13725,6 @@
           <w:sz w:val="24"/>
           <w:szCs w:val="24"/>
         </w:rPr>
-        <w:lastRenderedPageBreak/>
         <w:t>jiwer</w:t>
       </w:r>
       <w:proofErr w:type="spellEnd"/>
@@ -13969,6 +14055,17 @@
           <w:sz w:val="24"/>
           <w:szCs w:val="24"/>
         </w:rPr>
+        <w:t xml:space="preserve">4.3.9 </w:t>
+      </w:r>
+      <w:r>
+        <w:rPr>
+          <w:rFonts w:asciiTheme="majorBidi" w:hAnsiTheme="majorBidi"/>
+          <w:b/>
+          <w:bCs/>
+          <w:color w:val="auto"/>
+          <w:sz w:val="24"/>
+          <w:szCs w:val="24"/>
+        </w:rPr>
         <w:t>Hugging Face datasets</w:t>
       </w:r>
     </w:p>
@@ -14187,6 +14284,17 @@
           <w:sz w:val="24"/>
           <w:szCs w:val="24"/>
         </w:rPr>
+        <w:t xml:space="preserve">4.3.10 </w:t>
+      </w:r>
+      <w:r>
+        <w:rPr>
+          <w:rFonts w:asciiTheme="majorBidi" w:hAnsiTheme="majorBidi"/>
+          <w:b/>
+          <w:bCs/>
+          <w:color w:val="auto"/>
+          <w:sz w:val="24"/>
+          <w:szCs w:val="24"/>
+        </w:rPr>
         <w:t xml:space="preserve">Apache Parquet and </w:t>
       </w:r>
       <w:proofErr w:type="spellStart"/>
@@ -14457,7 +14565,6 @@
           <w:szCs w:val="24"/>
         </w:rPr>
       </w:pPr>
-      <w:proofErr w:type="gramStart"/>
       <w:r>
         <w:rPr>
           <w:rFonts w:asciiTheme="majorBidi" w:hAnsiTheme="majorBidi"/>
@@ -14467,9 +14574,19 @@
           <w:sz w:val="24"/>
           <w:szCs w:val="24"/>
         </w:rPr>
+        <w:t xml:space="preserve">4.3.11 </w:t>
+      </w:r>
+      <w:r>
+        <w:rPr>
+          <w:rFonts w:asciiTheme="majorBidi" w:hAnsiTheme="majorBidi"/>
+          <w:b/>
+          <w:bCs/>
+          <w:color w:val="auto"/>
+          <w:sz w:val="24"/>
+          <w:szCs w:val="24"/>
+        </w:rPr>
         <w:t>pandas</w:t>
       </w:r>
-      <w:proofErr w:type="gramEnd"/>
     </w:p>
     <w:p>
       <w:pPr>
@@ -14587,6 +14704,17 @@
           <w:szCs w:val="24"/>
         </w:rPr>
       </w:pPr>
+      <w:r>
+        <w:rPr>
+          <w:rFonts w:asciiTheme="majorBidi" w:hAnsiTheme="majorBidi"/>
+          <w:b/>
+          <w:bCs/>
+          <w:color w:val="auto"/>
+          <w:sz w:val="24"/>
+          <w:szCs w:val="24"/>
+        </w:rPr>
+        <w:t xml:space="preserve">4.3.12 </w:t>
+      </w:r>
       <w:proofErr w:type="spellStart"/>
       <w:r>
         <w:rPr>
@@ -14952,6 +15080,17 @@
           <w:sz w:val="24"/>
           <w:szCs w:val="24"/>
         </w:rPr>
+        <w:t xml:space="preserve">4.3.13 </w:t>
+      </w:r>
+      <w:r>
+        <w:rPr>
+          <w:rFonts w:asciiTheme="majorBidi" w:hAnsiTheme="majorBidi"/>
+          <w:b/>
+          <w:bCs/>
+          <w:color w:val="auto"/>
+          <w:sz w:val="24"/>
+          <w:szCs w:val="24"/>
+        </w:rPr>
         <w:t xml:space="preserve">Tesseract OCR and </w:t>
       </w:r>
       <w:proofErr w:type="spellStart"/>
@@ -15259,14 +15398,109 @@
           <w:szCs w:val="24"/>
         </w:rPr>
       </w:pPr>
+      <w:r>
+        <w:rPr>
+          <w:rFonts w:asciiTheme="majorBidi" w:hAnsiTheme="majorBidi"/>
+          <w:b/>
+          <w:bCs/>
+          <w:color w:val="auto"/>
+          <w:sz w:val="24"/>
+          <w:szCs w:val="24"/>
+        </w:rPr>
+        <w:t xml:space="preserve">4.3.14 </w:t>
+      </w:r>
+      <w:proofErr w:type="spellStart"/>
+      <w:r>
+        <w:rPr>
+          <w:rFonts w:asciiTheme="majorBidi" w:hAnsiTheme="majorBidi"/>
+          <w:b/>
+          <w:bCs/>
+          <w:color w:val="auto"/>
+          <w:sz w:val="24"/>
+          <w:szCs w:val="24"/>
+        </w:rPr>
+        <w:t>matplotlib</w:t>
+      </w:r>
+      <w:proofErr w:type="spellEnd"/>
+    </w:p>
+    <w:p>
+      <w:pPr>
+        <w:spacing w:line="360" w:lineRule="auto"/>
+        <w:jc w:val="both"/>
+        <w:rPr>
+          <w:rFonts w:asciiTheme="majorBidi" w:hAnsiTheme="majorBidi" w:cstheme="majorBidi"/>
+          <w:sz w:val="24"/>
+          <w:szCs w:val="24"/>
+        </w:rPr>
+      </w:pPr>
+      <w:r>
+        <w:rPr>
+          <w:rFonts w:asciiTheme="majorBidi" w:hAnsiTheme="majorBidi" w:cstheme="majorBidi"/>
+          <w:b/>
+          <w:sz w:val="24"/>
+          <w:szCs w:val="24"/>
+        </w:rPr>
+        <w:t xml:space="preserve">Purpose: </w:t>
+      </w:r>
+      <w:r>
+        <w:rPr>
+          <w:rFonts w:asciiTheme="majorBidi" w:hAnsiTheme="majorBidi" w:cstheme="majorBidi"/>
+          <w:sz w:val="24"/>
+          <w:szCs w:val="24"/>
+        </w:rPr>
+        <w:t>Generates publication-quality bar charts comparing measured CER results against literature baselines for the thesis results chapter.</w:t>
+      </w:r>
+    </w:p>
+    <w:p>
+      <w:pPr>
+        <w:spacing w:line="360" w:lineRule="auto"/>
+        <w:jc w:val="both"/>
+        <w:rPr>
+          <w:rFonts w:asciiTheme="majorBidi" w:hAnsiTheme="majorBidi" w:cstheme="majorBidi"/>
+          <w:sz w:val="24"/>
+          <w:szCs w:val="24"/>
+        </w:rPr>
+      </w:pPr>
+      <w:r>
+        <w:rPr>
+          <w:rFonts w:asciiTheme="majorBidi" w:hAnsiTheme="majorBidi" w:cstheme="majorBidi"/>
+          <w:b/>
+          <w:sz w:val="24"/>
+          <w:szCs w:val="24"/>
+        </w:rPr>
+        <w:t xml:space="preserve">Reason for selection: </w:t>
+      </w:r>
+      <w:r>
+        <w:rPr>
+          <w:rFonts w:asciiTheme="majorBidi" w:hAnsiTheme="majorBidi" w:cstheme="majorBidi"/>
+          <w:sz w:val="24"/>
+          <w:szCs w:val="24"/>
+        </w:rPr>
+        <w:t xml:space="preserve">Visual comparison of </w:t>
+      </w:r>
+      <w:proofErr w:type="spellStart"/>
+      <w:r>
+        <w:rPr>
+          <w:rFonts w:asciiTheme="majorBidi" w:hAnsiTheme="majorBidi" w:cstheme="majorBidi"/>
+          <w:sz w:val="24"/>
+          <w:szCs w:val="24"/>
+        </w:rPr>
+        <w:t>TrOCR</w:t>
+      </w:r>
+      <w:proofErr w:type="spellEnd"/>
+      <w:r>
+        <w:rPr>
+          <w:rFonts w:asciiTheme="majorBidi" w:hAnsiTheme="majorBidi" w:cstheme="majorBidi"/>
+          <w:sz w:val="24"/>
+          <w:szCs w:val="24"/>
+        </w:rPr>
+        <w:t xml:space="preserve">, Tesseract, and cited literature CER values is required for Chapter 4 (Results). </w:t>
+      </w:r>
       <w:proofErr w:type="spellStart"/>
       <w:proofErr w:type="gramStart"/>
       <w:r>
         <w:rPr>
-          <w:rFonts w:asciiTheme="majorBidi" w:hAnsiTheme="majorBidi"/>
-          <w:b/>
-          <w:bCs/>
-          <w:color w:val="auto"/>
+          <w:rFonts w:asciiTheme="majorBidi" w:hAnsiTheme="majorBidi" w:cstheme="majorBidi"/>
           <w:sz w:val="24"/>
           <w:szCs w:val="24"/>
         </w:rPr>
@@ -15274,6 +15508,14 @@
       </w:r>
       <w:proofErr w:type="spellEnd"/>
       <w:proofErr w:type="gramEnd"/>
+      <w:r>
+        <w:rPr>
+          <w:rFonts w:asciiTheme="majorBidi" w:hAnsiTheme="majorBidi" w:cstheme="majorBidi"/>
+          <w:sz w:val="24"/>
+          <w:szCs w:val="24"/>
+        </w:rPr>
+        <w:t xml:space="preserve"> is the standard Python plotting library, produces high-DPI PNG output, and requires no external GUI — suitable for headless server execution during automated experiment pipelines.</w:t>
+      </w:r>
     </w:p>
     <w:p>
       <w:pPr>
@@ -15292,6 +15534,144 @@
           <w:sz w:val="24"/>
           <w:szCs w:val="24"/>
         </w:rPr>
+        <w:t xml:space="preserve">Usage in this project: </w:t>
+      </w:r>
+      <w:r>
+        <w:rPr>
+          <w:rFonts w:asciiTheme="majorBidi" w:hAnsiTheme="majorBidi" w:cstheme="majorBidi"/>
+          <w:sz w:val="24"/>
+          <w:szCs w:val="24"/>
+        </w:rPr>
+        <w:t>scripts/plot_results.py reads experiments/*/</w:t>
+      </w:r>
+      <w:proofErr w:type="spellStart"/>
+      <w:r>
+        <w:rPr>
+          <w:rFonts w:asciiTheme="majorBidi" w:hAnsiTheme="majorBidi" w:cstheme="majorBidi"/>
+          <w:sz w:val="24"/>
+          <w:szCs w:val="24"/>
+        </w:rPr>
+        <w:t>metrics.json</w:t>
+      </w:r>
+      <w:proofErr w:type="spellEnd"/>
+      <w:r>
+        <w:rPr>
+          <w:rFonts w:asciiTheme="majorBidi" w:hAnsiTheme="majorBidi" w:cstheme="majorBidi"/>
+          <w:sz w:val="24"/>
+          <w:szCs w:val="24"/>
+        </w:rPr>
+        <w:t>, builds a CER bar chart including literature anchors (</w:t>
+      </w:r>
+      <w:proofErr w:type="spellStart"/>
+      <w:r>
+        <w:rPr>
+          <w:rFonts w:asciiTheme="majorBidi" w:hAnsiTheme="majorBidi" w:cstheme="majorBidi"/>
+          <w:sz w:val="24"/>
+          <w:szCs w:val="24"/>
+        </w:rPr>
+        <w:t>AttentionHTR</w:t>
+      </w:r>
+      <w:proofErr w:type="spellEnd"/>
+      <w:r>
+        <w:rPr>
+          <w:rFonts w:asciiTheme="majorBidi" w:hAnsiTheme="majorBidi" w:cstheme="majorBidi"/>
+          <w:sz w:val="24"/>
+          <w:szCs w:val="24"/>
+        </w:rPr>
+        <w:t>, Light Transformer, GFCN), and saves experiments/figures/cer_comparison.png.</w:t>
+      </w:r>
+    </w:p>
+    <w:p>
+      <w:pPr>
+        <w:pStyle w:val="Heading2"/>
+        <w:spacing w:line="360" w:lineRule="auto"/>
+        <w:jc w:val="both"/>
+        <w:rPr>
+          <w:rFonts w:asciiTheme="majorBidi" w:hAnsiTheme="majorBidi"/>
+          <w:b/>
+          <w:bCs/>
+          <w:color w:val="auto"/>
+          <w:sz w:val="24"/>
+          <w:szCs w:val="24"/>
+        </w:rPr>
+      </w:pPr>
+      <w:r>
+        <w:rPr>
+          <w:rFonts w:asciiTheme="majorBidi" w:hAnsiTheme="majorBidi"/>
+          <w:b/>
+          <w:bCs/>
+          <w:color w:val="auto"/>
+          <w:sz w:val="24"/>
+          <w:szCs w:val="24"/>
+        </w:rPr>
+        <w:t xml:space="preserve">4.3.15 </w:t>
+      </w:r>
+      <w:proofErr w:type="spellStart"/>
+      <w:r>
+        <w:rPr>
+          <w:rFonts w:asciiTheme="majorBidi" w:hAnsiTheme="majorBidi"/>
+          <w:b/>
+          <w:bCs/>
+          <w:color w:val="auto"/>
+          <w:sz w:val="24"/>
+          <w:szCs w:val="24"/>
+        </w:rPr>
+        <w:t>setuptools</w:t>
+      </w:r>
+      <w:proofErr w:type="spellEnd"/>
+      <w:r>
+        <w:rPr>
+          <w:rFonts w:asciiTheme="majorBidi" w:hAnsiTheme="majorBidi"/>
+          <w:b/>
+          <w:bCs/>
+          <w:color w:val="auto"/>
+          <w:sz w:val="24"/>
+          <w:szCs w:val="24"/>
+        </w:rPr>
+        <w:t xml:space="preserve"> and </w:t>
+      </w:r>
+      <w:proofErr w:type="spellStart"/>
+      <w:r>
+        <w:rPr>
+          <w:rFonts w:asciiTheme="majorBidi" w:hAnsiTheme="majorBidi"/>
+          <w:b/>
+          <w:bCs/>
+          <w:color w:val="auto"/>
+          <w:sz w:val="24"/>
+          <w:szCs w:val="24"/>
+        </w:rPr>
+        <w:t>pyproject.toml</w:t>
+      </w:r>
+      <w:proofErr w:type="spellEnd"/>
+      <w:r>
+        <w:rPr>
+          <w:rFonts w:asciiTheme="majorBidi" w:hAnsiTheme="majorBidi"/>
+          <w:b/>
+          <w:bCs/>
+          <w:color w:val="auto"/>
+          <w:sz w:val="24"/>
+          <w:szCs w:val="24"/>
+        </w:rPr>
+        <w:t xml:space="preserve"> (PEP 621)</w:t>
+      </w:r>
+    </w:p>
+    <w:p>
+      <w:pPr>
+        <w:spacing w:line="360" w:lineRule="auto"/>
+        <w:jc w:val="both"/>
+        <w:rPr>
+          <w:rFonts w:asciiTheme="majorBidi" w:hAnsiTheme="majorBidi" w:cstheme="majorBidi"/>
+          <w:sz w:val="24"/>
+          <w:szCs w:val="24"/>
+        </w:rPr>
+      </w:pPr>
+      <w:r>
+        <w:rPr>
+          <w:rFonts w:asciiTheme="majorBidi" w:hAnsiTheme="majorBidi" w:cstheme="majorBidi"/>
+          <w:b/>
+          <w:sz w:val="24"/>
+          <w:szCs w:val="24"/>
+        </w:rPr>
         <w:t xml:space="preserve">Purpose: </w:t>
       </w:r>
       <w:r>
@@ -15300,7 +15680,43 @@
           <w:sz w:val="24"/>
           <w:szCs w:val="24"/>
         </w:rPr>
-        <w:t>Generates publication-quality bar charts comparing measured CER results against literature baselines for the thesis results chapter.</w:t>
+        <w:t xml:space="preserve">Packages the </w:t>
+      </w:r>
+      <w:proofErr w:type="spellStart"/>
+      <w:r>
+        <w:rPr>
+          <w:rFonts w:asciiTheme="majorBidi" w:hAnsiTheme="majorBidi" w:cstheme="majorBidi"/>
+          <w:sz w:val="24"/>
+          <w:szCs w:val="24"/>
+        </w:rPr>
+        <w:t>src</w:t>
+      </w:r>
+      <w:proofErr w:type="spellEnd"/>
+      <w:r>
+        <w:rPr>
+          <w:rFonts w:asciiTheme="majorBidi" w:hAnsiTheme="majorBidi" w:cstheme="majorBidi"/>
+          <w:sz w:val="24"/>
+          <w:szCs w:val="24"/>
+        </w:rPr>
+        <w:t>/</w:t>
+      </w:r>
+      <w:proofErr w:type="spellStart"/>
+      <w:r>
+        <w:rPr>
+          <w:rFonts w:asciiTheme="majorBidi" w:hAnsiTheme="majorBidi" w:cstheme="majorBidi"/>
+          <w:sz w:val="24"/>
+          <w:szCs w:val="24"/>
+        </w:rPr>
+        <w:t>htr</w:t>
+      </w:r>
+      <w:proofErr w:type="spellEnd"/>
+      <w:r>
+        <w:rPr>
+          <w:rFonts w:asciiTheme="majorBidi" w:hAnsiTheme="majorBidi" w:cstheme="majorBidi"/>
+          <w:sz w:val="24"/>
+          <w:szCs w:val="24"/>
+        </w:rPr>
+        <w:t>/ library as an installable Python project with declared dependencies and version metadata.</w:t>
       </w:r>
     </w:p>
     <w:p>
@@ -15328,7 +15744,25 @@
           <w:sz w:val="24"/>
           <w:szCs w:val="24"/>
         </w:rPr>
-        <w:t xml:space="preserve">Visual comparison of </w:t>
+        <w:t>Editable installation (pip install -</w:t>
+      </w:r>
+      <w:proofErr w:type="gramStart"/>
+      <w:r>
+        <w:rPr>
+          <w:rFonts w:asciiTheme="majorBidi" w:hAnsiTheme="majorBidi" w:cstheme="majorBidi"/>
+          <w:sz w:val="24"/>
+          <w:szCs w:val="24"/>
+        </w:rPr>
+        <w:t>e .</w:t>
+      </w:r>
+      <w:proofErr w:type="gramEnd"/>
+      <w:r>
+        <w:rPr>
+          <w:rFonts w:asciiTheme="majorBidi" w:hAnsiTheme="majorBidi" w:cstheme="majorBidi"/>
+          <w:sz w:val="24"/>
+          <w:szCs w:val="24"/>
+        </w:rPr>
+        <w:t xml:space="preserve">) ensures that scripts, the </w:t>
       </w:r>
       <w:proofErr w:type="spellStart"/>
       <w:r>
@@ -15337,7 +15771,7 @@
           <w:sz w:val="24"/>
           <w:szCs w:val="24"/>
         </w:rPr>
-        <w:t>TrOCR</w:t>
+        <w:t>Gradio</w:t>
       </w:r>
       <w:proofErr w:type="spellEnd"/>
       <w:r>
@@ -15346,7 +15780,25 @@
           <w:sz w:val="24"/>
           <w:szCs w:val="24"/>
         </w:rPr>
-        <w:t xml:space="preserve">, Tesseract, and cited literature CER values is required for Chapter 4 (Results). </w:t>
+        <w:t xml:space="preserve"> app, and evaluation CLI all import from the same </w:t>
+      </w:r>
+      <w:proofErr w:type="spellStart"/>
+      <w:r>
+        <w:rPr>
+          <w:rFonts w:asciiTheme="majorBidi" w:hAnsiTheme="majorBidi" w:cstheme="majorBidi"/>
+          <w:sz w:val="24"/>
+          <w:szCs w:val="24"/>
+        </w:rPr>
+        <w:t>htr</w:t>
+      </w:r>
+      <w:proofErr w:type="spellEnd"/>
+      <w:r>
+        <w:rPr>
+          <w:rFonts w:asciiTheme="majorBidi" w:hAnsiTheme="majorBidi" w:cstheme="majorBidi"/>
+          <w:sz w:val="24"/>
+          <w:szCs w:val="24"/>
+        </w:rPr>
+        <w:t xml:space="preserve"> package without manual PYTHONPATH manipulation. </w:t>
       </w:r>
       <w:proofErr w:type="spellStart"/>
       <w:proofErr w:type="gramStart"/>
@@ -15356,7 +15808,7 @@
           <w:sz w:val="24"/>
           <w:szCs w:val="24"/>
         </w:rPr>
-        <w:t>matplotlib</w:t>
+        <w:t>pyproject.toml</w:t>
       </w:r>
       <w:proofErr w:type="spellEnd"/>
       <w:proofErr w:type="gramEnd"/>
@@ -15366,7 +15818,7 @@
           <w:sz w:val="24"/>
           <w:szCs w:val="24"/>
         </w:rPr>
-        <w:t xml:space="preserve"> is the standard Python plotting library, produces high-DPI PNG output, and requires no external GUI — suitable for headless server execution during automated experiment pipelines.</w:t>
+        <w:t xml:space="preserve"> is the modern standard for Python project metadata, making dependency versions explicit and reproducible for thesis examiners and future contributors.</w:t>
       </w:r>
     </w:p>
     <w:p>
@@ -15388,14 +15840,6 @@
         </w:rPr>
         <w:t xml:space="preserve">Usage in this project: </w:t>
       </w:r>
-      <w:r>
-        <w:rPr>
-          <w:rFonts w:asciiTheme="majorBidi" w:hAnsiTheme="majorBidi" w:cstheme="majorBidi"/>
-          <w:sz w:val="24"/>
-          <w:szCs w:val="24"/>
-        </w:rPr>
-        <w:t>scripts/plot_results.py reads experiments/*/</w:t>
-      </w:r>
       <w:proofErr w:type="spellStart"/>
       <w:r>
         <w:rPr>
@@ -15403,7 +15847,7 @@
           <w:sz w:val="24"/>
           <w:szCs w:val="24"/>
         </w:rPr>
-        <w:t>metrics.json</w:t>
+        <w:t>pyproject.toml</w:t>
       </w:r>
       <w:proofErr w:type="spellEnd"/>
       <w:r>
@@ -15412,25 +15856,63 @@
           <w:sz w:val="24"/>
           <w:szCs w:val="24"/>
         </w:rPr>
-        <w:t>, builds a CER bar chart including literature anchors (</w:t>
+        <w:t xml:space="preserve"> lists all runtime dependencies. </w:t>
       </w:r>
       <w:proofErr w:type="spellStart"/>
-      <w:r>
-        <w:rPr>
-          <w:rFonts w:asciiTheme="majorBidi" w:hAnsiTheme="majorBidi" w:cstheme="majorBidi"/>
-          <w:sz w:val="24"/>
-          <w:szCs w:val="24"/>
-        </w:rPr>
-        <w:t>AttentionHTR</w:t>
+      <w:proofErr w:type="gramStart"/>
+      <w:r>
+        <w:rPr>
+          <w:rFonts w:asciiTheme="majorBidi" w:hAnsiTheme="majorBidi" w:cstheme="majorBidi"/>
+          <w:sz w:val="24"/>
+          <w:szCs w:val="24"/>
+        </w:rPr>
+        <w:t>setuptools</w:t>
       </w:r>
       <w:proofErr w:type="spellEnd"/>
-      <w:r>
-        <w:rPr>
-          <w:rFonts w:asciiTheme="majorBidi" w:hAnsiTheme="majorBidi" w:cstheme="majorBidi"/>
-          <w:sz w:val="24"/>
-          <w:szCs w:val="24"/>
-        </w:rPr>
-        <w:t>, Light Transformer, GFCN), and saves experiments/figures/cer_comparison.png.</w:t>
+      <w:proofErr w:type="gramEnd"/>
+      <w:r>
+        <w:rPr>
+          <w:rFonts w:asciiTheme="majorBidi" w:hAnsiTheme="majorBidi" w:cstheme="majorBidi"/>
+          <w:sz w:val="24"/>
+          <w:szCs w:val="24"/>
+        </w:rPr>
+        <w:t xml:space="preserve"> discovers packages under </w:t>
+      </w:r>
+      <w:proofErr w:type="spellStart"/>
+      <w:r>
+        <w:rPr>
+          <w:rFonts w:asciiTheme="majorBidi" w:hAnsiTheme="majorBidi" w:cstheme="majorBidi"/>
+          <w:sz w:val="24"/>
+          <w:szCs w:val="24"/>
+        </w:rPr>
+        <w:t>src</w:t>
+      </w:r>
+      <w:proofErr w:type="spellEnd"/>
+      <w:r>
+        <w:rPr>
+          <w:rFonts w:asciiTheme="majorBidi" w:hAnsiTheme="majorBidi" w:cstheme="majorBidi"/>
+          <w:sz w:val="24"/>
+          <w:szCs w:val="24"/>
+        </w:rPr>
+        <w:t>/ via [</w:t>
+      </w:r>
+      <w:proofErr w:type="spellStart"/>
+      <w:r>
+        <w:rPr>
+          <w:rFonts w:asciiTheme="majorBidi" w:hAnsiTheme="majorBidi" w:cstheme="majorBidi"/>
+          <w:sz w:val="24"/>
+          <w:szCs w:val="24"/>
+        </w:rPr>
+        <w:t>tool.setuptools.packages.find</w:t>
+      </w:r>
+      <w:proofErr w:type="spellEnd"/>
+      <w:r>
+        <w:rPr>
+          <w:rFonts w:asciiTheme="majorBidi" w:hAnsiTheme="majorBidi" w:cstheme="majorBidi"/>
+          <w:sz w:val="24"/>
+          <w:szCs w:val="24"/>
+        </w:rPr>
+        <w:t>]. The project is installed once during setup.</w:t>
       </w:r>
     </w:p>
     <w:p>
@@ -15447,55 +15929,453 @@
           <w:szCs w:val="24"/>
         </w:rPr>
       </w:pPr>
+      <w:r>
+        <w:rPr>
+          <w:rFonts w:asciiTheme="majorBidi" w:hAnsiTheme="majorBidi"/>
+          <w:b/>
+          <w:bCs/>
+          <w:color w:val="auto"/>
+          <w:sz w:val="24"/>
+          <w:szCs w:val="24"/>
+        </w:rPr>
+        <w:t xml:space="preserve">4.3.16 </w:t>
+      </w:r>
+      <w:r>
+        <w:rPr>
+          <w:rFonts w:asciiTheme="majorBidi" w:hAnsiTheme="majorBidi"/>
+          <w:b/>
+          <w:bCs/>
+          <w:color w:val="auto"/>
+          <w:sz w:val="24"/>
+          <w:szCs w:val="24"/>
+        </w:rPr>
+        <w:t>JSON and CSV (standard library + flat files)</w:t>
+      </w:r>
+    </w:p>
+    <w:p>
+      <w:pPr>
+        <w:spacing w:line="360" w:lineRule="auto"/>
+        <w:jc w:val="both"/>
+        <w:rPr>
+          <w:rFonts w:asciiTheme="majorBidi" w:hAnsiTheme="majorBidi" w:cstheme="majorBidi"/>
+          <w:sz w:val="24"/>
+          <w:szCs w:val="24"/>
+        </w:rPr>
+      </w:pPr>
+      <w:r>
+        <w:rPr>
+          <w:rFonts w:asciiTheme="majorBidi" w:hAnsiTheme="majorBidi" w:cstheme="majorBidi"/>
+          <w:b/>
+          <w:sz w:val="24"/>
+          <w:szCs w:val="24"/>
+        </w:rPr>
+        <w:t xml:space="preserve">Purpose: </w:t>
+      </w:r>
+      <w:r>
+        <w:rPr>
+          <w:rFonts w:asciiTheme="majorBidi" w:hAnsiTheme="majorBidi" w:cstheme="majorBidi"/>
+          <w:sz w:val="24"/>
+          <w:szCs w:val="24"/>
+        </w:rPr>
+        <w:t>Persists experiment metrics, per-line predictions, error summaries, and dataset labels in human-readable, tool-agnostic formats.</w:t>
+      </w:r>
+    </w:p>
+    <w:p>
+      <w:pPr>
+        <w:spacing w:line="360" w:lineRule="auto"/>
+        <w:jc w:val="both"/>
+        <w:rPr>
+          <w:rFonts w:asciiTheme="majorBidi" w:hAnsiTheme="majorBidi" w:cstheme="majorBidi"/>
+          <w:sz w:val="24"/>
+          <w:szCs w:val="24"/>
+        </w:rPr>
+      </w:pPr>
+      <w:r>
+        <w:rPr>
+          <w:rFonts w:asciiTheme="majorBidi" w:hAnsiTheme="majorBidi" w:cstheme="majorBidi"/>
+          <w:b/>
+          <w:sz w:val="24"/>
+          <w:szCs w:val="24"/>
+        </w:rPr>
+        <w:lastRenderedPageBreak/>
+        <w:t xml:space="preserve">Reason for selection: </w:t>
+      </w:r>
+      <w:r>
+        <w:rPr>
+          <w:rFonts w:asciiTheme="majorBidi" w:hAnsiTheme="majorBidi" w:cstheme="majorBidi"/>
+          <w:sz w:val="24"/>
+          <w:szCs w:val="24"/>
+        </w:rPr>
+        <w:t xml:space="preserve">JSON is ideal for structured metric summaries (CER, WER, </w:t>
+      </w:r>
+      <w:proofErr w:type="spellStart"/>
+      <w:r>
+        <w:rPr>
+          <w:rFonts w:asciiTheme="majorBidi" w:hAnsiTheme="majorBidi" w:cstheme="majorBidi"/>
+          <w:sz w:val="24"/>
+          <w:szCs w:val="24"/>
+        </w:rPr>
+        <w:t>n_samples</w:t>
+      </w:r>
+      <w:proofErr w:type="spellEnd"/>
+      <w:r>
+        <w:rPr>
+          <w:rFonts w:asciiTheme="majorBidi" w:hAnsiTheme="majorBidi" w:cstheme="majorBidi"/>
+          <w:sz w:val="24"/>
+          <w:szCs w:val="24"/>
+        </w:rPr>
+        <w:t>) that the thesis references by file path. CSV is ideal for per-line predictions that researchers can open in Excel or pandas for qualitative review. Both formats require no database server, align with the traceability rule in docs/RESEARCH_SCOPE.md, and remain readable years later.</w:t>
+      </w:r>
+    </w:p>
+    <w:p>
+      <w:pPr>
+        <w:spacing w:line="360" w:lineRule="auto"/>
+        <w:rPr>
+          <w:rFonts w:asciiTheme="majorBidi" w:hAnsiTheme="majorBidi" w:cstheme="majorBidi"/>
+          <w:sz w:val="24"/>
+          <w:szCs w:val="24"/>
+        </w:rPr>
+      </w:pPr>
+      <w:r>
+        <w:rPr>
+          <w:rFonts w:asciiTheme="majorBidi" w:hAnsiTheme="majorBidi" w:cstheme="majorBidi"/>
+          <w:b/>
+          <w:sz w:val="24"/>
+          <w:szCs w:val="24"/>
+        </w:rPr>
+        <w:t xml:space="preserve">Usage in this project: </w:t>
+      </w:r>
+      <w:r>
+        <w:rPr>
+          <w:rFonts w:asciiTheme="majorBidi" w:hAnsiTheme="majorBidi" w:cstheme="majorBidi"/>
+          <w:sz w:val="24"/>
+          <w:szCs w:val="24"/>
+        </w:rPr>
+        <w:t xml:space="preserve">evaluate.py writes </w:t>
+      </w:r>
+      <w:proofErr w:type="spellStart"/>
+      <w:r>
+        <w:rPr>
+          <w:rFonts w:asciiTheme="majorBidi" w:hAnsiTheme="majorBidi" w:cstheme="majorBidi"/>
+          <w:sz w:val="24"/>
+          <w:szCs w:val="24"/>
+        </w:rPr>
+        <w:t>metrics.json</w:t>
+      </w:r>
+      <w:proofErr w:type="spellEnd"/>
+      <w:r>
+        <w:rPr>
+          <w:rFonts w:asciiTheme="majorBidi" w:hAnsiTheme="majorBidi" w:cstheme="majorBidi"/>
+          <w:sz w:val="24"/>
+          <w:szCs w:val="24"/>
+        </w:rPr>
+        <w:t xml:space="preserve">, predictions.csv, </w:t>
+      </w:r>
+      <w:proofErr w:type="spellStart"/>
+      <w:r>
+        <w:rPr>
+          <w:rFonts w:asciiTheme="majorBidi" w:hAnsiTheme="majorBidi" w:cstheme="majorBidi"/>
+          <w:sz w:val="24"/>
+          <w:szCs w:val="24"/>
+        </w:rPr>
+        <w:t>error_summary.json</w:t>
+      </w:r>
+      <w:proofErr w:type="spellEnd"/>
+      <w:r>
+        <w:rPr>
+          <w:rFonts w:asciiTheme="majorBidi" w:hAnsiTheme="majorBidi" w:cstheme="majorBidi"/>
+          <w:sz w:val="24"/>
+          <w:szCs w:val="24"/>
+        </w:rPr>
+        <w:t xml:space="preserve">, and </w:t>
+      </w:r>
+      <w:proofErr w:type="spellStart"/>
+      <w:r>
+        <w:rPr>
+          <w:rFonts w:asciiTheme="majorBidi" w:hAnsiTheme="majorBidi" w:cstheme="majorBidi"/>
+          <w:sz w:val="24"/>
+          <w:szCs w:val="24"/>
+        </w:rPr>
+        <w:t>config.json</w:t>
+      </w:r>
+      <w:proofErr w:type="spellEnd"/>
+      <w:r>
+        <w:rPr>
+          <w:rFonts w:asciiTheme="majorBidi" w:hAnsiTheme="majorBidi" w:cstheme="majorBidi"/>
+          <w:sz w:val="24"/>
+          <w:szCs w:val="24"/>
+        </w:rPr>
+        <w:t xml:space="preserve"> per run.</w:t>
+      </w:r>
+    </w:p>
+    <w:p>
+      <w:pPr>
+        <w:spacing w:line="360" w:lineRule="auto"/>
+        <w:jc w:val="both"/>
+        <w:rPr>
+          <w:rFonts w:asciiTheme="majorBidi" w:hAnsiTheme="majorBidi" w:cstheme="majorBidi"/>
+          <w:sz w:val="24"/>
+          <w:szCs w:val="24"/>
+        </w:rPr>
+      </w:pPr>
+      <w:proofErr w:type="gramStart"/>
+      <w:r>
+        <w:rPr>
+          <w:rFonts w:asciiTheme="majorBidi" w:hAnsiTheme="majorBidi" w:cstheme="majorBidi"/>
+          <w:sz w:val="24"/>
+          <w:szCs w:val="24"/>
+        </w:rPr>
+        <w:t>prepare_iam_lines.py</w:t>
+      </w:r>
+      <w:proofErr w:type="gramEnd"/>
+      <w:r>
+        <w:rPr>
+          <w:rFonts w:asciiTheme="majorBidi" w:hAnsiTheme="majorBidi" w:cstheme="majorBidi"/>
+          <w:sz w:val="24"/>
+          <w:szCs w:val="24"/>
+        </w:rPr>
+        <w:t xml:space="preserve"> and prepare_iam_demo_examples.py write labels.csv. The </w:t>
+      </w:r>
+      <w:proofErr w:type="spellStart"/>
+      <w:r>
+        <w:rPr>
+          <w:rFonts w:asciiTheme="majorBidi" w:hAnsiTheme="majorBidi" w:cstheme="majorBidi"/>
+          <w:sz w:val="24"/>
+          <w:szCs w:val="24"/>
+        </w:rPr>
+        <w:t>Gradio</w:t>
+      </w:r>
+      <w:proofErr w:type="spellEnd"/>
+      <w:r>
+        <w:rPr>
+          <w:rFonts w:asciiTheme="majorBidi" w:hAnsiTheme="majorBidi" w:cstheme="majorBidi"/>
+          <w:sz w:val="24"/>
+          <w:szCs w:val="24"/>
+        </w:rPr>
+        <w:t xml:space="preserve"> header reads </w:t>
+      </w:r>
+      <w:proofErr w:type="spellStart"/>
+      <w:r>
+        <w:rPr>
+          <w:rFonts w:asciiTheme="majorBidi" w:hAnsiTheme="majorBidi" w:cstheme="majorBidi"/>
+          <w:sz w:val="24"/>
+          <w:szCs w:val="24"/>
+        </w:rPr>
+        <w:t>metrics.json</w:t>
+      </w:r>
+      <w:proofErr w:type="spellEnd"/>
+      <w:r>
+        <w:rPr>
+          <w:rFonts w:asciiTheme="majorBidi" w:hAnsiTheme="majorBidi" w:cstheme="majorBidi"/>
+          <w:sz w:val="24"/>
+          <w:szCs w:val="24"/>
+        </w:rPr>
+        <w:t xml:space="preserve"> for the benchmark CER summary.</w:t>
+      </w:r>
+    </w:p>
+    <w:p>
+      <w:pPr>
+        <w:pStyle w:val="Heading2"/>
+        <w:spacing w:line="360" w:lineRule="auto"/>
+        <w:jc w:val="both"/>
+        <w:rPr>
+          <w:rFonts w:asciiTheme="majorBidi" w:hAnsiTheme="majorBidi"/>
+          <w:b/>
+          <w:bCs/>
+          <w:color w:val="auto"/>
+          <w:sz w:val="24"/>
+          <w:szCs w:val="24"/>
+        </w:rPr>
+      </w:pPr>
+      <w:r>
+        <w:rPr>
+          <w:rFonts w:asciiTheme="majorBidi" w:hAnsiTheme="majorBidi"/>
+          <w:b/>
+          <w:bCs/>
+          <w:color w:val="auto"/>
+          <w:sz w:val="24"/>
+          <w:szCs w:val="24"/>
+        </w:rPr>
+        <w:t xml:space="preserve">4.3.17 </w:t>
+      </w:r>
+      <w:proofErr w:type="spellStart"/>
+      <w:r>
+        <w:rPr>
+          <w:rFonts w:asciiTheme="majorBidi" w:hAnsiTheme="majorBidi"/>
+          <w:b/>
+          <w:bCs/>
+          <w:color w:val="auto"/>
+          <w:sz w:val="24"/>
+          <w:szCs w:val="24"/>
+        </w:rPr>
+        <w:t>functools.lru_cache</w:t>
+      </w:r>
+      <w:proofErr w:type="spellEnd"/>
+    </w:p>
+    <w:p>
+      <w:pPr>
+        <w:spacing w:line="360" w:lineRule="auto"/>
+        <w:jc w:val="both"/>
+        <w:rPr>
+          <w:rFonts w:asciiTheme="majorBidi" w:hAnsiTheme="majorBidi" w:cstheme="majorBidi"/>
+          <w:sz w:val="24"/>
+          <w:szCs w:val="24"/>
+        </w:rPr>
+      </w:pPr>
+      <w:r>
+        <w:rPr>
+          <w:rFonts w:asciiTheme="majorBidi" w:hAnsiTheme="majorBidi" w:cstheme="majorBidi"/>
+          <w:b/>
+          <w:sz w:val="24"/>
+          <w:szCs w:val="24"/>
+        </w:rPr>
+        <w:t xml:space="preserve">Purpose: </w:t>
+      </w:r>
+      <w:r>
+        <w:rPr>
+          <w:rFonts w:asciiTheme="majorBidi" w:hAnsiTheme="majorBidi" w:cstheme="majorBidi"/>
+          <w:sz w:val="24"/>
+          <w:szCs w:val="24"/>
+        </w:rPr>
+        <w:t xml:space="preserve">Caches loaded </w:t>
+      </w:r>
+      <w:proofErr w:type="spellStart"/>
+      <w:r>
+        <w:rPr>
+          <w:rFonts w:asciiTheme="majorBidi" w:hAnsiTheme="majorBidi" w:cstheme="majorBidi"/>
+          <w:sz w:val="24"/>
+          <w:szCs w:val="24"/>
+        </w:rPr>
+        <w:t>ModelBundle</w:t>
+      </w:r>
+      <w:proofErr w:type="spellEnd"/>
+      <w:r>
+        <w:rPr>
+          <w:rFonts w:asciiTheme="majorBidi" w:hAnsiTheme="majorBidi" w:cstheme="majorBidi"/>
+          <w:sz w:val="24"/>
+          <w:szCs w:val="24"/>
+        </w:rPr>
+        <w:t xml:space="preserve"> instances in memory so the </w:t>
+      </w:r>
+      <w:proofErr w:type="spellStart"/>
+      <w:r>
+        <w:rPr>
+          <w:rFonts w:asciiTheme="majorBidi" w:hAnsiTheme="majorBidi" w:cstheme="majorBidi"/>
+          <w:sz w:val="24"/>
+          <w:szCs w:val="24"/>
+        </w:rPr>
+        <w:t>TrOCR</w:t>
+      </w:r>
+      <w:proofErr w:type="spellEnd"/>
+      <w:r>
+        <w:rPr>
+          <w:rFonts w:asciiTheme="majorBidi" w:hAnsiTheme="majorBidi" w:cstheme="majorBidi"/>
+          <w:sz w:val="24"/>
+          <w:szCs w:val="24"/>
+        </w:rPr>
+        <w:t xml:space="preserve"> model is loaded once per checkpoint and reused across </w:t>
+      </w:r>
+      <w:proofErr w:type="spellStart"/>
+      <w:r>
+        <w:rPr>
+          <w:rFonts w:asciiTheme="majorBidi" w:hAnsiTheme="majorBidi" w:cstheme="majorBidi"/>
+          <w:sz w:val="24"/>
+          <w:szCs w:val="24"/>
+        </w:rPr>
+        <w:t>Gradio</w:t>
+      </w:r>
+      <w:proofErr w:type="spellEnd"/>
+      <w:r>
+        <w:rPr>
+          <w:rFonts w:asciiTheme="majorBidi" w:hAnsiTheme="majorBidi" w:cstheme="majorBidi"/>
+          <w:sz w:val="24"/>
+          <w:szCs w:val="24"/>
+        </w:rPr>
+        <w:t xml:space="preserve"> requests and repeated inference calls.</w:t>
+      </w:r>
+    </w:p>
+    <w:p>
+      <w:pPr>
+        <w:spacing w:line="360" w:lineRule="auto"/>
+        <w:jc w:val="both"/>
+        <w:rPr>
+          <w:rFonts w:asciiTheme="majorBidi" w:hAnsiTheme="majorBidi" w:cstheme="majorBidi"/>
+          <w:sz w:val="24"/>
+          <w:szCs w:val="24"/>
+        </w:rPr>
+      </w:pPr>
+      <w:r>
+        <w:rPr>
+          <w:rFonts w:asciiTheme="majorBidi" w:hAnsiTheme="majorBidi" w:cstheme="majorBidi"/>
+          <w:b/>
+          <w:sz w:val="24"/>
+          <w:szCs w:val="24"/>
+        </w:rPr>
+        <w:t xml:space="preserve">Reason for selection: </w:t>
+      </w:r>
+      <w:r>
+        <w:rPr>
+          <w:rFonts w:asciiTheme="majorBidi" w:hAnsiTheme="majorBidi" w:cstheme="majorBidi"/>
+          <w:sz w:val="24"/>
+          <w:szCs w:val="24"/>
+        </w:rPr>
+        <w:t xml:space="preserve">Loading a transformer model from disk takes several seconds and hundreds of megabytes of RAM. Without caching, every </w:t>
+      </w:r>
+      <w:proofErr w:type="spellStart"/>
+      <w:r>
+        <w:rPr>
+          <w:rFonts w:asciiTheme="majorBidi" w:hAnsiTheme="majorBidi" w:cstheme="majorBidi"/>
+          <w:sz w:val="24"/>
+          <w:szCs w:val="24"/>
+        </w:rPr>
+        <w:t>Gradio</w:t>
+      </w:r>
+      <w:proofErr w:type="spellEnd"/>
+      <w:r>
+        <w:rPr>
+          <w:rFonts w:asciiTheme="majorBidi" w:hAnsiTheme="majorBidi" w:cstheme="majorBidi"/>
+          <w:sz w:val="24"/>
+          <w:szCs w:val="24"/>
+        </w:rPr>
+        <w:t xml:space="preserve"> button click would reload weights, making the demo unusable. </w:t>
+      </w:r>
       <w:proofErr w:type="spellStart"/>
       <w:proofErr w:type="gramStart"/>
       <w:r>
         <w:rPr>
-          <w:rFonts w:asciiTheme="majorBidi" w:hAnsiTheme="majorBidi"/>
-          <w:b/>
-          <w:bCs/>
-          <w:color w:val="auto"/>
-          <w:sz w:val="24"/>
-          <w:szCs w:val="24"/>
-        </w:rPr>
-        <w:t>setuptools</w:t>
+          <w:rFonts w:asciiTheme="majorBidi" w:hAnsiTheme="majorBidi" w:cstheme="majorBidi"/>
+          <w:sz w:val="24"/>
+          <w:szCs w:val="24"/>
+        </w:rPr>
+        <w:t>lru_cache</w:t>
       </w:r>
       <w:proofErr w:type="spellEnd"/>
       <w:proofErr w:type="gramEnd"/>
       <w:r>
         <w:rPr>
-          <w:rFonts w:asciiTheme="majorBidi" w:hAnsiTheme="majorBidi"/>
-          <w:b/>
-          <w:bCs/>
-          <w:color w:val="auto"/>
-          <w:sz w:val="24"/>
-          <w:szCs w:val="24"/>
-        </w:rPr>
-        <w:t xml:space="preserve"> and </w:t>
+          <w:rFonts w:asciiTheme="majorBidi" w:hAnsiTheme="majorBidi" w:cstheme="majorBidi"/>
+          <w:sz w:val="24"/>
+          <w:szCs w:val="24"/>
+        </w:rPr>
+        <w:t xml:space="preserve"> is a zero-dependency Python standard-library solution applied to _</w:t>
       </w:r>
       <w:proofErr w:type="spellStart"/>
       <w:r>
         <w:rPr>
-          <w:rFonts w:asciiTheme="majorBidi" w:hAnsiTheme="majorBidi"/>
-          <w:b/>
-          <w:bCs/>
-          <w:color w:val="auto"/>
-          <w:sz w:val="24"/>
-          <w:szCs w:val="24"/>
-        </w:rPr>
-        <w:t>pyproject.toml</w:t>
+          <w:rFonts w:asciiTheme="majorBidi" w:hAnsiTheme="majorBidi" w:cstheme="majorBidi"/>
+          <w:sz w:val="24"/>
+          <w:szCs w:val="24"/>
+        </w:rPr>
+        <w:t>cached_bundle</w:t>
       </w:r>
       <w:proofErr w:type="spellEnd"/>
       <w:r>
         <w:rPr>
-          <w:rFonts w:asciiTheme="majorBidi" w:hAnsiTheme="majorBidi"/>
-          <w:b/>
-          <w:bCs/>
-          <w:color w:val="auto"/>
-          <w:sz w:val="24"/>
-          <w:szCs w:val="24"/>
-        </w:rPr>
-        <w:t xml:space="preserve"> (PEP 621)</w:t>
+          <w:rFonts w:asciiTheme="majorBidi" w:hAnsiTheme="majorBidi" w:cstheme="majorBidi"/>
+          <w:sz w:val="24"/>
+          <w:szCs w:val="24"/>
+        </w:rPr>
+        <w:t>() in infer.py.</w:t>
       </w:r>
     </w:p>
     <w:p>
@@ -15515,15 +16395,25 @@
           <w:sz w:val="24"/>
           <w:szCs w:val="24"/>
         </w:rPr>
-        <w:t xml:space="preserve">Purpose: </w:t>
-      </w:r>
-      <w:r>
-        <w:rPr>
-          <w:rFonts w:asciiTheme="majorBidi" w:hAnsiTheme="majorBidi" w:cstheme="majorBidi"/>
-          <w:sz w:val="24"/>
-          <w:szCs w:val="24"/>
-        </w:rPr>
-        <w:t xml:space="preserve">Packages the </w:t>
+        <w:t xml:space="preserve">Usage in this project: </w:t>
+      </w:r>
+      <w:proofErr w:type="gramStart"/>
+      <w:r>
+        <w:rPr>
+          <w:rFonts w:asciiTheme="majorBidi" w:hAnsiTheme="majorBidi" w:cstheme="majorBidi"/>
+          <w:sz w:val="24"/>
+          <w:szCs w:val="24"/>
+        </w:rPr>
+        <w:t>recognize(</w:t>
+      </w:r>
+      <w:proofErr w:type="gramEnd"/>
+      <w:r>
+        <w:rPr>
+          <w:rFonts w:asciiTheme="majorBidi" w:hAnsiTheme="majorBidi" w:cstheme="majorBidi"/>
+          <w:sz w:val="24"/>
+          <w:szCs w:val="24"/>
+        </w:rPr>
+        <w:t>) calls _</w:t>
       </w:r>
       <w:proofErr w:type="spellStart"/>
       <w:r>
@@ -15532,7 +16422,7 @@
           <w:sz w:val="24"/>
           <w:szCs w:val="24"/>
         </w:rPr>
-        <w:t>src</w:t>
+        <w:t>cached_bundle</w:t>
       </w:r>
       <w:proofErr w:type="spellEnd"/>
       <w:r>
@@ -15541,7 +16431,7 @@
           <w:sz w:val="24"/>
           <w:szCs w:val="24"/>
         </w:rPr>
-        <w:t>/</w:t>
+        <w:t xml:space="preserve">(checkpoint) which wraps </w:t>
       </w:r>
       <w:proofErr w:type="spellStart"/>
       <w:r>
@@ -15550,7 +16440,7 @@
           <w:sz w:val="24"/>
           <w:szCs w:val="24"/>
         </w:rPr>
-        <w:t>htr</w:t>
+        <w:t>load_model_bundle</w:t>
       </w:r>
       <w:proofErr w:type="spellEnd"/>
       <w:r>
@@ -15559,718 +16449,29 @@
           <w:sz w:val="24"/>
           <w:szCs w:val="24"/>
         </w:rPr>
-        <w:t>/ library as an installable Python project with declared dependencies and version metadata.</w:t>
-      </w:r>
-    </w:p>
-    <w:p>
-      <w:pPr>
-        <w:spacing w:line="360" w:lineRule="auto"/>
-        <w:jc w:val="both"/>
-        <w:rPr>
-          <w:rFonts w:asciiTheme="majorBidi" w:hAnsiTheme="majorBidi" w:cstheme="majorBidi"/>
-          <w:sz w:val="24"/>
-          <w:szCs w:val="24"/>
-        </w:rPr>
-      </w:pPr>
-      <w:r>
-        <w:rPr>
-          <w:rFonts w:asciiTheme="majorBidi" w:hAnsiTheme="majorBidi" w:cstheme="majorBidi"/>
-          <w:b/>
-          <w:sz w:val="24"/>
-          <w:szCs w:val="24"/>
-        </w:rPr>
-        <w:t xml:space="preserve">Reason for selection: </w:t>
-      </w:r>
-      <w:r>
-        <w:rPr>
-          <w:rFonts w:asciiTheme="majorBidi" w:hAnsiTheme="majorBidi" w:cstheme="majorBidi"/>
-          <w:sz w:val="24"/>
-          <w:szCs w:val="24"/>
-        </w:rPr>
-        <w:t>Editable installation (pip install -</w:t>
-      </w:r>
-      <w:proofErr w:type="gramStart"/>
-      <w:r>
-        <w:rPr>
-          <w:rFonts w:asciiTheme="majorBidi" w:hAnsiTheme="majorBidi" w:cstheme="majorBidi"/>
-          <w:sz w:val="24"/>
-          <w:szCs w:val="24"/>
-        </w:rPr>
-        <w:t>e .</w:t>
-      </w:r>
-      <w:proofErr w:type="gramEnd"/>
-      <w:r>
-        <w:rPr>
-          <w:rFonts w:asciiTheme="majorBidi" w:hAnsiTheme="majorBidi" w:cstheme="majorBidi"/>
-          <w:sz w:val="24"/>
-          <w:szCs w:val="24"/>
-        </w:rPr>
-        <w:t xml:space="preserve">) ensures that scripts, the </w:t>
-      </w:r>
-      <w:proofErr w:type="spellStart"/>
-      <w:r>
-        <w:rPr>
-          <w:rFonts w:asciiTheme="majorBidi" w:hAnsiTheme="majorBidi" w:cstheme="majorBidi"/>
-          <w:sz w:val="24"/>
-          <w:szCs w:val="24"/>
-        </w:rPr>
-        <w:t>Gradio</w:t>
-      </w:r>
-      <w:proofErr w:type="spellEnd"/>
-      <w:r>
-        <w:rPr>
-          <w:rFonts w:asciiTheme="majorBidi" w:hAnsiTheme="majorBidi" w:cstheme="majorBidi"/>
-          <w:sz w:val="24"/>
-          <w:szCs w:val="24"/>
-        </w:rPr>
-        <w:t xml:space="preserve"> app, and evaluation CLI all import from the same </w:t>
-      </w:r>
-      <w:proofErr w:type="spellStart"/>
-      <w:r>
-        <w:rPr>
-          <w:rFonts w:asciiTheme="majorBidi" w:hAnsiTheme="majorBidi" w:cstheme="majorBidi"/>
-          <w:sz w:val="24"/>
-          <w:szCs w:val="24"/>
-        </w:rPr>
-        <w:t>htr</w:t>
-      </w:r>
-      <w:proofErr w:type="spellEnd"/>
-      <w:r>
-        <w:rPr>
-          <w:rFonts w:asciiTheme="majorBidi" w:hAnsiTheme="majorBidi" w:cstheme="majorBidi"/>
-          <w:sz w:val="24"/>
-          <w:szCs w:val="24"/>
-        </w:rPr>
-        <w:t xml:space="preserve"> package without manual PYTHONPATH manipulation. </w:t>
-      </w:r>
-      <w:proofErr w:type="spellStart"/>
-      <w:proofErr w:type="gramStart"/>
-      <w:r>
-        <w:rPr>
-          <w:rFonts w:asciiTheme="majorBidi" w:hAnsiTheme="majorBidi" w:cstheme="majorBidi"/>
-          <w:sz w:val="24"/>
-          <w:szCs w:val="24"/>
-        </w:rPr>
-        <w:t>pyproject.toml</w:t>
-      </w:r>
-      <w:proofErr w:type="spellEnd"/>
-      <w:proofErr w:type="gramEnd"/>
-      <w:r>
-        <w:rPr>
-          <w:rFonts w:asciiTheme="majorBidi" w:hAnsiTheme="majorBidi" w:cstheme="majorBidi"/>
-          <w:sz w:val="24"/>
-          <w:szCs w:val="24"/>
-        </w:rPr>
-        <w:t xml:space="preserve"> is the modern standard for Python project metadata, making dependency versions explicit and reproducible for thesis examiners and future contributors.</w:t>
-      </w:r>
-    </w:p>
-    <w:p>
-      <w:pPr>
-        <w:spacing w:line="360" w:lineRule="auto"/>
-        <w:jc w:val="both"/>
-        <w:rPr>
-          <w:rFonts w:asciiTheme="majorBidi" w:hAnsiTheme="majorBidi" w:cstheme="majorBidi"/>
-          <w:sz w:val="24"/>
-          <w:szCs w:val="24"/>
-        </w:rPr>
-      </w:pPr>
-      <w:r>
-        <w:rPr>
-          <w:rFonts w:asciiTheme="majorBidi" w:hAnsiTheme="majorBidi" w:cstheme="majorBidi"/>
-          <w:b/>
-          <w:sz w:val="24"/>
-          <w:szCs w:val="24"/>
-        </w:rPr>
-        <w:t xml:space="preserve">Usage in this project: </w:t>
-      </w:r>
-      <w:proofErr w:type="spellStart"/>
-      <w:r>
-        <w:rPr>
-          <w:rFonts w:asciiTheme="majorBidi" w:hAnsiTheme="majorBidi" w:cstheme="majorBidi"/>
-          <w:sz w:val="24"/>
-          <w:szCs w:val="24"/>
-        </w:rPr>
-        <w:t>pyproject.toml</w:t>
-      </w:r>
-      <w:proofErr w:type="spellEnd"/>
-      <w:r>
-        <w:rPr>
-          <w:rFonts w:asciiTheme="majorBidi" w:hAnsiTheme="majorBidi" w:cstheme="majorBidi"/>
-          <w:sz w:val="24"/>
-          <w:szCs w:val="24"/>
-        </w:rPr>
-        <w:t xml:space="preserve"> lists all runtime dependencies. </w:t>
-      </w:r>
-      <w:proofErr w:type="spellStart"/>
-      <w:proofErr w:type="gramStart"/>
-      <w:r>
-        <w:rPr>
-          <w:rFonts w:asciiTheme="majorBidi" w:hAnsiTheme="majorBidi" w:cstheme="majorBidi"/>
-          <w:sz w:val="24"/>
-          <w:szCs w:val="24"/>
-        </w:rPr>
-        <w:t>setuptools</w:t>
-      </w:r>
-      <w:proofErr w:type="spellEnd"/>
-      <w:proofErr w:type="gramEnd"/>
-      <w:r>
-        <w:rPr>
-          <w:rFonts w:asciiTheme="majorBidi" w:hAnsiTheme="majorBidi" w:cstheme="majorBidi"/>
-          <w:sz w:val="24"/>
-          <w:szCs w:val="24"/>
-        </w:rPr>
-        <w:t xml:space="preserve"> discovers packages under </w:t>
-      </w:r>
-      <w:proofErr w:type="spellStart"/>
-      <w:r>
-        <w:rPr>
-          <w:rFonts w:asciiTheme="majorBidi" w:hAnsiTheme="majorBidi" w:cstheme="majorBidi"/>
-          <w:sz w:val="24"/>
-          <w:szCs w:val="24"/>
-        </w:rPr>
-        <w:t>src</w:t>
-      </w:r>
-      <w:proofErr w:type="spellEnd"/>
-      <w:r>
-        <w:rPr>
-          <w:rFonts w:asciiTheme="majorBidi" w:hAnsiTheme="majorBidi" w:cstheme="majorBidi"/>
-          <w:sz w:val="24"/>
-          <w:szCs w:val="24"/>
-        </w:rPr>
-        <w:t>/ via [</w:t>
-      </w:r>
-      <w:proofErr w:type="spellStart"/>
-      <w:r>
-        <w:rPr>
-          <w:rFonts w:asciiTheme="majorBidi" w:hAnsiTheme="majorBidi" w:cstheme="majorBidi"/>
-          <w:sz w:val="24"/>
-          <w:szCs w:val="24"/>
-        </w:rPr>
-        <w:t>tool.setuptools.packages.find</w:t>
-      </w:r>
-      <w:proofErr w:type="spellEnd"/>
-      <w:r>
-        <w:rPr>
-          <w:rFonts w:asciiTheme="majorBidi" w:hAnsiTheme="majorBidi" w:cstheme="majorBidi"/>
-          <w:sz w:val="24"/>
-          <w:szCs w:val="24"/>
-        </w:rPr>
-        <w:t>]. The project is installed once during setup.</w:t>
-      </w:r>
-    </w:p>
-    <w:p>
-      <w:pPr>
-        <w:pStyle w:val="Heading2"/>
-        <w:spacing w:line="360" w:lineRule="auto"/>
-        <w:jc w:val="both"/>
-        <w:rPr>
-          <w:rFonts w:asciiTheme="majorBidi" w:hAnsiTheme="majorBidi"/>
-          <w:b/>
-          <w:bCs/>
-          <w:color w:val="auto"/>
-          <w:sz w:val="24"/>
-          <w:szCs w:val="24"/>
-        </w:rPr>
-      </w:pPr>
-      <w:r>
-        <w:rPr>
-          <w:rFonts w:asciiTheme="majorBidi" w:hAnsiTheme="majorBidi"/>
-          <w:b/>
-          <w:bCs/>
-          <w:color w:val="auto"/>
-          <w:sz w:val="24"/>
-          <w:szCs w:val="24"/>
-        </w:rPr>
-        <w:t>JSON and CSV (standard library + flat files)</w:t>
-      </w:r>
-    </w:p>
-    <w:p>
-      <w:pPr>
-        <w:spacing w:line="360" w:lineRule="auto"/>
-        <w:jc w:val="both"/>
-        <w:rPr>
-          <w:rFonts w:asciiTheme="majorBidi" w:hAnsiTheme="majorBidi" w:cstheme="majorBidi"/>
-          <w:sz w:val="24"/>
-          <w:szCs w:val="24"/>
-        </w:rPr>
-      </w:pPr>
-      <w:r>
-        <w:rPr>
-          <w:rFonts w:asciiTheme="majorBidi" w:hAnsiTheme="majorBidi" w:cstheme="majorBidi"/>
-          <w:b/>
-          <w:sz w:val="24"/>
-          <w:szCs w:val="24"/>
-        </w:rPr>
-        <w:t xml:space="preserve">Purpose: </w:t>
-      </w:r>
-      <w:r>
-        <w:rPr>
-          <w:rFonts w:asciiTheme="majorBidi" w:hAnsiTheme="majorBidi" w:cstheme="majorBidi"/>
-          <w:sz w:val="24"/>
-          <w:szCs w:val="24"/>
-        </w:rPr>
-        <w:t>Persists experiment metrics, per-line predictions, error summaries, and dataset labels in human-readable, tool-agnostic formats.</w:t>
-      </w:r>
-    </w:p>
-    <w:p>
-      <w:pPr>
-        <w:spacing w:line="360" w:lineRule="auto"/>
-        <w:jc w:val="both"/>
-        <w:rPr>
-          <w:rFonts w:asciiTheme="majorBidi" w:hAnsiTheme="majorBidi" w:cstheme="majorBidi"/>
-          <w:sz w:val="24"/>
-          <w:szCs w:val="24"/>
-        </w:rPr>
-      </w:pPr>
-      <w:r>
-        <w:rPr>
-          <w:rFonts w:asciiTheme="majorBidi" w:hAnsiTheme="majorBidi" w:cstheme="majorBidi"/>
-          <w:b/>
-          <w:sz w:val="24"/>
-          <w:szCs w:val="24"/>
-        </w:rPr>
-        <w:lastRenderedPageBreak/>
-        <w:t xml:space="preserve">Reason for selection: </w:t>
-      </w:r>
-      <w:r>
-        <w:rPr>
-          <w:rFonts w:asciiTheme="majorBidi" w:hAnsiTheme="majorBidi" w:cstheme="majorBidi"/>
-          <w:sz w:val="24"/>
-          <w:szCs w:val="24"/>
-        </w:rPr>
-        <w:t xml:space="preserve">JSON is ideal for structured metric summaries (CER, WER, </w:t>
-      </w:r>
-      <w:proofErr w:type="spellStart"/>
-      <w:r>
-        <w:rPr>
-          <w:rFonts w:asciiTheme="majorBidi" w:hAnsiTheme="majorBidi" w:cstheme="majorBidi"/>
-          <w:sz w:val="24"/>
-          <w:szCs w:val="24"/>
-        </w:rPr>
-        <w:t>n_samples</w:t>
-      </w:r>
-      <w:proofErr w:type="spellEnd"/>
-      <w:r>
-        <w:rPr>
-          <w:rFonts w:asciiTheme="majorBidi" w:hAnsiTheme="majorBidi" w:cstheme="majorBidi"/>
-          <w:sz w:val="24"/>
-          <w:szCs w:val="24"/>
-        </w:rPr>
-        <w:t>) that the thesis references by file path. CSV is ideal for per-line predictions that researchers can open in Excel or pandas for qualitative review. Both formats require no database server, align with the traceability rule in docs/RESEARCH_SCOPE.md, and remain readable years later.</w:t>
-      </w:r>
-    </w:p>
-    <w:p>
-      <w:pPr>
-        <w:spacing w:line="360" w:lineRule="auto"/>
-        <w:rPr>
-          <w:rFonts w:asciiTheme="majorBidi" w:hAnsiTheme="majorBidi" w:cstheme="majorBidi"/>
-          <w:sz w:val="24"/>
-          <w:szCs w:val="24"/>
-        </w:rPr>
-      </w:pPr>
-      <w:r>
-        <w:rPr>
-          <w:rFonts w:asciiTheme="majorBidi" w:hAnsiTheme="majorBidi" w:cstheme="majorBidi"/>
-          <w:b/>
-          <w:sz w:val="24"/>
-          <w:szCs w:val="24"/>
-        </w:rPr>
-        <w:t xml:space="preserve">Usage in this project: </w:t>
-      </w:r>
-      <w:r>
-        <w:rPr>
-          <w:rFonts w:asciiTheme="majorBidi" w:hAnsiTheme="majorBidi" w:cstheme="majorBidi"/>
-          <w:sz w:val="24"/>
-          <w:szCs w:val="24"/>
-        </w:rPr>
-        <w:t xml:space="preserve">evaluate.py writes </w:t>
-      </w:r>
-      <w:proofErr w:type="spellStart"/>
-      <w:r>
-        <w:rPr>
-          <w:rFonts w:asciiTheme="majorBidi" w:hAnsiTheme="majorBidi" w:cstheme="majorBidi"/>
-          <w:sz w:val="24"/>
-          <w:szCs w:val="24"/>
-        </w:rPr>
-        <w:t>metrics.json</w:t>
-      </w:r>
-      <w:proofErr w:type="spellEnd"/>
-      <w:r>
-        <w:rPr>
-          <w:rFonts w:asciiTheme="majorBidi" w:hAnsiTheme="majorBidi" w:cstheme="majorBidi"/>
-          <w:sz w:val="24"/>
-          <w:szCs w:val="24"/>
-        </w:rPr>
-        <w:t xml:space="preserve">, predictions.csv, </w:t>
-      </w:r>
-      <w:proofErr w:type="spellStart"/>
-      <w:r>
-        <w:rPr>
-          <w:rFonts w:asciiTheme="majorBidi" w:hAnsiTheme="majorBidi" w:cstheme="majorBidi"/>
-          <w:sz w:val="24"/>
-          <w:szCs w:val="24"/>
-        </w:rPr>
-        <w:t>error_summary.json</w:t>
-      </w:r>
-      <w:proofErr w:type="spellEnd"/>
-      <w:r>
-        <w:rPr>
-          <w:rFonts w:asciiTheme="majorBidi" w:hAnsiTheme="majorBidi" w:cstheme="majorBidi"/>
-          <w:sz w:val="24"/>
-          <w:szCs w:val="24"/>
-        </w:rPr>
-        <w:t xml:space="preserve">, and </w:t>
-      </w:r>
-      <w:proofErr w:type="spellStart"/>
-      <w:r>
-        <w:rPr>
-          <w:rFonts w:asciiTheme="majorBidi" w:hAnsiTheme="majorBidi" w:cstheme="majorBidi"/>
-          <w:sz w:val="24"/>
-          <w:szCs w:val="24"/>
-        </w:rPr>
-        <w:t>config.json</w:t>
-      </w:r>
-      <w:proofErr w:type="spellEnd"/>
-      <w:r>
-        <w:rPr>
-          <w:rFonts w:asciiTheme="majorBidi" w:hAnsiTheme="majorBidi" w:cstheme="majorBidi"/>
-          <w:sz w:val="24"/>
-          <w:szCs w:val="24"/>
-        </w:rPr>
-        <w:t xml:space="preserve"> per run.</w:t>
-      </w:r>
-    </w:p>
-    <w:p>
-      <w:pPr>
-        <w:spacing w:line="360" w:lineRule="auto"/>
-        <w:jc w:val="both"/>
-        <w:rPr>
-          <w:rFonts w:asciiTheme="majorBidi" w:hAnsiTheme="majorBidi" w:cstheme="majorBidi"/>
-          <w:sz w:val="24"/>
-          <w:szCs w:val="24"/>
-        </w:rPr>
-      </w:pPr>
-      <w:proofErr w:type="gramStart"/>
-      <w:r>
-        <w:rPr>
-          <w:rFonts w:asciiTheme="majorBidi" w:hAnsiTheme="majorBidi" w:cstheme="majorBidi"/>
-          <w:sz w:val="24"/>
-          <w:szCs w:val="24"/>
-        </w:rPr>
-        <w:t>prepare_iam_lines.py</w:t>
-      </w:r>
-      <w:proofErr w:type="gramEnd"/>
-      <w:r>
-        <w:rPr>
-          <w:rFonts w:asciiTheme="majorBidi" w:hAnsiTheme="majorBidi" w:cstheme="majorBidi"/>
-          <w:sz w:val="24"/>
-          <w:szCs w:val="24"/>
-        </w:rPr>
-        <w:t xml:space="preserve"> and prepare_iam_demo_examples.py write labels.csv. The </w:t>
-      </w:r>
-      <w:proofErr w:type="spellStart"/>
-      <w:r>
-        <w:rPr>
-          <w:rFonts w:asciiTheme="majorBidi" w:hAnsiTheme="majorBidi" w:cstheme="majorBidi"/>
-          <w:sz w:val="24"/>
-          <w:szCs w:val="24"/>
-        </w:rPr>
-        <w:t>Gradio</w:t>
-      </w:r>
-      <w:proofErr w:type="spellEnd"/>
-      <w:r>
-        <w:rPr>
-          <w:rFonts w:asciiTheme="majorBidi" w:hAnsiTheme="majorBidi" w:cstheme="majorBidi"/>
-          <w:sz w:val="24"/>
-          <w:szCs w:val="24"/>
-        </w:rPr>
-        <w:t xml:space="preserve"> header reads </w:t>
-      </w:r>
-      <w:proofErr w:type="spellStart"/>
-      <w:r>
-        <w:rPr>
-          <w:rFonts w:asciiTheme="majorBidi" w:hAnsiTheme="majorBidi" w:cstheme="majorBidi"/>
-          <w:sz w:val="24"/>
-          <w:szCs w:val="24"/>
-        </w:rPr>
-        <w:t>metrics.json</w:t>
-      </w:r>
-      <w:proofErr w:type="spellEnd"/>
-      <w:r>
-        <w:rPr>
-          <w:rFonts w:asciiTheme="majorBidi" w:hAnsiTheme="majorBidi" w:cstheme="majorBidi"/>
-          <w:sz w:val="24"/>
-          <w:szCs w:val="24"/>
-        </w:rPr>
-        <w:t xml:space="preserve"> for the benchmark CER summary.</w:t>
-      </w:r>
-    </w:p>
-    <w:p>
-      <w:pPr>
-        <w:pStyle w:val="Heading2"/>
-        <w:spacing w:line="360" w:lineRule="auto"/>
-        <w:jc w:val="both"/>
-        <w:rPr>
-          <w:rFonts w:asciiTheme="majorBidi" w:hAnsiTheme="majorBidi"/>
-          <w:b/>
-          <w:bCs/>
-          <w:color w:val="auto"/>
-          <w:sz w:val="24"/>
-          <w:szCs w:val="24"/>
-        </w:rPr>
-      </w:pPr>
-      <w:proofErr w:type="spellStart"/>
-      <w:r>
-        <w:rPr>
-          <w:rFonts w:asciiTheme="majorBidi" w:hAnsiTheme="majorBidi"/>
-          <w:b/>
-          <w:bCs/>
-          <w:color w:val="auto"/>
-          <w:sz w:val="24"/>
-          <w:szCs w:val="24"/>
-        </w:rPr>
-        <w:t>functools.lru_cache</w:t>
-      </w:r>
-      <w:proofErr w:type="spellEnd"/>
-    </w:p>
-    <w:p>
-      <w:pPr>
-        <w:spacing w:line="360" w:lineRule="auto"/>
-        <w:jc w:val="both"/>
-        <w:rPr>
-          <w:rFonts w:asciiTheme="majorBidi" w:hAnsiTheme="majorBidi" w:cstheme="majorBidi"/>
-          <w:sz w:val="24"/>
-          <w:szCs w:val="24"/>
-        </w:rPr>
-      </w:pPr>
-      <w:r>
-        <w:rPr>
-          <w:rFonts w:asciiTheme="majorBidi" w:hAnsiTheme="majorBidi" w:cstheme="majorBidi"/>
-          <w:b/>
-          <w:sz w:val="24"/>
-          <w:szCs w:val="24"/>
-        </w:rPr>
-        <w:t xml:space="preserve">Purpose: </w:t>
-      </w:r>
-      <w:r>
-        <w:rPr>
-          <w:rFonts w:asciiTheme="majorBidi" w:hAnsiTheme="majorBidi" w:cstheme="majorBidi"/>
-          <w:sz w:val="24"/>
-          <w:szCs w:val="24"/>
-        </w:rPr>
-        <w:t xml:space="preserve">Caches loaded </w:t>
-      </w:r>
-      <w:proofErr w:type="spellStart"/>
-      <w:r>
-        <w:rPr>
-          <w:rFonts w:asciiTheme="majorBidi" w:hAnsiTheme="majorBidi" w:cstheme="majorBidi"/>
-          <w:sz w:val="24"/>
-          <w:szCs w:val="24"/>
-        </w:rPr>
-        <w:t>ModelBundle</w:t>
-      </w:r>
-      <w:proofErr w:type="spellEnd"/>
-      <w:r>
-        <w:rPr>
-          <w:rFonts w:asciiTheme="majorBidi" w:hAnsiTheme="majorBidi" w:cstheme="majorBidi"/>
-          <w:sz w:val="24"/>
-          <w:szCs w:val="24"/>
-        </w:rPr>
-        <w:t xml:space="preserve"> instances in memory so the </w:t>
-      </w:r>
-      <w:proofErr w:type="spellStart"/>
-      <w:r>
-        <w:rPr>
-          <w:rFonts w:asciiTheme="majorBidi" w:hAnsiTheme="majorBidi" w:cstheme="majorBidi"/>
-          <w:sz w:val="24"/>
-          <w:szCs w:val="24"/>
-        </w:rPr>
-        <w:t>TrOCR</w:t>
-      </w:r>
-      <w:proofErr w:type="spellEnd"/>
-      <w:r>
-        <w:rPr>
-          <w:rFonts w:asciiTheme="majorBidi" w:hAnsiTheme="majorBidi" w:cstheme="majorBidi"/>
-          <w:sz w:val="24"/>
-          <w:szCs w:val="24"/>
-        </w:rPr>
-        <w:t xml:space="preserve"> model is loaded once per checkpoint and reused across </w:t>
-      </w:r>
-      <w:proofErr w:type="spellStart"/>
-      <w:r>
-        <w:rPr>
-          <w:rFonts w:asciiTheme="majorBidi" w:hAnsiTheme="majorBidi" w:cstheme="majorBidi"/>
-          <w:sz w:val="24"/>
-          <w:szCs w:val="24"/>
-        </w:rPr>
-        <w:t>Gradio</w:t>
-      </w:r>
-      <w:proofErr w:type="spellEnd"/>
-      <w:r>
-        <w:rPr>
-          <w:rFonts w:asciiTheme="majorBidi" w:hAnsiTheme="majorBidi" w:cstheme="majorBidi"/>
-          <w:sz w:val="24"/>
-          <w:szCs w:val="24"/>
-        </w:rPr>
-        <w:t xml:space="preserve"> requests and repeated inference calls.</w:t>
-      </w:r>
-    </w:p>
-    <w:p>
-      <w:pPr>
-        <w:spacing w:line="360" w:lineRule="auto"/>
-        <w:jc w:val="both"/>
-        <w:rPr>
-          <w:rFonts w:asciiTheme="majorBidi" w:hAnsiTheme="majorBidi" w:cstheme="majorBidi"/>
-          <w:sz w:val="24"/>
-          <w:szCs w:val="24"/>
-        </w:rPr>
-      </w:pPr>
-      <w:r>
-        <w:rPr>
-          <w:rFonts w:asciiTheme="majorBidi" w:hAnsiTheme="majorBidi" w:cstheme="majorBidi"/>
-          <w:b/>
-          <w:sz w:val="24"/>
-          <w:szCs w:val="24"/>
-        </w:rPr>
-        <w:t xml:space="preserve">Reason for selection: </w:t>
-      </w:r>
-      <w:r>
-        <w:rPr>
-          <w:rFonts w:asciiTheme="majorBidi" w:hAnsiTheme="majorBidi" w:cstheme="majorBidi"/>
-          <w:sz w:val="24"/>
-          <w:szCs w:val="24"/>
-        </w:rPr>
-        <w:t xml:space="preserve">Loading a transformer model from disk takes several seconds and hundreds of megabytes of RAM. Without caching, every </w:t>
-      </w:r>
-      <w:proofErr w:type="spellStart"/>
-      <w:r>
-        <w:rPr>
-          <w:rFonts w:asciiTheme="majorBidi" w:hAnsiTheme="majorBidi" w:cstheme="majorBidi"/>
-          <w:sz w:val="24"/>
-          <w:szCs w:val="24"/>
-        </w:rPr>
-        <w:t>Gradio</w:t>
-      </w:r>
-      <w:proofErr w:type="spellEnd"/>
-      <w:r>
-        <w:rPr>
-          <w:rFonts w:asciiTheme="majorBidi" w:hAnsiTheme="majorBidi" w:cstheme="majorBidi"/>
-          <w:sz w:val="24"/>
-          <w:szCs w:val="24"/>
-        </w:rPr>
-        <w:t xml:space="preserve"> button click would reload weights, making the demo unusable. </w:t>
-      </w:r>
-      <w:proofErr w:type="spellStart"/>
-      <w:proofErr w:type="gramStart"/>
-      <w:r>
-        <w:rPr>
-          <w:rFonts w:asciiTheme="majorBidi" w:hAnsiTheme="majorBidi" w:cstheme="majorBidi"/>
-          <w:sz w:val="24"/>
-          <w:szCs w:val="24"/>
-        </w:rPr>
-        <w:t>lru_cache</w:t>
-      </w:r>
-      <w:proofErr w:type="spellEnd"/>
-      <w:proofErr w:type="gramEnd"/>
-      <w:r>
-        <w:rPr>
-          <w:rFonts w:asciiTheme="majorBidi" w:hAnsiTheme="majorBidi" w:cstheme="majorBidi"/>
-          <w:sz w:val="24"/>
-          <w:szCs w:val="24"/>
-        </w:rPr>
-        <w:t xml:space="preserve"> is a zero-dependency Python standard-library solution applied to _</w:t>
-      </w:r>
-      <w:proofErr w:type="spellStart"/>
-      <w:r>
-        <w:rPr>
-          <w:rFonts w:asciiTheme="majorBidi" w:hAnsiTheme="majorBidi" w:cstheme="majorBidi"/>
-          <w:sz w:val="24"/>
-          <w:szCs w:val="24"/>
-        </w:rPr>
-        <w:t>cached_bundle</w:t>
-      </w:r>
-      <w:proofErr w:type="spellEnd"/>
-      <w:r>
-        <w:rPr>
-          <w:rFonts w:asciiTheme="majorBidi" w:hAnsiTheme="majorBidi" w:cstheme="majorBidi"/>
-          <w:sz w:val="24"/>
-          <w:szCs w:val="24"/>
-        </w:rPr>
-        <w:t>() in infer.py.</w:t>
-      </w:r>
-    </w:p>
-    <w:p>
-      <w:pPr>
-        <w:spacing w:line="360" w:lineRule="auto"/>
-        <w:jc w:val="both"/>
-        <w:rPr>
-          <w:rFonts w:asciiTheme="majorBidi" w:hAnsiTheme="majorBidi" w:cstheme="majorBidi"/>
-          <w:sz w:val="24"/>
-          <w:szCs w:val="24"/>
-        </w:rPr>
-      </w:pPr>
-      <w:r>
-        <w:rPr>
-          <w:rFonts w:asciiTheme="majorBidi" w:hAnsiTheme="majorBidi" w:cstheme="majorBidi"/>
-          <w:b/>
-          <w:sz w:val="24"/>
-          <w:szCs w:val="24"/>
-        </w:rPr>
-        <w:t xml:space="preserve">Usage in this project: </w:t>
-      </w:r>
-      <w:proofErr w:type="gramStart"/>
-      <w:r>
-        <w:rPr>
-          <w:rFonts w:asciiTheme="majorBidi" w:hAnsiTheme="majorBidi" w:cstheme="majorBidi"/>
-          <w:sz w:val="24"/>
-          <w:szCs w:val="24"/>
-        </w:rPr>
-        <w:t>recognize(</w:t>
-      </w:r>
-      <w:proofErr w:type="gramEnd"/>
-      <w:r>
-        <w:rPr>
-          <w:rFonts w:asciiTheme="majorBidi" w:hAnsiTheme="majorBidi" w:cstheme="majorBidi"/>
-          <w:sz w:val="24"/>
-          <w:szCs w:val="24"/>
-        </w:rPr>
-        <w:t>) calls _</w:t>
-      </w:r>
-      <w:proofErr w:type="spellStart"/>
-      <w:r>
-        <w:rPr>
-          <w:rFonts w:asciiTheme="majorBidi" w:hAnsiTheme="majorBidi" w:cstheme="majorBidi"/>
-          <w:sz w:val="24"/>
-          <w:szCs w:val="24"/>
-        </w:rPr>
-        <w:t>cached_bundle</w:t>
-      </w:r>
-      <w:proofErr w:type="spellEnd"/>
-      <w:r>
-        <w:rPr>
-          <w:rFonts w:asciiTheme="majorBidi" w:hAnsiTheme="majorBidi" w:cstheme="majorBidi"/>
-          <w:sz w:val="24"/>
-          <w:szCs w:val="24"/>
-        </w:rPr>
-        <w:t xml:space="preserve">(checkpoint) which wraps </w:t>
-      </w:r>
-      <w:proofErr w:type="spellStart"/>
-      <w:r>
-        <w:rPr>
-          <w:rFonts w:asciiTheme="majorBidi" w:hAnsiTheme="majorBidi" w:cstheme="majorBidi"/>
-          <w:sz w:val="24"/>
-          <w:szCs w:val="24"/>
-        </w:rPr>
-        <w:t>load_model_bundle</w:t>
-      </w:r>
-      <w:proofErr w:type="spellEnd"/>
-      <w:r>
-        <w:rPr>
-          <w:rFonts w:asciiTheme="majorBidi" w:hAnsiTheme="majorBidi" w:cstheme="majorBidi"/>
-          <w:sz w:val="24"/>
-          <w:szCs w:val="24"/>
-        </w:rPr>
         <w:t>(). The first call loads weights; subsequent calls return the cached bundle immediately.</w:t>
+      </w:r>
+    </w:p>
+    <w:p>
+      <w:pPr>
+        <w:spacing w:after="0" w:line="240" w:lineRule="auto"/>
+        <w:rPr>
+          <w:rFonts w:asciiTheme="majorBidi" w:eastAsia="Times New Roman" w:hAnsiTheme="majorBidi" w:cstheme="majorBidi"/>
+          <w:b/>
+          <w:bCs/>
+          <w:color w:val="141414"/>
+          <w:sz w:val="24"/>
+          <w:szCs w:val="24"/>
+        </w:rPr>
+      </w:pPr>
+      <w:r>
+        <w:rPr>
+          <w:rFonts w:asciiTheme="majorBidi" w:hAnsiTheme="majorBidi" w:cstheme="majorBidi"/>
+          <w:color w:val="141414"/>
+          <w:sz w:val="24"/>
+          <w:szCs w:val="24"/>
+        </w:rPr>
+        <w:br w:type="page"/>
       </w:r>
     </w:p>
     <w:p>
@@ -16292,6 +16493,7 @@
           <w:sz w:val="24"/>
           <w:szCs w:val="24"/>
         </w:rPr>
+        <w:lastRenderedPageBreak/>
         <w:t>Technologies covered in detail</w:t>
       </w:r>
     </w:p>
@@ -16843,7 +17045,6 @@
                 <w:b w:val="0"/>
                 <w:bCs w:val="0"/>
               </w:rPr>
-              <w:lastRenderedPageBreak/>
               <w:t>jiwer</w:t>
             </w:r>
             <w:proofErr w:type="spellEnd"/>
@@ -17370,7 +17571,7 @@
     <w:p>
       <w:pPr>
         <w:spacing w:line="360" w:lineRule="auto"/>
-        <w:jc w:val="both"/>
+        <w:jc w:val="center"/>
         <w:rPr>
           <w:rFonts w:asciiTheme="minorBidi" w:hAnsiTheme="minorBidi"/>
           <w:sz w:val="24"/>
@@ -17384,6 +17585,78 @@
           <w:szCs w:val="24"/>
         </w:rPr>
         <w:t>Table 4.1 summarizes the technology stack.</w:t>
+      </w:r>
+    </w:p>
+    <w:p>
+      <w:pPr>
+        <w:spacing w:line="360" w:lineRule="auto"/>
+        <w:jc w:val="center"/>
+        <w:rPr>
+          <w:rFonts w:asciiTheme="minorBidi" w:hAnsiTheme="minorBidi"/>
+          <w:sz w:val="24"/>
+          <w:szCs w:val="24"/>
+        </w:rPr>
+      </w:pPr>
+    </w:p>
+    <w:p>
+      <w:pPr>
+        <w:spacing w:line="360" w:lineRule="auto"/>
+        <w:jc w:val="center"/>
+        <w:rPr>
+          <w:rFonts w:asciiTheme="minorBidi" w:hAnsiTheme="minorBidi"/>
+          <w:sz w:val="24"/>
+          <w:szCs w:val="24"/>
+        </w:rPr>
+      </w:pPr>
+      <w:r>
+        <w:rPr>
+          <w:rFonts w:asciiTheme="minorBidi" w:hAnsiTheme="minorBidi"/>
+          <w:noProof/>
+          <w:sz w:val="24"/>
+          <w:szCs w:val="24"/>
+        </w:rPr>
+        <w:lastRenderedPageBreak/>
+        <w:drawing>
+          <wp:inline distT="0" distB="0" distL="0" distR="0">
+            <wp:extent cx="5399405" cy="4831080"/>
+            <wp:effectExtent l="0" t="0" r="0" b="0"/>
+            <wp:docPr id="36" name="Picture 36"/>
+            <wp:cNvGraphicFramePr>
+              <a:graphicFrameLocks xmlns:a="http://schemas.openxmlformats.org/drawingml/2006/main" noChangeAspect="1"/>
+            </wp:cNvGraphicFramePr>
+            <a:graphic xmlns:a="http://schemas.openxmlformats.org/drawingml/2006/main">
+              <a:graphicData uri="http://schemas.openxmlformats.org/drawingml/2006/picture">
+                <pic:pic xmlns:pic="http://schemas.openxmlformats.org/drawingml/2006/picture">
+                  <pic:nvPicPr>
+                    <pic:cNvPr id="36" name="- visual selection.png"/>
+                    <pic:cNvPicPr/>
+                  </pic:nvPicPr>
+                  <pic:blipFill>
+                    <a:blip r:embed="rId43">
+                      <a:extLst>
+                        <a:ext uri="{28A0092B-C50C-407E-A947-70E740481C1C}">
+                          <a14:useLocalDpi xmlns:a14="http://schemas.microsoft.com/office/drawing/2010/main" val="0"/>
+                        </a:ext>
+                      </a:extLst>
+                    </a:blip>
+                    <a:stretch>
+                      <a:fillRect/>
+                    </a:stretch>
+                  </pic:blipFill>
+                  <pic:spPr>
+                    <a:xfrm>
+                      <a:off x="0" y="0"/>
+                      <a:ext cx="5399405" cy="4831080"/>
+                    </a:xfrm>
+                    <a:prstGeom prst="rect">
+                      <a:avLst/>
+                    </a:prstGeom>
+                  </pic:spPr>
+                </pic:pic>
+              </a:graphicData>
+            </a:graphic>
+          </wp:inline>
+        </w:drawing>
       </w:r>
     </w:p>
     <w:p>
@@ -17530,6 +17803,51 @@
         <w:t xml:space="preserve"> with split statistics.</w:t>
       </w:r>
     </w:p>
+    <w:bookmarkStart w:id="0" w:name="_MON_1846419354"/>
+    <w:bookmarkEnd w:id="0"/>
+    <w:p>
+      <w:pPr>
+        <w:spacing w:line="360" w:lineRule="auto"/>
+        <w:jc w:val="both"/>
+        <w:rPr>
+          <w:rFonts w:asciiTheme="minorBidi" w:hAnsiTheme="minorBidi"/>
+          <w:sz w:val="24"/>
+          <w:szCs w:val="24"/>
+        </w:rPr>
+      </w:pPr>
+      <w:r>
+        <w:rPr>
+          <w:rFonts w:asciiTheme="minorBidi" w:hAnsiTheme="minorBidi"/>
+          <w:sz w:val="24"/>
+          <w:szCs w:val="24"/>
+        </w:rPr>
+        <w:object w:dxaOrig="9360" w:dyaOrig="12735">
+          <v:shapetype id="_x0000_t75" coordsize="21600,21600" o:spt="75" o:preferrelative="t" path="m@4@5l@4@11@9@11@9@5xe" filled="f" stroked="f">
+            <v:stroke joinstyle="miter"/>
+            <v:formulas>
+              <v:f eqn="if lineDrawn pixelLineWidth 0"/>
+              <v:f eqn="sum @0 1 0"/>
+              <v:f eqn="sum 0 0 @1"/>
+              <v:f eqn="prod @2 1 2"/>
+              <v:f eqn="prod @3 21600 pixelWidth"/>
+              <v:f eqn="prod @3 21600 pixelHeight"/>
+              <v:f eqn="sum @0 0 1"/>
+              <v:f eqn="prod @6 1 2"/>
+              <v:f eqn="prod @7 21600 pixelWidth"/>
+              <v:f eqn="sum @8 21600 0"/>
+              <v:f eqn="prod @7 21600 pixelHeight"/>
+              <v:f eqn="sum @10 21600 0"/>
+            </v:formulas>
+            <v:path o:extrusionok="f" gradientshapeok="t" o:connecttype="rect"/>
+            <o:lock v:ext="edit" aspectratio="t"/>
+          </v:shapetype>
+          <v:shape id="_x0000_i1028" type="#_x0000_t75" style="width:468pt;height:637pt" o:ole="">
+            <v:imagedata r:id="rId44" o:title=""/>
+          </v:shape>
+          <o:OLEObject Type="Embed" ProgID="Word.OpenDocumentText.12" ShapeID="_x0000_i1028" DrawAspect="Content" ObjectID="_1846425170" r:id="rId45"/>
+        </w:object>
+      </w:r>
+    </w:p>
     <w:p>
       <w:pPr>
         <w:pStyle w:val="Heading2"/>
@@ -17553,6 +17871,7 @@
           <w:sz w:val="24"/>
           <w:szCs w:val="24"/>
         </w:rPr>
+        <w:lastRenderedPageBreak/>
         <w:t>4.4.2 Export (scripts/prepare_iam_lines.py)</w:t>
       </w:r>
     </w:p>
@@ -17641,6 +17960,66 @@
     </w:p>
     <w:p>
       <w:pPr>
+        <w:spacing w:line="360" w:lineRule="auto"/>
+        <w:jc w:val="both"/>
+        <w:rPr>
+          <w:rFonts w:asciiTheme="minorBidi" w:hAnsiTheme="minorBidi"/>
+          <w:sz w:val="24"/>
+          <w:szCs w:val="24"/>
+        </w:rPr>
+      </w:pPr>
+      <w:r>
+        <w:rPr>
+          <w:rFonts w:asciiTheme="minorBidi" w:hAnsiTheme="minorBidi"/>
+          <w:noProof/>
+          <w:sz w:val="24"/>
+          <w:szCs w:val="24"/>
+        </w:rPr>
+        <w:drawing>
+          <wp:inline distT="0" distB="0" distL="0" distR="0">
+            <wp:extent cx="5399405" cy="3131185"/>
+            <wp:effectExtent l="0" t="0" r="0" b="0"/>
+            <wp:docPr id="39" name="Picture 39"/>
+            <wp:cNvGraphicFramePr>
+              <a:graphicFrameLocks xmlns:a="http://schemas.openxmlformats.org/drawingml/2006/main" noChangeAspect="1"/>
+            </wp:cNvGraphicFramePr>
+            <a:graphic xmlns:a="http://schemas.openxmlformats.org/drawingml/2006/main">
+              <a:graphicData uri="http://schemas.openxmlformats.org/drawingml/2006/picture">
+                <pic:pic xmlns:pic="http://schemas.openxmlformats.org/drawingml/2006/picture">
+                  <pic:nvPicPr>
+                    <pic:cNvPr id="39" name="training.png"/>
+                    <pic:cNvPicPr/>
+                  </pic:nvPicPr>
+                  <pic:blipFill>
+                    <a:blip r:embed="rId46" cstate="print">
+                      <a:extLst>
+                        <a:ext uri="{28A0092B-C50C-407E-A947-70E740481C1C}">
+                          <a14:useLocalDpi xmlns:a14="http://schemas.microsoft.com/office/drawing/2010/main" val="0"/>
+                        </a:ext>
+                      </a:extLst>
+                    </a:blip>
+                    <a:stretch>
+                      <a:fillRect/>
+                    </a:stretch>
+                  </pic:blipFill>
+                  <pic:spPr>
+                    <a:xfrm>
+                      <a:off x="0" y="0"/>
+                      <a:ext cx="5399405" cy="3131185"/>
+                    </a:xfrm>
+                    <a:prstGeom prst="rect">
+                      <a:avLst/>
+                    </a:prstGeom>
+                  </pic:spPr>
+                </pic:pic>
+              </a:graphicData>
+            </a:graphic>
+          </wp:inline>
+        </w:drawing>
+      </w:r>
+    </w:p>
+    <w:p>
+      <w:pPr>
         <w:pStyle w:val="Heading2"/>
         <w:spacing w:line="360" w:lineRule="auto"/>
         <w:jc w:val="both"/>
@@ -17736,6 +18115,66 @@
           <w:szCs w:val="24"/>
         </w:rPr>
         <w:t>/demo/images/ and labels.csv.</w:t>
+      </w:r>
+    </w:p>
+    <w:p>
+      <w:pPr>
+        <w:spacing w:line="360" w:lineRule="auto"/>
+        <w:jc w:val="both"/>
+        <w:rPr>
+          <w:rFonts w:asciiTheme="minorBidi" w:hAnsiTheme="minorBidi"/>
+          <w:sz w:val="24"/>
+          <w:szCs w:val="24"/>
+        </w:rPr>
+      </w:pPr>
+      <w:r>
+        <w:rPr>
+          <w:rFonts w:asciiTheme="minorBidi" w:hAnsiTheme="minorBidi"/>
+          <w:noProof/>
+          <w:sz w:val="24"/>
+          <w:szCs w:val="24"/>
+        </w:rPr>
+        <w:drawing>
+          <wp:inline distT="0" distB="0" distL="0" distR="0">
+            <wp:extent cx="5399405" cy="1468755"/>
+            <wp:effectExtent l="0" t="0" r="0" b="0"/>
+            <wp:docPr id="42" name="Picture 42"/>
+            <wp:cNvGraphicFramePr>
+              <a:graphicFrameLocks xmlns:a="http://schemas.openxmlformats.org/drawingml/2006/main" noChangeAspect="1"/>
+            </wp:cNvGraphicFramePr>
+            <a:graphic xmlns:a="http://schemas.openxmlformats.org/drawingml/2006/main">
+              <a:graphicData uri="http://schemas.openxmlformats.org/drawingml/2006/picture">
+                <pic:pic xmlns:pic="http://schemas.openxmlformats.org/drawingml/2006/picture">
+                  <pic:nvPicPr>
+                    <pic:cNvPr id="42" name="Screenshot from 2026-07-24 17-33-13.png"/>
+                    <pic:cNvPicPr/>
+                  </pic:nvPicPr>
+                  <pic:blipFill>
+                    <a:blip r:embed="rId47">
+                      <a:extLst>
+                        <a:ext uri="{28A0092B-C50C-407E-A947-70E740481C1C}">
+                          <a14:useLocalDpi xmlns:a14="http://schemas.microsoft.com/office/drawing/2010/main" val="0"/>
+                        </a:ext>
+                      </a:extLst>
+                    </a:blip>
+                    <a:stretch>
+                      <a:fillRect/>
+                    </a:stretch>
+                  </pic:blipFill>
+                  <pic:spPr>
+                    <a:xfrm>
+                      <a:off x="0" y="0"/>
+                      <a:ext cx="5399405" cy="1468755"/>
+                    </a:xfrm>
+                    <a:prstGeom prst="rect">
+                      <a:avLst/>
+                    </a:prstGeom>
+                  </pic:spPr>
+                </pic:pic>
+              </a:graphicData>
+            </a:graphic>
+          </wp:inline>
+        </w:drawing>
       </w:r>
     </w:p>
     <w:p>
@@ -17975,6 +18414,66 @@
     </w:p>
     <w:p>
       <w:pPr>
+        <w:spacing w:line="360" w:lineRule="auto"/>
+        <w:jc w:val="both"/>
+        <w:rPr>
+          <w:rFonts w:asciiTheme="minorBidi" w:hAnsiTheme="minorBidi"/>
+          <w:sz w:val="24"/>
+          <w:szCs w:val="24"/>
+        </w:rPr>
+      </w:pPr>
+      <w:r>
+        <w:rPr>
+          <w:rFonts w:asciiTheme="minorBidi" w:hAnsiTheme="minorBidi"/>
+          <w:noProof/>
+          <w:sz w:val="24"/>
+          <w:szCs w:val="24"/>
+        </w:rPr>
+        <w:drawing>
+          <wp:inline distT="0" distB="0" distL="0" distR="0">
+            <wp:extent cx="5399405" cy="4030980"/>
+            <wp:effectExtent l="0" t="0" r="0" b="0"/>
+            <wp:docPr id="37" name="Picture 37"/>
+            <wp:cNvGraphicFramePr>
+              <a:graphicFrameLocks xmlns:a="http://schemas.openxmlformats.org/drawingml/2006/main" noChangeAspect="1"/>
+            </wp:cNvGraphicFramePr>
+            <a:graphic xmlns:a="http://schemas.openxmlformats.org/drawingml/2006/main">
+              <a:graphicData uri="http://schemas.openxmlformats.org/drawingml/2006/picture">
+                <pic:pic xmlns:pic="http://schemas.openxmlformats.org/drawingml/2006/picture">
+                  <pic:nvPicPr>
+                    <pic:cNvPr id="37" name="- visual selection(1).png"/>
+                    <pic:cNvPicPr/>
+                  </pic:nvPicPr>
+                  <pic:blipFill>
+                    <a:blip r:embed="rId48">
+                      <a:extLst>
+                        <a:ext uri="{28A0092B-C50C-407E-A947-70E740481C1C}">
+                          <a14:useLocalDpi xmlns:a14="http://schemas.microsoft.com/office/drawing/2010/main" val="0"/>
+                        </a:ext>
+                      </a:extLst>
+                    </a:blip>
+                    <a:stretch>
+                      <a:fillRect/>
+                    </a:stretch>
+                  </pic:blipFill>
+                  <pic:spPr>
+                    <a:xfrm>
+                      <a:off x="0" y="0"/>
+                      <a:ext cx="5399405" cy="4030980"/>
+                    </a:xfrm>
+                    <a:prstGeom prst="rect">
+                      <a:avLst/>
+                    </a:prstGeom>
+                  </pic:spPr>
+                </pic:pic>
+              </a:graphicData>
+            </a:graphic>
+          </wp:inline>
+        </w:drawing>
+      </w:r>
+    </w:p>
+    <w:p>
+      <w:pPr>
         <w:pStyle w:val="Heading1"/>
         <w:spacing w:line="360" w:lineRule="auto"/>
         <w:jc w:val="both"/>
@@ -17996,6 +18495,7 @@
           <w:sz w:val="28"/>
           <w:szCs w:val="28"/>
         </w:rPr>
+        <w:lastRenderedPageBreak/>
         <w:t>4.6 Core Library Componen</w:t>
       </w:r>
       <w:r>
@@ -18009,8 +18509,6 @@
         </w:rPr>
         <w:t>ts</w:t>
       </w:r>
-      <w:bookmarkStart w:id="0" w:name="_GoBack"/>
-      <w:bookmarkEnd w:id="0"/>
     </w:p>
     <w:p>
       <w:pPr>
@@ -18075,112 +18573,30 @@
         <w:t xml:space="preserve"> app and evaluation pipeline from duplicating Hugging Face boilerplate.</w:t>
       </w:r>
     </w:p>
+    <w:bookmarkStart w:id="1" w:name="_MON_1846419842"/>
+    <w:bookmarkEnd w:id="1"/>
     <w:p>
       <w:pPr>
         <w:spacing w:line="360" w:lineRule="auto"/>
+        <w:jc w:val="both"/>
         <w:rPr>
           <w:rFonts w:asciiTheme="minorBidi" w:hAnsiTheme="minorBidi"/>
           <w:sz w:val="24"/>
           <w:szCs w:val="24"/>
         </w:rPr>
       </w:pPr>
-      <w:proofErr w:type="gramStart"/>
       <w:r>
         <w:rPr>
           <w:rFonts w:asciiTheme="minorBidi" w:hAnsiTheme="minorBidi"/>
           <w:sz w:val="24"/>
           <w:szCs w:val="24"/>
         </w:rPr>
-        <w:t>processor</w:t>
-      </w:r>
-      <w:proofErr w:type="gramEnd"/>
-      <w:r>
-        <w:rPr>
-          <w:rFonts w:asciiTheme="minorBidi" w:hAnsiTheme="minorBidi"/>
-          <w:sz w:val="24"/>
-          <w:szCs w:val="24"/>
-        </w:rPr>
-        <w:t xml:space="preserve"> = </w:t>
-      </w:r>
-      <w:proofErr w:type="spellStart"/>
-      <w:r>
-        <w:rPr>
-          <w:rFonts w:asciiTheme="minorBidi" w:hAnsiTheme="minorBidi"/>
-          <w:sz w:val="24"/>
-          <w:szCs w:val="24"/>
-        </w:rPr>
-        <w:t>TrOCRProcessor.from_pretrained</w:t>
-      </w:r>
-      <w:proofErr w:type="spellEnd"/>
-      <w:r>
-        <w:rPr>
-          <w:rFonts w:asciiTheme="minorBidi" w:hAnsiTheme="minorBidi"/>
-          <w:sz w:val="24"/>
-          <w:szCs w:val="24"/>
-        </w:rPr>
-        <w:t>(checkpoint)</w:t>
-      </w:r>
-      <w:r>
-        <w:rPr>
-          <w:rFonts w:asciiTheme="minorBidi" w:hAnsiTheme="minorBidi"/>
-          <w:sz w:val="24"/>
-          <w:szCs w:val="24"/>
-        </w:rPr>
-        <w:br/>
-        <w:t xml:space="preserve">model = </w:t>
-      </w:r>
-      <w:proofErr w:type="spellStart"/>
-      <w:r>
-        <w:rPr>
-          <w:rFonts w:asciiTheme="minorBidi" w:hAnsiTheme="minorBidi"/>
-          <w:sz w:val="24"/>
-          <w:szCs w:val="24"/>
-        </w:rPr>
-        <w:t>VisionEncoderDecoderModel.from_pretrained</w:t>
-      </w:r>
-      <w:proofErr w:type="spellEnd"/>
-      <w:r>
-        <w:rPr>
-          <w:rFonts w:asciiTheme="minorBidi" w:hAnsiTheme="minorBidi"/>
-          <w:sz w:val="24"/>
-          <w:szCs w:val="24"/>
-        </w:rPr>
-        <w:t>(checkpoint)</w:t>
-      </w:r>
-      <w:r>
-        <w:rPr>
-          <w:rFonts w:asciiTheme="minorBidi" w:hAnsiTheme="minorBidi"/>
-          <w:sz w:val="24"/>
-          <w:szCs w:val="24"/>
-        </w:rPr>
-        <w:br/>
-        <w:t>model.to(device)</w:t>
-      </w:r>
-      <w:r>
-        <w:rPr>
-          <w:rFonts w:asciiTheme="minorBidi" w:hAnsiTheme="minorBidi"/>
-          <w:sz w:val="24"/>
-          <w:szCs w:val="24"/>
-        </w:rPr>
-        <w:br/>
-      </w:r>
-      <w:proofErr w:type="spellStart"/>
-      <w:r>
-        <w:rPr>
-          <w:rFonts w:asciiTheme="minorBidi" w:hAnsiTheme="minorBidi"/>
-          <w:sz w:val="24"/>
-          <w:szCs w:val="24"/>
-        </w:rPr>
-        <w:t>model.eval</w:t>
-      </w:r>
-      <w:proofErr w:type="spellEnd"/>
-      <w:r>
-        <w:rPr>
-          <w:rFonts w:asciiTheme="minorBidi" w:hAnsiTheme="minorBidi"/>
-          <w:sz w:val="24"/>
-          <w:szCs w:val="24"/>
-        </w:rPr>
-        <w:t>()</w:t>
+        <w:object w:dxaOrig="9360" w:dyaOrig="1875">
+          <v:shape id="_x0000_i1031" type="#_x0000_t75" style="width:468pt;height:94pt" o:ole="">
+            <v:imagedata r:id="rId49" o:title=""/>
+          </v:shape>
+          <o:OLEObject Type="Embed" ProgID="Word.OpenDocumentText.12" ShapeID="_x0000_i1031" DrawAspect="Content" ObjectID="_1846425171" r:id="rId50"/>
+        </w:object>
       </w:r>
     </w:p>
     <w:p>
@@ -18347,205 +18763,8 @@
         <w:t xml:space="preserve"> app. Reason: Decouples UI event handlers from model internals.</w:t>
       </w:r>
     </w:p>
-    <w:p>
-      <w:pPr>
-        <w:spacing w:line="360" w:lineRule="auto"/>
-        <w:rPr>
-          <w:rFonts w:asciiTheme="minorBidi" w:hAnsiTheme="minorBidi"/>
-          <w:sz w:val="24"/>
-          <w:szCs w:val="24"/>
-        </w:rPr>
-      </w:pPr>
-      <w:proofErr w:type="spellStart"/>
-      <w:r>
-        <w:rPr>
-          <w:rFonts w:asciiTheme="minorBidi" w:hAnsiTheme="minorBidi"/>
-          <w:sz w:val="24"/>
-          <w:szCs w:val="24"/>
-        </w:rPr>
-        <w:t>def</w:t>
-      </w:r>
-      <w:proofErr w:type="spellEnd"/>
-      <w:r>
-        <w:rPr>
-          <w:rFonts w:asciiTheme="minorBidi" w:hAnsiTheme="minorBidi"/>
-          <w:sz w:val="24"/>
-          <w:szCs w:val="24"/>
-        </w:rPr>
-        <w:t xml:space="preserve"> recognize(image, checkpoint: </w:t>
-      </w:r>
-      <w:proofErr w:type="spellStart"/>
-      <w:r>
-        <w:rPr>
-          <w:rFonts w:asciiTheme="minorBidi" w:hAnsiTheme="minorBidi"/>
-          <w:sz w:val="24"/>
-          <w:szCs w:val="24"/>
-        </w:rPr>
-        <w:t>str</w:t>
-      </w:r>
-      <w:proofErr w:type="spellEnd"/>
-      <w:r>
-        <w:rPr>
-          <w:rFonts w:asciiTheme="minorBidi" w:hAnsiTheme="minorBidi"/>
-          <w:sz w:val="24"/>
-          <w:szCs w:val="24"/>
-        </w:rPr>
-        <w:t xml:space="preserve">) -&gt; </w:t>
-      </w:r>
-      <w:proofErr w:type="spellStart"/>
-      <w:r>
-        <w:rPr>
-          <w:rFonts w:asciiTheme="minorBidi" w:hAnsiTheme="minorBidi"/>
-          <w:sz w:val="24"/>
-          <w:szCs w:val="24"/>
-        </w:rPr>
-        <w:t>str</w:t>
-      </w:r>
-      <w:proofErr w:type="spellEnd"/>
-      <w:r>
-        <w:rPr>
-          <w:rFonts w:asciiTheme="minorBidi" w:hAnsiTheme="minorBidi"/>
-          <w:sz w:val="24"/>
-          <w:szCs w:val="24"/>
-        </w:rPr>
-        <w:t>:</w:t>
-      </w:r>
-      <w:r>
-        <w:rPr>
-          <w:rFonts w:asciiTheme="minorBidi" w:hAnsiTheme="minorBidi"/>
-          <w:sz w:val="24"/>
-          <w:szCs w:val="24"/>
-        </w:rPr>
-        <w:br/>
-        <w:t xml:space="preserve">    bundle = _</w:t>
-      </w:r>
-      <w:proofErr w:type="spellStart"/>
-      <w:r>
-        <w:rPr>
-          <w:rFonts w:asciiTheme="minorBidi" w:hAnsiTheme="minorBidi"/>
-          <w:sz w:val="24"/>
-          <w:szCs w:val="24"/>
-        </w:rPr>
-        <w:t>cached_bundle</w:t>
-      </w:r>
-      <w:proofErr w:type="spellEnd"/>
-      <w:r>
-        <w:rPr>
-          <w:rFonts w:asciiTheme="minorBidi" w:hAnsiTheme="minorBidi"/>
-          <w:sz w:val="24"/>
-          <w:szCs w:val="24"/>
-        </w:rPr>
-        <w:t>(checkpoint)  # LRU-cached model load</w:t>
-      </w:r>
-      <w:r>
-        <w:rPr>
-          <w:rFonts w:asciiTheme="minorBidi" w:hAnsiTheme="minorBidi"/>
-          <w:sz w:val="24"/>
-          <w:szCs w:val="24"/>
-        </w:rPr>
-        <w:br/>
-        <w:t xml:space="preserve">    </w:t>
-      </w:r>
-      <w:proofErr w:type="spellStart"/>
-      <w:r>
-        <w:rPr>
-          <w:rFonts w:asciiTheme="minorBidi" w:hAnsiTheme="minorBidi"/>
-          <w:sz w:val="24"/>
-          <w:szCs w:val="24"/>
-        </w:rPr>
-        <w:t>pil_image</w:t>
-      </w:r>
-      <w:proofErr w:type="spellEnd"/>
-      <w:r>
-        <w:rPr>
-          <w:rFonts w:asciiTheme="minorBidi" w:hAnsiTheme="minorBidi"/>
-          <w:sz w:val="24"/>
-          <w:szCs w:val="24"/>
-        </w:rPr>
-        <w:t xml:space="preserve"> = _</w:t>
-      </w:r>
-      <w:proofErr w:type="spellStart"/>
-      <w:r>
-        <w:rPr>
-          <w:rFonts w:asciiTheme="minorBidi" w:hAnsiTheme="minorBidi"/>
-          <w:sz w:val="24"/>
-          <w:szCs w:val="24"/>
-        </w:rPr>
-        <w:t>load_image</w:t>
-      </w:r>
-      <w:proofErr w:type="spellEnd"/>
-      <w:r>
-        <w:rPr>
-          <w:rFonts w:asciiTheme="minorBidi" w:hAnsiTheme="minorBidi"/>
-          <w:sz w:val="24"/>
-          <w:szCs w:val="24"/>
-        </w:rPr>
-        <w:t>(image).convert('RGB')</w:t>
-      </w:r>
-      <w:r>
-        <w:rPr>
-          <w:rFonts w:asciiTheme="minorBidi" w:hAnsiTheme="minorBidi"/>
-          <w:sz w:val="24"/>
-          <w:szCs w:val="24"/>
-        </w:rPr>
-        <w:br/>
-        <w:t xml:space="preserve">    return </w:t>
-      </w:r>
-      <w:proofErr w:type="spellStart"/>
-      <w:r>
-        <w:rPr>
-          <w:rFonts w:asciiTheme="minorBidi" w:hAnsiTheme="minorBidi"/>
-          <w:sz w:val="24"/>
-          <w:szCs w:val="24"/>
-        </w:rPr>
-        <w:t>normalize_text</w:t>
-      </w:r>
-      <w:proofErr w:type="spellEnd"/>
-      <w:r>
-        <w:rPr>
-          <w:rFonts w:asciiTheme="minorBidi" w:hAnsiTheme="minorBidi"/>
-          <w:sz w:val="24"/>
-          <w:szCs w:val="24"/>
-        </w:rPr>
-        <w:t>(</w:t>
-      </w:r>
-      <w:proofErr w:type="spellStart"/>
-      <w:r>
-        <w:rPr>
-          <w:rFonts w:asciiTheme="minorBidi" w:hAnsiTheme="minorBidi"/>
-          <w:sz w:val="24"/>
-          <w:szCs w:val="24"/>
-        </w:rPr>
-        <w:t>bundle.generate</w:t>
-      </w:r>
-      <w:proofErr w:type="spellEnd"/>
-      <w:r>
-        <w:rPr>
-          <w:rFonts w:asciiTheme="minorBidi" w:hAnsiTheme="minorBidi"/>
-          <w:sz w:val="24"/>
-          <w:szCs w:val="24"/>
-        </w:rPr>
-        <w:t>(</w:t>
-      </w:r>
-      <w:proofErr w:type="spellStart"/>
-      <w:r>
-        <w:rPr>
-          <w:rFonts w:asciiTheme="minorBidi" w:hAnsiTheme="minorBidi"/>
-          <w:sz w:val="24"/>
-          <w:szCs w:val="24"/>
-        </w:rPr>
-        <w:t>pil_image</w:t>
-      </w:r>
-      <w:proofErr w:type="spellEnd"/>
-      <w:r>
-        <w:rPr>
-          <w:rFonts w:asciiTheme="minorBidi" w:hAnsiTheme="minorBidi"/>
-          <w:sz w:val="24"/>
-          <w:szCs w:val="24"/>
-        </w:rPr>
-        <w:t>))</w:t>
-      </w:r>
-    </w:p>
+    <w:bookmarkStart w:id="2" w:name="_MON_1846419941"/>
+    <w:bookmarkEnd w:id="2"/>
     <w:p>
       <w:pPr>
         <w:pStyle w:val="Heading2"/>
@@ -18569,8 +18788,141 @@
           <w:sz w:val="24"/>
           <w:szCs w:val="24"/>
         </w:rPr>
+        <w:object w:dxaOrig="9360" w:dyaOrig="4145">
+          <v:shape id="_x0000_i1038" type="#_x0000_t75" style="width:468pt;height:207.5pt" o:ole="">
+            <v:imagedata r:id="rId51" o:title=""/>
+          </v:shape>
+          <o:OLEObject Type="Embed" ProgID="Word.OpenDocumentText.12" ShapeID="_x0000_i1038" DrawAspect="Content" ObjectID="_1846425172" r:id="rId52"/>
+        </w:object>
+      </w:r>
+    </w:p>
+    <w:p>
+      <w:pPr>
+        <w:pStyle w:val="Heading2"/>
+        <w:spacing w:line="360" w:lineRule="auto"/>
+        <w:jc w:val="both"/>
+        <w:rPr>
+          <w:rFonts w:asciiTheme="minorBidi" w:hAnsiTheme="minorBidi" w:cstheme="minorBidi"/>
+          <w:b/>
+          <w:bCs/>
+          <w:color w:val="auto"/>
+          <w:sz w:val="24"/>
+          <w:szCs w:val="24"/>
+        </w:rPr>
+      </w:pPr>
+      <w:r>
+        <w:rPr>
+          <w:rFonts w:asciiTheme="minorBidi" w:hAnsiTheme="minorBidi" w:cstheme="minorBidi"/>
+          <w:b/>
+          <w:bCs/>
+          <w:color w:val="auto"/>
+          <w:sz w:val="24"/>
+          <w:szCs w:val="24"/>
+        </w:rPr>
+        <w:t>4.6.3 Metrics — metrics.py</w:t>
+      </w:r>
+    </w:p>
+    <w:p>
+      <w:pPr>
+        <w:spacing w:line="360" w:lineRule="auto"/>
+        <w:jc w:val="both"/>
+        <w:rPr>
+          <w:rFonts w:asciiTheme="minorBidi" w:hAnsiTheme="minorBidi"/>
+          <w:sz w:val="24"/>
+          <w:szCs w:val="24"/>
+        </w:rPr>
+      </w:pPr>
+      <w:r>
+        <w:rPr>
+          <w:rFonts w:asciiTheme="minorBidi" w:hAnsiTheme="minorBidi"/>
+          <w:sz w:val="24"/>
+          <w:szCs w:val="24"/>
+        </w:rPr>
+        <w:t xml:space="preserve">Purpose: Implement thesis-aligned CER/WER and error summarization. Reason: One metrics module guarantees that benchmark numbers and live </w:t>
+      </w:r>
+      <w:proofErr w:type="spellStart"/>
+      <w:r>
+        <w:rPr>
+          <w:rFonts w:asciiTheme="minorBidi" w:hAnsiTheme="minorBidi"/>
+          <w:sz w:val="24"/>
+          <w:szCs w:val="24"/>
+        </w:rPr>
+        <w:t>Gradio</w:t>
+      </w:r>
+      <w:proofErr w:type="spellEnd"/>
+      <w:r>
+        <w:rPr>
+          <w:rFonts w:asciiTheme="minorBidi" w:hAnsiTheme="minorBidi"/>
+          <w:sz w:val="24"/>
+          <w:szCs w:val="24"/>
+        </w:rPr>
+        <w:t xml:space="preserve"> CER use identical normalization.</w:t>
+      </w:r>
+    </w:p>
+    <w:bookmarkStart w:id="3" w:name="_MON_1846420416"/>
+    <w:bookmarkEnd w:id="3"/>
+    <w:p>
+      <w:pPr>
+        <w:spacing w:after="0" w:line="240" w:lineRule="auto"/>
+        <w:rPr>
+          <w:rFonts w:asciiTheme="minorBidi" w:eastAsiaTheme="majorEastAsia" w:hAnsiTheme="minorBidi"/>
+          <w:b/>
+          <w:bCs/>
+          <w:sz w:val="24"/>
+          <w:szCs w:val="24"/>
+        </w:rPr>
+      </w:pPr>
+      <w:r>
+        <w:rPr>
+          <w:rFonts w:asciiTheme="minorBidi" w:hAnsiTheme="minorBidi"/>
+          <w:b/>
+          <w:bCs/>
+          <w:sz w:val="24"/>
+          <w:szCs w:val="24"/>
+        </w:rPr>
+        <w:object w:dxaOrig="9360" w:dyaOrig="2852">
+          <v:shape id="_x0000_i1042" type="#_x0000_t75" style="width:468pt;height:142.5pt" o:ole="">
+            <v:imagedata r:id="rId53" o:title=""/>
+          </v:shape>
+          <o:OLEObject Type="Embed" ProgID="Word.OpenDocumentText.12" ShapeID="_x0000_i1042" DrawAspect="Content" ObjectID="_1846425173" r:id="rId54"/>
+        </w:object>
+      </w:r>
+      <w:r>
+        <w:rPr>
+          <w:rFonts w:asciiTheme="minorBidi" w:hAnsiTheme="minorBidi"/>
+          <w:b/>
+          <w:bCs/>
+          <w:sz w:val="24"/>
+          <w:szCs w:val="24"/>
+        </w:rPr>
+        <w:br w:type="page"/>
+      </w:r>
+    </w:p>
+    <w:p>
+      <w:pPr>
+        <w:pStyle w:val="Heading2"/>
+        <w:spacing w:line="360" w:lineRule="auto"/>
+        <w:jc w:val="both"/>
+        <w:rPr>
+          <w:rFonts w:asciiTheme="minorBidi" w:hAnsiTheme="minorBidi" w:cstheme="minorBidi"/>
+          <w:b/>
+          <w:bCs/>
+          <w:color w:val="auto"/>
+          <w:sz w:val="24"/>
+          <w:szCs w:val="24"/>
+        </w:rPr>
+      </w:pPr>
+      <w:r>
+        <w:rPr>
+          <w:rFonts w:asciiTheme="minorBidi" w:hAnsiTheme="minorBidi" w:cstheme="minorBidi"/>
+          <w:b/>
+          <w:bCs/>
+          <w:color w:val="auto"/>
+          <w:sz w:val="24"/>
+          <w:szCs w:val="24"/>
+        </w:rPr>
         <w:lastRenderedPageBreak/>
-        <w:t>4.6.3 Metrics — metrics.py</w:t>
+        <w:t>4.6.4 Batch Evaluation — evaluate.py</w:t>
       </w:r>
     </w:p>
     <w:p>
@@ -18589,7 +18941,7 @@
           <w:sz w:val="24"/>
           <w:szCs w:val="24"/>
         </w:rPr>
-        <w:t xml:space="preserve">Purpose: Implement thesis-aligned CER/WER and error summarization. Reason: One metrics module guarantees that benchmark numbers and live </w:t>
+        <w:t xml:space="preserve">Purpose: Run reproducible corpus-level experiments from YAML </w:t>
       </w:r>
       <w:proofErr w:type="spellStart"/>
       <w:r>
@@ -18598,7 +18950,7 @@
           <w:sz w:val="24"/>
           <w:szCs w:val="24"/>
         </w:rPr>
-        <w:t>Gradio</w:t>
+        <w:t>configs</w:t>
       </w:r>
       <w:proofErr w:type="spellEnd"/>
       <w:r>
@@ -18607,27 +18959,91 @@
           <w:sz w:val="24"/>
           <w:szCs w:val="24"/>
         </w:rPr>
-        <w:t xml:space="preserve"> CER use identical normalization.</w:t>
+        <w:t xml:space="preserve"> with </w:t>
+      </w:r>
+      <w:proofErr w:type="spellStart"/>
+      <w:r>
+        <w:rPr>
+          <w:rFonts w:asciiTheme="minorBidi" w:hAnsiTheme="minorBidi"/>
+          <w:sz w:val="24"/>
+          <w:szCs w:val="24"/>
+        </w:rPr>
+        <w:t>trocr</w:t>
+      </w:r>
+      <w:proofErr w:type="spellEnd"/>
+      <w:r>
+        <w:rPr>
+          <w:rFonts w:asciiTheme="minorBidi" w:hAnsiTheme="minorBidi"/>
+          <w:sz w:val="24"/>
+          <w:szCs w:val="24"/>
+        </w:rPr>
+        <w:t xml:space="preserve"> or tesseract </w:t>
+      </w:r>
+      <w:proofErr w:type="spellStart"/>
+      <w:r>
+        <w:rPr>
+          <w:rFonts w:asciiTheme="minorBidi" w:hAnsiTheme="minorBidi"/>
+          <w:sz w:val="24"/>
+          <w:szCs w:val="24"/>
+        </w:rPr>
+        <w:t>backends</w:t>
+      </w:r>
+      <w:proofErr w:type="spellEnd"/>
+      <w:r>
+        <w:rPr>
+          <w:rFonts w:asciiTheme="minorBidi" w:hAnsiTheme="minorBidi"/>
+          <w:sz w:val="24"/>
+          <w:szCs w:val="24"/>
+        </w:rPr>
+        <w:t>. Reason: Separates one-off demo inference from systematic benchmark evaluation with frozen artifacts.</w:t>
       </w:r>
     </w:p>
     <w:p>
       <w:pPr>
         <w:spacing w:line="360" w:lineRule="auto"/>
+        <w:jc w:val="both"/>
         <w:rPr>
           <w:rFonts w:asciiTheme="minorBidi" w:hAnsiTheme="minorBidi"/>
           <w:sz w:val="24"/>
           <w:szCs w:val="24"/>
         </w:rPr>
       </w:pPr>
+      <w:r>
+        <w:rPr>
+          <w:rFonts w:asciiTheme="minorBidi" w:hAnsiTheme="minorBidi"/>
+          <w:sz w:val="24"/>
+          <w:szCs w:val="24"/>
+        </w:rPr>
+        <w:t>Invocation:</w:t>
+      </w:r>
+    </w:p>
+    <w:p>
+      <w:pPr>
+        <w:spacing w:line="360" w:lineRule="auto"/>
+        <w:jc w:val="both"/>
+        <w:rPr>
+          <w:rFonts w:asciiTheme="minorBidi" w:hAnsiTheme="minorBidi"/>
+          <w:sz w:val="24"/>
+          <w:szCs w:val="24"/>
+        </w:rPr>
+      </w:pPr>
+      <w:proofErr w:type="gramStart"/>
+      <w:r>
+        <w:rPr>
+          <w:rFonts w:asciiTheme="minorBidi" w:hAnsiTheme="minorBidi"/>
+          <w:sz w:val="24"/>
+          <w:szCs w:val="24"/>
+        </w:rPr>
+        <w:t>scripts/</w:t>
+      </w:r>
       <w:proofErr w:type="spellStart"/>
-      <w:proofErr w:type="gramStart"/>
       <w:r>
         <w:rPr>
           <w:rFonts w:asciiTheme="minorBidi" w:hAnsiTheme="minorBidi"/>
           <w:sz w:val="24"/>
           <w:szCs w:val="24"/>
         </w:rPr>
-        <w:t>def</w:t>
+        <w:t>run_eval</w:t>
       </w:r>
       <w:proofErr w:type="spellEnd"/>
       <w:proofErr w:type="gramEnd"/>
@@ -18637,8 +19053,34 @@
           <w:sz w:val="24"/>
           <w:szCs w:val="24"/>
         </w:rPr>
+        <w:t>.</w:t>
+      </w:r>
+      <w:r>
+        <w:rPr>
+          <w:rFonts w:asciiTheme="minorBidi" w:hAnsiTheme="minorBidi"/>
+          <w:sz w:val="24"/>
+          <w:szCs w:val="24"/>
+        </w:rPr>
         <w:t xml:space="preserve"> </w:t>
       </w:r>
+      <w:proofErr w:type="gramStart"/>
+      <w:r>
+        <w:rPr>
+          <w:rFonts w:asciiTheme="minorBidi" w:hAnsiTheme="minorBidi"/>
+          <w:sz w:val="24"/>
+          <w:szCs w:val="24"/>
+        </w:rPr>
+        <w:t>python3</w:t>
+      </w:r>
+      <w:proofErr w:type="gramEnd"/>
+      <w:r>
+        <w:rPr>
+          <w:rFonts w:asciiTheme="minorBidi" w:hAnsiTheme="minorBidi"/>
+          <w:sz w:val="24"/>
+          <w:szCs w:val="24"/>
+        </w:rPr>
+        <w:t xml:space="preserve"> </w:t>
+      </w:r>
       <w:proofErr w:type="spellStart"/>
       <w:r>
         <w:rPr>
@@ -18646,7 +19088,7 @@
           <w:sz w:val="24"/>
           <w:szCs w:val="24"/>
         </w:rPr>
-        <w:t>normalize_text</w:t>
+        <w:t>py</w:t>
       </w:r>
       <w:proofErr w:type="spellEnd"/>
       <w:r>
@@ -18655,7 +19097,7 @@
           <w:sz w:val="24"/>
           <w:szCs w:val="24"/>
         </w:rPr>
-        <w:t xml:space="preserve">(text: </w:t>
+        <w:t xml:space="preserve"> --</w:t>
       </w:r>
       <w:proofErr w:type="spellStart"/>
       <w:r>
@@ -18664,7 +19106,7 @@
           <w:sz w:val="24"/>
           <w:szCs w:val="24"/>
         </w:rPr>
-        <w:t>str</w:t>
+        <w:t>config</w:t>
       </w:r>
       <w:proofErr w:type="spellEnd"/>
       <w:r>
@@ -18673,7 +19115,7 @@
           <w:sz w:val="24"/>
           <w:szCs w:val="24"/>
         </w:rPr>
-        <w:t xml:space="preserve">) -&gt; </w:t>
+        <w:t xml:space="preserve"> </w:t>
       </w:r>
       <w:proofErr w:type="spellStart"/>
       <w:r>
@@ -18682,7 +19124,7 @@
           <w:sz w:val="24"/>
           <w:szCs w:val="24"/>
         </w:rPr>
-        <w:t>str</w:t>
+        <w:t>configs</w:t>
       </w:r>
       <w:proofErr w:type="spellEnd"/>
       <w:r>
@@ -18691,325 +19133,44 @@
           <w:sz w:val="24"/>
           <w:szCs w:val="24"/>
         </w:rPr>
-        <w:t>:</w:t>
-      </w:r>
+        <w:t>/</w:t>
+      </w:r>
+      <w:proofErr w:type="spellStart"/>
       <w:r>
         <w:rPr>
           <w:rFonts w:asciiTheme="minorBidi" w:hAnsiTheme="minorBidi"/>
           <w:sz w:val="24"/>
           <w:szCs w:val="24"/>
         </w:rPr>
-        <w:br/>
-        <w:t xml:space="preserve">    return </w:t>
-      </w:r>
-      <w:proofErr w:type="spellStart"/>
-      <w:r>
+        <w:t>iam_trocr_handwritten.yaml</w:t>
+      </w:r>
+      <w:proofErr w:type="spellEnd"/>
+    </w:p>
+    <w:bookmarkStart w:id="4" w:name="_MON_1846420545"/>
+    <w:bookmarkEnd w:id="4"/>
+    <w:p>
+      <w:pPr>
+        <w:spacing w:line="360" w:lineRule="auto"/>
+        <w:jc w:val="both"/>
         <w:rPr>
           <w:rFonts w:asciiTheme="minorBidi" w:hAnsiTheme="minorBidi"/>
           <w:sz w:val="24"/>
           <w:szCs w:val="24"/>
         </w:rPr>
-        <w:t>re.sub</w:t>
-      </w:r>
-      <w:proofErr w:type="spellEnd"/>
+      </w:pPr>
       <w:r>
         <w:rPr>
           <w:rFonts w:asciiTheme="minorBidi" w:hAnsiTheme="minorBidi"/>
           <w:sz w:val="24"/>
           <w:szCs w:val="24"/>
         </w:rPr>
-        <w:t xml:space="preserve">(r"\s+", " ", </w:t>
-      </w:r>
-      <w:proofErr w:type="spellStart"/>
-      <w:r>
-        <w:rPr>
-          <w:rFonts w:asciiTheme="minorBidi" w:hAnsiTheme="minorBidi"/>
-          <w:sz w:val="24"/>
-          <w:szCs w:val="24"/>
-        </w:rPr>
-        <w:t>text.strip</w:t>
-      </w:r>
-      <w:proofErr w:type="spellEnd"/>
-      <w:r>
-        <w:rPr>
-          <w:rFonts w:asciiTheme="minorBidi" w:hAnsiTheme="minorBidi"/>
-          <w:sz w:val="24"/>
-          <w:szCs w:val="24"/>
-        </w:rPr>
-        <w:t>())</w:t>
-      </w:r>
-      <w:r>
-        <w:rPr>
-          <w:rFonts w:asciiTheme="minorBidi" w:hAnsiTheme="minorBidi"/>
-          <w:sz w:val="24"/>
-          <w:szCs w:val="24"/>
-        </w:rPr>
-        <w:br/>
-      </w:r>
-      <w:r>
-        <w:rPr>
-          <w:rFonts w:asciiTheme="minorBidi" w:hAnsiTheme="minorBidi"/>
-          <w:sz w:val="24"/>
-          <w:szCs w:val="24"/>
-        </w:rPr>
-        <w:br/>
-      </w:r>
-      <w:proofErr w:type="spellStart"/>
-      <w:r>
-        <w:rPr>
-          <w:rFonts w:asciiTheme="minorBidi" w:hAnsiTheme="minorBidi"/>
-          <w:sz w:val="24"/>
-          <w:szCs w:val="24"/>
-        </w:rPr>
-        <w:t>def</w:t>
-      </w:r>
-      <w:proofErr w:type="spellEnd"/>
-      <w:r>
-        <w:rPr>
-          <w:rFonts w:asciiTheme="minorBidi" w:hAnsiTheme="minorBidi"/>
-          <w:sz w:val="24"/>
-          <w:szCs w:val="24"/>
-        </w:rPr>
-        <w:t xml:space="preserve"> </w:t>
-      </w:r>
-      <w:proofErr w:type="spellStart"/>
-      <w:r>
-        <w:rPr>
-          <w:rFonts w:asciiTheme="minorBidi" w:hAnsiTheme="minorBidi"/>
-          <w:sz w:val="24"/>
-          <w:szCs w:val="24"/>
-        </w:rPr>
-        <w:t>compute_cer</w:t>
-      </w:r>
-      <w:proofErr w:type="spellEnd"/>
-      <w:r>
-        <w:rPr>
-          <w:rFonts w:asciiTheme="minorBidi" w:hAnsiTheme="minorBidi"/>
-          <w:sz w:val="24"/>
-          <w:szCs w:val="24"/>
-        </w:rPr>
-        <w:t>(predictions, references) -&gt; float:</w:t>
-      </w:r>
-      <w:r>
-        <w:rPr>
-          <w:rFonts w:asciiTheme="minorBidi" w:hAnsiTheme="minorBidi"/>
-          <w:sz w:val="24"/>
-          <w:szCs w:val="24"/>
-        </w:rPr>
-        <w:br/>
-        <w:t xml:space="preserve">    return float(jiwer.cer(refs, </w:t>
-      </w:r>
-      <w:proofErr w:type="spellStart"/>
-      <w:r>
-        <w:rPr>
-          <w:rFonts w:asciiTheme="minorBidi" w:hAnsiTheme="minorBidi"/>
-          <w:sz w:val="24"/>
-          <w:szCs w:val="24"/>
-        </w:rPr>
-        <w:t>preds</w:t>
-      </w:r>
-      <w:proofErr w:type="spellEnd"/>
-      <w:r>
-        <w:rPr>
-          <w:rFonts w:asciiTheme="minorBidi" w:hAnsiTheme="minorBidi"/>
-          <w:sz w:val="24"/>
-          <w:szCs w:val="24"/>
-        </w:rPr>
-        <w:t>))</w:t>
-      </w:r>
-    </w:p>
-    <w:p>
-      <w:pPr>
-        <w:pStyle w:val="Heading2"/>
-        <w:spacing w:line="360" w:lineRule="auto"/>
-        <w:jc w:val="both"/>
-        <w:rPr>
-          <w:rFonts w:asciiTheme="minorBidi" w:hAnsiTheme="minorBidi" w:cstheme="minorBidi"/>
-          <w:b/>
-          <w:bCs/>
-          <w:color w:val="auto"/>
-          <w:sz w:val="24"/>
-          <w:szCs w:val="24"/>
-        </w:rPr>
-      </w:pPr>
-      <w:r>
-        <w:rPr>
-          <w:rFonts w:asciiTheme="minorBidi" w:hAnsiTheme="minorBidi" w:cstheme="minorBidi"/>
-          <w:b/>
-          <w:bCs/>
-          <w:color w:val="auto"/>
-          <w:sz w:val="24"/>
-          <w:szCs w:val="24"/>
-        </w:rPr>
-        <w:t>4.6.4 Batch Evaluation — evaluate.py</w:t>
-      </w:r>
-    </w:p>
-    <w:p>
-      <w:pPr>
-        <w:spacing w:line="360" w:lineRule="auto"/>
-        <w:jc w:val="both"/>
-        <w:rPr>
-          <w:rFonts w:asciiTheme="minorBidi" w:hAnsiTheme="minorBidi"/>
-          <w:sz w:val="24"/>
-          <w:szCs w:val="24"/>
-        </w:rPr>
-      </w:pPr>
-      <w:r>
-        <w:rPr>
-          <w:rFonts w:asciiTheme="minorBidi" w:hAnsiTheme="minorBidi"/>
-          <w:sz w:val="24"/>
-          <w:szCs w:val="24"/>
-        </w:rPr>
-        <w:t xml:space="preserve">Purpose: Run reproducible corpus-level experiments from YAML </w:t>
-      </w:r>
-      <w:proofErr w:type="spellStart"/>
-      <w:r>
-        <w:rPr>
-          <w:rFonts w:asciiTheme="minorBidi" w:hAnsiTheme="minorBidi"/>
-          <w:sz w:val="24"/>
-          <w:szCs w:val="24"/>
-        </w:rPr>
-        <w:t>configs</w:t>
-      </w:r>
-      <w:proofErr w:type="spellEnd"/>
-      <w:r>
-        <w:rPr>
-          <w:rFonts w:asciiTheme="minorBidi" w:hAnsiTheme="minorBidi"/>
-          <w:sz w:val="24"/>
-          <w:szCs w:val="24"/>
-        </w:rPr>
-        <w:t xml:space="preserve"> with </w:t>
-      </w:r>
-      <w:proofErr w:type="spellStart"/>
-      <w:r>
-        <w:rPr>
-          <w:rFonts w:asciiTheme="minorBidi" w:hAnsiTheme="minorBidi"/>
-          <w:sz w:val="24"/>
-          <w:szCs w:val="24"/>
-        </w:rPr>
-        <w:t>trocr</w:t>
-      </w:r>
-      <w:proofErr w:type="spellEnd"/>
-      <w:r>
-        <w:rPr>
-          <w:rFonts w:asciiTheme="minorBidi" w:hAnsiTheme="minorBidi"/>
-          <w:sz w:val="24"/>
-          <w:szCs w:val="24"/>
-        </w:rPr>
-        <w:t xml:space="preserve"> or tesseract </w:t>
-      </w:r>
-      <w:proofErr w:type="spellStart"/>
-      <w:r>
-        <w:rPr>
-          <w:rFonts w:asciiTheme="minorBidi" w:hAnsiTheme="minorBidi"/>
-          <w:sz w:val="24"/>
-          <w:szCs w:val="24"/>
-        </w:rPr>
-        <w:t>backends</w:t>
-      </w:r>
-      <w:proofErr w:type="spellEnd"/>
-      <w:r>
-        <w:rPr>
-          <w:rFonts w:asciiTheme="minorBidi" w:hAnsiTheme="minorBidi"/>
-          <w:sz w:val="24"/>
-          <w:szCs w:val="24"/>
-        </w:rPr>
-        <w:t>. Reason: Separates one-off demo inference from systematic benchmark evaluation with frozen artifacts.</w:t>
-      </w:r>
-    </w:p>
-    <w:p>
-      <w:pPr>
-        <w:spacing w:line="360" w:lineRule="auto"/>
-        <w:jc w:val="both"/>
-        <w:rPr>
-          <w:rFonts w:asciiTheme="minorBidi" w:hAnsiTheme="minorBidi"/>
-          <w:sz w:val="24"/>
-          <w:szCs w:val="24"/>
-        </w:rPr>
-      </w:pPr>
-      <w:r>
-        <w:rPr>
-          <w:rFonts w:asciiTheme="minorBidi" w:hAnsiTheme="minorBidi"/>
-          <w:sz w:val="24"/>
-          <w:szCs w:val="24"/>
-        </w:rPr>
-        <w:t>Invocation:</w:t>
-      </w:r>
-    </w:p>
-    <w:p>
-      <w:pPr>
-        <w:spacing w:line="360" w:lineRule="auto"/>
-        <w:jc w:val="both"/>
-        <w:rPr>
-          <w:rFonts w:asciiTheme="minorBidi" w:hAnsiTheme="minorBidi"/>
-          <w:sz w:val="24"/>
-          <w:szCs w:val="24"/>
-        </w:rPr>
-      </w:pPr>
-      <w:proofErr w:type="gramStart"/>
-      <w:r>
-        <w:rPr>
-          <w:rFonts w:asciiTheme="minorBidi" w:hAnsiTheme="minorBidi"/>
-          <w:sz w:val="24"/>
-          <w:szCs w:val="24"/>
-        </w:rPr>
-        <w:t>python3</w:t>
-      </w:r>
-      <w:proofErr w:type="gramEnd"/>
-      <w:r>
-        <w:rPr>
-          <w:rFonts w:asciiTheme="minorBidi" w:hAnsiTheme="minorBidi"/>
-          <w:sz w:val="24"/>
-          <w:szCs w:val="24"/>
-        </w:rPr>
-        <w:t xml:space="preserve"> scripts/run_eval.py --</w:t>
-      </w:r>
-      <w:proofErr w:type="spellStart"/>
-      <w:r>
-        <w:rPr>
-          <w:rFonts w:asciiTheme="minorBidi" w:hAnsiTheme="minorBidi"/>
-          <w:sz w:val="24"/>
-          <w:szCs w:val="24"/>
-        </w:rPr>
-        <w:t>config</w:t>
-      </w:r>
-      <w:proofErr w:type="spellEnd"/>
-      <w:r>
-        <w:rPr>
-          <w:rFonts w:asciiTheme="minorBidi" w:hAnsiTheme="minorBidi"/>
-          <w:sz w:val="24"/>
-          <w:szCs w:val="24"/>
-        </w:rPr>
-        <w:t xml:space="preserve"> </w:t>
-      </w:r>
-      <w:proofErr w:type="spellStart"/>
-      <w:r>
-        <w:rPr>
-          <w:rFonts w:asciiTheme="minorBidi" w:hAnsiTheme="minorBidi"/>
-          <w:sz w:val="24"/>
-          <w:szCs w:val="24"/>
-        </w:rPr>
-        <w:t>configs</w:t>
-      </w:r>
-      <w:proofErr w:type="spellEnd"/>
-      <w:r>
-        <w:rPr>
-          <w:rFonts w:asciiTheme="minorBidi" w:hAnsiTheme="minorBidi"/>
-          <w:sz w:val="24"/>
-          <w:szCs w:val="24"/>
-        </w:rPr>
-        <w:t>/</w:t>
-      </w:r>
-      <w:proofErr w:type="spellStart"/>
-      <w:r>
-        <w:rPr>
-          <w:rFonts w:asciiTheme="minorBidi" w:hAnsiTheme="minorBidi"/>
-          <w:sz w:val="24"/>
-          <w:szCs w:val="24"/>
-        </w:rPr>
-        <w:t>iam_trocr_handwritten.yaml</w:t>
-      </w:r>
-      <w:proofErr w:type="spellEnd"/>
+        <w:object w:dxaOrig="9360" w:dyaOrig="12735">
+          <v:shape id="_x0000_i1045" type="#_x0000_t75" style="width:376.5pt;height:513pt" o:ole="">
+            <v:imagedata r:id="rId55" o:title=""/>
+          </v:shape>
+          <o:OLEObject Type="Embed" ProgID="Word.OpenDocumentText.12" ShapeID="_x0000_i1045" DrawAspect="Content" ObjectID="_1846425174" r:id="rId56"/>
+        </w:object>
+      </w:r>
     </w:p>
     <w:p>
       <w:pPr>
@@ -19107,6 +19268,7 @@
           <w:sz w:val="28"/>
           <w:szCs w:val="28"/>
         </w:rPr>
+        <w:lastRenderedPageBreak/>
         <w:t xml:space="preserve">4.7 </w:t>
       </w:r>
       <w:proofErr w:type="spellStart"/>
@@ -19210,6 +19372,10 @@
     <w:p>
       <w:pPr>
         <w:pStyle w:val="Heading2"/>
+        <w:numPr>
+          <w:ilvl w:val="2"/>
+          <w:numId w:val="26"/>
+        </w:numPr>
         <w:spacing w:line="360" w:lineRule="auto"/>
         <w:jc w:val="both"/>
         <w:rPr>
@@ -19230,12 +19396,16 @@
           <w:sz w:val="24"/>
           <w:szCs w:val="24"/>
         </w:rPr>
-        <w:t>4.7.1 Interface Structure</w:t>
+        <w:t>Interface Structure</w:t>
       </w:r>
     </w:p>
     <w:p>
       <w:pPr>
         <w:pStyle w:val="ListNumber"/>
+        <w:numPr>
+          <w:ilvl w:val="0"/>
+          <w:numId w:val="2"/>
+        </w:numPr>
         <w:spacing w:line="360" w:lineRule="auto"/>
         <w:jc w:val="both"/>
         <w:rPr>
@@ -19256,6 +19426,10 @@
     <w:p>
       <w:pPr>
         <w:pStyle w:val="ListNumber"/>
+        <w:numPr>
+          <w:ilvl w:val="0"/>
+          <w:numId w:val="2"/>
+        </w:numPr>
         <w:spacing w:line="360" w:lineRule="auto"/>
         <w:jc w:val="both"/>
         <w:rPr>
@@ -19276,6 +19450,10 @@
     <w:p>
       <w:pPr>
         <w:pStyle w:val="ListNumber"/>
+        <w:numPr>
+          <w:ilvl w:val="0"/>
+          <w:numId w:val="2"/>
+        </w:numPr>
         <w:spacing w:line="360" w:lineRule="auto"/>
         <w:jc w:val="both"/>
         <w:rPr>
@@ -19296,6 +19474,10 @@
     <w:p>
       <w:pPr>
         <w:pStyle w:val="ListNumber"/>
+        <w:numPr>
+          <w:ilvl w:val="0"/>
+          <w:numId w:val="2"/>
+        </w:numPr>
         <w:spacing w:line="360" w:lineRule="auto"/>
         <w:jc w:val="both"/>
         <w:rPr>
@@ -19334,6 +19516,10 @@
     <w:p>
       <w:pPr>
         <w:pStyle w:val="ListNumber"/>
+        <w:numPr>
+          <w:ilvl w:val="0"/>
+          <w:numId w:val="2"/>
+        </w:numPr>
         <w:spacing w:line="360" w:lineRule="auto"/>
         <w:jc w:val="both"/>
         <w:rPr>
@@ -19349,6 +19535,72 @@
           <w:szCs w:val="24"/>
         </w:rPr>
         <w:t>Footer: Model and dataset attribution</w:t>
+      </w:r>
+    </w:p>
+    <w:p>
+      <w:pPr>
+        <w:pStyle w:val="ListNumber"/>
+        <w:numPr>
+          <w:ilvl w:val="0"/>
+          <w:numId w:val="0"/>
+        </w:numPr>
+        <w:spacing w:line="360" w:lineRule="auto"/>
+        <w:ind w:left="360" w:hanging="360"/>
+        <w:jc w:val="both"/>
+        <w:rPr>
+          <w:rFonts w:asciiTheme="minorBidi" w:hAnsiTheme="minorBidi"/>
+          <w:sz w:val="24"/>
+          <w:szCs w:val="24"/>
+        </w:rPr>
+      </w:pPr>
+      <w:r>
+        <w:rPr>
+          <w:rFonts w:asciiTheme="minorBidi" w:hAnsiTheme="minorBidi"/>
+          <w:noProof/>
+          <w:sz w:val="24"/>
+          <w:szCs w:val="24"/>
+        </w:rPr>
+        <w:drawing>
+          <wp:inline distT="0" distB="0" distL="0" distR="0">
+            <wp:extent cx="5351034" cy="3371850"/>
+            <wp:effectExtent l="0" t="0" r="2540" b="0"/>
+            <wp:docPr id="43" name="Picture 43"/>
+            <wp:cNvGraphicFramePr>
+              <a:graphicFrameLocks xmlns:a="http://schemas.openxmlformats.org/drawingml/2006/main" noChangeAspect="1"/>
+            </wp:cNvGraphicFramePr>
+            <a:graphic xmlns:a="http://schemas.openxmlformats.org/drawingml/2006/main">
+              <a:graphicData uri="http://schemas.openxmlformats.org/drawingml/2006/picture">
+                <pic:pic xmlns:pic="http://schemas.openxmlformats.org/drawingml/2006/picture">
+                  <pic:nvPicPr>
+                    <pic:cNvPr id="43" name="Screenshot from 2026-07-24 18-04-09.png"/>
+                    <pic:cNvPicPr/>
+                  </pic:nvPicPr>
+                  <pic:blipFill>
+                    <a:blip r:embed="rId57" cstate="print">
+                      <a:extLst>
+                        <a:ext uri="{28A0092B-C50C-407E-A947-70E740481C1C}">
+                          <a14:useLocalDpi xmlns:a14="http://schemas.microsoft.com/office/drawing/2010/main" val="0"/>
+                        </a:ext>
+                      </a:extLst>
+                    </a:blip>
+                    <a:stretch>
+                      <a:fillRect/>
+                    </a:stretch>
+                  </pic:blipFill>
+                  <pic:spPr>
+                    <a:xfrm>
+                      <a:off x="0" y="0"/>
+                      <a:ext cx="5374312" cy="3386518"/>
+                    </a:xfrm>
+                    <a:prstGeom prst="rect">
+                      <a:avLst/>
+                    </a:prstGeom>
+                  </pic:spPr>
+                </pic:pic>
+              </a:graphicData>
+            </a:graphic>
+          </wp:inline>
+        </w:drawing>
       </w:r>
     </w:p>
     <w:p>
@@ -19374,13 +19626,66 @@
           <w:sz w:val="24"/>
           <w:szCs w:val="24"/>
         </w:rPr>
+        <w:t>4.7.2 Recognition Handler</w:t>
+      </w:r>
+    </w:p>
+    <w:bookmarkStart w:id="5" w:name="_MON_1846421578"/>
+    <w:bookmarkEnd w:id="5"/>
+    <w:p>
+      <w:pPr>
+        <w:spacing w:after="0" w:line="240" w:lineRule="auto"/>
+        <w:rPr>
+          <w:rFonts w:asciiTheme="minorBidi" w:hAnsiTheme="minorBidi"/>
+          <w:b/>
+          <w:bCs/>
+          <w:sz w:val="24"/>
+          <w:szCs w:val="24"/>
+        </w:rPr>
+      </w:pPr>
+      <w:r>
+        <w:rPr>
+          <w:rFonts w:asciiTheme="minorBidi" w:hAnsiTheme="minorBidi"/>
+          <w:b/>
+          <w:bCs/>
+          <w:sz w:val="24"/>
+          <w:szCs w:val="24"/>
+        </w:rPr>
+        <w:object w:dxaOrig="9360" w:dyaOrig="2970">
+          <v:shape id="_x0000_i1078" type="#_x0000_t75" style="width:430pt;height:136.5pt" o:ole="">
+            <v:imagedata r:id="rId58" o:title=""/>
+          </v:shape>
+          <o:OLEObject Type="Embed" ProgID="Word.OpenDocumentText.12" ShapeID="_x0000_i1078" DrawAspect="Content" ObjectID="_1846425175" r:id="rId59"/>
+        </w:object>
+      </w:r>
+    </w:p>
+    <w:p>
+      <w:pPr>
+        <w:spacing w:after="0" w:line="240" w:lineRule="auto"/>
+        <w:rPr>
+          <w:rFonts w:asciiTheme="minorBidi" w:eastAsiaTheme="majorEastAsia" w:hAnsiTheme="minorBidi"/>
+          <w:b/>
+          <w:bCs/>
+          <w:sz w:val="24"/>
+          <w:szCs w:val="24"/>
+        </w:rPr>
+      </w:pPr>
+      <w:r>
+        <w:rPr>
+          <w:rFonts w:asciiTheme="minorBidi" w:hAnsiTheme="minorBidi"/>
+          <w:b/>
+          <w:bCs/>
+          <w:sz w:val="28"/>
+          <w:szCs w:val="28"/>
+        </w:rPr>
         <w:lastRenderedPageBreak/>
-        <w:t>4.7.2 Recognition Handler</w:t>
-      </w:r>
-    </w:p>
-    <w:p>
-      <w:pPr>
+        <w:t>4.8 Experiment Configuration</w:t>
+      </w:r>
+    </w:p>
+    <w:p>
+      <w:pPr>
+        <w:pStyle w:val="ListBullet"/>
         <w:spacing w:line="360" w:lineRule="auto"/>
+        <w:jc w:val="both"/>
         <w:rPr>
           <w:rFonts w:asciiTheme="minorBidi" w:hAnsiTheme="minorBidi"/>
           <w:sz w:val="24"/>
@@ -19388,24 +19693,22 @@
         </w:rPr>
       </w:pPr>
       <w:proofErr w:type="spellStart"/>
-      <w:proofErr w:type="gramStart"/>
       <w:r>
         <w:rPr>
           <w:rFonts w:asciiTheme="minorBidi" w:hAnsiTheme="minorBidi"/>
           <w:sz w:val="24"/>
           <w:szCs w:val="24"/>
         </w:rPr>
-        <w:t>def</w:t>
+        <w:t>configs</w:t>
       </w:r>
       <w:proofErr w:type="spellEnd"/>
-      <w:proofErr w:type="gramEnd"/>
       <w:r>
         <w:rPr>
           <w:rFonts w:asciiTheme="minorBidi" w:hAnsiTheme="minorBidi"/>
           <w:sz w:val="24"/>
           <w:szCs w:val="24"/>
         </w:rPr>
-        <w:t xml:space="preserve"> </w:t>
+        <w:t>/</w:t>
       </w:r>
       <w:proofErr w:type="spellStart"/>
       <w:r>
@@ -19414,7 +19717,7 @@
           <w:sz w:val="24"/>
           <w:szCs w:val="24"/>
         </w:rPr>
-        <w:t>process_image</w:t>
+        <w:t>iam_trocr_handwritten.yaml</w:t>
       </w:r>
       <w:proofErr w:type="spellEnd"/>
       <w:r>
@@ -19423,7 +19726,7 @@
           <w:sz w:val="24"/>
           <w:szCs w:val="24"/>
         </w:rPr>
-        <w:t xml:space="preserve">(image, </w:t>
+        <w:t xml:space="preserve"> — primary </w:t>
       </w:r>
       <w:proofErr w:type="spellStart"/>
       <w:r>
@@ -19432,7 +19735,7 @@
           <w:sz w:val="24"/>
           <w:szCs w:val="24"/>
         </w:rPr>
-        <w:t>ground_truth</w:t>
+        <w:t>TrOCR</w:t>
       </w:r>
       <w:proofErr w:type="spellEnd"/>
       <w:r>
@@ -19441,8 +19744,47 @@
           <w:sz w:val="24"/>
           <w:szCs w:val="24"/>
         </w:rPr>
-        <w:t xml:space="preserve">: </w:t>
-      </w:r>
+        <w:t xml:space="preserve"> result on IAM test (default 200 lines)</w:t>
+      </w:r>
+    </w:p>
+    <w:bookmarkStart w:id="6" w:name="_MON_1846421695"/>
+    <w:bookmarkEnd w:id="6"/>
+    <w:p>
+      <w:pPr>
+        <w:pStyle w:val="ListBullet"/>
+        <w:spacing w:line="360" w:lineRule="auto"/>
+        <w:jc w:val="both"/>
+        <w:rPr>
+          <w:rFonts w:asciiTheme="minorBidi" w:hAnsiTheme="minorBidi"/>
+          <w:sz w:val="24"/>
+          <w:szCs w:val="24"/>
+        </w:rPr>
+      </w:pPr>
+      <w:r>
+        <w:rPr>
+          <w:rFonts w:asciiTheme="minorBidi" w:hAnsiTheme="minorBidi"/>
+          <w:sz w:val="24"/>
+          <w:szCs w:val="24"/>
+        </w:rPr>
+        <w:object w:dxaOrig="9360" w:dyaOrig="3015">
+          <v:shape id="_x0000_i1050" type="#_x0000_t75" style="width:468pt;height:151pt" o:ole="">
+            <v:imagedata r:id="rId60" o:title=""/>
+          </v:shape>
+          <o:OLEObject Type="Embed" ProgID="Word.OpenDocumentText.12" ShapeID="_x0000_i1050" DrawAspect="Content" ObjectID="_1846425176" r:id="rId61"/>
+        </w:object>
+      </w:r>
+    </w:p>
+    <w:p>
+      <w:pPr>
+        <w:pStyle w:val="ListBullet"/>
+        <w:spacing w:line="360" w:lineRule="auto"/>
+        <w:jc w:val="both"/>
+        <w:rPr>
+          <w:rFonts w:asciiTheme="minorBidi" w:hAnsiTheme="minorBidi"/>
+          <w:sz w:val="24"/>
+          <w:szCs w:val="24"/>
+        </w:rPr>
+      </w:pPr>
       <w:proofErr w:type="spellStart"/>
       <w:r>
         <w:rPr>
@@ -19450,7 +19792,7 @@
           <w:sz w:val="24"/>
           <w:szCs w:val="24"/>
         </w:rPr>
-        <w:t>str</w:t>
+        <w:t>configs</w:t>
       </w:r>
       <w:proofErr w:type="spellEnd"/>
       <w:r>
@@ -19459,26 +19801,65 @@
           <w:sz w:val="24"/>
           <w:szCs w:val="24"/>
         </w:rPr>
-        <w:t>):</w:t>
-      </w:r>
+        <w:t>/</w:t>
+      </w:r>
+      <w:proofErr w:type="spellStart"/>
       <w:r>
         <w:rPr>
           <w:rFonts w:asciiTheme="minorBidi" w:hAnsiTheme="minorBidi"/>
           <w:sz w:val="24"/>
           <w:szCs w:val="24"/>
         </w:rPr>
-        <w:br/>
-        <w:t xml:space="preserve">    text = recognize(image, TROCR_HANDWRITTEN)</w:t>
-      </w:r>
+        <w:t>iam_demo.yaml</w:t>
+      </w:r>
+      <w:proofErr w:type="spellEnd"/>
       <w:r>
         <w:rPr>
           <w:rFonts w:asciiTheme="minorBidi" w:hAnsiTheme="minorBidi"/>
           <w:sz w:val="24"/>
           <w:szCs w:val="24"/>
         </w:rPr>
-        <w:br/>
-        <w:t xml:space="preserve">    if </w:t>
-      </w:r>
+        <w:t xml:space="preserve"> — qualitative demo subset (8 lines)</w:t>
+      </w:r>
+    </w:p>
+    <w:bookmarkStart w:id="7" w:name="_MON_1846421733"/>
+    <w:bookmarkEnd w:id="7"/>
+    <w:p>
+      <w:pPr>
+        <w:pStyle w:val="ListBullet"/>
+        <w:spacing w:line="360" w:lineRule="auto"/>
+        <w:jc w:val="both"/>
+        <w:rPr>
+          <w:rFonts w:asciiTheme="minorBidi" w:hAnsiTheme="minorBidi"/>
+          <w:sz w:val="24"/>
+          <w:szCs w:val="24"/>
+        </w:rPr>
+      </w:pPr>
+      <w:r>
+        <w:rPr>
+          <w:rFonts w:asciiTheme="minorBidi" w:hAnsiTheme="minorBidi"/>
+          <w:sz w:val="24"/>
+          <w:szCs w:val="24"/>
+        </w:rPr>
+        <w:object w:dxaOrig="9360" w:dyaOrig="1995">
+          <v:shape id="_x0000_i1052" type="#_x0000_t75" style="width:468pt;height:100pt" o:ole="">
+            <v:imagedata r:id="rId62" o:title=""/>
+          </v:shape>
+          <o:OLEObject Type="Embed" ProgID="Word.OpenDocumentText.12" ShapeID="_x0000_i1052" DrawAspect="Content" ObjectID="_1846425177" r:id="rId63"/>
+        </w:object>
+      </w:r>
+    </w:p>
+    <w:p>
+      <w:pPr>
+        <w:pStyle w:val="ListBullet"/>
+        <w:spacing w:line="360" w:lineRule="auto"/>
+        <w:jc w:val="both"/>
+        <w:rPr>
+          <w:rFonts w:asciiTheme="minorBidi" w:hAnsiTheme="minorBidi"/>
+          <w:sz w:val="24"/>
+          <w:szCs w:val="24"/>
+        </w:rPr>
+      </w:pPr>
       <w:proofErr w:type="spellStart"/>
       <w:r>
         <w:rPr>
@@ -19486,7 +19867,7 @@
           <w:sz w:val="24"/>
           <w:szCs w:val="24"/>
         </w:rPr>
-        <w:t>ground_truth</w:t>
+        <w:t>configs</w:t>
       </w:r>
       <w:proofErr w:type="spellEnd"/>
       <w:r>
@@ -19495,7 +19876,7 @@
           <w:sz w:val="24"/>
           <w:szCs w:val="24"/>
         </w:rPr>
-        <w:t xml:space="preserve"> and </w:t>
+        <w:t>/</w:t>
       </w:r>
       <w:proofErr w:type="spellStart"/>
       <w:r>
@@ -19504,7 +19885,7 @@
           <w:sz w:val="24"/>
           <w:szCs w:val="24"/>
         </w:rPr>
-        <w:t>ground_truth.strip</w:t>
+        <w:t>iam_tesseract.yaml</w:t>
       </w:r>
       <w:proofErr w:type="spellEnd"/>
       <w:r>
@@ -19513,17 +19894,46 @@
           <w:sz w:val="24"/>
           <w:szCs w:val="24"/>
         </w:rPr>
-        <w:t>():</w:t>
-      </w:r>
-      <w:r>
+        <w:t xml:space="preserve"> — Tesseract baseline on the same IAM test split</w:t>
+      </w:r>
+    </w:p>
+    <w:bookmarkStart w:id="8" w:name="_MON_1846421765"/>
+    <w:bookmarkEnd w:id="8"/>
+    <w:p>
+      <w:pPr>
+        <w:pStyle w:val="ListBullet"/>
+        <w:spacing w:line="360" w:lineRule="auto"/>
+        <w:jc w:val="both"/>
         <w:rPr>
           <w:rFonts w:asciiTheme="minorBidi" w:hAnsiTheme="minorBidi"/>
           <w:sz w:val="24"/>
           <w:szCs w:val="24"/>
         </w:rPr>
-        <w:br/>
-        <w:t xml:space="preserve">        </w:t>
-      </w:r>
+      </w:pPr>
+      <w:r>
+        <w:rPr>
+          <w:rFonts w:asciiTheme="minorBidi" w:hAnsiTheme="minorBidi"/>
+          <w:sz w:val="24"/>
+          <w:szCs w:val="24"/>
+        </w:rPr>
+        <w:object w:dxaOrig="9360" w:dyaOrig="1995">
+          <v:shape id="_x0000_i1055" type="#_x0000_t75" style="width:468pt;height:100pt" o:ole="">
+            <v:imagedata r:id="rId64" o:title=""/>
+          </v:shape>
+          <o:OLEObject Type="Embed" ProgID="Word.OpenDocumentText.12" ShapeID="_x0000_i1055" DrawAspect="Content" ObjectID="_1846425178" r:id="rId65"/>
+        </w:object>
+      </w:r>
+    </w:p>
+    <w:p>
+      <w:pPr>
+        <w:spacing w:line="360" w:lineRule="auto"/>
+        <w:jc w:val="both"/>
+        <w:rPr>
+          <w:rFonts w:asciiTheme="minorBidi" w:hAnsiTheme="minorBidi"/>
+          <w:sz w:val="24"/>
+          <w:szCs w:val="24"/>
+        </w:rPr>
+      </w:pPr>
       <w:proofErr w:type="spellStart"/>
       <w:r>
         <w:rPr>
@@ -19531,7 +19941,7 @@
           <w:sz w:val="24"/>
           <w:szCs w:val="24"/>
         </w:rPr>
-        <w:t>cer</w:t>
+        <w:t>max_samples</w:t>
       </w:r>
       <w:proofErr w:type="spellEnd"/>
       <w:r>
@@ -19540,7 +19950,7 @@
           <w:sz w:val="24"/>
           <w:szCs w:val="24"/>
         </w:rPr>
-        <w:t xml:space="preserve"> = </w:t>
+        <w:t>: 200 keeps CPU-only evaluation tractable. Removing it evaluates all 2,915 test lines on a GPU machine. All outputs land in experiments/&lt;</w:t>
       </w:r>
       <w:proofErr w:type="spellStart"/>
       <w:r>
@@ -19549,7 +19959,7 @@
           <w:sz w:val="24"/>
           <w:szCs w:val="24"/>
         </w:rPr>
-        <w:t>compute_cer</w:t>
+        <w:t>run_id</w:t>
       </w:r>
       <w:proofErr w:type="spellEnd"/>
       <w:r>
@@ -19558,279 +19968,7 @@
           <w:sz w:val="24"/>
           <w:szCs w:val="24"/>
         </w:rPr>
-        <w:t>([text], [</w:t>
-      </w:r>
-      <w:proofErr w:type="spellStart"/>
-      <w:r>
-        <w:rPr>
-          <w:rFonts w:asciiTheme="minorBidi" w:hAnsiTheme="minorBidi"/>
-          <w:sz w:val="24"/>
-          <w:szCs w:val="24"/>
-        </w:rPr>
-        <w:t>ground_truth</w:t>
-      </w:r>
-      <w:proofErr w:type="spellEnd"/>
-      <w:r>
-        <w:rPr>
-          <w:rFonts w:asciiTheme="minorBidi" w:hAnsiTheme="minorBidi"/>
-          <w:sz w:val="24"/>
-          <w:szCs w:val="24"/>
-        </w:rPr>
-        <w:t>])</w:t>
-      </w:r>
-      <w:r>
-        <w:rPr>
-          <w:rFonts w:asciiTheme="minorBidi" w:hAnsiTheme="minorBidi"/>
-          <w:sz w:val="24"/>
-          <w:szCs w:val="24"/>
-        </w:rPr>
-        <w:br/>
-        <w:t xml:space="preserve">        return text, f'{cer:.4f}'</w:t>
-      </w:r>
-      <w:r>
-        <w:rPr>
-          <w:rFonts w:asciiTheme="minorBidi" w:hAnsiTheme="minorBidi"/>
-          <w:sz w:val="24"/>
-          <w:szCs w:val="24"/>
-        </w:rPr>
-        <w:br/>
-        <w:t xml:space="preserve">    return text, 'Ground truth not provided'</w:t>
-      </w:r>
-    </w:p>
-    <w:p>
-      <w:pPr>
-        <w:pStyle w:val="Heading2"/>
-        <w:spacing w:line="360" w:lineRule="auto"/>
-        <w:jc w:val="both"/>
-        <w:rPr>
-          <w:rFonts w:asciiTheme="minorBidi" w:hAnsiTheme="minorBidi" w:cstheme="minorBidi"/>
-          <w:b/>
-          <w:bCs/>
-          <w:color w:val="auto"/>
-          <w:sz w:val="24"/>
-          <w:szCs w:val="24"/>
-        </w:rPr>
-      </w:pPr>
-      <w:r>
-        <w:rPr>
-          <w:rFonts w:asciiTheme="minorBidi" w:hAnsiTheme="minorBidi" w:cstheme="minorBidi"/>
-          <w:b/>
-          <w:bCs/>
-          <w:color w:val="auto"/>
-          <w:sz w:val="24"/>
-          <w:szCs w:val="24"/>
-        </w:rPr>
-        <w:t>4.7.3 Example Data Loading</w:t>
-      </w:r>
-    </w:p>
-    <w:p>
-      <w:pPr>
-        <w:spacing w:line="360" w:lineRule="auto"/>
-        <w:rPr>
-          <w:rFonts w:asciiTheme="minorBidi" w:hAnsiTheme="minorBidi"/>
-          <w:sz w:val="24"/>
-          <w:szCs w:val="24"/>
-        </w:rPr>
-      </w:pPr>
-      <w:r>
-        <w:rPr>
-          <w:rFonts w:asciiTheme="minorBidi" w:hAnsiTheme="minorBidi"/>
-          <w:sz w:val="24"/>
-          <w:szCs w:val="24"/>
-        </w:rPr>
-        <w:t xml:space="preserve">Purpose: Populate </w:t>
-      </w:r>
-      <w:proofErr w:type="spellStart"/>
-      <w:r>
-        <w:rPr>
-          <w:rFonts w:asciiTheme="minorBidi" w:hAnsiTheme="minorBidi"/>
-          <w:sz w:val="24"/>
-          <w:szCs w:val="24"/>
-        </w:rPr>
-        <w:t>gr.Examples</w:t>
-      </w:r>
-      <w:proofErr w:type="spellEnd"/>
-      <w:r>
-        <w:rPr>
-          <w:rFonts w:asciiTheme="minorBidi" w:hAnsiTheme="minorBidi"/>
-          <w:sz w:val="24"/>
-          <w:szCs w:val="24"/>
-        </w:rPr>
-        <w:t xml:space="preserve"> from a CSV manifest. Reason: Scales to any number of demo lines without maintaining paired .txt files per image.</w:t>
-      </w:r>
-    </w:p>
-    <w:p>
-      <w:pPr>
-        <w:spacing w:line="360" w:lineRule="auto"/>
-        <w:rPr>
-          <w:rFonts w:asciiTheme="minorBidi" w:hAnsiTheme="minorBidi"/>
-          <w:sz w:val="24"/>
-          <w:szCs w:val="24"/>
-        </w:rPr>
-      </w:pPr>
-      <w:proofErr w:type="spellStart"/>
-      <w:proofErr w:type="gramStart"/>
-      <w:r>
-        <w:rPr>
-          <w:rFonts w:asciiTheme="minorBidi" w:hAnsiTheme="minorBidi"/>
-          <w:sz w:val="24"/>
-          <w:szCs w:val="24"/>
-        </w:rPr>
-        <w:t>def</w:t>
-      </w:r>
-      <w:proofErr w:type="spellEnd"/>
-      <w:proofErr w:type="gramEnd"/>
-      <w:r>
-        <w:rPr>
-          <w:rFonts w:asciiTheme="minorBidi" w:hAnsiTheme="minorBidi"/>
-          <w:sz w:val="24"/>
-          <w:szCs w:val="24"/>
-        </w:rPr>
-        <w:t xml:space="preserve"> </w:t>
-      </w:r>
-      <w:proofErr w:type="spellStart"/>
-      <w:r>
-        <w:rPr>
-          <w:rFonts w:asciiTheme="minorBidi" w:hAnsiTheme="minorBidi"/>
-          <w:sz w:val="24"/>
-          <w:szCs w:val="24"/>
-        </w:rPr>
-        <w:t>get_example_data</w:t>
-      </w:r>
-      <w:proofErr w:type="spellEnd"/>
-      <w:r>
-        <w:rPr>
-          <w:rFonts w:asciiTheme="minorBidi" w:hAnsiTheme="minorBidi"/>
-          <w:sz w:val="24"/>
-          <w:szCs w:val="24"/>
-        </w:rPr>
-        <w:t>(</w:t>
-      </w:r>
-      <w:proofErr w:type="spellStart"/>
-      <w:r>
-        <w:rPr>
-          <w:rFonts w:asciiTheme="minorBidi" w:hAnsiTheme="minorBidi"/>
-          <w:sz w:val="24"/>
-          <w:szCs w:val="24"/>
-        </w:rPr>
-        <w:t>folder_path</w:t>
-      </w:r>
-      <w:proofErr w:type="spellEnd"/>
-      <w:r>
-        <w:rPr>
-          <w:rFonts w:asciiTheme="minorBidi" w:hAnsiTheme="minorBidi"/>
-          <w:sz w:val="24"/>
-          <w:szCs w:val="24"/>
-        </w:rPr>
-        <w:t>=EXAMPLES_DIR):</w:t>
-      </w:r>
-      <w:r>
-        <w:rPr>
-          <w:rFonts w:asciiTheme="minorBidi" w:hAnsiTheme="minorBidi"/>
-          <w:sz w:val="24"/>
-          <w:szCs w:val="24"/>
-        </w:rPr>
-        <w:br/>
-        <w:t xml:space="preserve">    with open(</w:t>
-      </w:r>
-      <w:proofErr w:type="spellStart"/>
-      <w:r>
-        <w:rPr>
-          <w:rFonts w:asciiTheme="minorBidi" w:hAnsiTheme="minorBidi"/>
-          <w:sz w:val="24"/>
-          <w:szCs w:val="24"/>
-        </w:rPr>
-        <w:t>labels_path</w:t>
-      </w:r>
-      <w:proofErr w:type="spellEnd"/>
-      <w:r>
-        <w:rPr>
-          <w:rFonts w:asciiTheme="minorBidi" w:hAnsiTheme="minorBidi"/>
-          <w:sz w:val="24"/>
-          <w:szCs w:val="24"/>
-        </w:rPr>
-        <w:t>, newline='', encoding='utf-8') as f:</w:t>
-      </w:r>
-      <w:r>
-        <w:rPr>
-          <w:rFonts w:asciiTheme="minorBidi" w:hAnsiTheme="minorBidi"/>
-          <w:sz w:val="24"/>
-          <w:szCs w:val="24"/>
-        </w:rPr>
-        <w:br/>
-        <w:t xml:space="preserve">        for row in </w:t>
-      </w:r>
-      <w:proofErr w:type="spellStart"/>
-      <w:r>
-        <w:rPr>
-          <w:rFonts w:asciiTheme="minorBidi" w:hAnsiTheme="minorBidi"/>
-          <w:sz w:val="24"/>
-          <w:szCs w:val="24"/>
-        </w:rPr>
-        <w:t>csv.DictReader</w:t>
-      </w:r>
-      <w:proofErr w:type="spellEnd"/>
-      <w:r>
-        <w:rPr>
-          <w:rFonts w:asciiTheme="minorBidi" w:hAnsiTheme="minorBidi"/>
-          <w:sz w:val="24"/>
-          <w:szCs w:val="24"/>
-        </w:rPr>
-        <w:t>(f):</w:t>
-      </w:r>
-      <w:r>
-        <w:rPr>
-          <w:rFonts w:asciiTheme="minorBidi" w:hAnsiTheme="minorBidi"/>
-          <w:sz w:val="24"/>
-          <w:szCs w:val="24"/>
-        </w:rPr>
-        <w:br/>
-        <w:t xml:space="preserve">            </w:t>
-      </w:r>
-      <w:proofErr w:type="spellStart"/>
-      <w:r>
-        <w:rPr>
-          <w:rFonts w:asciiTheme="minorBidi" w:hAnsiTheme="minorBidi"/>
-          <w:sz w:val="24"/>
-          <w:szCs w:val="24"/>
-        </w:rPr>
-        <w:t>examples.append</w:t>
-      </w:r>
-      <w:proofErr w:type="spellEnd"/>
-      <w:r>
-        <w:rPr>
-          <w:rFonts w:asciiTheme="minorBidi" w:hAnsiTheme="minorBidi"/>
-          <w:sz w:val="24"/>
-          <w:szCs w:val="24"/>
-        </w:rPr>
-        <w:t>([</w:t>
-      </w:r>
-      <w:proofErr w:type="spellStart"/>
-      <w:r>
-        <w:rPr>
-          <w:rFonts w:asciiTheme="minorBidi" w:hAnsiTheme="minorBidi"/>
-          <w:sz w:val="24"/>
-          <w:szCs w:val="24"/>
-        </w:rPr>
-        <w:t>image_path</w:t>
-      </w:r>
-      <w:proofErr w:type="spellEnd"/>
-      <w:r>
-        <w:rPr>
-          <w:rFonts w:asciiTheme="minorBidi" w:hAnsiTheme="minorBidi"/>
-          <w:sz w:val="24"/>
-          <w:szCs w:val="24"/>
-        </w:rPr>
-        <w:t>, row['transcription']])</w:t>
-      </w:r>
-      <w:r>
-        <w:rPr>
-          <w:rFonts w:asciiTheme="minorBidi" w:hAnsiTheme="minorBidi"/>
-          <w:sz w:val="24"/>
-          <w:szCs w:val="24"/>
-        </w:rPr>
-        <w:br/>
-        <w:t xml:space="preserve">    return examples</w:t>
+        <w:t>&gt;/.</w:t>
       </w:r>
     </w:p>
     <w:p>
@@ -19856,7 +19994,7 @@
           <w:sz w:val="28"/>
           <w:szCs w:val="28"/>
         </w:rPr>
-        <w:t>4.8 Experiment Configuration</w:t>
+        <w:t>4.9 Evaluation Metrics and Traceability</w:t>
       </w:r>
     </w:p>
     <w:p>
@@ -19870,6 +20008,14 @@
           <w:szCs w:val="24"/>
         </w:rPr>
       </w:pPr>
+      <w:r>
+        <w:rPr>
+          <w:rFonts w:asciiTheme="minorBidi" w:hAnsiTheme="minorBidi"/>
+          <w:sz w:val="24"/>
+          <w:szCs w:val="24"/>
+        </w:rPr>
+        <w:t>Case-sensitive CER and WER (</w:t>
+      </w:r>
       <w:proofErr w:type="spellStart"/>
       <w:r>
         <w:rPr>
@@ -19877,7 +20023,7 @@
           <w:sz w:val="24"/>
           <w:szCs w:val="24"/>
         </w:rPr>
-        <w:t>configs</w:t>
+        <w:t>jiwer</w:t>
       </w:r>
       <w:proofErr w:type="spellEnd"/>
       <w:r>
@@ -19886,43 +20032,7 @@
           <w:sz w:val="24"/>
           <w:szCs w:val="24"/>
         </w:rPr>
-        <w:t>/</w:t>
-      </w:r>
-      <w:proofErr w:type="spellStart"/>
-      <w:r>
-        <w:rPr>
-          <w:rFonts w:asciiTheme="minorBidi" w:hAnsiTheme="minorBidi"/>
-          <w:sz w:val="24"/>
-          <w:szCs w:val="24"/>
-        </w:rPr>
-        <w:t>iam_trocr_handwritten.yaml</w:t>
-      </w:r>
-      <w:proofErr w:type="spellEnd"/>
-      <w:r>
-        <w:rPr>
-          <w:rFonts w:asciiTheme="minorBidi" w:hAnsiTheme="minorBidi"/>
-          <w:sz w:val="24"/>
-          <w:szCs w:val="24"/>
-        </w:rPr>
-        <w:t xml:space="preserve"> — primary </w:t>
-      </w:r>
-      <w:proofErr w:type="spellStart"/>
-      <w:r>
-        <w:rPr>
-          <w:rFonts w:asciiTheme="minorBidi" w:hAnsiTheme="minorBidi"/>
-          <w:sz w:val="24"/>
-          <w:szCs w:val="24"/>
-        </w:rPr>
-        <w:t>TrOCR</w:t>
-      </w:r>
-      <w:proofErr w:type="spellEnd"/>
-      <w:r>
-        <w:rPr>
-          <w:rFonts w:asciiTheme="minorBidi" w:hAnsiTheme="minorBidi"/>
-          <w:sz w:val="24"/>
-          <w:szCs w:val="24"/>
-        </w:rPr>
-        <w:t xml:space="preserve"> result on IAM test (default 200 lines)</w:t>
+        <w:t>, after whitespace normalization)</w:t>
       </w:r>
     </w:p>
     <w:p>
@@ -19936,41 +20046,13 @@
           <w:szCs w:val="24"/>
         </w:rPr>
       </w:pPr>
-      <w:proofErr w:type="spellStart"/>
       <w:r>
         <w:rPr>
           <w:rFonts w:asciiTheme="minorBidi" w:hAnsiTheme="minorBidi"/>
           <w:sz w:val="24"/>
           <w:szCs w:val="24"/>
         </w:rPr>
-        <w:t>configs</w:t>
-      </w:r>
-      <w:proofErr w:type="spellEnd"/>
-      <w:r>
-        <w:rPr>
-          <w:rFonts w:asciiTheme="minorBidi" w:hAnsiTheme="minorBidi"/>
-          <w:sz w:val="24"/>
-          <w:szCs w:val="24"/>
-        </w:rPr>
-        <w:t>/</w:t>
-      </w:r>
-      <w:proofErr w:type="spellStart"/>
-      <w:r>
-        <w:rPr>
-          <w:rFonts w:asciiTheme="minorBidi" w:hAnsiTheme="minorBidi"/>
-          <w:sz w:val="24"/>
-          <w:szCs w:val="24"/>
-        </w:rPr>
-        <w:t>iam_demo.yaml</w:t>
-      </w:r>
-      <w:proofErr w:type="spellEnd"/>
-      <w:r>
-        <w:rPr>
-          <w:rFonts w:asciiTheme="minorBidi" w:hAnsiTheme="minorBidi"/>
-          <w:sz w:val="24"/>
-          <w:szCs w:val="24"/>
-        </w:rPr>
-        <w:t xml:space="preserve"> — qualitative demo subset (8 lines)</w:t>
+        <w:t>No lowercasing of transcriptions</w:t>
       </w:r>
     </w:p>
     <w:p>
@@ -19984,6 +20066,34 @@
           <w:szCs w:val="24"/>
         </w:rPr>
       </w:pPr>
+      <w:r>
+        <w:rPr>
+          <w:rFonts w:asciiTheme="minorBidi" w:hAnsiTheme="minorBidi"/>
+          <w:sz w:val="24"/>
+          <w:szCs w:val="24"/>
+        </w:rPr>
+        <w:t>Corpus CER = total character edits / total reference characters</w:t>
+      </w:r>
+    </w:p>
+    <w:p>
+      <w:pPr>
+        <w:pStyle w:val="ListBullet"/>
+        <w:spacing w:line="360" w:lineRule="auto"/>
+        <w:jc w:val="both"/>
+        <w:rPr>
+          <w:rFonts w:asciiTheme="minorBidi" w:hAnsiTheme="minorBidi"/>
+          <w:sz w:val="24"/>
+          <w:szCs w:val="24"/>
+        </w:rPr>
+      </w:pPr>
+      <w:r>
+        <w:rPr>
+          <w:rFonts w:asciiTheme="minorBidi" w:hAnsiTheme="minorBidi"/>
+          <w:sz w:val="24"/>
+          <w:szCs w:val="24"/>
+        </w:rPr>
+        <w:t>Every thesis number references experiments/&lt;</w:t>
+      </w:r>
       <w:proofErr w:type="spellStart"/>
       <w:r>
         <w:rPr>
@@ -19991,7 +20101,7 @@
           <w:sz w:val="24"/>
           <w:szCs w:val="24"/>
         </w:rPr>
-        <w:t>configs</w:t>
+        <w:t>run_id</w:t>
       </w:r>
       <w:proofErr w:type="spellEnd"/>
       <w:r>
@@ -20000,7 +20110,7 @@
           <w:sz w:val="24"/>
           <w:szCs w:val="24"/>
         </w:rPr>
-        <w:t>/</w:t>
+        <w:t>&gt;/</w:t>
       </w:r>
       <w:proofErr w:type="spellStart"/>
       <w:r>
@@ -20009,16 +20119,37 @@
           <w:sz w:val="24"/>
           <w:szCs w:val="24"/>
         </w:rPr>
-        <w:t>iam_tesseract.yaml</w:t>
+        <w:t>metrics.json</w:t>
       </w:r>
       <w:proofErr w:type="spellEnd"/>
-      <w:r>
+    </w:p>
+    <w:p>
+      <w:pPr>
+        <w:spacing w:line="360" w:lineRule="auto"/>
+        <w:jc w:val="both"/>
         <w:rPr>
           <w:rFonts w:asciiTheme="minorBidi" w:hAnsiTheme="minorBidi"/>
           <w:sz w:val="24"/>
           <w:szCs w:val="24"/>
         </w:rPr>
-        <w:t xml:space="preserve"> — Tesseract baseline on the same IAM test split</w:t>
+      </w:pPr>
+      <w:proofErr w:type="gramStart"/>
+      <w:r>
+        <w:rPr>
+          <w:rFonts w:asciiTheme="minorBidi" w:hAnsiTheme="minorBidi"/>
+          <w:sz w:val="24"/>
+          <w:szCs w:val="24"/>
+        </w:rPr>
+        <w:t>scripts/plot_results.py</w:t>
+      </w:r>
+      <w:proofErr w:type="gramEnd"/>
+      <w:r>
+        <w:rPr>
+          <w:rFonts w:asciiTheme="minorBidi" w:hAnsiTheme="minorBidi"/>
+          <w:sz w:val="24"/>
+          <w:szCs w:val="24"/>
+        </w:rPr>
+        <w:t xml:space="preserve"> and scripts/fill_thesis_metrics.py connect measured numbers to thesis prose and figures.</w:t>
       </w:r>
     </w:p>
     <w:p>
@@ -20031,72 +20162,682 @@
           <w:szCs w:val="24"/>
         </w:rPr>
       </w:pPr>
-      <w:proofErr w:type="spellStart"/>
       <w:r>
         <w:rPr>
           <w:rFonts w:asciiTheme="minorBidi" w:hAnsiTheme="minorBidi"/>
-          <w:sz w:val="24"/>
-          <w:szCs w:val="24"/>
-        </w:rPr>
-        <w:t>max_samples</w:t>
-      </w:r>
-      <w:proofErr w:type="spellEnd"/>
-      <w:r>
-        <w:rPr>
-          <w:rFonts w:asciiTheme="minorBidi" w:hAnsiTheme="minorBidi"/>
-          <w:sz w:val="24"/>
-          <w:szCs w:val="24"/>
-        </w:rPr>
-        <w:t>: 200 keeps CPU-only evaluation tractable. Removing it evaluates all 2,915 test lines on a GPU machine. All outputs land in experiments/&lt;</w:t>
-      </w:r>
-      <w:proofErr w:type="spellStart"/>
-      <w:r>
-        <w:rPr>
-          <w:rFonts w:asciiTheme="minorBidi" w:hAnsiTheme="minorBidi"/>
-          <w:sz w:val="24"/>
-          <w:szCs w:val="24"/>
-        </w:rPr>
-        <w:t>run_id</w:t>
-      </w:r>
-      <w:proofErr w:type="spellEnd"/>
-      <w:r>
-        <w:rPr>
-          <w:rFonts w:asciiTheme="minorBidi" w:hAnsiTheme="minorBidi"/>
-          <w:sz w:val="24"/>
-          <w:szCs w:val="24"/>
-        </w:rPr>
-        <w:t>&gt;/.</w:t>
-      </w:r>
-    </w:p>
-    <w:p>
-      <w:pPr>
-        <w:pStyle w:val="Heading1"/>
-        <w:spacing w:line="360" w:lineRule="auto"/>
-        <w:jc w:val="both"/>
-        <w:rPr>
-          <w:rFonts w:asciiTheme="minorBidi" w:hAnsiTheme="minorBidi" w:cstheme="minorBidi"/>
-          <w:b/>
-          <w:bCs/>
-          <w:color w:val="auto"/>
+          <w:noProof/>
+          <w:sz w:val="24"/>
+          <w:szCs w:val="24"/>
+        </w:rPr>
+        <w:lastRenderedPageBreak/>
+        <w:drawing>
+          <wp:inline distT="0" distB="0" distL="0" distR="0">
+            <wp:extent cx="5399405" cy="3009900"/>
+            <wp:effectExtent l="0" t="0" r="0" b="0"/>
+            <wp:docPr id="44" name="Picture 44"/>
+            <wp:cNvGraphicFramePr>
+              <a:graphicFrameLocks xmlns:a="http://schemas.openxmlformats.org/drawingml/2006/main" noChangeAspect="1"/>
+            </wp:cNvGraphicFramePr>
+            <a:graphic xmlns:a="http://schemas.openxmlformats.org/drawingml/2006/main">
+              <a:graphicData uri="http://schemas.openxmlformats.org/drawingml/2006/picture">
+                <pic:pic xmlns:pic="http://schemas.openxmlformats.org/drawingml/2006/picture">
+                  <pic:nvPicPr>
+                    <pic:cNvPr id="44" name="Screenshot from 2026-07-24 18-12-18.png"/>
+                    <pic:cNvPicPr/>
+                  </pic:nvPicPr>
+                  <pic:blipFill>
+                    <a:blip r:embed="rId66">
+                      <a:extLst>
+                        <a:ext uri="{28A0092B-C50C-407E-A947-70E740481C1C}">
+                          <a14:useLocalDpi xmlns:a14="http://schemas.microsoft.com/office/drawing/2010/main" val="0"/>
+                        </a:ext>
+                      </a:extLst>
+                    </a:blip>
+                    <a:stretch>
+                      <a:fillRect/>
+                    </a:stretch>
+                  </pic:blipFill>
+                  <pic:spPr>
+                    <a:xfrm>
+                      <a:off x="0" y="0"/>
+                      <a:ext cx="5399405" cy="3009900"/>
+                    </a:xfrm>
+                    <a:prstGeom prst="rect">
+                      <a:avLst/>
+                    </a:prstGeom>
+                  </pic:spPr>
+                </pic:pic>
+              </a:graphicData>
+            </a:graphic>
+          </wp:inline>
+        </w:drawing>
+      </w:r>
+    </w:p>
+    <w:p>
+      <w:pPr>
+        <w:pStyle w:val="Heading3"/>
+        <w:rPr>
           <w:sz w:val="28"/>
           <w:szCs w:val="28"/>
         </w:rPr>
       </w:pPr>
       <w:r>
         <w:rPr>
-          <w:rFonts w:asciiTheme="minorBidi" w:hAnsiTheme="minorBidi" w:cstheme="minorBidi"/>
-          <w:b/>
-          <w:bCs/>
-          <w:color w:val="auto"/>
+          <w:rFonts w:asciiTheme="minorBidi" w:hAnsiTheme="minorBidi"/>
           <w:sz w:val="28"/>
           <w:szCs w:val="28"/>
         </w:rPr>
-        <w:t>4.9 Evaluation Metrics and Traceability</w:t>
-      </w:r>
-    </w:p>
-    <w:p>
-      <w:pPr>
-        <w:pStyle w:val="ListBullet"/>
+        <w:t xml:space="preserve">4.9.1 </w:t>
+      </w:r>
+      <w:r>
+        <w:rPr>
+          <w:sz w:val="28"/>
+          <w:szCs w:val="28"/>
+        </w:rPr>
+        <w:t>IAM primary result</w:t>
+      </w:r>
+    </w:p>
+    <w:tbl>
+      <w:tblPr>
+        <w:tblStyle w:val="PlainTable1"/>
+        <w:tblW w:w="5000" w:type="pct"/>
+        <w:tblLook w:val="04A0" w:firstRow="1" w:lastRow="0" w:firstColumn="1" w:lastColumn="0" w:noHBand="0" w:noVBand="1"/>
+      </w:tblPr>
+      <w:tblGrid>
+        <w:gridCol w:w="4139"/>
+        <w:gridCol w:w="4354"/>
+      </w:tblGrid>
+      <w:tr>
+        <w:trPr>
+          <w:cnfStyle w:val="100000000000" w:firstRow="1" w:lastRow="0" w:firstColumn="0" w:lastColumn="0" w:oddVBand="0" w:evenVBand="0" w:oddHBand="0" w:evenHBand="0" w:firstRowFirstColumn="0" w:firstRowLastColumn="0" w:lastRowFirstColumn="0" w:lastRowLastColumn="0"/>
+        </w:trPr>
+        <w:tc>
+          <w:tcPr>
+            <w:cnfStyle w:val="001000000000" w:firstRow="0" w:lastRow="0" w:firstColumn="1" w:lastColumn="0" w:oddVBand="0" w:evenVBand="0" w:oddHBand="0" w:evenHBand="0" w:firstRowFirstColumn="0" w:firstRowLastColumn="0" w:lastRowFirstColumn="0" w:lastRowLastColumn="0"/>
+            <w:tcW w:w="2437" w:type="pct"/>
+            <w:hideMark/>
+          </w:tcPr>
+          <w:p>
+            <w:pPr>
+              <w:suppressAutoHyphens w:val="0"/>
+              <w:spacing w:before="100" w:beforeAutospacing="1" w:after="100" w:afterAutospacing="1" w:line="240" w:lineRule="auto"/>
+              <w:jc w:val="center"/>
+              <w:rPr>
+                <w:rFonts w:ascii="Times New Roman" w:eastAsia="Times New Roman" w:hAnsi="Times New Roman" w:cs="Times New Roman"/>
+                <w:sz w:val="24"/>
+                <w:szCs w:val="24"/>
+              </w:rPr>
+            </w:pPr>
+            <w:r>
+              <w:rPr>
+                <w:rFonts w:ascii="Times New Roman" w:eastAsia="Times New Roman" w:hAnsi="Times New Roman" w:cs="Times New Roman"/>
+                <w:sz w:val="24"/>
+                <w:szCs w:val="24"/>
+              </w:rPr>
+              <w:t>Metric</w:t>
+            </w:r>
+          </w:p>
+        </w:tc>
+        <w:tc>
+          <w:tcPr>
+            <w:tcW w:w="2563" w:type="pct"/>
+            <w:hideMark/>
+          </w:tcPr>
+          <w:p>
+            <w:pPr>
+              <w:suppressAutoHyphens w:val="0"/>
+              <w:spacing w:before="100" w:beforeAutospacing="1" w:after="100" w:afterAutospacing="1" w:line="240" w:lineRule="auto"/>
+              <w:jc w:val="center"/>
+              <w:cnfStyle w:val="100000000000" w:firstRow="1" w:lastRow="0" w:firstColumn="0" w:lastColumn="0" w:oddVBand="0" w:evenVBand="0" w:oddHBand="0" w:evenHBand="0" w:firstRowFirstColumn="0" w:firstRowLastColumn="0" w:lastRowFirstColumn="0" w:lastRowLastColumn="0"/>
+              <w:rPr>
+                <w:rFonts w:ascii="Times New Roman" w:eastAsia="Times New Roman" w:hAnsi="Times New Roman" w:cs="Times New Roman"/>
+                <w:sz w:val="24"/>
+                <w:szCs w:val="24"/>
+              </w:rPr>
+            </w:pPr>
+            <w:r>
+              <w:rPr>
+                <w:rFonts w:ascii="Times New Roman" w:eastAsia="Times New Roman" w:hAnsi="Times New Roman" w:cs="Times New Roman"/>
+                <w:sz w:val="24"/>
+                <w:szCs w:val="24"/>
+              </w:rPr>
+              <w:t>Value</w:t>
+            </w:r>
+          </w:p>
+        </w:tc>
+      </w:tr>
+      <w:tr>
+        <w:trPr>
+          <w:cnfStyle w:val="000000100000" w:firstRow="0" w:lastRow="0" w:firstColumn="0" w:lastColumn="0" w:oddVBand="0" w:evenVBand="0" w:oddHBand="1" w:evenHBand="0" w:firstRowFirstColumn="0" w:firstRowLastColumn="0" w:lastRowFirstColumn="0" w:lastRowLastColumn="0"/>
+        </w:trPr>
+        <w:tc>
+          <w:tcPr>
+            <w:cnfStyle w:val="001000000000" w:firstRow="0" w:lastRow="0" w:firstColumn="1" w:lastColumn="0" w:oddVBand="0" w:evenVBand="0" w:oddHBand="0" w:evenHBand="0" w:firstRowFirstColumn="0" w:firstRowLastColumn="0" w:lastRowFirstColumn="0" w:lastRowLastColumn="0"/>
+            <w:tcW w:w="2437" w:type="pct"/>
+            <w:hideMark/>
+          </w:tcPr>
+          <w:p>
+            <w:pPr>
+              <w:suppressAutoHyphens w:val="0"/>
+              <w:spacing w:before="100" w:beforeAutospacing="1" w:after="100" w:afterAutospacing="1" w:line="240" w:lineRule="auto"/>
+              <w:rPr>
+                <w:rFonts w:ascii="Times New Roman" w:eastAsia="Times New Roman" w:hAnsi="Times New Roman" w:cs="Times New Roman"/>
+                <w:sz w:val="24"/>
+                <w:szCs w:val="24"/>
+              </w:rPr>
+            </w:pPr>
+            <w:r>
+              <w:rPr>
+                <w:rFonts w:ascii="Times New Roman" w:eastAsia="Times New Roman" w:hAnsi="Times New Roman" w:cs="Times New Roman"/>
+                <w:sz w:val="24"/>
+                <w:szCs w:val="24"/>
+              </w:rPr>
+              <w:t>CER</w:t>
+            </w:r>
+          </w:p>
+        </w:tc>
+        <w:tc>
+          <w:tcPr>
+            <w:tcW w:w="2563" w:type="pct"/>
+            <w:hideMark/>
+          </w:tcPr>
+          <w:p>
+            <w:pPr>
+              <w:suppressAutoHyphens w:val="0"/>
+              <w:spacing w:before="100" w:beforeAutospacing="1" w:after="100" w:afterAutospacing="1" w:line="240" w:lineRule="auto"/>
+              <w:cnfStyle w:val="000000100000" w:firstRow="0" w:lastRow="0" w:firstColumn="0" w:lastColumn="0" w:oddVBand="0" w:evenVBand="0" w:oddHBand="1" w:evenHBand="0" w:firstRowFirstColumn="0" w:firstRowLastColumn="0" w:lastRowFirstColumn="0" w:lastRowLastColumn="0"/>
+              <w:rPr>
+                <w:rFonts w:ascii="Times New Roman" w:eastAsia="Times New Roman" w:hAnsi="Times New Roman" w:cs="Times New Roman"/>
+                <w:sz w:val="24"/>
+                <w:szCs w:val="24"/>
+              </w:rPr>
+            </w:pPr>
+            <w:r>
+              <w:rPr>
+                <w:rFonts w:ascii="Times New Roman" w:eastAsia="Times New Roman" w:hAnsi="Times New Roman" w:cs="Times New Roman"/>
+                <w:sz w:val="24"/>
+                <w:szCs w:val="24"/>
+              </w:rPr>
+              <w:t>5.08%</w:t>
+            </w:r>
+          </w:p>
+        </w:tc>
+      </w:tr>
+      <w:tr>
+        <w:tc>
+          <w:tcPr>
+            <w:cnfStyle w:val="001000000000" w:firstRow="0" w:lastRow="0" w:firstColumn="1" w:lastColumn="0" w:oddVBand="0" w:evenVBand="0" w:oddHBand="0" w:evenHBand="0" w:firstRowFirstColumn="0" w:firstRowLastColumn="0" w:lastRowFirstColumn="0" w:lastRowLastColumn="0"/>
+            <w:tcW w:w="2437" w:type="pct"/>
+            <w:hideMark/>
+          </w:tcPr>
+          <w:p>
+            <w:pPr>
+              <w:suppressAutoHyphens w:val="0"/>
+              <w:spacing w:before="100" w:beforeAutospacing="1" w:after="100" w:afterAutospacing="1" w:line="240" w:lineRule="auto"/>
+              <w:rPr>
+                <w:rFonts w:ascii="Times New Roman" w:eastAsia="Times New Roman" w:hAnsi="Times New Roman" w:cs="Times New Roman"/>
+                <w:sz w:val="24"/>
+                <w:szCs w:val="24"/>
+              </w:rPr>
+            </w:pPr>
+            <w:r>
+              <w:rPr>
+                <w:rFonts w:ascii="Times New Roman" w:eastAsia="Times New Roman" w:hAnsi="Times New Roman" w:cs="Times New Roman"/>
+                <w:sz w:val="24"/>
+                <w:szCs w:val="24"/>
+              </w:rPr>
+              <w:t>WER</w:t>
+            </w:r>
+          </w:p>
+        </w:tc>
+        <w:tc>
+          <w:tcPr>
+            <w:tcW w:w="2563" w:type="pct"/>
+            <w:hideMark/>
+          </w:tcPr>
+          <w:p>
+            <w:pPr>
+              <w:suppressAutoHyphens w:val="0"/>
+              <w:spacing w:before="100" w:beforeAutospacing="1" w:after="100" w:afterAutospacing="1" w:line="240" w:lineRule="auto"/>
+              <w:cnfStyle w:val="000000000000" w:firstRow="0" w:lastRow="0" w:firstColumn="0" w:lastColumn="0" w:oddVBand="0" w:evenVBand="0" w:oddHBand="0" w:evenHBand="0" w:firstRowFirstColumn="0" w:firstRowLastColumn="0" w:lastRowFirstColumn="0" w:lastRowLastColumn="0"/>
+              <w:rPr>
+                <w:rFonts w:ascii="Times New Roman" w:eastAsia="Times New Roman" w:hAnsi="Times New Roman" w:cs="Times New Roman"/>
+                <w:sz w:val="24"/>
+                <w:szCs w:val="24"/>
+              </w:rPr>
+            </w:pPr>
+            <w:r>
+              <w:rPr>
+                <w:rFonts w:ascii="Times New Roman" w:eastAsia="Times New Roman" w:hAnsi="Times New Roman" w:cs="Times New Roman"/>
+                <w:sz w:val="24"/>
+                <w:szCs w:val="24"/>
+              </w:rPr>
+              <w:t>12.92%</w:t>
+            </w:r>
+          </w:p>
+        </w:tc>
+      </w:tr>
+      <w:tr>
+        <w:trPr>
+          <w:cnfStyle w:val="000000100000" w:firstRow="0" w:lastRow="0" w:firstColumn="0" w:lastColumn="0" w:oddVBand="0" w:evenVBand="0" w:oddHBand="1" w:evenHBand="0" w:firstRowFirstColumn="0" w:firstRowLastColumn="0" w:lastRowFirstColumn="0" w:lastRowLastColumn="0"/>
+        </w:trPr>
+        <w:tc>
+          <w:tcPr>
+            <w:cnfStyle w:val="001000000000" w:firstRow="0" w:lastRow="0" w:firstColumn="1" w:lastColumn="0" w:oddVBand="0" w:evenVBand="0" w:oddHBand="0" w:evenHBand="0" w:firstRowFirstColumn="0" w:firstRowLastColumn="0" w:lastRowFirstColumn="0" w:lastRowLastColumn="0"/>
+            <w:tcW w:w="2437" w:type="pct"/>
+            <w:hideMark/>
+          </w:tcPr>
+          <w:p>
+            <w:pPr>
+              <w:suppressAutoHyphens w:val="0"/>
+              <w:spacing w:before="100" w:beforeAutospacing="1" w:after="100" w:afterAutospacing="1" w:line="240" w:lineRule="auto"/>
+              <w:rPr>
+                <w:rFonts w:ascii="Times New Roman" w:eastAsia="Times New Roman" w:hAnsi="Times New Roman" w:cs="Times New Roman"/>
+                <w:sz w:val="24"/>
+                <w:szCs w:val="24"/>
+              </w:rPr>
+            </w:pPr>
+            <w:r>
+              <w:rPr>
+                <w:rFonts w:ascii="Times New Roman" w:eastAsia="Times New Roman" w:hAnsi="Times New Roman" w:cs="Times New Roman"/>
+                <w:sz w:val="24"/>
+                <w:szCs w:val="24"/>
+              </w:rPr>
+              <w:t>n</w:t>
+            </w:r>
+          </w:p>
+        </w:tc>
+        <w:tc>
+          <w:tcPr>
+            <w:tcW w:w="2563" w:type="pct"/>
+            <w:hideMark/>
+          </w:tcPr>
+          <w:p>
+            <w:pPr>
+              <w:suppressAutoHyphens w:val="0"/>
+              <w:spacing w:before="100" w:beforeAutospacing="1" w:after="100" w:afterAutospacing="1" w:line="240" w:lineRule="auto"/>
+              <w:cnfStyle w:val="000000100000" w:firstRow="0" w:lastRow="0" w:firstColumn="0" w:lastColumn="0" w:oddVBand="0" w:evenVBand="0" w:oddHBand="1" w:evenHBand="0" w:firstRowFirstColumn="0" w:firstRowLastColumn="0" w:lastRowFirstColumn="0" w:lastRowLastColumn="0"/>
+              <w:rPr>
+                <w:rFonts w:ascii="Times New Roman" w:eastAsia="Times New Roman" w:hAnsi="Times New Roman" w:cs="Times New Roman"/>
+                <w:sz w:val="24"/>
+                <w:szCs w:val="24"/>
+              </w:rPr>
+            </w:pPr>
+            <w:r>
+              <w:rPr>
+                <w:rFonts w:ascii="Times New Roman" w:eastAsia="Times New Roman" w:hAnsi="Times New Roman" w:cs="Times New Roman"/>
+                <w:sz w:val="24"/>
+                <w:szCs w:val="24"/>
+              </w:rPr>
+              <w:t>200</w:t>
+            </w:r>
+          </w:p>
+        </w:tc>
+      </w:tr>
+    </w:tbl>
+    <w:p>
+      <w:pPr>
+        <w:suppressAutoHyphens w:val="0"/>
+        <w:spacing w:before="100" w:beforeAutospacing="1" w:after="100" w:afterAutospacing="1" w:line="240" w:lineRule="auto"/>
+        <w:rPr>
+          <w:rFonts w:ascii="Times New Roman" w:eastAsia="Times New Roman" w:hAnsi="Times New Roman" w:cs="Times New Roman"/>
+          <w:sz w:val="24"/>
+          <w:szCs w:val="24"/>
+        </w:rPr>
+      </w:pPr>
+      <w:r>
+        <w:rPr>
+          <w:rFonts w:ascii="Times New Roman" w:eastAsia="Times New Roman" w:hAnsi="Times New Roman" w:cs="Times New Roman"/>
+          <w:sz w:val="24"/>
+          <w:szCs w:val="24"/>
+        </w:rPr>
+        <w:t xml:space="preserve">Artifact: </w:t>
+      </w:r>
+      <w:r>
+        <w:rPr>
+          <w:rFonts w:ascii="Courier New" w:eastAsia="Times New Roman" w:hAnsi="Courier New" w:cs="Courier New"/>
+          <w:sz w:val="20"/>
+          <w:szCs w:val="20"/>
+        </w:rPr>
+        <w:t>experiments/</w:t>
+      </w:r>
+      <w:proofErr w:type="spellStart"/>
+      <w:r>
+        <w:rPr>
+          <w:rFonts w:ascii="Courier New" w:eastAsia="Times New Roman" w:hAnsi="Courier New" w:cs="Courier New"/>
+          <w:sz w:val="20"/>
+          <w:szCs w:val="20"/>
+        </w:rPr>
+        <w:t>iam_trocr_handwritten</w:t>
+      </w:r>
+      <w:proofErr w:type="spellEnd"/>
+      <w:r>
+        <w:rPr>
+          <w:rFonts w:ascii="Courier New" w:eastAsia="Times New Roman" w:hAnsi="Courier New" w:cs="Courier New"/>
+          <w:sz w:val="20"/>
+          <w:szCs w:val="20"/>
+        </w:rPr>
+        <w:t>/predictions.csv</w:t>
+      </w:r>
+    </w:p>
+    <w:p>
+      <w:pPr>
+        <w:pStyle w:val="Heading3"/>
+      </w:pPr>
+      <w:r>
+        <w:t xml:space="preserve">4.9.2 </w:t>
+      </w:r>
+      <w:r>
+        <w:t>Literature comparison</w:t>
+      </w:r>
+    </w:p>
+    <w:tbl>
+      <w:tblPr>
+        <w:tblStyle w:val="PlainTable1"/>
+        <w:tblW w:w="5000" w:type="pct"/>
+        <w:tblLook w:val="04A0" w:firstRow="1" w:lastRow="0" w:firstColumn="1" w:lastColumn="0" w:noHBand="0" w:noVBand="1"/>
+      </w:tblPr>
+      <w:tblGrid>
+        <w:gridCol w:w="3205"/>
+        <w:gridCol w:w="1994"/>
+        <w:gridCol w:w="3294"/>
+      </w:tblGrid>
+      <w:tr>
+        <w:trPr>
+          <w:cnfStyle w:val="100000000000" w:firstRow="1" w:lastRow="0" w:firstColumn="0" w:lastColumn="0" w:oddVBand="0" w:evenVBand="0" w:oddHBand="0" w:evenHBand="0" w:firstRowFirstColumn="0" w:firstRowLastColumn="0" w:lastRowFirstColumn="0" w:lastRowLastColumn="0"/>
+        </w:trPr>
+        <w:tc>
+          <w:tcPr>
+            <w:cnfStyle w:val="001000000000" w:firstRow="0" w:lastRow="0" w:firstColumn="1" w:lastColumn="0" w:oddVBand="0" w:evenVBand="0" w:oddHBand="0" w:evenHBand="0" w:firstRowFirstColumn="0" w:firstRowLastColumn="0" w:lastRowFirstColumn="0" w:lastRowLastColumn="0"/>
+            <w:tcW w:w="1887" w:type="pct"/>
+            <w:hideMark/>
+          </w:tcPr>
+          <w:p>
+            <w:pPr>
+              <w:pStyle w:val="NormalWeb"/>
+              <w:jc w:val="center"/>
+            </w:pPr>
+            <w:r>
+              <w:rPr>
+                <w:b w:val="0"/>
+                <w:bCs w:val="0"/>
+              </w:rPr>
+              <w:t>Method</w:t>
+            </w:r>
+          </w:p>
+        </w:tc>
+        <w:tc>
+          <w:tcPr>
+            <w:tcW w:w="1174" w:type="pct"/>
+            <w:hideMark/>
+          </w:tcPr>
+          <w:p>
+            <w:pPr>
+              <w:pStyle w:val="NormalWeb"/>
+              <w:jc w:val="center"/>
+              <w:cnfStyle w:val="100000000000" w:firstRow="1" w:lastRow="0" w:firstColumn="0" w:lastColumn="0" w:oddVBand="0" w:evenVBand="0" w:oddHBand="0" w:evenHBand="0" w:firstRowFirstColumn="0" w:firstRowLastColumn="0" w:lastRowFirstColumn="0" w:lastRowLastColumn="0"/>
+              <w:rPr>
+                <w:b w:val="0"/>
+                <w:bCs w:val="0"/>
+              </w:rPr>
+            </w:pPr>
+            <w:r>
+              <w:rPr>
+                <w:b w:val="0"/>
+                <w:bCs w:val="0"/>
+              </w:rPr>
+              <w:t>CER (IAM)</w:t>
+            </w:r>
+          </w:p>
+        </w:tc>
+        <w:tc>
+          <w:tcPr>
+            <w:tcW w:w="1939" w:type="pct"/>
+            <w:hideMark/>
+          </w:tcPr>
+          <w:p>
+            <w:pPr>
+              <w:pStyle w:val="NormalWeb"/>
+              <w:jc w:val="center"/>
+              <w:cnfStyle w:val="100000000000" w:firstRow="1" w:lastRow="0" w:firstColumn="0" w:lastColumn="0" w:oddVBand="0" w:evenVBand="0" w:oddHBand="0" w:evenHBand="0" w:firstRowFirstColumn="0" w:firstRowLastColumn="0" w:lastRowFirstColumn="0" w:lastRowLastColumn="0"/>
+              <w:rPr>
+                <w:b w:val="0"/>
+                <w:bCs w:val="0"/>
+              </w:rPr>
+            </w:pPr>
+            <w:r>
+              <w:rPr>
+                <w:b w:val="0"/>
+                <w:bCs w:val="0"/>
+              </w:rPr>
+              <w:t>Source</w:t>
+            </w:r>
+          </w:p>
+        </w:tc>
+      </w:tr>
+      <w:tr>
+        <w:trPr>
+          <w:cnfStyle w:val="000000100000" w:firstRow="0" w:lastRow="0" w:firstColumn="0" w:lastColumn="0" w:oddVBand="0" w:evenVBand="0" w:oddHBand="1" w:evenHBand="0" w:firstRowFirstColumn="0" w:firstRowLastColumn="0" w:lastRowFirstColumn="0" w:lastRowLastColumn="0"/>
+        </w:trPr>
+        <w:tc>
+          <w:tcPr>
+            <w:cnfStyle w:val="001000000000" w:firstRow="0" w:lastRow="0" w:firstColumn="1" w:lastColumn="0" w:oddVBand="0" w:evenVBand="0" w:oddHBand="0" w:evenHBand="0" w:firstRowFirstColumn="0" w:firstRowLastColumn="0" w:lastRowFirstColumn="0" w:lastRowLastColumn="0"/>
+            <w:tcW w:w="1887" w:type="pct"/>
+            <w:hideMark/>
+          </w:tcPr>
+          <w:p>
+            <w:pPr>
+              <w:pStyle w:val="NormalWeb"/>
+              <w:rPr>
+                <w:b w:val="0"/>
+                <w:bCs w:val="0"/>
+              </w:rPr>
+            </w:pPr>
+            <w:proofErr w:type="spellStart"/>
+            <w:r>
+              <w:t>TrOCR</w:t>
+            </w:r>
+            <w:proofErr w:type="spellEnd"/>
+            <w:r>
+              <w:t xml:space="preserve"> (this work)</w:t>
+            </w:r>
+          </w:p>
+        </w:tc>
+        <w:tc>
+          <w:tcPr>
+            <w:tcW w:w="1174" w:type="pct"/>
+            <w:hideMark/>
+          </w:tcPr>
+          <w:p>
+            <w:pPr>
+              <w:pStyle w:val="NormalWeb"/>
+              <w:cnfStyle w:val="000000100000" w:firstRow="0" w:lastRow="0" w:firstColumn="0" w:lastColumn="0" w:oddVBand="0" w:evenVBand="0" w:oddHBand="1" w:evenHBand="0" w:firstRowFirstColumn="0" w:firstRowLastColumn="0" w:lastRowFirstColumn="0" w:lastRowLastColumn="0"/>
+            </w:pPr>
+            <w:r>
+              <w:t>5.08%</w:t>
+            </w:r>
+          </w:p>
+        </w:tc>
+        <w:tc>
+          <w:tcPr>
+            <w:tcW w:w="1939" w:type="pct"/>
+            <w:hideMark/>
+          </w:tcPr>
+          <w:p>
+            <w:pPr>
+              <w:pStyle w:val="NormalWeb"/>
+              <w:cnfStyle w:val="000000100000" w:firstRow="0" w:lastRow="0" w:firstColumn="0" w:lastColumn="0" w:oddVBand="0" w:evenVBand="0" w:oddHBand="1" w:evenHBand="0" w:firstRowFirstColumn="0" w:firstRowLastColumn="0" w:lastRowFirstColumn="0" w:lastRowLastColumn="0"/>
+            </w:pPr>
+            <w:r>
+              <w:t>experiments/</w:t>
+            </w:r>
+          </w:p>
+        </w:tc>
+      </w:tr>
+      <w:tr>
+        <w:tc>
+          <w:tcPr>
+            <w:cnfStyle w:val="001000000000" w:firstRow="0" w:lastRow="0" w:firstColumn="1" w:lastColumn="0" w:oddVBand="0" w:evenVBand="0" w:oddHBand="0" w:evenHBand="0" w:firstRowFirstColumn="0" w:firstRowLastColumn="0" w:lastRowFirstColumn="0" w:lastRowLastColumn="0"/>
+            <w:tcW w:w="1887" w:type="pct"/>
+            <w:hideMark/>
+          </w:tcPr>
+          <w:p>
+            <w:pPr>
+              <w:pStyle w:val="NormalWeb"/>
+            </w:pPr>
+            <w:proofErr w:type="spellStart"/>
+            <w:r>
+              <w:t>AttentionHTR</w:t>
+            </w:r>
+            <w:proofErr w:type="spellEnd"/>
+          </w:p>
+        </w:tc>
+        <w:tc>
+          <w:tcPr>
+            <w:tcW w:w="1174" w:type="pct"/>
+            <w:hideMark/>
+          </w:tcPr>
+          <w:p>
+            <w:pPr>
+              <w:pStyle w:val="NormalWeb"/>
+              <w:cnfStyle w:val="000000000000" w:firstRow="0" w:lastRow="0" w:firstColumn="0" w:lastColumn="0" w:oddVBand="0" w:evenVBand="0" w:oddHBand="0" w:evenHBand="0" w:firstRowFirstColumn="0" w:firstRowLastColumn="0" w:lastRowFirstColumn="0" w:lastRowLastColumn="0"/>
+            </w:pPr>
+            <w:r>
+              <w:t>6.50%</w:t>
+            </w:r>
+          </w:p>
+        </w:tc>
+        <w:tc>
+          <w:tcPr>
+            <w:tcW w:w="1939" w:type="pct"/>
+            <w:hideMark/>
+          </w:tcPr>
+          <w:p>
+            <w:pPr>
+              <w:pStyle w:val="NormalWeb"/>
+              <w:cnfStyle w:val="000000000000" w:firstRow="0" w:lastRow="0" w:firstColumn="0" w:lastColumn="0" w:oddVBand="0" w:evenVBand="0" w:oddHBand="0" w:evenHBand="0" w:firstRowFirstColumn="0" w:firstRowLastColumn="0" w:lastRowFirstColumn="0" w:lastRowLastColumn="0"/>
+            </w:pPr>
+            <w:proofErr w:type="spellStart"/>
+            <w:r>
+              <w:t>Kass</w:t>
+            </w:r>
+            <w:proofErr w:type="spellEnd"/>
+            <w:r>
+              <w:t xml:space="preserve"> &amp; Vats, 2022</w:t>
+            </w:r>
+          </w:p>
+        </w:tc>
+      </w:tr>
+      <w:tr>
+        <w:trPr>
+          <w:cnfStyle w:val="000000100000" w:firstRow="0" w:lastRow="0" w:firstColumn="0" w:lastColumn="0" w:oddVBand="0" w:evenVBand="0" w:oddHBand="1" w:evenHBand="0" w:firstRowFirstColumn="0" w:firstRowLastColumn="0" w:lastRowFirstColumn="0" w:lastRowLastColumn="0"/>
+        </w:trPr>
+        <w:tc>
+          <w:tcPr>
+            <w:cnfStyle w:val="001000000000" w:firstRow="0" w:lastRow="0" w:firstColumn="1" w:lastColumn="0" w:oddVBand="0" w:evenVBand="0" w:oddHBand="0" w:evenHBand="0" w:firstRowFirstColumn="0" w:firstRowLastColumn="0" w:lastRowFirstColumn="0" w:lastRowLastColumn="0"/>
+            <w:tcW w:w="1887" w:type="pct"/>
+            <w:hideMark/>
+          </w:tcPr>
+          <w:p>
+            <w:pPr>
+              <w:pStyle w:val="NormalWeb"/>
+            </w:pPr>
+            <w:r>
+              <w:t>Light Transformer</w:t>
+            </w:r>
+          </w:p>
+        </w:tc>
+        <w:tc>
+          <w:tcPr>
+            <w:tcW w:w="1174" w:type="pct"/>
+            <w:hideMark/>
+          </w:tcPr>
+          <w:p>
+            <w:pPr>
+              <w:pStyle w:val="NormalWeb"/>
+              <w:cnfStyle w:val="000000100000" w:firstRow="0" w:lastRow="0" w:firstColumn="0" w:lastColumn="0" w:oddVBand="0" w:evenVBand="0" w:oddHBand="1" w:evenHBand="0" w:firstRowFirstColumn="0" w:firstRowLastColumn="0" w:lastRowFirstColumn="0" w:lastRowLastColumn="0"/>
+            </w:pPr>
+            <w:r>
+              <w:t>5.70%</w:t>
+            </w:r>
+          </w:p>
+        </w:tc>
+        <w:tc>
+          <w:tcPr>
+            <w:tcW w:w="1939" w:type="pct"/>
+            <w:hideMark/>
+          </w:tcPr>
+          <w:p>
+            <w:pPr>
+              <w:pStyle w:val="NormalWeb"/>
+              <w:cnfStyle w:val="000000100000" w:firstRow="0" w:lastRow="0" w:firstColumn="0" w:lastColumn="0" w:oddVBand="0" w:evenVBand="0" w:oddHBand="1" w:evenHBand="0" w:firstRowFirstColumn="0" w:firstRowLastColumn="0" w:lastRowFirstColumn="0" w:lastRowLastColumn="0"/>
+            </w:pPr>
+            <w:proofErr w:type="spellStart"/>
+            <w:r>
+              <w:t>Barrère</w:t>
+            </w:r>
+            <w:proofErr w:type="spellEnd"/>
+            <w:r>
+              <w:t xml:space="preserve"> et al., 2022</w:t>
+            </w:r>
+          </w:p>
+        </w:tc>
+      </w:tr>
+      <w:tr>
+        <w:tc>
+          <w:tcPr>
+            <w:cnfStyle w:val="001000000000" w:firstRow="0" w:lastRow="0" w:firstColumn="1" w:lastColumn="0" w:oddVBand="0" w:evenVBand="0" w:oddHBand="0" w:evenHBand="0" w:firstRowFirstColumn="0" w:firstRowLastColumn="0" w:lastRowFirstColumn="0" w:lastRowLastColumn="0"/>
+            <w:tcW w:w="1887" w:type="pct"/>
+            <w:hideMark/>
+          </w:tcPr>
+          <w:p>
+            <w:pPr>
+              <w:pStyle w:val="NormalWeb"/>
+            </w:pPr>
+            <w:r>
+              <w:t>GFCN</w:t>
+            </w:r>
+          </w:p>
+        </w:tc>
+        <w:tc>
+          <w:tcPr>
+            <w:tcW w:w="1174" w:type="pct"/>
+            <w:hideMark/>
+          </w:tcPr>
+          <w:p>
+            <w:pPr>
+              <w:pStyle w:val="NormalWeb"/>
+              <w:cnfStyle w:val="000000000000" w:firstRow="0" w:lastRow="0" w:firstColumn="0" w:lastColumn="0" w:oddVBand="0" w:evenVBand="0" w:oddHBand="0" w:evenHBand="0" w:firstRowFirstColumn="0" w:firstRowLastColumn="0" w:lastRowFirstColumn="0" w:lastRowLastColumn="0"/>
+            </w:pPr>
+            <w:r>
+              <w:t>7.99%</w:t>
+            </w:r>
+          </w:p>
+        </w:tc>
+        <w:tc>
+          <w:tcPr>
+            <w:tcW w:w="1939" w:type="pct"/>
+            <w:hideMark/>
+          </w:tcPr>
+          <w:p>
+            <w:pPr>
+              <w:pStyle w:val="NormalWeb"/>
+              <w:cnfStyle w:val="000000000000" w:firstRow="0" w:lastRow="0" w:firstColumn="0" w:lastColumn="0" w:oddVBand="0" w:evenVBand="0" w:oddHBand="0" w:evenHBand="0" w:firstRowFirstColumn="0" w:firstRowLastColumn="0" w:lastRowFirstColumn="0" w:lastRowLastColumn="0"/>
+            </w:pPr>
+            <w:proofErr w:type="spellStart"/>
+            <w:r>
+              <w:t>Coquenet</w:t>
+            </w:r>
+            <w:proofErr w:type="spellEnd"/>
+            <w:r>
+              <w:t xml:space="preserve"> et al., 2020</w:t>
+            </w:r>
+          </w:p>
+        </w:tc>
+      </w:tr>
+    </w:tbl>
+    <w:p>
+      <w:pPr>
         <w:spacing w:line="360" w:lineRule="auto"/>
         <w:jc w:val="both"/>
         <w:rPr>
@@ -20105,362 +20846,293 @@
           <w:szCs w:val="24"/>
         </w:rPr>
       </w:pPr>
-      <w:r>
+    </w:p>
+    <w:p>
+      <w:pPr>
+        <w:pStyle w:val="Heading3"/>
+      </w:pPr>
+      <w:r>
+        <w:t xml:space="preserve">4.9.3 </w:t>
+      </w:r>
+      <w:r>
+        <w:t xml:space="preserve">IAM </w:t>
+      </w:r>
+      <w:r>
+        <w:t>Q</w:t>
+      </w:r>
+      <w:r>
+        <w:t>ualitative (</w:t>
+      </w:r>
+      <w:proofErr w:type="spellStart"/>
+      <w:r>
+        <w:rPr>
+          <w:rStyle w:val="HTMLCode"/>
+        </w:rPr>
+        <w:t>iam_demo</w:t>
+      </w:r>
+      <w:proofErr w:type="spellEnd"/>
+      <w:r>
+        <w:t>)</w:t>
+      </w:r>
+    </w:p>
+    <w:tbl>
+      <w:tblPr>
+        <w:tblStyle w:val="PlainTable1"/>
+        <w:tblW w:w="5000" w:type="pct"/>
+        <w:tblLook w:val="04A0" w:firstRow="1" w:lastRow="0" w:firstColumn="1" w:lastColumn="0" w:noHBand="0" w:noVBand="1"/>
+      </w:tblPr>
+      <w:tblGrid>
+        <w:gridCol w:w="4012"/>
+        <w:gridCol w:w="4481"/>
+      </w:tblGrid>
+      <w:tr>
+        <w:trPr>
+          <w:cnfStyle w:val="100000000000" w:firstRow="1" w:lastRow="0" w:firstColumn="0" w:lastColumn="0" w:oddVBand="0" w:evenVBand="0" w:oddHBand="0" w:evenHBand="0" w:firstRowFirstColumn="0" w:firstRowLastColumn="0" w:lastRowFirstColumn="0" w:lastRowLastColumn="0"/>
+        </w:trPr>
+        <w:tc>
+          <w:tcPr>
+            <w:cnfStyle w:val="001000000000" w:firstRow="0" w:lastRow="0" w:firstColumn="1" w:lastColumn="0" w:oddVBand="0" w:evenVBand="0" w:oddHBand="0" w:evenHBand="0" w:firstRowFirstColumn="0" w:firstRowLastColumn="0" w:lastRowFirstColumn="0" w:lastRowLastColumn="0"/>
+            <w:tcW w:w="2362" w:type="pct"/>
+            <w:hideMark/>
+          </w:tcPr>
+          <w:p>
+            <w:pPr>
+              <w:pStyle w:val="NormalWeb"/>
+              <w:jc w:val="center"/>
+            </w:pPr>
+            <w:r>
+              <w:rPr>
+                <w:b w:val="0"/>
+                <w:bCs w:val="0"/>
+              </w:rPr>
+              <w:t>Metric</w:t>
+            </w:r>
+          </w:p>
+        </w:tc>
+        <w:tc>
+          <w:tcPr>
+            <w:tcW w:w="2638" w:type="pct"/>
+            <w:hideMark/>
+          </w:tcPr>
+          <w:p>
+            <w:pPr>
+              <w:pStyle w:val="NormalWeb"/>
+              <w:jc w:val="center"/>
+              <w:cnfStyle w:val="100000000000" w:firstRow="1" w:lastRow="0" w:firstColumn="0" w:lastColumn="0" w:oddVBand="0" w:evenVBand="0" w:oddHBand="0" w:evenHBand="0" w:firstRowFirstColumn="0" w:firstRowLastColumn="0" w:lastRowFirstColumn="0" w:lastRowLastColumn="0"/>
+              <w:rPr>
+                <w:b w:val="0"/>
+                <w:bCs w:val="0"/>
+              </w:rPr>
+            </w:pPr>
+            <w:r>
+              <w:rPr>
+                <w:b w:val="0"/>
+                <w:bCs w:val="0"/>
+              </w:rPr>
+              <w:t>Value</w:t>
+            </w:r>
+          </w:p>
+        </w:tc>
+      </w:tr>
+      <w:tr>
+        <w:trPr>
+          <w:cnfStyle w:val="000000100000" w:firstRow="0" w:lastRow="0" w:firstColumn="0" w:lastColumn="0" w:oddVBand="0" w:evenVBand="0" w:oddHBand="1" w:evenHBand="0" w:firstRowFirstColumn="0" w:firstRowLastColumn="0" w:lastRowFirstColumn="0" w:lastRowLastColumn="0"/>
+        </w:trPr>
+        <w:tc>
+          <w:tcPr>
+            <w:cnfStyle w:val="001000000000" w:firstRow="0" w:lastRow="0" w:firstColumn="1" w:lastColumn="0" w:oddVBand="0" w:evenVBand="0" w:oddHBand="0" w:evenHBand="0" w:firstRowFirstColumn="0" w:firstRowLastColumn="0" w:lastRowFirstColumn="0" w:lastRowLastColumn="0"/>
+            <w:tcW w:w="2362" w:type="pct"/>
+            <w:hideMark/>
+          </w:tcPr>
+          <w:p>
+            <w:pPr>
+              <w:pStyle w:val="NormalWeb"/>
+              <w:rPr>
+                <w:b w:val="0"/>
+                <w:bCs w:val="0"/>
+              </w:rPr>
+            </w:pPr>
+            <w:r>
+              <w:t>CER</w:t>
+            </w:r>
+          </w:p>
+        </w:tc>
+        <w:tc>
+          <w:tcPr>
+            <w:tcW w:w="2638" w:type="pct"/>
+            <w:hideMark/>
+          </w:tcPr>
+          <w:p>
+            <w:pPr>
+              <w:pStyle w:val="NormalWeb"/>
+              <w:cnfStyle w:val="000000100000" w:firstRow="0" w:lastRow="0" w:firstColumn="0" w:lastColumn="0" w:oddVBand="0" w:evenVBand="0" w:oddHBand="1" w:evenHBand="0" w:firstRowFirstColumn="0" w:firstRowLastColumn="0" w:lastRowFirstColumn="0" w:lastRowLastColumn="0"/>
+            </w:pPr>
+            <w:r>
+              <w:t>5.05%</w:t>
+            </w:r>
+          </w:p>
+        </w:tc>
+      </w:tr>
+      <w:tr>
+        <w:tc>
+          <w:tcPr>
+            <w:cnfStyle w:val="001000000000" w:firstRow="0" w:lastRow="0" w:firstColumn="1" w:lastColumn="0" w:oddVBand="0" w:evenVBand="0" w:oddHBand="0" w:evenHBand="0" w:firstRowFirstColumn="0" w:firstRowLastColumn="0" w:lastRowFirstColumn="0" w:lastRowLastColumn="0"/>
+            <w:tcW w:w="2362" w:type="pct"/>
+            <w:hideMark/>
+          </w:tcPr>
+          <w:p>
+            <w:pPr>
+              <w:pStyle w:val="NormalWeb"/>
+            </w:pPr>
+            <w:r>
+              <w:t>WER</w:t>
+            </w:r>
+          </w:p>
+        </w:tc>
+        <w:tc>
+          <w:tcPr>
+            <w:tcW w:w="2638" w:type="pct"/>
+            <w:hideMark/>
+          </w:tcPr>
+          <w:p>
+            <w:pPr>
+              <w:pStyle w:val="NormalWeb"/>
+              <w:cnfStyle w:val="000000000000" w:firstRow="0" w:lastRow="0" w:firstColumn="0" w:lastColumn="0" w:oddVBand="0" w:evenVBand="0" w:oddHBand="0" w:evenHBand="0" w:firstRowFirstColumn="0" w:firstRowLastColumn="0" w:lastRowFirstColumn="0" w:lastRowLastColumn="0"/>
+            </w:pPr>
+            <w:r>
+              <w:t>14.97%</w:t>
+            </w:r>
+          </w:p>
+        </w:tc>
+      </w:tr>
+      <w:tr>
+        <w:trPr>
+          <w:cnfStyle w:val="000000100000" w:firstRow="0" w:lastRow="0" w:firstColumn="0" w:lastColumn="0" w:oddVBand="0" w:evenVBand="0" w:oddHBand="1" w:evenHBand="0" w:firstRowFirstColumn="0" w:firstRowLastColumn="0" w:lastRowFirstColumn="0" w:lastRowLastColumn="0"/>
+        </w:trPr>
+        <w:tc>
+          <w:tcPr>
+            <w:cnfStyle w:val="001000000000" w:firstRow="0" w:lastRow="0" w:firstColumn="1" w:lastColumn="0" w:oddVBand="0" w:evenVBand="0" w:oddHBand="0" w:evenHBand="0" w:firstRowFirstColumn="0" w:firstRowLastColumn="0" w:lastRowFirstColumn="0" w:lastRowLastColumn="0"/>
+            <w:tcW w:w="2362" w:type="pct"/>
+            <w:hideMark/>
+          </w:tcPr>
+          <w:p>
+            <w:pPr>
+              <w:pStyle w:val="NormalWeb"/>
+            </w:pPr>
+            <w:r>
+              <w:t>n</w:t>
+            </w:r>
+          </w:p>
+        </w:tc>
+        <w:tc>
+          <w:tcPr>
+            <w:tcW w:w="2638" w:type="pct"/>
+            <w:hideMark/>
+          </w:tcPr>
+          <w:p>
+            <w:pPr>
+              <w:pStyle w:val="NormalWeb"/>
+              <w:cnfStyle w:val="000000100000" w:firstRow="0" w:lastRow="0" w:firstColumn="0" w:lastColumn="0" w:oddVBand="0" w:evenVBand="0" w:oddHBand="1" w:evenHBand="0" w:firstRowFirstColumn="0" w:firstRowLastColumn="0" w:lastRowFirstColumn="0" w:lastRowLastColumn="0"/>
+            </w:pPr>
+            <w:r>
+              <w:t>8</w:t>
+            </w:r>
+          </w:p>
+        </w:tc>
+      </w:tr>
+    </w:tbl>
+    <w:p>
+      <w:pPr>
+        <w:pStyle w:val="NormalWeb"/>
+        <w:rPr>
+          <w:rFonts w:ascii="Courier New" w:hAnsi="Courier New" w:cs="Courier New"/>
+          <w:sz w:val="20"/>
+          <w:szCs w:val="20"/>
+        </w:rPr>
+      </w:pPr>
+      <w:r>
+        <w:t xml:space="preserve">See </w:t>
+      </w:r>
+      <w:r>
+        <w:rPr>
+          <w:rStyle w:val="HTMLCode"/>
+        </w:rPr>
+        <w:t>experiments/</w:t>
+      </w:r>
+      <w:proofErr w:type="spellStart"/>
+      <w:r>
+        <w:rPr>
+          <w:rStyle w:val="HTMLCode"/>
+        </w:rPr>
+        <w:t>iam_demo</w:t>
+      </w:r>
+      <w:proofErr w:type="spellEnd"/>
+      <w:r>
+        <w:rPr>
+          <w:rStyle w:val="HTMLCode"/>
+        </w:rPr>
+        <w:t>/predictions.csv</w:t>
+      </w:r>
+    </w:p>
+    <w:p>
+      <w:pPr>
+        <w:spacing w:line="360" w:lineRule="auto"/>
+        <w:jc w:val="both"/>
         <w:rPr>
           <w:rFonts w:asciiTheme="minorBidi" w:hAnsiTheme="minorBidi"/>
           <w:sz w:val="24"/>
           <w:szCs w:val="24"/>
         </w:rPr>
-        <w:t>Case-sensitive CER and WER (</w:t>
-      </w:r>
-      <w:proofErr w:type="spellStart"/>
+      </w:pPr>
       <w:r>
         <w:rPr>
           <w:rFonts w:asciiTheme="minorBidi" w:hAnsiTheme="minorBidi"/>
-          <w:sz w:val="24"/>
-          <w:szCs w:val="24"/>
-        </w:rPr>
-        <w:t>jiwer</w:t>
-      </w:r>
-      <w:proofErr w:type="spellEnd"/>
-      <w:r>
-        <w:rPr>
-          <w:rFonts w:asciiTheme="minorBidi" w:hAnsiTheme="minorBidi"/>
-          <w:sz w:val="24"/>
-          <w:szCs w:val="24"/>
-        </w:rPr>
-        <w:t>, after whitespace normalization)</w:t>
-      </w:r>
-    </w:p>
-    <w:p>
-      <w:pPr>
-        <w:pStyle w:val="ListBullet"/>
-        <w:spacing w:line="360" w:lineRule="auto"/>
-        <w:jc w:val="both"/>
-        <w:rPr>
-          <w:rFonts w:asciiTheme="minorBidi" w:hAnsiTheme="minorBidi"/>
-          <w:sz w:val="24"/>
-          <w:szCs w:val="24"/>
-        </w:rPr>
-      </w:pPr>
-      <w:r>
-        <w:rPr>
-          <w:rFonts w:asciiTheme="minorBidi" w:hAnsiTheme="minorBidi"/>
-          <w:sz w:val="24"/>
-          <w:szCs w:val="24"/>
-        </w:rPr>
-        <w:t>No lowercasing of transcriptions</w:t>
-      </w:r>
-    </w:p>
-    <w:p>
-      <w:pPr>
-        <w:pStyle w:val="ListBullet"/>
-        <w:spacing w:line="360" w:lineRule="auto"/>
-        <w:jc w:val="both"/>
-        <w:rPr>
-          <w:rFonts w:asciiTheme="minorBidi" w:hAnsiTheme="minorBidi"/>
-          <w:sz w:val="24"/>
-          <w:szCs w:val="24"/>
-        </w:rPr>
-      </w:pPr>
-      <w:r>
-        <w:rPr>
-          <w:rFonts w:asciiTheme="minorBidi" w:hAnsiTheme="minorBidi"/>
-          <w:sz w:val="24"/>
-          <w:szCs w:val="24"/>
-        </w:rPr>
-        <w:t>Corpus CER = total character edits / total reference characters</w:t>
-      </w:r>
-    </w:p>
-    <w:p>
-      <w:pPr>
-        <w:pStyle w:val="ListBullet"/>
-        <w:spacing w:line="360" w:lineRule="auto"/>
-        <w:jc w:val="both"/>
-        <w:rPr>
-          <w:rFonts w:asciiTheme="minorBidi" w:hAnsiTheme="minorBidi"/>
-          <w:sz w:val="24"/>
-          <w:szCs w:val="24"/>
-        </w:rPr>
-      </w:pPr>
-      <w:r>
-        <w:rPr>
-          <w:rFonts w:asciiTheme="minorBidi" w:hAnsiTheme="minorBidi"/>
-          <w:sz w:val="24"/>
-          <w:szCs w:val="24"/>
-        </w:rPr>
-        <w:t>Every thesis number references experiments/&lt;</w:t>
-      </w:r>
-      <w:proofErr w:type="spellStart"/>
-      <w:r>
-        <w:rPr>
-          <w:rFonts w:asciiTheme="minorBidi" w:hAnsiTheme="minorBidi"/>
-          <w:sz w:val="24"/>
-          <w:szCs w:val="24"/>
-        </w:rPr>
-        <w:t>run_id</w:t>
-      </w:r>
-      <w:proofErr w:type="spellEnd"/>
-      <w:r>
-        <w:rPr>
-          <w:rFonts w:asciiTheme="minorBidi" w:hAnsiTheme="minorBidi"/>
-          <w:sz w:val="24"/>
-          <w:szCs w:val="24"/>
-        </w:rPr>
-        <w:t>&gt;/</w:t>
-      </w:r>
-      <w:proofErr w:type="spellStart"/>
-      <w:r>
-        <w:rPr>
-          <w:rFonts w:asciiTheme="minorBidi" w:hAnsiTheme="minorBidi"/>
-          <w:sz w:val="24"/>
-          <w:szCs w:val="24"/>
-        </w:rPr>
-        <w:t>metrics.json</w:t>
-      </w:r>
-      <w:proofErr w:type="spellEnd"/>
-    </w:p>
-    <w:p>
-      <w:pPr>
-        <w:spacing w:line="360" w:lineRule="auto"/>
-        <w:jc w:val="both"/>
-        <w:rPr>
-          <w:rFonts w:asciiTheme="minorBidi" w:hAnsiTheme="minorBidi"/>
-          <w:sz w:val="24"/>
-          <w:szCs w:val="24"/>
-        </w:rPr>
-      </w:pPr>
-      <w:proofErr w:type="gramStart"/>
-      <w:r>
-        <w:rPr>
-          <w:rFonts w:asciiTheme="minorBidi" w:hAnsiTheme="minorBidi"/>
-          <w:sz w:val="24"/>
-          <w:szCs w:val="24"/>
-        </w:rPr>
-        <w:t>scripts/plot_results.py</w:t>
-      </w:r>
-      <w:proofErr w:type="gramEnd"/>
-      <w:r>
-        <w:rPr>
-          <w:rFonts w:asciiTheme="minorBidi" w:hAnsiTheme="minorBidi"/>
-          <w:sz w:val="24"/>
-          <w:szCs w:val="24"/>
-        </w:rPr>
-        <w:t xml:space="preserve"> and scripts/fill_thesis_metrics.py connect measured numbers to thesis prose and figures.</w:t>
-      </w:r>
-    </w:p>
-    <w:p>
-      <w:pPr>
-        <w:pStyle w:val="Heading1"/>
-        <w:spacing w:line="360" w:lineRule="auto"/>
-        <w:jc w:val="both"/>
-        <w:rPr>
-          <w:rFonts w:asciiTheme="minorBidi" w:hAnsiTheme="minorBidi" w:cstheme="minorBidi"/>
-          <w:b/>
-          <w:bCs/>
-          <w:color w:val="auto"/>
-          <w:sz w:val="24"/>
-          <w:szCs w:val="24"/>
-        </w:rPr>
-      </w:pPr>
-      <w:r>
-        <w:rPr>
-          <w:rFonts w:asciiTheme="minorBidi" w:hAnsiTheme="minorBidi" w:cstheme="minorBidi"/>
-          <w:b/>
-          <w:bCs/>
-          <w:color w:val="auto"/>
+          <w:noProof/>
           <w:sz w:val="24"/>
           <w:szCs w:val="24"/>
         </w:rPr>
         <w:lastRenderedPageBreak/>
-        <w:t>4.10 Deployment Configuration</w:t>
-      </w:r>
-    </w:p>
-    <w:p>
-      <w:pPr>
-        <w:spacing w:line="360" w:lineRule="auto"/>
-        <w:jc w:val="both"/>
-        <w:rPr>
-          <w:rFonts w:asciiTheme="minorBidi" w:hAnsiTheme="minorBidi"/>
-          <w:sz w:val="24"/>
-          <w:szCs w:val="24"/>
-        </w:rPr>
-      </w:pPr>
-      <w:r>
-        <w:rPr>
-          <w:rFonts w:asciiTheme="minorBidi" w:hAnsiTheme="minorBidi"/>
-          <w:sz w:val="24"/>
-          <w:szCs w:val="24"/>
-        </w:rPr>
-        <w:t xml:space="preserve">Purpose: Expose the </w:t>
-      </w:r>
-      <w:proofErr w:type="spellStart"/>
-      <w:r>
-        <w:rPr>
-          <w:rFonts w:asciiTheme="minorBidi" w:hAnsiTheme="minorBidi"/>
-          <w:sz w:val="24"/>
-          <w:szCs w:val="24"/>
-        </w:rPr>
-        <w:t>Gradio</w:t>
-      </w:r>
-      <w:proofErr w:type="spellEnd"/>
-      <w:r>
-        <w:rPr>
-          <w:rFonts w:asciiTheme="minorBidi" w:hAnsiTheme="minorBidi"/>
-          <w:sz w:val="24"/>
-          <w:szCs w:val="24"/>
-        </w:rPr>
-        <w:t xml:space="preserve"> demo on a VPS with HTTPS and process supervision. Reason: A locally running </w:t>
-      </w:r>
-      <w:proofErr w:type="spellStart"/>
-      <w:proofErr w:type="gramStart"/>
-      <w:r>
-        <w:rPr>
-          <w:rFonts w:asciiTheme="minorBidi" w:hAnsiTheme="minorBidi"/>
-          <w:sz w:val="24"/>
-          <w:szCs w:val="24"/>
-        </w:rPr>
-        <w:t>demo.launch</w:t>
-      </w:r>
-      <w:proofErr w:type="spellEnd"/>
-      <w:r>
-        <w:rPr>
-          <w:rFonts w:asciiTheme="minorBidi" w:hAnsiTheme="minorBidi"/>
-          <w:sz w:val="24"/>
-          <w:szCs w:val="24"/>
-        </w:rPr>
-        <w:t>(</w:t>
-      </w:r>
-      <w:proofErr w:type="gramEnd"/>
-      <w:r>
-        <w:rPr>
-          <w:rFonts w:asciiTheme="minorBidi" w:hAnsiTheme="minorBidi"/>
-          <w:sz w:val="24"/>
-          <w:szCs w:val="24"/>
-        </w:rPr>
-        <w:t>) is insufficient for public thesis demonstration.</w:t>
-      </w:r>
-    </w:p>
-    <w:p>
-      <w:pPr>
-        <w:spacing w:line="360" w:lineRule="auto"/>
-        <w:jc w:val="both"/>
-        <w:rPr>
-          <w:rFonts w:asciiTheme="minorBidi" w:hAnsiTheme="minorBidi"/>
-          <w:sz w:val="24"/>
-          <w:szCs w:val="24"/>
-        </w:rPr>
-      </w:pPr>
-      <w:proofErr w:type="spellStart"/>
-      <w:proofErr w:type="gramStart"/>
-      <w:r>
-        <w:rPr>
-          <w:rFonts w:asciiTheme="minorBidi" w:hAnsiTheme="minorBidi"/>
-          <w:sz w:val="24"/>
-          <w:szCs w:val="24"/>
-        </w:rPr>
-        <w:t>demo.launch</w:t>
-      </w:r>
-      <w:proofErr w:type="spellEnd"/>
-      <w:r>
-        <w:rPr>
-          <w:rFonts w:asciiTheme="minorBidi" w:hAnsiTheme="minorBidi"/>
-          <w:sz w:val="24"/>
-          <w:szCs w:val="24"/>
-        </w:rPr>
-        <w:t>(</w:t>
-      </w:r>
-      <w:proofErr w:type="spellStart"/>
-      <w:proofErr w:type="gramEnd"/>
-      <w:r>
-        <w:rPr>
-          <w:rFonts w:asciiTheme="minorBidi" w:hAnsiTheme="minorBidi"/>
-          <w:sz w:val="24"/>
-          <w:szCs w:val="24"/>
-        </w:rPr>
-        <w:t>server_name</w:t>
-      </w:r>
-      <w:proofErr w:type="spellEnd"/>
-      <w:r>
-        <w:rPr>
-          <w:rFonts w:asciiTheme="minorBidi" w:hAnsiTheme="minorBidi"/>
-          <w:sz w:val="24"/>
-          <w:szCs w:val="24"/>
-        </w:rPr>
-        <w:t xml:space="preserve">='0.0.0.0', </w:t>
-      </w:r>
-      <w:proofErr w:type="spellStart"/>
-      <w:r>
-        <w:rPr>
-          <w:rFonts w:asciiTheme="minorBidi" w:hAnsiTheme="minorBidi"/>
-          <w:sz w:val="24"/>
-          <w:szCs w:val="24"/>
-        </w:rPr>
-        <w:t>server_port</w:t>
-      </w:r>
-      <w:proofErr w:type="spellEnd"/>
-      <w:r>
-        <w:rPr>
-          <w:rFonts w:asciiTheme="minorBidi" w:hAnsiTheme="minorBidi"/>
-          <w:sz w:val="24"/>
-          <w:szCs w:val="24"/>
-        </w:rPr>
-        <w:t>=7860)</w:t>
-      </w:r>
-    </w:p>
-    <w:p>
-      <w:pPr>
-        <w:spacing w:line="360" w:lineRule="auto"/>
-        <w:jc w:val="both"/>
-        <w:rPr>
-          <w:rFonts w:asciiTheme="minorBidi" w:hAnsiTheme="minorBidi"/>
-          <w:sz w:val="24"/>
-          <w:szCs w:val="24"/>
-        </w:rPr>
-      </w:pPr>
-      <w:r>
-        <w:rPr>
-          <w:rFonts w:asciiTheme="minorBidi" w:hAnsiTheme="minorBidi"/>
-          <w:sz w:val="24"/>
-          <w:szCs w:val="24"/>
-        </w:rPr>
-        <w:t xml:space="preserve">Nginx reverse-proxies port 443 to 7860 with </w:t>
-      </w:r>
-      <w:proofErr w:type="spellStart"/>
-      <w:r>
-        <w:rPr>
-          <w:rFonts w:asciiTheme="minorBidi" w:hAnsiTheme="minorBidi"/>
-          <w:sz w:val="24"/>
-          <w:szCs w:val="24"/>
-        </w:rPr>
-        <w:t>WebSocket</w:t>
-      </w:r>
-      <w:proofErr w:type="spellEnd"/>
-      <w:r>
-        <w:rPr>
-          <w:rFonts w:asciiTheme="minorBidi" w:hAnsiTheme="minorBidi"/>
-          <w:sz w:val="24"/>
-          <w:szCs w:val="24"/>
-        </w:rPr>
-        <w:t xml:space="preserve"> headers. Supervisor restarts the Python process on failure. The </w:t>
-      </w:r>
-      <w:proofErr w:type="spellStart"/>
-      <w:r>
-        <w:rPr>
-          <w:rFonts w:asciiTheme="minorBidi" w:hAnsiTheme="minorBidi"/>
-          <w:sz w:val="24"/>
-          <w:szCs w:val="24"/>
-        </w:rPr>
-        <w:t>TrOCR</w:t>
-      </w:r>
-      <w:proofErr w:type="spellEnd"/>
-      <w:r>
-        <w:rPr>
-          <w:rFonts w:asciiTheme="minorBidi" w:hAnsiTheme="minorBidi"/>
-          <w:sz w:val="24"/>
-          <w:szCs w:val="24"/>
-        </w:rPr>
-        <w:t xml:space="preserve"> checkpoint is cached by Hugging Face Hub after first download.</w:t>
+        <w:drawing>
+          <wp:inline distT="0" distB="0" distL="0" distR="0">
+            <wp:extent cx="5399405" cy="2700020"/>
+            <wp:effectExtent l="0" t="0" r="0" b="5080"/>
+            <wp:docPr id="45" name="Picture 45"/>
+            <wp:cNvGraphicFramePr>
+              <a:graphicFrameLocks xmlns:a="http://schemas.openxmlformats.org/drawingml/2006/main" noChangeAspect="1"/>
+            </wp:cNvGraphicFramePr>
+            <a:graphic xmlns:a="http://schemas.openxmlformats.org/drawingml/2006/main">
+              <a:graphicData uri="http://schemas.openxmlformats.org/drawingml/2006/picture">
+                <pic:pic xmlns:pic="http://schemas.openxmlformats.org/drawingml/2006/picture">
+                  <pic:nvPicPr>
+                    <pic:cNvPr id="45" name="cer_comparison.png"/>
+                    <pic:cNvPicPr/>
+                  </pic:nvPicPr>
+                  <pic:blipFill>
+                    <a:blip r:embed="rId67" cstate="print">
+                      <a:extLst>
+                        <a:ext uri="{28A0092B-C50C-407E-A947-70E740481C1C}">
+                          <a14:useLocalDpi xmlns:a14="http://schemas.microsoft.com/office/drawing/2010/main" val="0"/>
+                        </a:ext>
+                      </a:extLst>
+                    </a:blip>
+                    <a:stretch>
+                      <a:fillRect/>
+                    </a:stretch>
+                  </pic:blipFill>
+                  <pic:spPr>
+                    <a:xfrm>
+                      <a:off x="0" y="0"/>
+                      <a:ext cx="5399405" cy="2700020"/>
+                    </a:xfrm>
+                    <a:prstGeom prst="rect">
+                      <a:avLst/>
+                    </a:prstGeom>
+                  </pic:spPr>
+                </pic:pic>
+              </a:graphicData>
+            </a:graphic>
+          </wp:inline>
+        </w:drawing>
       </w:r>
     </w:p>
     <w:p>
@@ -20732,175 +21404,81 @@
         </w:rPr>
         <w:t>Graceful degradation: missing Tesseract or demo data yields informative messages, not crashes</w:t>
       </w:r>
-    </w:p>
-    <w:p>
-      <w:pPr>
-        <w:pStyle w:val="Heading1"/>
+      <w:r>
+        <w:rPr>
+          <w:rFonts w:asciiTheme="minorBidi" w:hAnsiTheme="minorBidi"/>
+          <w:sz w:val="24"/>
+          <w:szCs w:val="24"/>
+        </w:rPr>
+        <w:t>.</w:t>
+      </w:r>
+    </w:p>
+    <w:p>
+      <w:pPr>
+        <w:pStyle w:val="ListBullet"/>
         <w:spacing w:line="360" w:lineRule="auto"/>
-        <w:jc w:val="both"/>
-        <w:rPr>
-          <w:rFonts w:asciiTheme="minorBidi" w:hAnsiTheme="minorBidi" w:cstheme="minorBidi"/>
-          <w:b/>
-          <w:bCs/>
-          <w:color w:val="auto"/>
-          <w:sz w:val="28"/>
-          <w:szCs w:val="28"/>
-        </w:rPr>
-      </w:pPr>
-      <w:r>
-        <w:rPr>
-          <w:rFonts w:asciiTheme="minorBidi" w:hAnsiTheme="minorBidi" w:cstheme="minorBidi"/>
-          <w:b/>
-          <w:bCs/>
-          <w:color w:val="auto"/>
-          <w:sz w:val="28"/>
-          <w:szCs w:val="28"/>
-        </w:rPr>
-        <w:t>4.12 Integration with Research Framework</w:t>
-      </w:r>
-    </w:p>
-    <w:p>
-      <w:pPr>
-        <w:spacing w:line="360" w:lineRule="auto"/>
-        <w:jc w:val="both"/>
+        <w:jc w:val="center"/>
         <w:rPr>
           <w:rFonts w:asciiTheme="minorBidi" w:hAnsiTheme="minorBidi"/>
           <w:sz w:val="24"/>
           <w:szCs w:val="24"/>
         </w:rPr>
       </w:pPr>
+      <w:bookmarkStart w:id="9" w:name="_GoBack"/>
       <w:r>
         <w:rPr>
           <w:rFonts w:asciiTheme="minorBidi" w:hAnsiTheme="minorBidi"/>
-          <w:sz w:val="24"/>
-          <w:szCs w:val="24"/>
-        </w:rPr>
-        <w:t xml:space="preserve">The technology stack is unified by a shared </w:t>
-      </w:r>
-      <w:proofErr w:type="spellStart"/>
-      <w:r>
-        <w:rPr>
-          <w:rFonts w:asciiTheme="minorBidi" w:hAnsiTheme="minorBidi"/>
-          <w:sz w:val="24"/>
-          <w:szCs w:val="24"/>
-        </w:rPr>
-        <w:t>src</w:t>
-      </w:r>
-      <w:proofErr w:type="spellEnd"/>
-      <w:r>
-        <w:rPr>
-          <w:rFonts w:asciiTheme="minorBidi" w:hAnsiTheme="minorBidi"/>
-          <w:sz w:val="24"/>
-          <w:szCs w:val="24"/>
-        </w:rPr>
-        <w:t>/</w:t>
-      </w:r>
-      <w:proofErr w:type="spellStart"/>
-      <w:r>
-        <w:rPr>
-          <w:rFonts w:asciiTheme="minorBidi" w:hAnsiTheme="minorBidi"/>
-          <w:sz w:val="24"/>
-          <w:szCs w:val="24"/>
-        </w:rPr>
-        <w:t>htr</w:t>
-      </w:r>
-      <w:proofErr w:type="spellEnd"/>
-      <w:r>
-        <w:rPr>
-          <w:rFonts w:asciiTheme="minorBidi" w:hAnsiTheme="minorBidi"/>
-          <w:sz w:val="24"/>
-          <w:szCs w:val="24"/>
-        </w:rPr>
-        <w:t xml:space="preserve">/ library: the same </w:t>
-      </w:r>
-      <w:proofErr w:type="spellStart"/>
-      <w:r>
-        <w:rPr>
-          <w:rFonts w:asciiTheme="minorBidi" w:hAnsiTheme="minorBidi"/>
-          <w:sz w:val="24"/>
-          <w:szCs w:val="24"/>
-        </w:rPr>
-        <w:t>PyTorch</w:t>
-      </w:r>
-      <w:proofErr w:type="spellEnd"/>
-      <w:r>
-        <w:rPr>
-          <w:rFonts w:asciiTheme="minorBidi" w:hAnsiTheme="minorBidi"/>
-          <w:sz w:val="24"/>
-          <w:szCs w:val="24"/>
-        </w:rPr>
-        <w:t xml:space="preserve"> model, </w:t>
-      </w:r>
-      <w:proofErr w:type="spellStart"/>
-      <w:r>
-        <w:rPr>
-          <w:rFonts w:asciiTheme="minorBidi" w:hAnsiTheme="minorBidi"/>
-          <w:sz w:val="24"/>
-          <w:szCs w:val="24"/>
-        </w:rPr>
-        <w:t>jiwer</w:t>
-      </w:r>
-      <w:proofErr w:type="spellEnd"/>
-      <w:r>
-        <w:rPr>
-          <w:rFonts w:asciiTheme="minorBidi" w:hAnsiTheme="minorBidi"/>
-          <w:sz w:val="24"/>
-          <w:szCs w:val="24"/>
-        </w:rPr>
-        <w:t xml:space="preserve"> metrics, and Pillow preprocessing drive both batch experiments and the live </w:t>
-      </w:r>
-      <w:proofErr w:type="spellStart"/>
-      <w:r>
-        <w:rPr>
-          <w:rFonts w:asciiTheme="minorBidi" w:hAnsiTheme="minorBidi"/>
-          <w:sz w:val="24"/>
-          <w:szCs w:val="24"/>
-        </w:rPr>
-        <w:t>Gradio</w:t>
-      </w:r>
-      <w:proofErr w:type="spellEnd"/>
-      <w:r>
-        <w:rPr>
-          <w:rFonts w:asciiTheme="minorBidi" w:hAnsiTheme="minorBidi"/>
-          <w:sz w:val="24"/>
-          <w:szCs w:val="24"/>
-        </w:rPr>
-        <w:t xml:space="preserve"> demo. YAML </w:t>
-      </w:r>
-      <w:proofErr w:type="spellStart"/>
-      <w:r>
-        <w:rPr>
-          <w:rFonts w:asciiTheme="minorBidi" w:hAnsiTheme="minorBidi"/>
-          <w:sz w:val="24"/>
-          <w:szCs w:val="24"/>
-        </w:rPr>
-        <w:t>configs</w:t>
-      </w:r>
-      <w:proofErr w:type="spellEnd"/>
-      <w:r>
-        <w:rPr>
-          <w:rFonts w:asciiTheme="minorBidi" w:hAnsiTheme="minorBidi"/>
-          <w:sz w:val="24"/>
-          <w:szCs w:val="24"/>
-        </w:rPr>
-        <w:t xml:space="preserve"> and JSON/CSV artifacts ensure every implementation claim in this chapter maps to a reproducible file path, satisfying the traceability requirements of the thesis methodology.</w:t>
-      </w:r>
-    </w:p>
-    <w:p>
-      <w:pPr>
-        <w:pStyle w:val="NormalWeb"/>
-        <w:spacing w:after="100" w:line="360" w:lineRule="auto"/>
-        <w:jc w:val="both"/>
-        <w:rPr>
-          <w:rFonts w:asciiTheme="minorBidi" w:hAnsiTheme="minorBidi" w:cstheme="minorBidi"/>
-          <w:b/>
-          <w:bCs/>
-        </w:rPr>
-      </w:pPr>
+          <w:noProof/>
+          <w:sz w:val="24"/>
+          <w:szCs w:val="24"/>
+        </w:rPr>
+        <w:drawing>
+          <wp:inline distT="0" distB="0" distL="0" distR="0">
+            <wp:extent cx="5184734" cy="2622550"/>
+            <wp:effectExtent l="0" t="0" r="0" b="0"/>
+            <wp:docPr id="38" name="Picture 38"/>
+            <wp:cNvGraphicFramePr>
+              <a:graphicFrameLocks xmlns:a="http://schemas.openxmlformats.org/drawingml/2006/main" noChangeAspect="1"/>
+            </wp:cNvGraphicFramePr>
+            <a:graphic xmlns:a="http://schemas.openxmlformats.org/drawingml/2006/main">
+              <a:graphicData uri="http://schemas.openxmlformats.org/drawingml/2006/picture">
+                <pic:pic xmlns:pic="http://schemas.openxmlformats.org/drawingml/2006/picture">
+                  <pic:nvPicPr>
+                    <pic:cNvPr id="38" name="- visual selection(2).png"/>
+                    <pic:cNvPicPr/>
+                  </pic:nvPicPr>
+                  <pic:blipFill>
+                    <a:blip r:embed="rId68" cstate="print">
+                      <a:extLst>
+                        <a:ext uri="{28A0092B-C50C-407E-A947-70E740481C1C}">
+                          <a14:useLocalDpi xmlns:a14="http://schemas.microsoft.com/office/drawing/2010/main" val="0"/>
+                        </a:ext>
+                      </a:extLst>
+                    </a:blip>
+                    <a:stretch>
+                      <a:fillRect/>
+                    </a:stretch>
+                  </pic:blipFill>
+                  <pic:spPr>
+                    <a:xfrm>
+                      <a:off x="0" y="0"/>
+                      <a:ext cx="5215248" cy="2637985"/>
+                    </a:xfrm>
+                    <a:prstGeom prst="rect">
+                      <a:avLst/>
+                    </a:prstGeom>
+                  </pic:spPr>
+                </pic:pic>
+              </a:graphicData>
+            </a:graphic>
+          </wp:inline>
+        </w:drawing>
+      </w:r>
+      <w:bookmarkEnd w:id="9"/>
     </w:p>
     <w:sectPr>
-      <w:headerReference w:type="first" r:id="rId43"/>
-      <w:footerReference w:type="first" r:id="rId44"/>
+      <w:headerReference w:type="first" r:id="rId69"/>
+      <w:footerReference w:type="first" r:id="rId70"/>
       <w:pgSz w:w="11906" w:h="16838"/>
       <w:pgMar w:top="1418" w:right="1418" w:bottom="1418" w:left="1985" w:header="0" w:footer="720" w:gutter="0"/>
       <w:pgNumType w:start="40"/>
@@ -21003,7 +21581,7 @@
             </wp:anchor>
           </w:drawing>
         </mc:Choice>
-        <mc:Fallback>
+        <mc:Fallback xmlns="">
           <w:pict>
             <v:shapetype w14:anchorId="27800748" id="_x0000_t32" coordsize="21600,21600" o:spt="32" o:oned="t" path="m,l21600,21600e" filled="f">
               <v:path arrowok="t" fillok="f" o:connecttype="none"/>
@@ -21288,7 +21866,7 @@
             </wp:anchor>
           </w:drawing>
         </mc:Choice>
-        <mc:Fallback>
+        <mc:Fallback xmlns="">
           <w:pict>
             <v:shapetype w14:anchorId="0890263D" id="_x0000_t32" coordsize="21600,21600" o:spt="32" o:oned="t" path="m,l21600,21600e" filled="f">
               <v:path arrowok="t" fillok="f" o:connecttype="none"/>
@@ -21585,7 +22163,7 @@
             </wp:anchor>
           </w:drawing>
         </mc:Choice>
-        <mc:Fallback>
+        <mc:Fallback xmlns="">
           <w:pict>
             <v:shapetype w14:anchorId="218FB4E7" id="_x0000_t32" coordsize="21600,21600" o:spt="32" o:oned="t" path="m,l21600,21600e" filled="f">
               <v:path arrowok="t" fillok="f" o:connecttype="none"/>
@@ -21887,7 +22465,7 @@
             </wp:anchor>
           </w:drawing>
         </mc:Choice>
-        <mc:Fallback>
+        <mc:Fallback xmlns="">
           <w:pict>
             <v:shapetype w14:anchorId="2352D664" id="_x0000_t32" coordsize="21600,21600" o:spt="32" o:oned="t" path="m,l21600,21600e" filled="f">
               <v:path arrowok="t" fillok="f" o:connecttype="none"/>
@@ -22171,7 +22749,7 @@
             </wp:anchor>
           </w:drawing>
         </mc:Choice>
-        <mc:Fallback>
+        <mc:Fallback xmlns="">
           <w:pict>
             <v:shapetype w14:anchorId="66D0407D" id="_x0000_t32" coordsize="21600,21600" o:spt="32" o:oned="t" path="m,l21600,21600e" filled="f">
               <v:path arrowok="t" fillok="f" o:connecttype="none"/>
@@ -22468,7 +23046,7 @@
             </wp:anchor>
           </w:drawing>
         </mc:Choice>
-        <mc:Fallback>
+        <mc:Fallback xmlns="">
           <w:pict>
             <v:shapetype w14:anchorId="52C0CD58" id="_x0000_t32" coordsize="21600,21600" o:spt="32" o:oned="t" path="m,l21600,21600e" filled="f">
               <v:path arrowok="t" fillok="f" o:connecttype="none"/>
@@ -22782,7 +23360,7 @@
             </wp:anchor>
           </w:drawing>
         </mc:Choice>
-        <mc:Fallback>
+        <mc:Fallback xmlns="">
           <w:pict>
             <v:shapetype w14:anchorId="71B58725" id="_x0000_t32" coordsize="21600,21600" o:spt="32" o:oned="t" path="m,l21600,21600e" filled="f">
               <v:path arrowok="t" fillok="f" o:connecttype="none"/>
@@ -22893,7 +23471,7 @@
                                   <w:noProof/>
                                   <w:color w:val="000000"/>
                                 </w:rPr>
-                                <w:t>52</w:t>
+                                <w:t>58</w:t>
                               </w:r>
                               <w:r>
                                 <w:rPr>
@@ -22978,7 +23556,7 @@
                             <w:noProof/>
                             <w:color w:val="000000"/>
                           </w:rPr>
-                          <w:t>52</w:t>
+                          <w:t>58</w:t>
                         </w:r>
                         <w:r>
                           <w:rPr>
@@ -23244,7 +23822,7 @@
                 </wp:anchor>
               </w:drawing>
             </mc:Choice>
-            <mc:Fallback>
+            <mc:Fallback xmlns="">
               <w:pict>
                 <v:shapetype w14:anchorId="70B4240F" id="_x0000_t32" coordsize="21600,21600" o:spt="32" o:oned="t" path="m,l21600,21600e" filled="f">
                   <v:path arrowok="t" fillok="f" o:connecttype="none"/>
@@ -23328,7 +23906,7 @@
             </wp:anchor>
           </w:drawing>
         </mc:Choice>
-        <mc:Fallback>
+        <mc:Fallback xmlns="">
           <w:pict>
             <v:shapetype w14:anchorId="6951A8DC" id="_x0000_t32" coordsize="21600,21600" o:spt="32" o:oned="t" path="m,l21600,21600e" filled="f">
               <v:path arrowok="t" fillok="f" o:connecttype="none"/>
@@ -23612,7 +24190,7 @@
             </wp:anchor>
           </w:drawing>
         </mc:Choice>
-        <mc:Fallback>
+        <mc:Fallback xmlns="">
           <w:pict>
             <v:shapetype w14:anchorId="61426108" id="_x0000_t32" coordsize="21600,21600" o:spt="32" o:oned="t" path="m,l21600,21600e" filled="f">
               <v:path arrowok="t" fillok="f" o:connecttype="none"/>
@@ -23909,7 +24487,7 @@
             </wp:anchor>
           </w:drawing>
         </mc:Choice>
-        <mc:Fallback>
+        <mc:Fallback xmlns="">
           <w:pict>
             <v:shapetype w14:anchorId="12D9795E" id="_x0000_t32" coordsize="21600,21600" o:spt="32" o:oned="t" path="m,l21600,21600e" filled="f">
               <v:path arrowok="t" fillok="f" o:connecttype="none"/>
@@ -24211,7 +24789,7 @@
             </wp:anchor>
           </w:drawing>
         </mc:Choice>
-        <mc:Fallback>
+        <mc:Fallback xmlns="">
           <w:pict>
             <v:shapetype w14:anchorId="7245DD65" id="_x0000_t32" coordsize="21600,21600" o:spt="32" o:oned="t" path="m,l21600,21600e" filled="f">
               <v:path arrowok="t" fillok="f" o:connecttype="none"/>
@@ -24491,7 +25069,7 @@
   <w:abstractNum w:abstractNumId="1" w15:restartNumberingAfterBreak="0">
     <w:nsid w:val="FFFFFF88"/>
     <w:multiLevelType w:val="singleLevel"/>
-    <w:tmpl w:val="1916DA90"/>
+    <w:tmpl w:val="B3E02A42"/>
     <w:lvl w:ilvl="0">
       <w:start w:val="1"/>
       <w:numFmt w:val="decimal"/>
@@ -24509,10 +25087,11 @@
   <w:abstractNum w:abstractNumId="2" w15:restartNumberingAfterBreak="0">
     <w:nsid w:val="FFFFFF89"/>
     <w:multiLevelType w:val="singleLevel"/>
-    <w:tmpl w:val="0409000D"/>
+    <w:tmpl w:val="87DC8DD4"/>
     <w:lvl w:ilvl="0">
       <w:start w:val="1"/>
       <w:numFmt w:val="bullet"/>
+      <w:pStyle w:val="ListBullet"/>
       <w:lvlText w:val=""/>
       <w:lvlJc w:val="left"/>
       <w:pPr>
@@ -26106,6 +26685,119 @@
     </w:lvl>
   </w:abstractNum>
   <w:abstractNum w:abstractNumId="15" w15:restartNumberingAfterBreak="0">
+    <w:nsid w:val="44FF262C"/>
+    <w:multiLevelType w:val="multilevel"/>
+    <w:tmpl w:val="408C8A4C"/>
+    <w:lvl w:ilvl="0">
+      <w:start w:val="4"/>
+      <w:numFmt w:val="decimal"/>
+      <w:lvlText w:val="%1"/>
+      <w:lvlJc w:val="left"/>
+      <w:pPr>
+        <w:ind w:left="480" w:hanging="480"/>
+      </w:pPr>
+      <w:rPr>
+        <w:rFonts w:hint="default"/>
+      </w:rPr>
+    </w:lvl>
+    <w:lvl w:ilvl="1">
+      <w:start w:val="7"/>
+      <w:numFmt w:val="decimal"/>
+      <w:lvlText w:val="%1.%2"/>
+      <w:lvlJc w:val="left"/>
+      <w:pPr>
+        <w:ind w:left="480" w:hanging="480"/>
+      </w:pPr>
+      <w:rPr>
+        <w:rFonts w:hint="default"/>
+      </w:rPr>
+    </w:lvl>
+    <w:lvl w:ilvl="2">
+      <w:start w:val="1"/>
+      <w:numFmt w:val="decimal"/>
+      <w:lvlText w:val="%1.%2.%3"/>
+      <w:lvlJc w:val="left"/>
+      <w:pPr>
+        <w:ind w:left="720" w:hanging="720"/>
+      </w:pPr>
+      <w:rPr>
+        <w:rFonts w:hint="default"/>
+      </w:rPr>
+    </w:lvl>
+    <w:lvl w:ilvl="3">
+      <w:start w:val="1"/>
+      <w:numFmt w:val="decimal"/>
+      <w:lvlText w:val="%1.%2.%3.%4"/>
+      <w:lvlJc w:val="left"/>
+      <w:pPr>
+        <w:ind w:left="720" w:hanging="720"/>
+      </w:pPr>
+      <w:rPr>
+        <w:rFonts w:hint="default"/>
+      </w:rPr>
+    </w:lvl>
+    <w:lvl w:ilvl="4">
+      <w:start w:val="1"/>
+      <w:numFmt w:val="decimal"/>
+      <w:lvlText w:val="%1.%2.%3.%4.%5"/>
+      <w:lvlJc w:val="left"/>
+      <w:pPr>
+        <w:ind w:left="1080" w:hanging="1080"/>
+      </w:pPr>
+      <w:rPr>
+        <w:rFonts w:hint="default"/>
+      </w:rPr>
+    </w:lvl>
+    <w:lvl w:ilvl="5">
+      <w:start w:val="1"/>
+      <w:numFmt w:val="decimal"/>
+      <w:lvlText w:val="%1.%2.%3.%4.%5.%6"/>
+      <w:lvlJc w:val="left"/>
+      <w:pPr>
+        <w:ind w:left="1080" w:hanging="1080"/>
+      </w:pPr>
+      <w:rPr>
+        <w:rFonts w:hint="default"/>
+      </w:rPr>
+    </w:lvl>
+    <w:lvl w:ilvl="6">
+      <w:start w:val="1"/>
+      <w:numFmt w:val="decimal"/>
+      <w:lvlText w:val="%1.%2.%3.%4.%5.%6.%7"/>
+      <w:lvlJc w:val="left"/>
+      <w:pPr>
+        <w:ind w:left="1440" w:hanging="1440"/>
+      </w:pPr>
+      <w:rPr>
+        <w:rFonts w:hint="default"/>
+      </w:rPr>
+    </w:lvl>
+    <w:lvl w:ilvl="7">
+      <w:start w:val="1"/>
+      <w:numFmt w:val="decimal"/>
+      <w:lvlText w:val="%1.%2.%3.%4.%5.%6.%7.%8"/>
+      <w:lvlJc w:val="left"/>
+      <w:pPr>
+        <w:ind w:left="1440" w:hanging="1440"/>
+      </w:pPr>
+      <w:rPr>
+        <w:rFonts w:hint="default"/>
+      </w:rPr>
+    </w:lvl>
+    <w:lvl w:ilvl="8">
+      <w:start w:val="1"/>
+      <w:numFmt w:val="decimal"/>
+      <w:lvlText w:val="%1.%2.%3.%4.%5.%6.%7.%8.%9"/>
+      <w:lvlJc w:val="left"/>
+      <w:pPr>
+        <w:ind w:left="1800" w:hanging="1800"/>
+      </w:pPr>
+      <w:rPr>
+        <w:rFonts w:hint="default"/>
+      </w:rPr>
+    </w:lvl>
+  </w:abstractNum>
+  <w:abstractNum w:abstractNumId="16" w15:restartNumberingAfterBreak="0">
     <w:nsid w:val="4CF33A4E"/>
     <w:multiLevelType w:val="multilevel"/>
     <w:tmpl w:val="F5AA428A"/>
@@ -26218,7 +26910,7 @@
       </w:pPr>
     </w:lvl>
   </w:abstractNum>
-  <w:abstractNum w:abstractNumId="16" w15:restartNumberingAfterBreak="0">
+  <w:abstractNum w:abstractNumId="17" w15:restartNumberingAfterBreak="0">
     <w:nsid w:val="52B662FD"/>
     <w:multiLevelType w:val="multilevel"/>
     <w:tmpl w:val="A6A6A08A"/>
@@ -26358,7 +27050,7 @@
       </w:rPr>
     </w:lvl>
   </w:abstractNum>
-  <w:abstractNum w:abstractNumId="17" w15:restartNumberingAfterBreak="0">
+  <w:abstractNum w:abstractNumId="18" w15:restartNumberingAfterBreak="0">
     <w:nsid w:val="54534219"/>
     <w:multiLevelType w:val="multilevel"/>
     <w:tmpl w:val="DB90C9DE"/>
@@ -26498,7 +27190,7 @@
       </w:rPr>
     </w:lvl>
   </w:abstractNum>
-  <w:abstractNum w:abstractNumId="18" w15:restartNumberingAfterBreak="0">
+  <w:abstractNum w:abstractNumId="19" w15:restartNumberingAfterBreak="0">
     <w:nsid w:val="5BA813FB"/>
     <w:multiLevelType w:val="multilevel"/>
     <w:tmpl w:val="8B6883A8"/>
@@ -26620,7 +27312,7 @@
       </w:pPr>
     </w:lvl>
   </w:abstractNum>
-  <w:abstractNum w:abstractNumId="19" w15:restartNumberingAfterBreak="0">
+  <w:abstractNum w:abstractNumId="20" w15:restartNumberingAfterBreak="0">
     <w:nsid w:val="5DDA300A"/>
     <w:multiLevelType w:val="multilevel"/>
     <w:tmpl w:val="5680FC1E"/>
@@ -26760,7 +27452,7 @@
       </w:rPr>
     </w:lvl>
   </w:abstractNum>
-  <w:abstractNum w:abstractNumId="20" w15:restartNumberingAfterBreak="0">
+  <w:abstractNum w:abstractNumId="21" w15:restartNumberingAfterBreak="0">
     <w:nsid w:val="5F700BD0"/>
     <w:multiLevelType w:val="multilevel"/>
     <w:tmpl w:val="96F0E8E0"/>
@@ -26900,7 +27592,7 @@
       </w:rPr>
     </w:lvl>
   </w:abstractNum>
-  <w:abstractNum w:abstractNumId="21" w15:restartNumberingAfterBreak="0">
+  <w:abstractNum w:abstractNumId="22" w15:restartNumberingAfterBreak="0">
     <w:nsid w:val="60001B7B"/>
     <w:multiLevelType w:val="multilevel"/>
     <w:tmpl w:val="CB74C5B8"/>
@@ -27040,7 +27732,7 @@
       </w:rPr>
     </w:lvl>
   </w:abstractNum>
-  <w:abstractNum w:abstractNumId="22" w15:restartNumberingAfterBreak="0">
+  <w:abstractNum w:abstractNumId="23" w15:restartNumberingAfterBreak="0">
     <w:nsid w:val="616819EC"/>
     <w:multiLevelType w:val="hybridMultilevel"/>
     <w:tmpl w:val="4B648C80"/>
@@ -27153,7 +27845,7 @@
       </w:rPr>
     </w:lvl>
   </w:abstractNum>
-  <w:abstractNum w:abstractNumId="23" w15:restartNumberingAfterBreak="0">
+  <w:abstractNum w:abstractNumId="24" w15:restartNumberingAfterBreak="0">
     <w:nsid w:val="6B6F5778"/>
     <w:multiLevelType w:val="multilevel"/>
     <w:tmpl w:val="B462C124"/>
@@ -27266,7 +27958,7 @@
       </w:pPr>
     </w:lvl>
   </w:abstractNum>
-  <w:abstractNum w:abstractNumId="24" w15:restartNumberingAfterBreak="0">
+  <w:abstractNum w:abstractNumId="25" w15:restartNumberingAfterBreak="0">
     <w:nsid w:val="786D3445"/>
     <w:multiLevelType w:val="hybridMultilevel"/>
     <w:tmpl w:val="EB409FDE"/>
@@ -27380,13 +28072,13 @@
     </w:lvl>
   </w:abstractNum>
   <w:num w:numId="1">
-    <w:abstractNumId w:val="15"/>
+    <w:abstractNumId w:val="16"/>
   </w:num>
   <w:num w:numId="2">
     <w:abstractNumId w:val="3"/>
   </w:num>
   <w:num w:numId="3">
-    <w:abstractNumId w:val="23"/>
+    <w:abstractNumId w:val="24"/>
   </w:num>
   <w:num w:numId="4">
     <w:abstractNumId w:val="6"/>
@@ -27395,13 +28087,13 @@
     <w:abstractNumId w:val="9"/>
   </w:num>
   <w:num w:numId="6">
-    <w:abstractNumId w:val="19"/>
+    <w:abstractNumId w:val="20"/>
   </w:num>
   <w:num w:numId="7">
-    <w:abstractNumId w:val="17"/>
+    <w:abstractNumId w:val="18"/>
   </w:num>
   <w:num w:numId="8">
-    <w:abstractNumId w:val="20"/>
+    <w:abstractNumId w:val="21"/>
   </w:num>
   <w:num w:numId="9">
     <w:abstractNumId w:val="11"/>
@@ -27410,16 +28102,16 @@
     <w:abstractNumId w:val="5"/>
   </w:num>
   <w:num w:numId="11">
-    <w:abstractNumId w:val="21"/>
+    <w:abstractNumId w:val="22"/>
   </w:num>
   <w:num w:numId="12">
-    <w:abstractNumId w:val="18"/>
+    <w:abstractNumId w:val="19"/>
   </w:num>
   <w:num w:numId="13">
     <w:abstractNumId w:val="12"/>
   </w:num>
   <w:num w:numId="14">
-    <w:abstractNumId w:val="24"/>
+    <w:abstractNumId w:val="25"/>
   </w:num>
   <w:num w:numId="15">
     <w:abstractNumId w:val="14"/>
@@ -27428,7 +28120,7 @@
     <w:abstractNumId w:val="10"/>
   </w:num>
   <w:num w:numId="17">
-    <w:abstractNumId w:val="22"/>
+    <w:abstractNumId w:val="23"/>
   </w:num>
   <w:num w:numId="18">
     <w:abstractNumId w:val="4"/>
@@ -27449,10 +28141,13 @@
     <w:abstractNumId w:val="0"/>
   </w:num>
   <w:num w:numId="24">
-    <w:abstractNumId w:val="16"/>
+    <w:abstractNumId w:val="17"/>
   </w:num>
   <w:num w:numId="25">
     <w:abstractNumId w:val="1"/>
+  </w:num>
+  <w:num w:numId="26">
+    <w:abstractNumId w:val="15"/>
   </w:num>
 </w:numbering>
 </file>
@@ -28656,6 +29351,66 @@
       </w:rPr>
     </w:tblStylePr>
   </w:style>
+  <w:style w:type="table" w:styleId="PlainTable1">
+    <w:name w:val="Plain Table 1"/>
+    <w:basedOn w:val="TableNormal"/>
+    <w:uiPriority w:val="41"/>
+    <w:rsid w:val="00510701"/>
+    <w:tblPr>
+      <w:tblStyleRowBandSize w:val="1"/>
+      <w:tblStyleColBandSize w:val="1"/>
+      <w:tblBorders>
+        <w:top w:val="single" w:sz="4" w:space="0" w:color="BFBFBF" w:themeColor="background1" w:themeShade="BF"/>
+        <w:left w:val="single" w:sz="4" w:space="0" w:color="BFBFBF" w:themeColor="background1" w:themeShade="BF"/>
+        <w:bottom w:val="single" w:sz="4" w:space="0" w:color="BFBFBF" w:themeColor="background1" w:themeShade="BF"/>
+        <w:right w:val="single" w:sz="4" w:space="0" w:color="BFBFBF" w:themeColor="background1" w:themeShade="BF"/>
+        <w:insideH w:val="single" w:sz="4" w:space="0" w:color="BFBFBF" w:themeColor="background1" w:themeShade="BF"/>
+        <w:insideV w:val="single" w:sz="4" w:space="0" w:color="BFBFBF" w:themeColor="background1" w:themeShade="BF"/>
+      </w:tblBorders>
+    </w:tblPr>
+    <w:tblStylePr w:type="firstRow">
+      <w:rPr>
+        <w:b/>
+        <w:bCs/>
+      </w:rPr>
+    </w:tblStylePr>
+    <w:tblStylePr w:type="lastRow">
+      <w:rPr>
+        <w:b/>
+        <w:bCs/>
+      </w:rPr>
+      <w:tblPr/>
+      <w:tcPr>
+        <w:tcBorders>
+          <w:top w:val="double" w:sz="4" w:space="0" w:color="BFBFBF" w:themeColor="background1" w:themeShade="BF"/>
+        </w:tcBorders>
+      </w:tcPr>
+    </w:tblStylePr>
+    <w:tblStylePr w:type="firstCol">
+      <w:rPr>
+        <w:b/>
+        <w:bCs/>
+      </w:rPr>
+    </w:tblStylePr>
+    <w:tblStylePr w:type="lastCol">
+      <w:rPr>
+        <w:b/>
+        <w:bCs/>
+      </w:rPr>
+    </w:tblStylePr>
+    <w:tblStylePr w:type="band1Vert">
+      <w:tblPr/>
+      <w:tcPr>
+        <w:shd w:val="clear" w:color="auto" w:fill="F2F2F2" w:themeFill="background1" w:themeFillShade="F2"/>
+      </w:tcPr>
+    </w:tblStylePr>
+    <w:tblStylePr w:type="band1Horz">
+      <w:tblPr/>
+      <w:tcPr>
+        <w:shd w:val="clear" w:color="auto" w:fill="F2F2F2" w:themeFill="background1" w:themeFillShade="F2"/>
+      </w:tcPr>
+    </w:tblStylePr>
+  </w:style>
 </w:styles>
 </file>
 
@@ -29153,7 +29908,7 @@
 </file>
 
 <file path=customXml/itemProps1.xml><?xml version="1.0" encoding="utf-8"?>
-<ds:datastoreItem xmlns:ds="http://schemas.openxmlformats.org/officeDocument/2006/customXml" ds:itemID="{F13B9D22-BA21-4159-8C56-CB111DDB07B6}">
+<ds:datastoreItem xmlns:ds="http://schemas.openxmlformats.org/officeDocument/2006/customXml" ds:itemID="{F7BA9576-97CF-4314-B110-F76BE0880EAD}">
   <ds:schemaRefs>
     <ds:schemaRef ds:uri="http://schemas.openxmlformats.org/officeDocument/2006/bibliography"/>
   </ds:schemaRefs>
